--- a/entregas-0706067/rastreados/10 APC 0706067-31 Orana Marcos DP indeferimento inicial emenda documentos não indispensáveis comprovantes pagamento.docx
+++ b/entregas-0706067/rastreados/10 APC 0706067-31 Orana Marcos DP indeferimento inicial emenda documentos não indispensáveis comprovantes pagamento.docx
@@ -374,7 +374,6 @@
                   <w:listItem w:displayText="Conselho da Magistratura" w:value="Conselho da Magistratura"/>
                 </w:dropDownList>
               </w:sdtPr>
-              <w:sdtEndPr/>
               <w:sdtContent>
                 <w:r>
                   <w:rPr>
@@ -479,7 +478,6 @@
                 <w:listItem w:displayText="Petição" w:value="Petição"/>
               </w:comboBox>
             </w:sdtPr>
-            <w:sdtEndPr/>
             <w:sdtContent>
               <w:p>
                 <w:pPr>
@@ -575,6 +573,7 @@
               </w:rPr>
             </w:pPr>
             <w:commentRangeStart w:id="0"/>
+            <w:commentRangeStart w:id="1"/>
             <w:r>
               <w:rPr>
                 <w:rFonts w:ascii="Arial" w:eastAsia="Arial" w:hAnsi="Arial" w:cs="Arial"/>
@@ -592,6 +591,16 @@
                 <w:szCs w:val="28"/>
               </w:rPr>
               <w:commentReference w:id="0"/>
+            </w:r>
+            <w:commentRangeEnd w:id="1"/>
+            <w:r>
+              <w:rPr>
+                <w:rStyle w:val="Refdecomentrio"/>
+                <w:rFonts w:ascii="Arial" w:hAnsi="Arial" w:cs="Arial"/>
+                <w:sz w:val="28"/>
+                <w:szCs w:val="28"/>
+              </w:rPr>
+              <w:commentReference w:id="1"/>
             </w:r>
           </w:p>
         </w:tc>
@@ -641,7 +650,6 @@
                   <w:listItem w:displayText="Exequente" w:value="Exequente"/>
                 </w:comboBox>
               </w:sdtPr>
-              <w:sdtEndPr/>
               <w:sdtContent>
                 <w:r>
                   <w:rPr>
@@ -754,7 +762,6 @@
                   <w:listItem w:displayText="Suscitado" w:value="Suscitado"/>
                 </w:comboBox>
               </w:sdtPr>
-              <w:sdtEndPr/>
               <w:sdtContent>
                 <w:r>
                   <w:rPr>
@@ -927,19 +934,12 @@
     <w:p>
       <w:pPr>
         <w:spacing w:after="0" w:line="360" w:lineRule="auto"/>
-        <w:jc w:val="left"/>
-        <w:rPr>
-          <w:rFonts w:ascii="Arial" w:eastAsia="Arial" w:hAnsi="Arial" w:cs="Arial"/>
-          <w:color w:val="595959"/>
-          <w:sz w:val="28"/>
-          <w:szCs w:val="28"/>
-        </w:rPr>
-        <w:pPrChange w:id="1009" w:author="Assessor GDSXSR" w:date="2026-10-29T18:30:42Z">
-          <w:pPr>
-            <w:spacing w:after="0" w:line="360" w:lineRule="auto"/>
-            <w:jc w:val="center"/>
-          </w:pPr>
-        </w:pPrChange>
+        <w:rPr>
+          <w:rFonts w:ascii="Arial" w:eastAsia="Arial" w:hAnsi="Arial" w:cs="Arial"/>
+          <w:color w:val="595959"/>
+          <w:sz w:val="28"/>
+          <w:szCs w:val="28"/>
+        </w:rPr>
       </w:pPr>
       <w:r>
         <w:rPr>
@@ -964,7 +964,7 @@
           <w:szCs w:val="28"/>
         </w:rPr>
       </w:pPr>
-      <w:commentRangeStart w:id="9"/>
+      <w:commentRangeStart w:id="2"/>
       <w:r>
         <w:rPr>
           <w:rFonts w:ascii="Arial" w:eastAsia="Arial" w:hAnsi="Arial" w:cs="Arial"/>
@@ -974,32 +974,34 @@
         </w:rPr>
         <w:t xml:space="preserve">APELAÇÃO CÍVEL. DIREITO PROCESSUAL CIVIL. AÇÃO DE RESCISÃO DE PROMESSA DE COMPRA E VENDA. INDEFERIMENTO DA PETIÇÃO INICIAL. EMENDA. DOCUMENTOS INDISPENSÁVEIS À PROPOSITURA DA AÇÃO. COMPROVANTE DE RESIDÊNCIA. COMPROVANTES DE PAGAMENTO. GRATUIDADE DE JUSTIÇA. CITAÇÃO PARA CONTRARRAZÕES. </w:t>
       </w:r>
-      <w:commentRangeEnd w:id="9"/>
-      <w:r>
-        <w:rPr>
-          <w:rStyle w:val="CommentReference"/>
-        </w:rPr>
-        <w:commentReference w:id="9"/>
-      </w:r>
-      <w:ins w:id="1010" w:author="Assessor GDSXSR" w:date="2026-10-29T18:30:42Z">
-        <w:r>
-          <w:rPr>
-            <w:rFonts w:ascii="Arial" w:eastAsia="Arial" w:hAnsi="Arial" w:cs="Arial"/>
-            <w:color w:val="808080"/>
-            <w:sz w:val="28"/>
-            <w:szCs w:val="28"/>
-          </w:rPr>
-          <w:t xml:space="preserve">SENTENÇA CASSADA. </w:t>
-        </w:r>
-      </w:ins>
-      <w:r>
-        <w:rPr>
-          <w:rFonts w:ascii="Arial" w:eastAsia="Arial" w:hAnsi="Arial" w:cs="Arial"/>
-          <w:color w:val="595959"/>
-          <w:sz w:val="28"/>
-          <w:szCs w:val="28"/>
-        </w:rPr>
-        <w:t xml:space="preserve">RECURSO PROVIDO.</w:t>
+      <w:commentRangeEnd w:id="2"/>
+      <w:r>
+        <w:rPr>
+          <w:rStyle w:val="Refdecomentrio"/>
+          <w:rFonts w:ascii="Arial" w:eastAsia="Arial" w:hAnsi="Arial" w:cs="Arial"/>
+          <w:color w:val="808080"/>
+          <w:sz w:val="28"/>
+          <w:szCs w:val="28"/>
+        </w:rPr>
+        <w:commentReference w:id="2"/>
+      </w:r>
+      <w:r>
+        <w:rPr>
+          <w:rFonts w:ascii="Arial" w:eastAsia="Arial" w:hAnsi="Arial" w:cs="Arial"/>
+          <w:color w:val="808080"/>
+          <w:sz w:val="28"/>
+          <w:szCs w:val="28"/>
+        </w:rPr>
+        <w:t xml:space="preserve">SENTENÇA CASSADA. </w:t>
+      </w:r>
+      <w:r>
+        <w:rPr>
+          <w:rFonts w:ascii="Arial" w:eastAsia="Arial" w:hAnsi="Arial" w:cs="Arial"/>
+          <w:color w:val="595959"/>
+          <w:sz w:val="28"/>
+          <w:szCs w:val="28"/>
+        </w:rPr>
+        <w:t>RECURSO PROVIDO.</w:t>
       </w:r>
     </w:p>
     <w:p>
@@ -1036,54 +1038,45 @@
           <w:szCs w:val="28"/>
         </w:rPr>
       </w:pPr>
-      <w:commentRangeStart w:id="10"/>
-      <w:r>
-        <w:rPr>
-          <w:rFonts w:ascii="Arial" w:eastAsia="Arial" w:hAnsi="Arial" w:cs="Arial"/>
-          <w:color w:val="595959"/>
-          <w:sz w:val="28"/>
-          <w:szCs w:val="28"/>
-        </w:rPr>
-        <w:t xml:space="preserve">1. Ação de rescisão de contrato de promessa de compra e venda de lote cumulada com restituição de valores pagos e indenização por danos morais, proposta por </w:t>
-      </w:r>
-      <w:commentRangeEnd w:id="10"/>
-      <w:r>
-        <w:rPr>
-          <w:rStyle w:val="CommentReference"/>
-        </w:rPr>
-        <w:commentReference w:id="10"/>
-      </w:r>
-      <w:ins w:id="1011" w:author="Assessor GDSXSR" w:date="2026-10-29T18:30:42Z">
-        <w:r>
-          <w:rPr>
-            <w:rFonts w:ascii="Arial" w:eastAsia="Arial" w:hAnsi="Arial" w:cs="Arial"/>
-            <w:color w:val="808080"/>
-            <w:sz w:val="28"/>
-            <w:szCs w:val="28"/>
-          </w:rPr>
-          <w:t xml:space="preserve">pedreiro, </w:t>
-        </w:r>
-      </w:ins>
-      <w:r>
-        <w:rPr>
-          <w:rFonts w:ascii="Arial" w:eastAsia="Arial" w:hAnsi="Arial" w:cs="Arial"/>
-          <w:color w:val="595959"/>
-          <w:sz w:val="28"/>
-          <w:szCs w:val="28"/>
-        </w:rPr>
-        <w:t xml:space="preserve">pessoa natural</w:t>
-      </w:r>
-      <w:ins w:id="1012" w:author="Assessor GDSXSR" w:date="2026-10-29T18:30:42Z">
-        <w:r>
-          <w:rPr>
-            <w:rFonts w:ascii="Arial" w:eastAsia="Arial" w:hAnsi="Arial" w:cs="Arial"/>
-            <w:color w:val="808080"/>
-            <w:sz w:val="28"/>
-            <w:szCs w:val="28"/>
-          </w:rPr>
-          <w:t xml:space="preserve">,</w:t>
-        </w:r>
-      </w:ins>
+      <w:commentRangeStart w:id="3"/>
+      <w:r>
+        <w:rPr>
+          <w:rFonts w:ascii="Arial" w:eastAsia="Arial" w:hAnsi="Arial" w:cs="Arial"/>
+          <w:color w:val="595959"/>
+          <w:sz w:val="28"/>
+          <w:szCs w:val="28"/>
+        </w:rPr>
+        <w:t xml:space="preserve">1. Ação de rescisão de contrato de promessa de compra e venda de lote cumulada com restituição de valores pagos e indenização por danos morais, proposta </w:t>
+      </w:r>
+      <w:commentRangeEnd w:id="3"/>
+      <w:r>
+        <w:rPr>
+          <w:rStyle w:val="Refdecomentrio"/>
+          <w:rFonts w:ascii="Arial" w:eastAsia="Arial" w:hAnsi="Arial" w:cs="Arial"/>
+          <w:color w:val="595959"/>
+          <w:sz w:val="28"/>
+          <w:szCs w:val="28"/>
+        </w:rPr>
+        <w:commentReference w:id="3"/>
+      </w:r>
+      <w:r>
+        <w:rPr>
+          <w:rFonts w:ascii="Arial" w:eastAsia="Arial" w:hAnsi="Arial" w:cs="Arial"/>
+          <w:color w:val="595959"/>
+          <w:sz w:val="28"/>
+          <w:szCs w:val="28"/>
+        </w:rPr>
+        <w:t>pessoa natural</w:t>
+      </w:r>
+      <w:r>
+        <w:rPr>
+          <w:rFonts w:ascii="Arial" w:eastAsia="Arial" w:hAnsi="Arial" w:cs="Arial"/>
+          <w:color w:val="808080"/>
+          <w:sz w:val="28"/>
+          <w:szCs w:val="28"/>
+        </w:rPr>
+        <w:t>,</w:t>
+      </w:r>
       <w:r>
         <w:rPr>
           <w:rFonts w:ascii="Arial" w:eastAsia="Arial" w:hAnsi="Arial" w:cs="Arial"/>
@@ -1093,28 +1086,15 @@
         </w:rPr>
         <w:t xml:space="preserve"> contra pessoa natural e G-</w:t>
       </w:r>
-      <w:del w:id="1013" w:author="Assessor GDSXSR" w:date="2026-10-29T18:30:42Z">
-        <w:r>
-          <w:rPr>
-            <w:rFonts w:ascii="Arial" w:eastAsia="Arial" w:hAnsi="Arial" w:cs="Arial"/>
-            <w:color w:val="595959"/>
-            <w:sz w:val="28"/>
-            <w:szCs w:val="28"/>
-          </w:rPr>
-          <w:delText xml:space="preserve">MILK</w:delText>
-        </w:r>
-      </w:del>
-      <w:ins w:id="1014" w:author="Assessor GDSXSR" w:date="2026-10-29T18:30:42Z">
-        <w:r>
-          <w:rPr>
-            <w:rFonts w:ascii="Arial" w:eastAsia="Arial" w:hAnsi="Arial" w:cs="Arial"/>
-            <w:color w:val="808080"/>
-            <w:sz w:val="28"/>
-            <w:szCs w:val="28"/>
-          </w:rPr>
-          <w:t xml:space="preserve">Milk</w:t>
-        </w:r>
-      </w:ins>
+      <w:r>
+        <w:rPr>
+          <w:rFonts w:ascii="Arial" w:eastAsia="Arial" w:hAnsi="Arial" w:cs="Arial"/>
+          <w:color w:val="808080"/>
+          <w:sz w:val="28"/>
+          <w:szCs w:val="28"/>
+        </w:rPr>
+        <w:t>Milk</w:t>
+      </w:r>
       <w:r>
         <w:rPr>
           <w:rFonts w:ascii="Arial" w:eastAsia="Arial" w:hAnsi="Arial" w:cs="Arial"/>
@@ -1124,28 +1104,15 @@
         </w:rPr>
         <w:t xml:space="preserve"> </w:t>
       </w:r>
-      <w:del w:id="1015" w:author="Assessor GDSXSR" w:date="2026-10-29T18:30:42Z">
-        <w:r>
-          <w:rPr>
-            <w:rFonts w:ascii="Arial" w:eastAsia="Arial" w:hAnsi="Arial" w:cs="Arial"/>
-            <w:color w:val="595959"/>
-            <w:sz w:val="28"/>
-            <w:szCs w:val="28"/>
-          </w:rPr>
-          <w:delText xml:space="preserve">AGROPECUÁRIA</w:delText>
-        </w:r>
-      </w:del>
-      <w:ins w:id="1016" w:author="Assessor GDSXSR" w:date="2026-10-29T18:30:42Z">
-        <w:r>
-          <w:rPr>
-            <w:rFonts w:ascii="Arial" w:eastAsia="Arial" w:hAnsi="Arial" w:cs="Arial"/>
-            <w:color w:val="808080"/>
-            <w:sz w:val="28"/>
-            <w:szCs w:val="28"/>
-          </w:rPr>
-          <w:t xml:space="preserve">Agropecuária</w:t>
-        </w:r>
-      </w:ins>
+      <w:r>
+        <w:rPr>
+          <w:rFonts w:ascii="Arial" w:eastAsia="Arial" w:hAnsi="Arial" w:cs="Arial"/>
+          <w:color w:val="808080"/>
+          <w:sz w:val="28"/>
+          <w:szCs w:val="28"/>
+        </w:rPr>
+        <w:t>Agropecuária</w:t>
+      </w:r>
       <w:r>
         <w:rPr>
           <w:rFonts w:ascii="Arial" w:eastAsia="Arial" w:hAnsi="Arial" w:cs="Arial"/>
@@ -1155,28 +1122,15 @@
         </w:rPr>
         <w:t xml:space="preserve"> </w:t>
       </w:r>
-      <w:del w:id="1017" w:author="Assessor GDSXSR" w:date="2026-10-29T18:30:42Z">
-        <w:r>
-          <w:rPr>
-            <w:rFonts w:ascii="Arial" w:eastAsia="Arial" w:hAnsi="Arial" w:cs="Arial"/>
-            <w:color w:val="595959"/>
-            <w:sz w:val="28"/>
-            <w:szCs w:val="28"/>
-          </w:rPr>
-          <w:delText xml:space="preserve">E</w:delText>
-        </w:r>
-      </w:del>
-      <w:ins w:id="1018" w:author="Assessor GDSXSR" w:date="2026-10-29T18:30:42Z">
-        <w:r>
-          <w:rPr>
-            <w:rFonts w:ascii="Arial" w:eastAsia="Arial" w:hAnsi="Arial" w:cs="Arial"/>
-            <w:color w:val="808080"/>
-            <w:sz w:val="28"/>
-            <w:szCs w:val="28"/>
-          </w:rPr>
-          <w:t xml:space="preserve">e</w:t>
-        </w:r>
-      </w:ins>
+      <w:r>
+        <w:rPr>
+          <w:rFonts w:ascii="Arial" w:eastAsia="Arial" w:hAnsi="Arial" w:cs="Arial"/>
+          <w:color w:val="808080"/>
+          <w:sz w:val="28"/>
+          <w:szCs w:val="28"/>
+        </w:rPr>
+        <w:t>e</w:t>
+      </w:r>
       <w:r>
         <w:rPr>
           <w:rFonts w:ascii="Arial" w:eastAsia="Arial" w:hAnsi="Arial" w:cs="Arial"/>
@@ -1186,28 +1140,15 @@
         </w:rPr>
         <w:t xml:space="preserve"> </w:t>
       </w:r>
-      <w:del w:id="1019" w:author="Assessor GDSXSR" w:date="2026-10-29T18:30:42Z">
-        <w:r>
-          <w:rPr>
-            <w:rFonts w:ascii="Arial" w:eastAsia="Arial" w:hAnsi="Arial" w:cs="Arial"/>
-            <w:color w:val="595959"/>
-            <w:sz w:val="28"/>
-            <w:szCs w:val="28"/>
-          </w:rPr>
-          <w:delText xml:space="preserve">LATICÍNIOS</w:delText>
-        </w:r>
-      </w:del>
-      <w:ins w:id="1020" w:author="Assessor GDSXSR" w:date="2026-10-29T18:30:42Z">
-        <w:r>
-          <w:rPr>
-            <w:rFonts w:ascii="Arial" w:eastAsia="Arial" w:hAnsi="Arial" w:cs="Arial"/>
-            <w:color w:val="808080"/>
-            <w:sz w:val="28"/>
-            <w:szCs w:val="28"/>
-          </w:rPr>
-          <w:t xml:space="preserve">Laticínios</w:t>
-        </w:r>
-      </w:ins>
+      <w:r>
+        <w:rPr>
+          <w:rFonts w:ascii="Arial" w:eastAsia="Arial" w:hAnsi="Arial" w:cs="Arial"/>
+          <w:color w:val="808080"/>
+          <w:sz w:val="28"/>
+          <w:szCs w:val="28"/>
+        </w:rPr>
+        <w:t>Laticínios</w:t>
+      </w:r>
       <w:r>
         <w:rPr>
           <w:rFonts w:ascii="Arial" w:eastAsia="Arial" w:hAnsi="Arial" w:cs="Arial"/>
@@ -1217,89 +1158,63 @@
         </w:rPr>
         <w:t xml:space="preserve"> </w:t>
       </w:r>
-      <w:del w:id="1021" w:author="Assessor GDSXSR" w:date="2026-10-29T18:30:42Z">
-        <w:r>
-          <w:rPr>
-            <w:rFonts w:ascii="Arial" w:eastAsia="Arial" w:hAnsi="Arial" w:cs="Arial"/>
-            <w:color w:val="595959"/>
-            <w:sz w:val="28"/>
-            <w:szCs w:val="28"/>
-          </w:rPr>
-          <w:delText xml:space="preserve">LTDA</w:delText>
-        </w:r>
-      </w:del>
-      <w:ins w:id="1022" w:author="Assessor GDSXSR" w:date="2026-10-29T18:30:42Z">
-        <w:r>
-          <w:rPr>
-            <w:rFonts w:ascii="Arial" w:eastAsia="Arial" w:hAnsi="Arial" w:cs="Arial"/>
-            <w:color w:val="808080"/>
-            <w:sz w:val="28"/>
-            <w:szCs w:val="28"/>
-          </w:rPr>
-          <w:t xml:space="preserve">Ltda.</w:t>
-        </w:r>
-      </w:ins>
-      <w:r>
-        <w:rPr>
-          <w:rFonts w:ascii="Arial" w:eastAsia="Arial" w:hAnsi="Arial" w:cs="Arial"/>
-          <w:color w:val="595959"/>
-          <w:sz w:val="28"/>
-          <w:szCs w:val="28"/>
-        </w:rPr>
-        <w:t xml:space="preserve">, ao fundamento de que a promitente vendedora não outorgou a escritura nem entregou o lote</w:t>
-      </w:r>
-      <w:ins w:id="1023" w:author="Assessor GDSXSR" w:date="2026-10-29T18:30:42Z">
-        <w:r>
-          <w:rPr>
-            <w:rFonts w:ascii="Arial" w:eastAsia="Arial" w:hAnsi="Arial" w:cs="Arial"/>
-            <w:color w:val="808080"/>
-            <w:sz w:val="28"/>
-            <w:szCs w:val="28"/>
-          </w:rPr>
-          <w:t xml:space="preserve"> (R$ 58</w:t>
-        </w:r>
-      </w:ins>
-      <w:r>
-        <w:rPr>
-          <w:rFonts w:ascii="Arial" w:eastAsia="Arial" w:hAnsi="Arial" w:cs="Arial"/>
-          <w:color w:val="595959"/>
-          <w:sz w:val="28"/>
-          <w:szCs w:val="28"/>
-        </w:rPr>
-        <w:t xml:space="preserve">.</w:t>
-      </w:r>
-      <w:ins w:id="1024" w:author="Assessor GDSXSR" w:date="2026-10-29T18:30:42Z">
-        <w:r>
-          <w:rPr>
-            <w:rFonts w:ascii="Arial" w:eastAsia="Arial" w:hAnsi="Arial" w:cs="Arial"/>
-            <w:color w:val="808080"/>
-            <w:sz w:val="28"/>
-            <w:szCs w:val="28"/>
-          </w:rPr>
-          <w:t xml:space="preserve">257,01).</w:t>
-        </w:r>
-      </w:ins>
-    </w:p>
-    <w:p>
-      <w:pPr>
-        <w:spacing w:after="0" w:line="360" w:lineRule="auto"/>
-        <w:jc w:val="both"/>
-        <w:rPr>
-          <w:rFonts w:ascii="Arial" w:eastAsia="Arial" w:hAnsi="Arial" w:cs="Arial"/>
-          <w:color w:val="595959"/>
-          <w:sz w:val="28"/>
-          <w:szCs w:val="28"/>
-        </w:rPr>
-      </w:pPr>
-      <w:r>
-        <w:rPr>
-          <w:rFonts w:ascii="Arial" w:eastAsia="Arial" w:hAnsi="Arial" w:cs="Arial"/>
-          <w:color w:val="595959"/>
-          <w:sz w:val="28"/>
-          <w:szCs w:val="28"/>
-        </w:rPr>
-        <w:t xml:space="preserve">2. A sentença indeferiu a petição inicial e extinguiu o processo sem resolução do mérito, por considerar descumpridas as determinações </w:t>
-      </w:r>
+      <w:r>
+        <w:rPr>
+          <w:rFonts w:ascii="Arial" w:eastAsia="Arial" w:hAnsi="Arial" w:cs="Arial"/>
+          <w:color w:val="808080"/>
+          <w:sz w:val="28"/>
+          <w:szCs w:val="28"/>
+        </w:rPr>
+        <w:t>Ltda.</w:t>
+      </w:r>
+      <w:r>
+        <w:rPr>
+          <w:rFonts w:ascii="Arial" w:eastAsia="Arial" w:hAnsi="Arial" w:cs="Arial"/>
+          <w:color w:val="595959"/>
+          <w:sz w:val="28"/>
+          <w:szCs w:val="28"/>
+        </w:rPr>
+        <w:t>, ao fundamento de que a promitente vendedora não outorgou a escritura nem entregou o lote</w:t>
+      </w:r>
+      <w:r>
+        <w:rPr>
+          <w:rFonts w:ascii="Arial" w:eastAsia="Arial" w:hAnsi="Arial" w:cs="Arial"/>
+          <w:color w:val="808080"/>
+          <w:sz w:val="28"/>
+          <w:szCs w:val="28"/>
+        </w:rPr>
+        <w:t xml:space="preserve"> (R$ 58</w:t>
+      </w:r>
+      <w:r>
+        <w:rPr>
+          <w:rFonts w:ascii="Arial" w:eastAsia="Arial" w:hAnsi="Arial" w:cs="Arial"/>
+          <w:color w:val="595959"/>
+          <w:sz w:val="28"/>
+          <w:szCs w:val="28"/>
+        </w:rPr>
+        <w:t>.</w:t>
+      </w:r>
+      <w:r>
+        <w:rPr>
+          <w:rFonts w:ascii="Arial" w:eastAsia="Arial" w:hAnsi="Arial" w:cs="Arial"/>
+          <w:color w:val="808080"/>
+          <w:sz w:val="28"/>
+          <w:szCs w:val="28"/>
+        </w:rPr>
+        <w:t>257,01).</w:t>
+      </w:r>
+    </w:p>
+    <w:p>
+      <w:pPr>
+        <w:spacing w:after="0" w:line="360" w:lineRule="auto"/>
+        <w:jc w:val="both"/>
+        <w:rPr>
+          <w:rFonts w:ascii="Arial" w:eastAsia="Arial" w:hAnsi="Arial" w:cs="Arial"/>
+          <w:color w:val="595959"/>
+          <w:sz w:val="28"/>
+          <w:szCs w:val="28"/>
+        </w:rPr>
+      </w:pPr>
       <w:r>
         <w:rPr>
           <w:rFonts w:ascii="Arial" w:eastAsia="Arial" w:hAnsi="Arial" w:cs="Arial"/>
@@ -1308,7 +1223,7 @@
           <w:szCs w:val="28"/>
         </w:rPr>
         <w:lastRenderedPageBreak/>
-        <w:t>de emenda, notadamente quanto à juntada de documentos, e deferiu ao autor a gratuidade de justiça.</w:t>
+        <w:t>2. A sentença indeferiu a petição inicial e extinguiu o processo sem resolução do mérito, por considerar descumpridas as determinações de emenda, notadamente quanto à juntada de documentos, e deferiu ao autor a gratuidade de justiça.</w:t>
       </w:r>
     </w:p>
     <w:p>
@@ -1459,20 +1374,8 @@
           <w:sz w:val="28"/>
           <w:szCs w:val="28"/>
         </w:rPr>
-        <w:t>7. A prova dos pagamentos cuja restituição se pretende integra o fato constitutivo do direito do autor (CPC 373 I) e repercute no julgamento do pedido, não na admissibilidade da petição inicial, instruída com o contrato que fundamenta a demanda.</w:t>
-      </w:r>
-    </w:p>
-    <w:p>
-      <w:pPr>
-        <w:spacing w:after="0" w:line="360" w:lineRule="auto"/>
-        <w:jc w:val="both"/>
-        <w:rPr>
-          <w:rFonts w:ascii="Arial" w:eastAsia="Arial" w:hAnsi="Arial" w:cs="Arial"/>
-          <w:color w:val="595959"/>
-          <w:sz w:val="28"/>
-          <w:szCs w:val="28"/>
-        </w:rPr>
-      </w:pPr>
+        <w:t xml:space="preserve">7. A prova dos pagamentos cuja restituição se pretende integra o fato constitutivo do direito do autor (CPC 373 I) e repercute no julgamento </w:t>
+      </w:r>
       <w:r>
         <w:rPr>
           <w:rFonts w:ascii="Arial" w:eastAsia="Arial" w:hAnsi="Arial" w:cs="Arial"/>
@@ -1481,6 +1384,27 @@
           <w:szCs w:val="28"/>
         </w:rPr>
         <w:lastRenderedPageBreak/>
+        <w:t>do pedido, não na admissibilidade da petição inicial, instruída com o contrato que fundamenta a demanda.</w:t>
+      </w:r>
+    </w:p>
+    <w:p>
+      <w:pPr>
+        <w:spacing w:after="0" w:line="360" w:lineRule="auto"/>
+        <w:jc w:val="both"/>
+        <w:rPr>
+          <w:rFonts w:ascii="Arial" w:eastAsia="Arial" w:hAnsi="Arial" w:cs="Arial"/>
+          <w:color w:val="595959"/>
+          <w:sz w:val="28"/>
+          <w:szCs w:val="28"/>
+        </w:rPr>
+      </w:pPr>
+      <w:r>
+        <w:rPr>
+          <w:rFonts w:ascii="Arial" w:eastAsia="Arial" w:hAnsi="Arial" w:cs="Arial"/>
+          <w:color w:val="595959"/>
+          <w:sz w:val="28"/>
+          <w:szCs w:val="28"/>
+        </w:rPr>
         <w:t>8. A falta de documentos destinados à comprovação da hipossuficiência econômica conduz, em regra, ao indeferimento da gratuidade de justiça e à intimação para o recolhimento das custas, e não à extinção do processo (CPC 99 §2º). No caso, a própria sentença deferiu o benefício.</w:t>
       </w:r>
     </w:p>
@@ -1539,92 +1463,72 @@
           <w:szCs w:val="28"/>
         </w:rPr>
       </w:pPr>
-      <w:commentRangeStart w:id="11"/>
-      <w:r>
-        <w:rPr>
-          <w:rFonts w:ascii="Arial" w:eastAsia="Arial" w:hAnsi="Arial" w:cs="Arial"/>
-          <w:color w:val="595959"/>
-          <w:sz w:val="28"/>
-          <w:szCs w:val="28"/>
-        </w:rPr>
-        <w:t xml:space="preserve">10. Deu-se provimento ao apelo</w:t>
-      </w:r>
-      <w:commentRangeEnd w:id="11"/>
-      <w:r>
-        <w:rPr>
-          <w:rStyle w:val="CommentReference"/>
-        </w:rPr>
-        <w:commentReference w:id="11"/>
-      </w:r>
-      <w:ins w:id="1025" w:author="Assessor GDSXSR" w:date="2026-10-29T18:30:42Z">
-        <w:r>
-          <w:rPr>
-            <w:rFonts w:ascii="Arial" w:eastAsia="Arial" w:hAnsi="Arial" w:cs="Arial"/>
-            <w:color w:val="808080"/>
-            <w:sz w:val="28"/>
-            <w:szCs w:val="28"/>
-          </w:rPr>
-          <w:t xml:space="preserve"> do autor</w:t>
-        </w:r>
-      </w:ins>
-      <w:r>
-        <w:rPr>
-          <w:rFonts w:ascii="Arial" w:eastAsia="Arial" w:hAnsi="Arial" w:cs="Arial"/>
-          <w:color w:val="595959"/>
-          <w:sz w:val="28"/>
-          <w:szCs w:val="28"/>
-        </w:rPr>
-        <w:t xml:space="preserve"> para cassar a </w:t>
-      </w:r>
-      <w:r>
-        <w:rPr>
-          <w:rFonts w:ascii="Arial" w:eastAsia="Arial" w:hAnsi="Arial" w:cs="Arial"/>
-          <w:color w:val="595959"/>
-          <w:sz w:val="28"/>
-          <w:szCs w:val="28"/>
-        </w:rPr>
-        <w:t xml:space="preserve">r. </w:t>
-      </w:r>
-      <w:r>
-        <w:rPr>
-          <w:rFonts w:ascii="Arial" w:eastAsia="Arial" w:hAnsi="Arial" w:cs="Arial"/>
-          <w:color w:val="595959"/>
-          <w:sz w:val="28"/>
-          <w:szCs w:val="28"/>
-        </w:rPr>
-        <w:t xml:space="preserve">sentença e determinar o retorno dos autos à origem para o regular prosseguimento da ação</w:t>
-      </w:r>
-      <w:ins w:id="1026" w:author="Assessor GDSXSR" w:date="2026-10-29T18:30:42Z">
-        <w:r>
-          <w:rPr>
-            <w:rFonts w:ascii="Arial" w:eastAsia="Arial" w:hAnsi="Arial" w:cs="Arial"/>
-            <w:color w:val="808080"/>
-            <w:sz w:val="28"/>
-            <w:szCs w:val="28"/>
-          </w:rPr>
-          <w:t xml:space="preserve">, ressalvado o exame, pelo d</w:t>
-        </w:r>
-      </w:ins>
-      <w:r>
-        <w:rPr>
-          <w:rFonts w:ascii="Arial" w:eastAsia="Arial" w:hAnsi="Arial" w:cs="Arial"/>
-          <w:color w:val="595959"/>
-          <w:sz w:val="28"/>
-          <w:szCs w:val="28"/>
-        </w:rPr>
-        <w:t xml:space="preserve">.</w:t>
-      </w:r>
-      <w:ins w:id="1027" w:author="Assessor GDSXSR" w:date="2026-10-29T18:30:42Z">
-        <w:r>
-          <w:rPr>
-            <w:rFonts w:ascii="Arial" w:eastAsia="Arial" w:hAnsi="Arial" w:cs="Arial"/>
-            <w:color w:val="808080"/>
-            <w:sz w:val="28"/>
-            <w:szCs w:val="28"/>
-          </w:rPr>
-          <w:t xml:space="preserve"> Juízo de origem, do pedido de alteração do polo passivo.</w:t>
-        </w:r>
-      </w:ins>
+      <w:commentRangeStart w:id="4"/>
+      <w:r>
+        <w:rPr>
+          <w:rFonts w:ascii="Arial" w:eastAsia="Arial" w:hAnsi="Arial" w:cs="Arial"/>
+          <w:color w:val="595959"/>
+          <w:sz w:val="28"/>
+          <w:szCs w:val="28"/>
+        </w:rPr>
+        <w:t>10. Deu-se provimento ao apelo</w:t>
+      </w:r>
+      <w:commentRangeEnd w:id="4"/>
+      <w:r>
+        <w:rPr>
+          <w:rStyle w:val="Refdecomentrio"/>
+          <w:rFonts w:ascii="Arial" w:eastAsia="Arial" w:hAnsi="Arial" w:cs="Arial"/>
+          <w:color w:val="808080"/>
+          <w:sz w:val="28"/>
+          <w:szCs w:val="28"/>
+        </w:rPr>
+        <w:commentReference w:id="4"/>
+      </w:r>
+      <w:r>
+        <w:rPr>
+          <w:rFonts w:ascii="Arial" w:eastAsia="Arial" w:hAnsi="Arial" w:cs="Arial"/>
+          <w:color w:val="808080"/>
+          <w:sz w:val="28"/>
+          <w:szCs w:val="28"/>
+        </w:rPr>
+        <w:t xml:space="preserve"> do autor</w:t>
+      </w:r>
+      <w:r>
+        <w:rPr>
+          <w:rFonts w:ascii="Arial" w:eastAsia="Arial" w:hAnsi="Arial" w:cs="Arial"/>
+          <w:color w:val="595959"/>
+          <w:sz w:val="28"/>
+          <w:szCs w:val="28"/>
+        </w:rPr>
+        <w:t xml:space="preserve"> para cassar a r. sentença e determinar o retorno dos autos à origem para o regular prosseguimento da ação</w:t>
+      </w:r>
+      <w:r>
+        <w:rPr>
+          <w:rFonts w:ascii="Arial" w:eastAsia="Arial" w:hAnsi="Arial" w:cs="Arial"/>
+          <w:color w:val="808080"/>
+          <w:sz w:val="28"/>
+          <w:szCs w:val="28"/>
+        </w:rPr>
+        <w:t>, ressalvado o exame, pelo d</w:t>
+      </w:r>
+      <w:r>
+        <w:rPr>
+          <w:rFonts w:ascii="Arial" w:eastAsia="Arial" w:hAnsi="Arial" w:cs="Arial"/>
+          <w:color w:val="595959"/>
+          <w:sz w:val="28"/>
+          <w:szCs w:val="28"/>
+        </w:rPr>
+        <w:t>.</w:t>
+      </w:r>
+      <w:r>
+        <w:rPr>
+          <w:rFonts w:ascii="Arial" w:eastAsia="Arial" w:hAnsi="Arial" w:cs="Arial"/>
+          <w:color w:val="808080"/>
+          <w:sz w:val="28"/>
+          <w:szCs w:val="28"/>
+        </w:rPr>
+        <w:t xml:space="preserve"> Juízo de origem, do pedido de alteração do polo passivo.</w:t>
+      </w:r>
     </w:p>
     <w:p>
       <w:pPr>
@@ -1809,17 +1713,8 @@
           <w:sz w:val="28"/>
           <w:szCs w:val="28"/>
         </w:rPr>
-        <w:t xml:space="preserve">1. Entendeu que o autor, intimado por duas vezes a emendar a petição inicial, não atendeu às determinações do juízo, notadamente </w:t>
-      </w:r>
-      <w:r>
-        <w:rPr>
-          <w:rFonts w:ascii="Arial" w:eastAsia="Arial" w:hAnsi="Arial" w:cs="Arial"/>
-          <w:color w:val="FF0000"/>
-          <w:sz w:val="28"/>
-          <w:szCs w:val="28"/>
-        </w:rPr>
         <w:lastRenderedPageBreak/>
-        <w:t>quanto à juntada de documentos que reputou essenciais ao ajuizamento da demanda.</w:t>
+        <w:t>1. Entendeu que o autor, intimado por duas vezes a emendar a petição inicial, não atendeu às determinações do juízo, notadamente quanto à juntada de documentos que reputou essenciais ao ajuizamento da demanda.</w:t>
       </w:r>
     </w:p>
     <w:p>
@@ -1994,12 +1889,6 @@
           <w:sz w:val="28"/>
           <w:szCs w:val="28"/>
         </w:rPr>
-        <w:pPrChange w:id="1028" w:author="Assessor GDSXSR" w:date="2026-10-29T18:30:42Z">
-          <w:pPr>
-            <w:spacing w:after="0" w:line="360" w:lineRule="auto"/>
-            <w:jc w:val="center"/>
-          </w:pPr>
-        </w:pPrChange>
       </w:pPr>
       <w:r>
         <w:rPr>
@@ -2010,6 +1899,7 @@
           <w:sz w:val="28"/>
           <w:szCs w:val="28"/>
         </w:rPr>
+        <w:lastRenderedPageBreak/>
         <w:t>RELATÓRIO</w:t>
       </w:r>
     </w:p>
@@ -2214,7 +2104,6 @@
           <w:sz w:val="26"/>
           <w:szCs w:val="26"/>
         </w:rPr>
-        <w:lastRenderedPageBreak/>
         <w:t>269677836</w:t>
       </w:r>
       <w:r>
@@ -2320,6 +2209,7 @@
           <w:sz w:val="26"/>
           <w:szCs w:val="26"/>
         </w:rPr>
+        <w:lastRenderedPageBreak/>
         <w:t>Diante do exposto, indefiro a inicial e resolvo o processo, nos termos do artigo 485, inc. I, artigo 321, parágrafo único, e artigo 330, inc. IV, todos do CPC.</w:t>
       </w:r>
     </w:p>
@@ -2405,28 +2295,15 @@
           <w:szCs w:val="28"/>
         </w:rPr>
       </w:pPr>
-      <w:del w:id="1029" w:author="Assessor GDSXSR" w:date="2026-10-29T18:30:42Z">
-        <w:r>
-          <w:rPr>
-            <w:rFonts w:ascii="Arial" w:eastAsia="Arial" w:hAnsi="Arial" w:cs="Arial"/>
-            <w:color w:val="595959"/>
-            <w:sz w:val="28"/>
-            <w:szCs w:val="28"/>
-          </w:rPr>
-          <w:delText xml:space="preserve">A</w:delText>
-        </w:r>
-      </w:del>
-      <w:ins w:id="1030" w:author="Assessor GDSXSR" w:date="2026-10-29T18:30:42Z">
-        <w:r>
-          <w:rPr>
-            <w:rFonts w:ascii="Arial" w:eastAsia="Arial" w:hAnsi="Arial" w:cs="Arial"/>
-            <w:color w:val="808080"/>
-            <w:sz w:val="28"/>
-            <w:szCs w:val="28"/>
-          </w:rPr>
-          <w:t xml:space="preserve">O</w:t>
-        </w:r>
-      </w:ins>
+      <w:r>
+        <w:rPr>
+          <w:rFonts w:ascii="Arial" w:eastAsia="Arial" w:hAnsi="Arial" w:cs="Arial"/>
+          <w:color w:val="808080"/>
+          <w:sz w:val="28"/>
+          <w:szCs w:val="28"/>
+        </w:rPr>
+        <w:t>O</w:t>
+      </w:r>
       <w:r>
         <w:rPr>
           <w:rFonts w:ascii="Arial" w:eastAsia="Arial" w:hAnsi="Arial" w:cs="Arial"/>
@@ -2436,28 +2313,15 @@
         </w:rPr>
         <w:t xml:space="preserve"> </w:t>
       </w:r>
-      <w:del w:id="1031" w:author="Assessor GDSXSR" w:date="2026-10-29T18:30:42Z">
-        <w:r>
-          <w:rPr>
-            <w:rFonts w:ascii="Arial" w:eastAsia="Arial" w:hAnsi="Arial" w:cs="Arial"/>
-            <w:color w:val="595959"/>
-            <w:sz w:val="28"/>
-            <w:szCs w:val="28"/>
-          </w:rPr>
-          <w:delText xml:space="preserve">decisão</w:delText>
-        </w:r>
-      </w:del>
-      <w:ins w:id="1032" w:author="Assessor GDSXSR" w:date="2026-10-29T18:30:42Z">
-        <w:r>
-          <w:rPr>
-            <w:rFonts w:ascii="Arial" w:eastAsia="Arial" w:hAnsi="Arial" w:cs="Arial"/>
-            <w:color w:val="808080"/>
-            <w:sz w:val="28"/>
-            <w:szCs w:val="28"/>
-          </w:rPr>
-          <w:t xml:space="preserve">d. Juízo</w:t>
-        </w:r>
-      </w:ins>
+      <w:r>
+        <w:rPr>
+          <w:rFonts w:ascii="Arial" w:eastAsia="Arial" w:hAnsi="Arial" w:cs="Arial"/>
+          <w:color w:val="808080"/>
+          <w:sz w:val="28"/>
+          <w:szCs w:val="28"/>
+        </w:rPr>
+        <w:t>d. Juízo</w:t>
+      </w:r>
       <w:r>
         <w:rPr>
           <w:rFonts w:ascii="Arial" w:eastAsia="Arial" w:hAnsi="Arial" w:cs="Arial"/>
@@ -2467,92 +2331,41 @@
         </w:rPr>
         <w:t xml:space="preserve"> de </w:t>
       </w:r>
-      <w:del w:id="1033" w:author="Assessor GDSXSR" w:date="2026-10-29T18:30:42Z">
-        <w:r>
-          <w:rPr>
-            <w:rFonts w:ascii="Arial" w:eastAsia="Arial" w:hAnsi="Arial" w:cs="Arial"/>
-            <w:color w:val="595959"/>
-            <w:sz w:val="28"/>
-            <w:szCs w:val="28"/>
-          </w:rPr>
-          <w:delText xml:space="preserve">ID 90441440</w:delText>
-        </w:r>
-      </w:del>
-      <w:ins w:id="1034" w:author="Assessor GDSXSR" w:date="2026-10-29T18:30:42Z">
-        <w:r>
-          <w:rPr>
-            <w:rFonts w:ascii="Arial" w:eastAsia="Arial" w:hAnsi="Arial" w:cs="Arial"/>
-            <w:color w:val="808080"/>
-            <w:sz w:val="28"/>
-            <w:szCs w:val="28"/>
-          </w:rPr>
-          <w:t xml:space="preserve">origem</w:t>
-        </w:r>
-      </w:ins>
-      <w:r>
-        <w:rPr>
-          <w:rFonts w:ascii="Arial" w:eastAsia="Arial" w:hAnsi="Arial" w:cs="Arial"/>
-          <w:color w:val="595959"/>
-          <w:sz w:val="28"/>
-          <w:szCs w:val="28"/>
-        </w:rPr>
-        <w:t xml:space="preserve"> determinou ao autor que emendasse a petição inicial para: (i) apresentar comprovante de </w:t>
-      </w:r>
-      <w:r>
-        <w:rPr>
-          <w:rFonts w:ascii="Arial" w:eastAsia="Arial" w:hAnsi="Arial" w:cs="Arial"/>
-          <w:color w:val="595959"/>
-          <w:sz w:val="28"/>
-          <w:szCs w:val="28"/>
-        </w:rPr>
-        <w:t xml:space="preserve">residência em seu nome, emitido h</w:t>
-      </w:r>
-      <w:r>
-        <w:rPr>
-          <w:rFonts w:ascii="Arial" w:eastAsia="Arial" w:hAnsi="Arial" w:cs="Arial"/>
-          <w:color w:val="595959"/>
-          <w:sz w:val="28"/>
-          <w:szCs w:val="28"/>
-        </w:rPr>
-        <w:t xml:space="preserve">á</w:t>
-      </w:r>
-      <w:r>
-        <w:rPr>
-          <w:rFonts w:ascii="Arial" w:eastAsia="Arial" w:hAnsi="Arial" w:cs="Arial"/>
-          <w:color w:val="595959"/>
-          <w:sz w:val="28"/>
-          <w:szCs w:val="28"/>
-        </w:rPr>
-        <w:t xml:space="preserve"> menos de 30 dias; (ii) esclarecer a legitimidade passiva da segunda ré, que não integrou o contrato; (iii) complementar a causa de pedir dos danos morais; (iv) retificar o valor pretendido a título de restituição; (v) apresentar os comprovantes de pagamento dos valores cuja restituição pretende; (vi) juntar o contrato integralmente em posição vertical; (vii) juntar documentos em formato PDF; e (viii) comprovar a hipossuficiência econômica, mediante CTPS digital, comprovant</w:t>
-      </w:r>
-      <w:r>
-        <w:rPr>
-          <w:rFonts w:ascii="Arial" w:eastAsia="Arial" w:hAnsi="Arial" w:cs="Arial"/>
-          <w:color w:val="595959"/>
-          <w:sz w:val="28"/>
-          <w:szCs w:val="28"/>
-        </w:rPr>
-        <w:t xml:space="preserve">es de renda, extratos bancários de todas as contas e faturas de cartão de crédito dos três últimos meses, ou recolher as custas iniciais</w:t>
-      </w:r>
-      <w:ins w:id="1035" w:author="Assessor GDSXSR" w:date="2026-10-29T18:30:42Z">
-        <w:r>
-          <w:rPr>
-            <w:rFonts w:ascii="Arial" w:eastAsia="Arial" w:hAnsi="Arial" w:cs="Arial"/>
-            <w:color w:val="808080"/>
-            <w:sz w:val="28"/>
-            <w:szCs w:val="28"/>
-          </w:rPr>
-          <w:t xml:space="preserve"> (ID 90441440)</w:t>
-        </w:r>
-      </w:ins>
-      <w:r>
-        <w:rPr>
-          <w:rFonts w:ascii="Arial" w:eastAsia="Arial" w:hAnsi="Arial" w:cs="Arial"/>
-          <w:color w:val="595959"/>
-          <w:sz w:val="28"/>
-          <w:szCs w:val="28"/>
-        </w:rPr>
-        <w:t xml:space="preserve">.</w:t>
+      <w:r>
+        <w:rPr>
+          <w:rFonts w:ascii="Arial" w:eastAsia="Arial" w:hAnsi="Arial" w:cs="Arial"/>
+          <w:color w:val="808080"/>
+          <w:sz w:val="28"/>
+          <w:szCs w:val="28"/>
+        </w:rPr>
+        <w:t>origem</w:t>
+      </w:r>
+      <w:r>
+        <w:rPr>
+          <w:rFonts w:ascii="Arial" w:eastAsia="Arial" w:hAnsi="Arial" w:cs="Arial"/>
+          <w:color w:val="595959"/>
+          <w:sz w:val="28"/>
+          <w:szCs w:val="28"/>
+        </w:rPr>
+        <w:t xml:space="preserve"> determinou ao autor que emendasse a petição inicial para: (i) apresentar comprovante de residência em seu nome, emitido há menos de 30 dias; (ii) esclarecer a legitimidade passiva da segunda ré, que não integrou o contrato; (iii) complementar a causa de pedir dos danos morais; (iv) retificar o valor pretendido a título de restituição; (v) apresentar os comprovantes de pagamento dos valores cuja restituição pretende; (vi) juntar o contrato integralmente em posição vertical; (vii) juntar documentos em formato PDF; e (viii) comprovar a hipossuficiência econômica, mediante CTPS digital, comprovantes de renda, extratos bancários de todas as contas e faturas de cartão de crédito dos três últimos meses, ou recolher as custas iniciais</w:t>
+      </w:r>
+      <w:r>
+        <w:rPr>
+          <w:rFonts w:ascii="Arial" w:eastAsia="Arial" w:hAnsi="Arial" w:cs="Arial"/>
+          <w:color w:val="808080"/>
+          <w:sz w:val="28"/>
+          <w:szCs w:val="28"/>
+        </w:rPr>
+        <w:t xml:space="preserve"> (ID 90441440)</w:t>
+      </w:r>
+      <w:r>
+        <w:rPr>
+          <w:rFonts w:ascii="Arial" w:eastAsia="Arial" w:hAnsi="Arial" w:cs="Arial"/>
+          <w:color w:val="595959"/>
+          <w:sz w:val="28"/>
+          <w:szCs w:val="28"/>
+        </w:rPr>
+        <w:t>.</w:t>
       </w:r>
     </w:p>
     <w:p>
@@ -2586,47 +2399,35 @@
           <w:sz w:val="28"/>
           <w:szCs w:val="28"/>
         </w:rPr>
-        <w:t xml:space="preserve">O autor apresentou petição substitutiva da inicial</w:t>
-      </w:r>
-      <w:del w:id="1036" w:author="Assessor GDSXSR" w:date="2026-10-29T18:30:42Z">
-        <w:r>
-          <w:rPr>
-            <w:rFonts w:ascii="Arial" w:eastAsia="Arial" w:hAnsi="Arial" w:cs="Arial"/>
-            <w:color w:val="595959"/>
-            <w:sz w:val="28"/>
-            <w:szCs w:val="28"/>
-          </w:rPr>
-          <w:delText xml:space="preserve"> (ID 90441442)</w:delText>
-        </w:r>
-      </w:del>
-      <w:r>
-        <w:rPr>
-          <w:rFonts w:ascii="Arial" w:eastAsia="Arial" w:hAnsi="Arial" w:cs="Arial"/>
-          <w:color w:val="595959"/>
-          <w:sz w:val="28"/>
-          <w:szCs w:val="28"/>
-        </w:rPr>
-        <w:t xml:space="preserve">, na qual requereu a substituição da segunda ré por PINDORAMA PARQUE EMPREENDIMENTOS IMOBILIÁRIOS SPE LTDA, complementou a causa de pedir dos danos morais e juntou extratos bancários de janeiro e fevereiro de 2026 (ID </w:t>
-      </w:r>
-      <w:ins w:id="1037" w:author="Assessor GDSXSR" w:date="2026-10-29T18:30:42Z">
-        <w:r>
-          <w:rPr>
-            <w:rFonts w:ascii="Arial" w:eastAsia="Arial" w:hAnsi="Arial" w:cs="Arial"/>
-            <w:color w:val="808080"/>
-            <w:sz w:val="28"/>
-            <w:szCs w:val="28"/>
-          </w:rPr>
-          <w:t xml:space="preserve">90441442, </w:t>
-        </w:r>
-      </w:ins>
-      <w:r>
-        <w:rPr>
-          <w:rFonts w:ascii="Arial" w:eastAsia="Arial" w:hAnsi="Arial" w:cs="Arial"/>
-          <w:color w:val="595959"/>
-          <w:sz w:val="28"/>
-          <w:szCs w:val="28"/>
-        </w:rPr>
-        <w:t xml:space="preserve">90441443 e 90441444).</w:t>
+        <w:t xml:space="preserve">O autor apresentou petição substitutiva da inicial, na qual requereu a substituição da segunda ré por PINDORAMA </w:t>
+      </w:r>
+      <w:r>
+        <w:rPr>
+          <w:rFonts w:ascii="Arial" w:eastAsia="Arial" w:hAnsi="Arial" w:cs="Arial"/>
+          <w:color w:val="595959"/>
+          <w:sz w:val="28"/>
+          <w:szCs w:val="28"/>
+        </w:rPr>
+        <w:lastRenderedPageBreak/>
+        <w:t xml:space="preserve">PARQUE EMPREENDIMENTOS IMOBILIÁRIOS SPE LTDA, complementou a causa de pedir dos danos morais e juntou extratos bancários de janeiro e fevereiro de 2026 (ID </w:t>
+      </w:r>
+      <w:r>
+        <w:rPr>
+          <w:rFonts w:ascii="Arial" w:eastAsia="Arial" w:hAnsi="Arial" w:cs="Arial"/>
+          <w:color w:val="808080"/>
+          <w:sz w:val="28"/>
+          <w:szCs w:val="28"/>
+        </w:rPr>
+        <w:t xml:space="preserve">90441442, </w:t>
+      </w:r>
+      <w:r>
+        <w:rPr>
+          <w:rFonts w:ascii="Arial" w:eastAsia="Arial" w:hAnsi="Arial" w:cs="Arial"/>
+          <w:color w:val="595959"/>
+          <w:sz w:val="28"/>
+          <w:szCs w:val="28"/>
+        </w:rPr>
+        <w:t>90441443 e 90441444).</w:t>
       </w:r>
     </w:p>
     <w:p>
@@ -2653,28 +2454,15 @@
           <w:szCs w:val="28"/>
         </w:rPr>
       </w:pPr>
-      <w:del w:id="1038" w:author="Assessor GDSXSR" w:date="2026-10-29T18:30:42Z">
-        <w:r>
-          <w:rPr>
-            <w:rFonts w:ascii="Arial" w:eastAsia="Arial" w:hAnsi="Arial" w:cs="Arial"/>
-            <w:color w:val="595959"/>
-            <w:sz w:val="28"/>
-            <w:szCs w:val="28"/>
-          </w:rPr>
-          <w:delText xml:space="preserve">A</w:delText>
-        </w:r>
-      </w:del>
-      <w:ins w:id="1039" w:author="Assessor GDSXSR" w:date="2026-10-29T18:30:42Z">
-        <w:r>
-          <w:rPr>
-            <w:rFonts w:ascii="Arial" w:eastAsia="Arial" w:hAnsi="Arial" w:cs="Arial"/>
-            <w:color w:val="808080"/>
-            <w:sz w:val="28"/>
-            <w:szCs w:val="28"/>
-          </w:rPr>
-          <w:t xml:space="preserve">O</w:t>
-        </w:r>
-      </w:ins>
+      <w:r>
+        <w:rPr>
+          <w:rFonts w:ascii="Arial" w:eastAsia="Arial" w:hAnsi="Arial" w:cs="Arial"/>
+          <w:color w:val="808080"/>
+          <w:sz w:val="28"/>
+          <w:szCs w:val="28"/>
+        </w:rPr>
+        <w:t>O</w:t>
+      </w:r>
       <w:r>
         <w:rPr>
           <w:rFonts w:ascii="Arial" w:eastAsia="Arial" w:hAnsi="Arial" w:cs="Arial"/>
@@ -2684,28 +2472,15 @@
         </w:rPr>
         <w:t xml:space="preserve"> </w:t>
       </w:r>
-      <w:del w:id="1040" w:author="Assessor GDSXSR" w:date="2026-10-29T18:30:42Z">
-        <w:r>
-          <w:rPr>
-            <w:rFonts w:ascii="Arial" w:eastAsia="Arial" w:hAnsi="Arial" w:cs="Arial"/>
-            <w:color w:val="595959"/>
-            <w:sz w:val="28"/>
-            <w:szCs w:val="28"/>
-          </w:rPr>
-          <w:delText xml:space="preserve">decisão</w:delText>
-        </w:r>
-      </w:del>
-      <w:ins w:id="1041" w:author="Assessor GDSXSR" w:date="2026-10-29T18:30:42Z">
-        <w:r>
-          <w:rPr>
-            <w:rFonts w:ascii="Arial" w:eastAsia="Arial" w:hAnsi="Arial" w:cs="Arial"/>
-            <w:color w:val="808080"/>
-            <w:sz w:val="28"/>
-            <w:szCs w:val="28"/>
-          </w:rPr>
-          <w:t xml:space="preserve">d. Juízo</w:t>
-        </w:r>
-      </w:ins>
+      <w:r>
+        <w:rPr>
+          <w:rFonts w:ascii="Arial" w:eastAsia="Arial" w:hAnsi="Arial" w:cs="Arial"/>
+          <w:color w:val="808080"/>
+          <w:sz w:val="28"/>
+          <w:szCs w:val="28"/>
+        </w:rPr>
+        <w:t>d. Juízo</w:t>
+      </w:r>
       <w:r>
         <w:rPr>
           <w:rFonts w:ascii="Arial" w:eastAsia="Arial" w:hAnsi="Arial" w:cs="Arial"/>
@@ -2715,28 +2490,15 @@
         </w:rPr>
         <w:t xml:space="preserve"> de </w:t>
       </w:r>
-      <w:del w:id="1042" w:author="Assessor GDSXSR" w:date="2026-10-29T18:30:42Z">
-        <w:r>
-          <w:rPr>
-            <w:rFonts w:ascii="Arial" w:eastAsia="Arial" w:hAnsi="Arial" w:cs="Arial"/>
-            <w:color w:val="595959"/>
-            <w:sz w:val="28"/>
-            <w:szCs w:val="28"/>
-          </w:rPr>
-          <w:delText xml:space="preserve">ID 90441445</w:delText>
-        </w:r>
-      </w:del>
-      <w:ins w:id="1043" w:author="Assessor GDSXSR" w:date="2026-10-29T18:30:42Z">
-        <w:r>
-          <w:rPr>
-            <w:rFonts w:ascii="Arial" w:eastAsia="Arial" w:hAnsi="Arial" w:cs="Arial"/>
-            <w:color w:val="808080"/>
-            <w:sz w:val="28"/>
-            <w:szCs w:val="28"/>
-          </w:rPr>
-          <w:t xml:space="preserve">origem</w:t>
-        </w:r>
-      </w:ins>
+      <w:r>
+        <w:rPr>
+          <w:rFonts w:ascii="Arial" w:eastAsia="Arial" w:hAnsi="Arial" w:cs="Arial"/>
+          <w:color w:val="808080"/>
+          <w:sz w:val="28"/>
+          <w:szCs w:val="28"/>
+        </w:rPr>
+        <w:t>origem</w:t>
+      </w:r>
       <w:r>
         <w:rPr>
           <w:rFonts w:ascii="Arial" w:eastAsia="Arial" w:hAnsi="Arial" w:cs="Arial"/>
@@ -2746,25 +2508,23 @@
         </w:rPr>
         <w:t xml:space="preserve"> concedeu ao autor prazo derradeiro de 15 dias para o cumprimento integral da decisão de emenda, sob pena de indeferimento da petição inicial</w:t>
       </w:r>
-      <w:ins w:id="1044" w:author="Assessor GDSXSR" w:date="2026-10-29T18:30:42Z">
-        <w:r>
-          <w:rPr>
-            <w:rFonts w:ascii="Arial" w:eastAsia="Arial" w:hAnsi="Arial" w:cs="Arial"/>
-            <w:color w:val="808080"/>
-            <w:sz w:val="28"/>
-            <w:szCs w:val="28"/>
-          </w:rPr>
-          <w:t xml:space="preserve"> (ID 90441445)</w:t>
-        </w:r>
-      </w:ins>
-      <w:r>
-        <w:rPr>
-          <w:rFonts w:ascii="Arial" w:eastAsia="Arial" w:hAnsi="Arial" w:cs="Arial"/>
-          <w:color w:val="595959"/>
-          <w:sz w:val="28"/>
-          <w:szCs w:val="28"/>
-        </w:rPr>
-        <w:t xml:space="preserve">.</w:t>
+      <w:r>
+        <w:rPr>
+          <w:rFonts w:ascii="Arial" w:eastAsia="Arial" w:hAnsi="Arial" w:cs="Arial"/>
+          <w:color w:val="808080"/>
+          <w:sz w:val="28"/>
+          <w:szCs w:val="28"/>
+        </w:rPr>
+        <w:t xml:space="preserve"> (ID 90441445)</w:t>
+      </w:r>
+      <w:r>
+        <w:rPr>
+          <w:rFonts w:ascii="Arial" w:eastAsia="Arial" w:hAnsi="Arial" w:cs="Arial"/>
+          <w:color w:val="595959"/>
+          <w:sz w:val="28"/>
+          <w:szCs w:val="28"/>
+        </w:rPr>
+        <w:t>.</w:t>
       </w:r>
     </w:p>
     <w:p>
@@ -2784,88 +2544,40 @@
         <w:spacing w:after="0" w:line="360" w:lineRule="auto"/>
         <w:ind w:firstLine="2268"/>
         <w:jc w:val="both"/>
-        <w:rPr>
-          <w:ins w:id="1048" w:author="Assessor GDSXSR" w:date="2026-10-29T18:30:42Z"/>
-        </w:rPr>
-      </w:pPr>
-      <w:r>
-        <w:rPr>
-          <w:rFonts w:ascii="Arial" w:eastAsia="Arial" w:hAnsi="Arial" w:cs="Arial"/>
-          <w:color w:val="595959"/>
-          <w:sz w:val="28"/>
-          <w:szCs w:val="28"/>
-        </w:rPr>
-        <w:t xml:space="preserve">O autor apresentou petição complementar</w:t>
-      </w:r>
-      <w:del w:id="1045" w:author="Assessor GDSXSR" w:date="2026-10-29T18:30:42Z">
-        <w:r>
-          <w:rPr>
-            <w:rFonts w:ascii="Arial" w:eastAsia="Arial" w:hAnsi="Arial" w:cs="Arial"/>
-            <w:color w:val="595959"/>
-            <w:sz w:val="28"/>
-            <w:szCs w:val="28"/>
-          </w:rPr>
-          <w:delText xml:space="preserve"> (ID 90441447)</w:delText>
-        </w:r>
-      </w:del>
-      <w:r>
-        <w:rPr>
-          <w:rFonts w:ascii="Arial" w:eastAsia="Arial" w:hAnsi="Arial" w:cs="Arial"/>
-          <w:color w:val="595959"/>
-          <w:sz w:val="28"/>
-          <w:szCs w:val="28"/>
-        </w:rPr>
-        <w:t xml:space="preserve">, na qual esclareceu a legitimidade passiva das rés, retificou o valor da restituição para R$ 47.257,01, afirmou que os pagamentos estão demonstrados pelo cálculo de atualização e pelo protocolo de recebimento de boletos juntados com a inicial e anunciou a juntada de comprovante de residência, documentos de renda, extratos bancários, faturas de cartão de crédito, comprovantes </w:t>
-      </w:r>
-      <w:r>
-        <w:rPr>
-          <w:rFonts w:ascii="Arial" w:eastAsia="Arial" w:hAnsi="Arial" w:cs="Arial"/>
-          <w:color w:val="595959"/>
-          <w:sz w:val="28"/>
-          <w:szCs w:val="28"/>
-        </w:rPr>
-        <w:t xml:space="preserve">de pagamento disponíveis, contrato em posição vertical e documentos em PDF</w:t>
-      </w:r>
-      <w:ins w:id="1046" w:author="Assessor GDSXSR" w:date="2026-10-29T18:30:42Z">
-        <w:r>
-          <w:rPr>
-            <w:rFonts w:ascii="Arial" w:eastAsia="Arial" w:hAnsi="Arial" w:cs="Arial"/>
-            <w:color w:val="808080"/>
-            <w:sz w:val="28"/>
-            <w:szCs w:val="28"/>
-          </w:rPr>
-          <w:t xml:space="preserve"> (ID 90441447)</w:t>
-        </w:r>
-      </w:ins>
-      <w:r>
-        <w:rPr>
-          <w:rFonts w:ascii="Arial" w:eastAsia="Arial" w:hAnsi="Arial" w:cs="Arial"/>
-          <w:color w:val="595959"/>
-          <w:sz w:val="28"/>
-          <w:szCs w:val="28"/>
-        </w:rPr>
-        <w:t xml:space="preserve">.</w:t>
-      </w:r>
-      <w:del w:id="1047" w:author="Assessor GDSXSR" w:date="2026-10-29T18:30:42Z">
-        <w:r>
-          <w:rPr>
-            <w:rFonts w:ascii="Arial" w:eastAsia="Arial" w:hAnsi="Arial" w:cs="Arial"/>
-            <w:color w:val="595959"/>
-            <w:sz w:val="28"/>
-            <w:szCs w:val="28"/>
-          </w:rPr>
-          <w:delText xml:space="preserve"> </w:delText>
-        </w:r>
-      </w:del>
+      </w:pPr>
+      <w:r>
+        <w:rPr>
+          <w:rFonts w:ascii="Arial" w:eastAsia="Arial" w:hAnsi="Arial" w:cs="Arial"/>
+          <w:color w:val="595959"/>
+          <w:sz w:val="28"/>
+          <w:szCs w:val="28"/>
+        </w:rPr>
+        <w:t>O autor apresentou petição complementar, na qual esclareceu a legitimidade passiva das rés, retificou o valor da restituição para R$ 47.257,01, afirmou que os pagamentos estão demonstrados pelo cálculo de atualização e pelo protocolo de recebimento de boletos juntados com a inicial e anunciou a juntada de comprovante de residência, documentos de renda, extratos bancários, faturas de cartão de crédito, comprovantes de pagamento disponíveis, contrato em posição vertical e documentos em PDF</w:t>
+      </w:r>
+      <w:r>
+        <w:rPr>
+          <w:rFonts w:ascii="Arial" w:eastAsia="Arial" w:hAnsi="Arial" w:cs="Arial"/>
+          <w:color w:val="808080"/>
+          <w:sz w:val="28"/>
+          <w:szCs w:val="28"/>
+        </w:rPr>
+        <w:t xml:space="preserve"> (ID 90441447)</w:t>
+      </w:r>
+      <w:r>
+        <w:rPr>
+          <w:rFonts w:ascii="Arial" w:eastAsia="Arial" w:hAnsi="Arial" w:cs="Arial"/>
+          <w:color w:val="595959"/>
+          <w:sz w:val="28"/>
+          <w:szCs w:val="28"/>
+        </w:rPr>
+        <w:t>.</w:t>
+      </w:r>
     </w:p>
     <w:p>
       <w:pPr>
         <w:spacing w:after="0" w:line="360" w:lineRule="auto"/>
         <w:ind w:firstLine="2268"/>
         <w:jc w:val="both"/>
-        <w:rPr>
-          <w:ins w:id="1049" w:author="Assessor GDSXSR" w:date="2026-10-29T18:30:42Z"/>
-        </w:rPr>
       </w:pPr>
     </w:p>
     <w:p>
@@ -2887,7 +2599,7 @@
           <w:sz w:val="28"/>
           <w:szCs w:val="28"/>
         </w:rPr>
-        <w:t xml:space="preserve">A petição não veio acompanhada de documentos.</w:t>
+        <w:t>A petição não veio acompanhada de documentos.</w:t>
       </w:r>
     </w:p>
     <w:p>
@@ -2914,7 +2626,7 @@
           <w:szCs w:val="28"/>
         </w:rPr>
       </w:pPr>
-      <w:commentRangeStart w:id="12"/>
+      <w:commentRangeStart w:id="5"/>
       <w:r>
         <w:rPr>
           <w:rFonts w:ascii="Arial" w:eastAsia="Arial" w:hAnsi="Arial" w:cs="Arial"/>
@@ -2924,61 +2636,34 @@
         </w:rPr>
         <w:t xml:space="preserve">Apelo </w:t>
       </w:r>
-      <w:commentRangeEnd w:id="12"/>
-      <w:r>
-        <w:rPr>
-          <w:rStyle w:val="CommentReference"/>
-        </w:rPr>
-        <w:commentReference w:id="12"/>
-      </w:r>
-      <w:del w:id="1050" w:author="Assessor GDSXSR" w:date="2026-10-29T18:30:42Z">
-        <w:r>
-          <w:rPr>
-            <w:rFonts w:ascii="Arial" w:eastAsia="Arial" w:hAnsi="Arial" w:cs="Arial"/>
-            <w:color w:val="595959"/>
-            <w:sz w:val="28"/>
-            <w:szCs w:val="28"/>
-          </w:rPr>
-          <w:delText xml:space="preserve">de</w:delText>
-        </w:r>
-      </w:del>
-      <w:ins w:id="1051" w:author="Assessor GDSXSR" w:date="2026-10-29T18:30:42Z">
-        <w:r>
-          <w:rPr>
-            <w:rFonts w:ascii="Arial" w:eastAsia="Arial" w:hAnsi="Arial" w:cs="Arial"/>
-            <w:color w:val="808080"/>
-            <w:sz w:val="28"/>
-            <w:szCs w:val="28"/>
-          </w:rPr>
-          <w:t xml:space="preserve">do autor,</w:t>
-        </w:r>
-      </w:ins>
-      <w:r>
-        <w:rPr>
-          <w:rFonts w:ascii="Arial" w:eastAsia="Arial" w:hAnsi="Arial" w:cs="Arial"/>
-          <w:color w:val="595959"/>
-          <w:sz w:val="28"/>
-          <w:szCs w:val="28"/>
-        </w:rPr>
-        <w:t xml:space="preserve"> </w:t>
-      </w:r>
-      <w:r>
-        <w:rPr>
-          <w:rFonts w:ascii="Arial" w:eastAsia="Arial" w:hAnsi="Arial" w:cs="Arial"/>
-          <w:color w:val="595959"/>
-          <w:sz w:val="28"/>
-          <w:szCs w:val="28"/>
-        </w:rPr>
-        <w:t xml:space="preserve">MARISVALDO FERREIRA LINO</w:t>
-      </w:r>
-      <w:r>
-        <w:rPr>
-          <w:rFonts w:ascii="Arial" w:eastAsia="Arial" w:hAnsi="Arial" w:cs="Arial"/>
-          <w:color w:val="595959"/>
-          <w:sz w:val="28"/>
-          <w:szCs w:val="28"/>
-        </w:rPr>
-        <w:t xml:space="preserve">, em que alega, em síntese, que: </w:t>
+      <w:commentRangeEnd w:id="5"/>
+      <w:r>
+        <w:rPr>
+          <w:rStyle w:val="Refdecomentrio"/>
+          <w:rFonts w:ascii="Arial" w:eastAsia="Arial" w:hAnsi="Arial" w:cs="Arial"/>
+          <w:color w:val="808080"/>
+          <w:sz w:val="28"/>
+          <w:szCs w:val="28"/>
+        </w:rPr>
+        <w:commentReference w:id="5"/>
+      </w:r>
+      <w:r>
+        <w:rPr>
+          <w:rFonts w:ascii="Arial" w:eastAsia="Arial" w:hAnsi="Arial" w:cs="Arial"/>
+          <w:color w:val="808080"/>
+          <w:sz w:val="28"/>
+          <w:szCs w:val="28"/>
+        </w:rPr>
+        <w:t>do autor,</w:t>
+      </w:r>
+      <w:r>
+        <w:rPr>
+          <w:rFonts w:ascii="Arial" w:eastAsia="Arial" w:hAnsi="Arial" w:cs="Arial"/>
+          <w:color w:val="595959"/>
+          <w:sz w:val="28"/>
+          <w:szCs w:val="28"/>
+        </w:rPr>
+        <w:t xml:space="preserve"> MARISVALDO FERREIRA LINO, em que alega, em síntese, que: </w:t>
       </w:r>
       <w:r>
         <w:rPr>
@@ -2989,7 +2674,7 @@
           <w:sz w:val="28"/>
           <w:szCs w:val="28"/>
         </w:rPr>
-        <w:t xml:space="preserve">1)</w:t>
+        <w:t>1)</w:t>
       </w:r>
       <w:r>
         <w:rPr>
@@ -3009,7 +2694,7 @@
           <w:sz w:val="28"/>
           <w:szCs w:val="28"/>
         </w:rPr>
-        <w:t xml:space="preserve">2)</w:t>
+        <w:t>2)</w:t>
       </w:r>
       <w:r>
         <w:rPr>
@@ -3029,7 +2714,7 @@
           <w:sz w:val="28"/>
           <w:szCs w:val="28"/>
         </w:rPr>
-        <w:t xml:space="preserve">3)</w:t>
+        <w:t>3)</w:t>
       </w:r>
       <w:r>
         <w:rPr>
@@ -3049,16 +2734,26 @@
           <w:sz w:val="28"/>
           <w:szCs w:val="28"/>
         </w:rPr>
-        <w:t xml:space="preserve">4)</w:t>
-      </w:r>
-      <w:r>
-        <w:rPr>
-          <w:rFonts w:ascii="Arial" w:eastAsia="Arial" w:hAnsi="Arial" w:cs="Arial"/>
-          <w:color w:val="595959"/>
-          <w:sz w:val="28"/>
-          <w:szCs w:val="28"/>
-        </w:rPr>
-        <w:t xml:space="preserve"> a extinção ofende os princípios da primazia do julgamento de mérito, da cooperação e da instrumentalidade das formas.</w:t>
+        <w:t>4)</w:t>
+      </w:r>
+      <w:r>
+        <w:rPr>
+          <w:rFonts w:ascii="Arial" w:eastAsia="Arial" w:hAnsi="Arial" w:cs="Arial"/>
+          <w:color w:val="595959"/>
+          <w:sz w:val="28"/>
+          <w:szCs w:val="28"/>
+        </w:rPr>
+        <w:t xml:space="preserve"> a extinção ofende </w:t>
+      </w:r>
+      <w:r>
+        <w:rPr>
+          <w:rFonts w:ascii="Arial" w:eastAsia="Arial" w:hAnsi="Arial" w:cs="Arial"/>
+          <w:color w:val="595959"/>
+          <w:sz w:val="28"/>
+          <w:szCs w:val="28"/>
+        </w:rPr>
+        <w:lastRenderedPageBreak/>
+        <w:t>os princípios da primazia do julgamento de mérito, da cooperação e da instrumentalidade das formas.</w:t>
       </w:r>
     </w:p>
     <w:p>
@@ -3189,28 +2884,15 @@
           <w:szCs w:val="28"/>
         </w:rPr>
       </w:pPr>
-      <w:del w:id="1052" w:author="Assessor GDSXSR" w:date="2026-10-29T18:30:42Z">
-        <w:r>
-          <w:rPr>
-            <w:rFonts w:ascii="Arial" w:eastAsia="Arial" w:hAnsi="Arial" w:cs="Arial"/>
-            <w:color w:val="595959"/>
-            <w:sz w:val="28"/>
-            <w:szCs w:val="28"/>
-          </w:rPr>
-          <w:delText xml:space="preserve">O</w:delText>
-        </w:r>
-      </w:del>
-      <w:ins w:id="1053" w:author="Assessor GDSXSR" w:date="2026-10-29T18:30:42Z">
-        <w:r>
-          <w:rPr>
-            <w:rFonts w:ascii="Arial" w:eastAsia="Arial" w:hAnsi="Arial" w:cs="Arial"/>
-            <w:color w:val="808080"/>
-            <w:sz w:val="28"/>
-            <w:szCs w:val="28"/>
-          </w:rPr>
-          <w:t xml:space="preserve">Os autos foram remetidos a este Tribunal sem contrarrazões, após o</w:t>
-        </w:r>
-      </w:ins>
+      <w:r>
+        <w:rPr>
+          <w:rFonts w:ascii="Arial" w:eastAsia="Arial" w:hAnsi="Arial" w:cs="Arial"/>
+          <w:color w:val="808080"/>
+          <w:sz w:val="28"/>
+          <w:szCs w:val="28"/>
+        </w:rPr>
+        <w:t>Os autos foram remetidos a este Tribunal sem contrarrazões, após o</w:t>
+      </w:r>
       <w:r>
         <w:rPr>
           <w:rFonts w:ascii="Arial" w:eastAsia="Arial" w:hAnsi="Arial" w:cs="Arial"/>
@@ -3220,56 +2902,23 @@
         </w:rPr>
         <w:t xml:space="preserve"> autor </w:t>
       </w:r>
-      <w:del w:id="1054" w:author="Assessor GDSXSR" w:date="2026-10-29T18:30:42Z">
-        <w:r>
-          <w:rPr>
-            <w:rFonts w:ascii="Arial" w:eastAsia="Arial" w:hAnsi="Arial" w:cs="Arial"/>
-            <w:color w:val="595959"/>
-            <w:sz w:val="28"/>
-            <w:szCs w:val="28"/>
-          </w:rPr>
-          <w:delText xml:space="preserve">requereu</w:delText>
-        </w:r>
-      </w:del>
-      <w:ins w:id="1055" w:author="Assessor GDSXSR" w:date="2026-10-29T18:30:42Z">
-        <w:r>
-          <w:rPr>
-            <w:rFonts w:ascii="Arial" w:eastAsia="Arial" w:hAnsi="Arial" w:cs="Arial"/>
-            <w:color w:val="808080"/>
-            <w:sz w:val="28"/>
-            <w:szCs w:val="28"/>
-          </w:rPr>
-          <w:t xml:space="preserve">requerer</w:t>
-        </w:r>
-      </w:ins>
-      <w:r>
-        <w:rPr>
-          <w:rFonts w:ascii="Arial" w:eastAsia="Arial" w:hAnsi="Arial" w:cs="Arial"/>
-          <w:color w:val="595959"/>
-          <w:sz w:val="28"/>
-          <w:szCs w:val="28"/>
-        </w:rPr>
-        <w:t xml:space="preserve"> novas diligências para a localização das rés (ID 90442363)</w:t>
-      </w:r>
-      <w:del w:id="1056" w:author="Assessor GDSXSR" w:date="2026-10-29T18:30:42Z">
-        <w:r>
-          <w:rPr>
-            <w:rFonts w:ascii="Arial" w:eastAsia="Arial" w:hAnsi="Arial" w:cs="Arial"/>
-            <w:color w:val="595959"/>
-            <w:sz w:val="28"/>
-            <w:szCs w:val="28"/>
-          </w:rPr>
-          <w:delText xml:space="preserve">, e os autos foram remetidos a este Tribunal sem contrarrazões</w:delText>
-        </w:r>
-      </w:del>
-      <w:r>
-        <w:rPr>
-          <w:rFonts w:ascii="Arial" w:eastAsia="Arial" w:hAnsi="Arial" w:cs="Arial"/>
-          <w:color w:val="595959"/>
-          <w:sz w:val="28"/>
-          <w:szCs w:val="28"/>
-        </w:rPr>
-        <w:t xml:space="preserve">.</w:t>
+      <w:r>
+        <w:rPr>
+          <w:rFonts w:ascii="Arial" w:eastAsia="Arial" w:hAnsi="Arial" w:cs="Arial"/>
+          <w:color w:val="808080"/>
+          <w:sz w:val="28"/>
+          <w:szCs w:val="28"/>
+        </w:rPr>
+        <w:t>requerer</w:t>
+      </w:r>
+      <w:r>
+        <w:rPr>
+          <w:rFonts w:ascii="Arial" w:eastAsia="Arial" w:hAnsi="Arial" w:cs="Arial"/>
+          <w:color w:val="595959"/>
+          <w:sz w:val="28"/>
+          <w:szCs w:val="28"/>
+        </w:rPr>
+        <w:t xml:space="preserve"> novas diligências para a localização das rés (ID 90442363).</w:t>
       </w:r>
     </w:p>
     <w:p>
@@ -3435,6 +3084,7 @@
           <w:szCs w:val="28"/>
         </w:rPr>
       </w:pPr>
+      <w:commentRangeStart w:id="20"/>
       <w:r>
         <w:rPr>
           <w:rFonts w:ascii="Arial" w:eastAsia="Arial" w:hAnsi="Arial" w:cs="Arial"/>
@@ -3446,6 +3096,13 @@
         </w:rPr>
         <w:t xml:space="preserve">APELO DO AUTOR, </w:t>
       </w:r>
+      <w:commentRangeEnd w:id="20"/>
+      <w:r>
+        <w:rPr>
+          <w:rStyle w:val="CommentReference"/>
+        </w:rPr>
+        <w:commentReference w:id="20"/>
+      </w:r>
       <w:r>
         <w:rPr>
           <w:rFonts w:ascii="Arial" w:eastAsia="Arial" w:hAnsi="Arial" w:cs="Arial"/>
@@ -3488,14 +3145,6 @@
           <w:sz w:val="28"/>
           <w:szCs w:val="28"/>
           <w:highlight w:val="yellow"/>
-          <w:rPrChange w:id="1057" w:author="Assessor GDSXSR" w:date="2026-10-29T18:30:42Z">
-            <w:rPr>
-              <w:rFonts w:ascii="Arial" w:eastAsia="Arial" w:hAnsi="Arial" w:cs="Arial"/>
-              <w:color w:val="595959"/>
-              <w:sz w:val="28"/>
-              <w:szCs w:val="28"/>
-            </w:rPr>
-          </w:rPrChange>
         </w:rPr>
         <w:t>DA MANUTENÇÃO DA GRATUIDADE DE JUSTIÇA</w:t>
       </w:r>
@@ -3566,14 +3215,6 @@
           <w:szCs w:val="28"/>
           <w:highlight w:val="yellow"/>
           <w:u w:val="single"/>
-          <w:rPrChange w:id="1059" w:author="Assessor GDSXSR" w:date="2026-10-29T18:30:42Z">
-            <w:rPr>
-              <w:rFonts w:ascii="Arial" w:eastAsia="Arial" w:hAnsi="Arial" w:cs="Arial"/>
-              <w:color w:val="595959"/>
-              <w:sz w:val="28"/>
-              <w:szCs w:val="28"/>
-            </w:rPr>
-          </w:rPrChange>
         </w:rPr>
         <w:t>Não havendo impugnação, mantenho o benefício.</w:t>
       </w:r>
@@ -3593,6 +3234,40 @@
     <w:p>
       <w:pPr>
         <w:spacing w:after="0" w:line="360" w:lineRule="auto"/>
+        <w:ind w:firstLine="2268"/>
+        <w:jc w:val="both"/>
+        <w:rPr>
+          <w:rFonts w:ascii="Arial" w:eastAsia="Arial" w:hAnsi="Arial" w:cs="Arial"/>
+          <w:color w:val="833C0B" w:themeColor="accent2" w:themeShade="80"/>
+          <w:sz w:val="28"/>
+          <w:szCs w:val="28"/>
+        </w:rPr>
+      </w:pPr>
+      <w:r>
+        <w:rPr>
+          <w:rFonts w:ascii="Arial" w:eastAsia="Arial" w:hAnsi="Arial" w:cs="Arial"/>
+          <w:color w:val="833C0B" w:themeColor="accent2" w:themeShade="80"/>
+          <w:sz w:val="28"/>
+          <w:szCs w:val="28"/>
+        </w:rPr>
+        <w:t>Presentes os pressupostos de admissibilidade, conheço do apelo.</w:t>
+      </w:r>
+    </w:p>
+    <w:p>
+      <w:pPr>
+        <w:spacing w:after="0" w:line="360" w:lineRule="auto"/>
+        <w:jc w:val="both"/>
+        <w:rPr>
+          <w:rFonts w:ascii="Arial" w:eastAsia="Arial" w:hAnsi="Arial" w:cs="Arial"/>
+          <w:color w:val="595959"/>
+          <w:sz w:val="28"/>
+          <w:szCs w:val="28"/>
+        </w:rPr>
+      </w:pPr>
+    </w:p>
+    <w:p>
+      <w:pPr>
+        <w:spacing w:after="0" w:line="360" w:lineRule="auto"/>
         <w:jc w:val="center"/>
         <w:rPr>
           <w:rFonts w:ascii="Arial" w:eastAsia="Arial" w:hAnsi="Arial" w:cs="Arial"/>
@@ -3608,17 +3283,43 @@
           <w:sz w:val="28"/>
           <w:szCs w:val="28"/>
           <w:highlight w:val="yellow"/>
-          <w:rPrChange w:id="1058" w:author="Assessor GDSXSR" w:date="2026-10-29T18:30:42Z">
-            <w:rPr>
-              <w:rFonts w:ascii="Arial" w:eastAsia="Arial" w:hAnsi="Arial" w:cs="Arial"/>
-              <w:color w:val="595959"/>
-              <w:sz w:val="28"/>
-              <w:szCs w:val="28"/>
-            </w:rPr>
-          </w:rPrChange>
-        </w:rPr>
-        <w:t>DA POSSIBILIDADE DE JULGAMENTO DO APELO SEM A CITAÇÃO DAS RÉS PARA RESPONDEREM AO RECURSO</w:t>
-      </w:r>
+        </w:rPr>
+        <w:t xml:space="preserve">DA POSSIBILIDADE DE JULGAMENTO DO APELO SEM </w:t>
+      </w:r>
+      <w:del w:id="1020" w:author="Assessor GDSXSR" w:date="2026-10-29T19:18:21Z">
+        <w:r>
+          <w:rPr>
+            <w:rFonts w:ascii="Arial" w:eastAsia="Arial" w:hAnsi="Arial" w:cs="Arial"/>
+            <w:color w:val="595959"/>
+            <w:sz w:val="28"/>
+            <w:szCs w:val="28"/>
+            <w:highlight w:val="yellow"/>
+          </w:rPr>
+          <w:delText xml:space="preserve">A </w:delText>
+        </w:r>
+      </w:del>
+      <w:r>
+        <w:rPr>
+          <w:rFonts w:ascii="Arial" w:eastAsia="Arial" w:hAnsi="Arial" w:cs="Arial"/>
+          <w:color w:val="595959"/>
+          <w:sz w:val="28"/>
+          <w:szCs w:val="28"/>
+          <w:highlight w:val="yellow"/>
+        </w:rPr>
+        <w:t xml:space="preserve">CITAÇÃO DAS RÉS</w:t>
+      </w:r>
+      <w:del w:id="1021" w:author="Assessor GDSXSR" w:date="2026-10-29T19:18:21Z">
+        <w:r>
+          <w:rPr>
+            <w:rFonts w:ascii="Arial" w:eastAsia="Arial" w:hAnsi="Arial" w:cs="Arial"/>
+            <w:color w:val="595959"/>
+            <w:sz w:val="28"/>
+            <w:szCs w:val="28"/>
+            <w:highlight w:val="yellow"/>
+          </w:rPr>
+          <w:delText xml:space="preserve"> PARA RESPONDEREM AO RECURSO</w:delText>
+        </w:r>
+      </w:del>
     </w:p>
     <w:p>
       <w:pPr>
@@ -3644,16 +3345,24 @@
           <w:szCs w:val="28"/>
         </w:rPr>
       </w:pPr>
-      <w:r>
-        <w:rPr>
-          <w:rFonts w:ascii="Arial" w:eastAsia="Arial" w:hAnsi="Arial" w:cs="Arial"/>
-          <w:color w:val="595959"/>
-          <w:sz w:val="28"/>
-          <w:szCs w:val="28"/>
-        </w:rPr>
-        <w:t xml:space="preserve">Indeferida a petição inicial e mantida a sentença pelo Juízo de origem, </w:t>
-      </w:r>
-      <w:del w:id="1060" w:author="Assessor GDSXSR" w:date="2026-10-29T18:30:42Z">
+      <w:commentRangeStart w:id="21"/>
+      <w:r>
+        <w:rPr>
+          <w:rFonts w:ascii="Arial" w:eastAsia="Arial" w:hAnsi="Arial" w:cs="Arial"/>
+          <w:color w:val="595959"/>
+          <w:sz w:val="28"/>
+          <w:szCs w:val="28"/>
+        </w:rPr>
+        <w:t xml:space="preserve">Indeferida a petição inicial e mantida a sentença</w:t>
+      </w:r>
+      <w:commentRangeEnd w:id="21"/>
+      <w:r>
+        <w:rPr>
+          <w:rStyle w:val="CommentReference"/>
+        </w:rPr>
+        <w:commentReference w:id="21"/>
+      </w:r>
+      <w:del w:id="1022" w:author="Assessor GDSXSR" w:date="2026-10-29T19:18:21Z">
         <w:r>
           <w:rPr>
             <w:rFonts w:ascii="Arial" w:eastAsia="Arial" w:hAnsi="Arial" w:cs="Arial"/>
@@ -3661,10 +3370,122 @@
             <w:sz w:val="28"/>
             <w:szCs w:val="28"/>
           </w:rPr>
-          <w:delText xml:space="preserve">o</w:delText>
+          <w:delText xml:space="preserve"> pelo Juízo de origem</w:delText>
         </w:r>
       </w:del>
-      <w:ins w:id="1061" w:author="Assessor GDSXSR" w:date="2026-10-29T18:30:42Z">
+      <w:r>
+        <w:rPr>
+          <w:rFonts w:ascii="Arial" w:eastAsia="Arial" w:hAnsi="Arial" w:cs="Arial"/>
+          <w:color w:val="595959"/>
+          <w:sz w:val="28"/>
+          <w:szCs w:val="28"/>
+        </w:rPr>
+        <w:t xml:space="preserve">, </w:t>
+      </w:r>
+      <w:r>
+        <w:rPr>
+          <w:rFonts w:ascii="Arial" w:eastAsia="Arial" w:hAnsi="Arial" w:cs="Arial"/>
+          <w:color w:val="808080"/>
+          <w:sz w:val="28"/>
+          <w:szCs w:val="28"/>
+        </w:rPr>
+        <w:t xml:space="preserve">as</w:t>
+      </w:r>
+      <w:r>
+        <w:rPr>
+          <w:rFonts w:ascii="Arial" w:eastAsia="Arial" w:hAnsi="Arial" w:cs="Arial"/>
+          <w:color w:val="595959"/>
+          <w:sz w:val="28"/>
+          <w:szCs w:val="28"/>
+        </w:rPr>
+        <w:t xml:space="preserve"> </w:t>
+      </w:r>
+      <w:r>
+        <w:rPr>
+          <w:rFonts w:ascii="Arial" w:eastAsia="Arial" w:hAnsi="Arial" w:cs="Arial"/>
+          <w:color w:val="808080"/>
+          <w:sz w:val="28"/>
+          <w:szCs w:val="28"/>
+        </w:rPr>
+        <w:t xml:space="preserve">rés</w:t>
+      </w:r>
+      <w:r>
+        <w:rPr>
+          <w:rFonts w:ascii="Arial" w:eastAsia="Arial" w:hAnsi="Arial" w:cs="Arial"/>
+          <w:color w:val="595959"/>
+          <w:sz w:val="28"/>
+          <w:szCs w:val="28"/>
+        </w:rPr>
+        <w:t xml:space="preserve"> </w:t>
+      </w:r>
+      <w:r>
+        <w:rPr>
+          <w:rFonts w:ascii="Arial" w:eastAsia="Arial" w:hAnsi="Arial" w:cs="Arial"/>
+          <w:color w:val="808080"/>
+          <w:sz w:val="28"/>
+          <w:szCs w:val="28"/>
+        </w:rPr>
+        <w:t xml:space="preserve">devem</w:t>
+      </w:r>
+      <w:r>
+        <w:rPr>
+          <w:rFonts w:ascii="Arial" w:eastAsia="Arial" w:hAnsi="Arial" w:cs="Arial"/>
+          <w:color w:val="595959"/>
+          <w:sz w:val="28"/>
+          <w:szCs w:val="28"/>
+        </w:rPr>
+        <w:t xml:space="preserve"> ser </w:t>
+      </w:r>
+      <w:r>
+        <w:rPr>
+          <w:rFonts w:ascii="Arial" w:eastAsia="Arial" w:hAnsi="Arial" w:cs="Arial"/>
+          <w:color w:val="808080"/>
+          <w:sz w:val="28"/>
+          <w:szCs w:val="28"/>
+        </w:rPr>
+        <w:t xml:space="preserve">citadas</w:t>
+      </w:r>
+      <w:r>
+        <w:rPr>
+          <w:rFonts w:ascii="Arial" w:eastAsia="Arial" w:hAnsi="Arial" w:cs="Arial"/>
+          <w:color w:val="595959"/>
+          <w:sz w:val="28"/>
+          <w:szCs w:val="28"/>
+        </w:rPr>
+        <w:t xml:space="preserve"> para responder ao recurso</w:t>
+      </w:r>
+      <w:del w:id="1023" w:author="Assessor GDSXSR" w:date="2026-10-29T19:18:21Z">
+        <w:r>
+          <w:rPr>
+            <w:rFonts w:ascii="Arial" w:eastAsia="Arial" w:hAnsi="Arial" w:cs="Arial"/>
+            <w:color w:val="595959"/>
+            <w:sz w:val="28"/>
+            <w:szCs w:val="28"/>
+          </w:rPr>
+          <w:delText xml:space="preserve">,</w:delText>
+        </w:r>
+      </w:del>
+      <w:r>
+        <w:rPr>
+          <w:rFonts w:ascii="Arial" w:eastAsia="Arial" w:hAnsi="Arial" w:cs="Arial"/>
+          <w:color w:val="595959"/>
+          <w:sz w:val="28"/>
+          <w:szCs w:val="28"/>
+        </w:rPr>
+        <w:t xml:space="preserve"> </w:t>
+      </w:r>
+      <w:del w:id="1024" w:author="Assessor GDSXSR" w:date="2026-10-29T19:18:21Z">
+        <w:r>
+          <w:rPr>
+            <w:rFonts w:ascii="Arial" w:eastAsia="Arial" w:hAnsi="Arial" w:cs="Arial"/>
+            <w:color w:val="595959"/>
+            <w:sz w:val="28"/>
+            <w:szCs w:val="28"/>
+          </w:rPr>
+          <w:delText xml:space="preserve">nos termos do art.</w:delText>
+        </w:r>
+      </w:del>
+      <w:ins w:id="1025" w:author="Assessor GDSXSR" w:date="2026-10-29T19:18:21Z">
         <w:r>
           <w:rPr>
             <w:rFonts w:ascii="Arial" w:eastAsia="Arial" w:hAnsi="Arial" w:cs="Arial"/>
@@ -3672,7 +3493,7 @@
             <w:sz w:val="28"/>
             <w:szCs w:val="28"/>
           </w:rPr>
-          <w:t xml:space="preserve">as</w:t>
+          <w:t xml:space="preserve">(CPC</w:t>
         </w:r>
       </w:ins>
       <w:r>
@@ -3682,9 +3503,40 @@
           <w:sz w:val="28"/>
           <w:szCs w:val="28"/>
         </w:rPr>
+        <w:t xml:space="preserve"> 331 </w:t>
+      </w:r>
+      <w:del w:id="1026" w:author="Assessor GDSXSR" w:date="2026-10-29T19:18:21Z">
+        <w:r>
+          <w:rPr>
+            <w:rFonts w:ascii="Arial" w:eastAsia="Arial" w:hAnsi="Arial" w:cs="Arial"/>
+            <w:color w:val="595959"/>
+            <w:sz w:val="28"/>
+            <w:szCs w:val="28"/>
+          </w:rPr>
+          <w:delText xml:space="preserve">do</w:delText>
+        </w:r>
+      </w:del>
+      <w:ins w:id="1027" w:author="Assessor GDSXSR" w:date="2026-10-29T19:18:21Z">
+        <w:r>
+          <w:rPr>
+            <w:rFonts w:ascii="Arial" w:eastAsia="Arial" w:hAnsi="Arial" w:cs="Arial"/>
+            <w:color w:val="808080"/>
+            <w:sz w:val="28"/>
+            <w:szCs w:val="28"/>
+          </w:rPr>
+          <w:t xml:space="preserve">§</w:t>
+        </w:r>
+      </w:ins>
+      <w:r>
+        <w:rPr>
+          <w:rFonts w:ascii="Arial" w:eastAsia="Arial" w:hAnsi="Arial" w:cs="Arial"/>
+          <w:color w:val="595959"/>
+          <w:sz w:val="28"/>
+          <w:szCs w:val="28"/>
+        </w:rPr>
         <w:t xml:space="preserve"> </w:t>
       </w:r>
-      <w:del w:id="1062" w:author="Assessor GDSXSR" w:date="2026-10-29T18:30:42Z">
+      <w:del w:id="1028" w:author="Assessor GDSXSR" w:date="2026-10-29T19:18:21Z">
         <w:r>
           <w:rPr>
             <w:rFonts w:ascii="Arial" w:eastAsia="Arial" w:hAnsi="Arial" w:cs="Arial"/>
@@ -3692,10 +3544,10 @@
             <w:sz w:val="28"/>
             <w:szCs w:val="28"/>
           </w:rPr>
-          <w:delText xml:space="preserve">réu</w:delText>
+          <w:delText xml:space="preserve">CPC:</w:delText>
         </w:r>
       </w:del>
-      <w:ins w:id="1063" w:author="Assessor GDSXSR" w:date="2026-10-29T18:30:42Z">
+      <w:ins w:id="1029" w:author="Assessor GDSXSR" w:date="2026-10-29T19:18:21Z">
         <w:r>
           <w:rPr>
             <w:rFonts w:ascii="Arial" w:eastAsia="Arial" w:hAnsi="Arial" w:cs="Arial"/>
@@ -3703,80 +3555,9 @@
             <w:sz w:val="28"/>
             <w:szCs w:val="28"/>
           </w:rPr>
-          <w:t xml:space="preserve">rés</w:t>
+          <w:t xml:space="preserve">1º).</w:t>
         </w:r>
       </w:ins>
-      <w:r>
-        <w:rPr>
-          <w:rFonts w:ascii="Arial" w:eastAsia="Arial" w:hAnsi="Arial" w:cs="Arial"/>
-          <w:color w:val="595959"/>
-          <w:sz w:val="28"/>
-          <w:szCs w:val="28"/>
-        </w:rPr>
-        <w:t xml:space="preserve"> </w:t>
-      </w:r>
-      <w:del w:id="1064" w:author="Assessor GDSXSR" w:date="2026-10-29T18:30:42Z">
-        <w:r>
-          <w:rPr>
-            <w:rFonts w:ascii="Arial" w:eastAsia="Arial" w:hAnsi="Arial" w:cs="Arial"/>
-            <w:color w:val="595959"/>
-            <w:sz w:val="28"/>
-            <w:szCs w:val="28"/>
-          </w:rPr>
-          <w:delText xml:space="preserve">deve</w:delText>
-        </w:r>
-      </w:del>
-      <w:ins w:id="1065" w:author="Assessor GDSXSR" w:date="2026-10-29T18:30:42Z">
-        <w:r>
-          <w:rPr>
-            <w:rFonts w:ascii="Arial" w:eastAsia="Arial" w:hAnsi="Arial" w:cs="Arial"/>
-            <w:color w:val="808080"/>
-            <w:sz w:val="28"/>
-            <w:szCs w:val="28"/>
-          </w:rPr>
-          <w:t xml:space="preserve">devem</w:t>
-        </w:r>
-      </w:ins>
-      <w:r>
-        <w:rPr>
-          <w:rFonts w:ascii="Arial" w:eastAsia="Arial" w:hAnsi="Arial" w:cs="Arial"/>
-          <w:color w:val="595959"/>
-          <w:sz w:val="28"/>
-          <w:szCs w:val="28"/>
-        </w:rPr>
-        <w:t xml:space="preserve"> ser </w:t>
-      </w:r>
-      <w:del w:id="1066" w:author="Assessor GDSXSR" w:date="2026-10-29T18:30:42Z">
-        <w:r>
-          <w:rPr>
-            <w:rFonts w:ascii="Arial" w:eastAsia="Arial" w:hAnsi="Arial" w:cs="Arial"/>
-            <w:color w:val="595959"/>
-            <w:sz w:val="28"/>
-            <w:szCs w:val="28"/>
-          </w:rPr>
-          <w:delText xml:space="preserve">citado</w:delText>
-        </w:r>
-      </w:del>
-      <w:ins w:id="1067" w:author="Assessor GDSXSR" w:date="2026-10-29T18:30:42Z">
-        <w:r>
-          <w:rPr>
-            <w:rFonts w:ascii="Arial" w:eastAsia="Arial" w:hAnsi="Arial" w:cs="Arial"/>
-            <w:color w:val="808080"/>
-            <w:sz w:val="28"/>
-            <w:szCs w:val="28"/>
-          </w:rPr>
-          <w:t xml:space="preserve">citadas</w:t>
-        </w:r>
-      </w:ins>
-      <w:r>
-        <w:rPr>
-          <w:rFonts w:ascii="Arial" w:eastAsia="Arial" w:hAnsi="Arial" w:cs="Arial"/>
-          <w:color w:val="595959"/>
-          <w:sz w:val="28"/>
-          <w:szCs w:val="28"/>
-        </w:rPr>
-        <w:t xml:space="preserve"> para responder ao recurso, nos termos do art. 331 do CPC:</w:t>
-      </w:r>
     </w:p>
     <w:p>
       <w:pPr>
@@ -3796,12 +3577,2216 @@
         <w:ind w:left="2268"/>
         <w:jc w:val="both"/>
         <w:rPr>
+          <w:del w:id="1031" w:author="Assessor GDSXSR" w:date="2026-10-29T19:18:21Z"/>
           <w:rFonts w:ascii="Arial" w:eastAsia="Arial" w:hAnsi="Arial" w:cs="Arial"/>
           <w:color w:val="595959"/>
           <w:sz w:val="26"/>
           <w:szCs w:val="26"/>
         </w:rPr>
       </w:pPr>
+      <w:del w:id="1030" w:author="Assessor GDSXSR" w:date="2026-10-29T19:18:21Z">
+        <w:r>
+          <w:rPr>
+            <w:rFonts w:ascii="Arial" w:eastAsia="Arial" w:hAnsi="Arial" w:cs="Arial"/>
+            <w:i/>
+            <w:iCs/>
+            <w:color w:val="595959"/>
+            <w:sz w:val="26"/>
+            <w:szCs w:val="26"/>
+          </w:rPr>
+          <w:delText>“Art. 331. Indeferida a petição inicial, o autor poderá apelar, facultado ao juiz, no prazo de 5 (cinco) dias, retratar-se.</w:delText>
+        </w:r>
+      </w:del>
+    </w:p>
+    <w:p>
+      <w:pPr>
+        <w:spacing w:after="0" w:line="360" w:lineRule="auto"/>
+        <w:ind w:left="2268"/>
+        <w:jc w:val="both"/>
+        <w:rPr>
+          <w:del w:id="1033" w:author="Assessor GDSXSR" w:date="2026-10-29T19:18:21Z"/>
+          <w:rFonts w:ascii="Arial" w:eastAsia="Arial" w:hAnsi="Arial" w:cs="Arial"/>
+          <w:color w:val="595959"/>
+          <w:sz w:val="26"/>
+          <w:szCs w:val="26"/>
+        </w:rPr>
+      </w:pPr>
+      <w:del w:id="1032" w:author="Assessor GDSXSR" w:date="2026-10-29T19:18:21Z">
+        <w:r>
+          <w:rPr>
+            <w:rFonts w:ascii="Arial" w:eastAsia="Arial" w:hAnsi="Arial" w:cs="Arial"/>
+            <w:i/>
+            <w:iCs/>
+            <w:color w:val="595959"/>
+            <w:sz w:val="26"/>
+            <w:szCs w:val="26"/>
+          </w:rPr>
+          <w:delText>§ 1º Se não houver retratação, o juiz mandará citar o réu para responder ao recurso.</w:delText>
+        </w:r>
+      </w:del>
+    </w:p>
+    <w:p>
+      <w:pPr>
+        <w:spacing w:after="0" w:line="360" w:lineRule="auto"/>
+        <w:ind w:left="2268"/>
+        <w:jc w:val="both"/>
+        <w:rPr>
+          <w:del w:id="1035" w:author="Assessor GDSXSR" w:date="2026-10-29T19:18:21Z"/>
+          <w:rFonts w:ascii="Arial" w:eastAsia="Arial" w:hAnsi="Arial" w:cs="Arial"/>
+          <w:color w:val="595959"/>
+          <w:sz w:val="26"/>
+          <w:szCs w:val="26"/>
+        </w:rPr>
+      </w:pPr>
+      <w:del w:id="1034" w:author="Assessor GDSXSR" w:date="2026-10-29T19:18:21Z">
+        <w:r>
+          <w:rPr>
+            <w:rFonts w:ascii="Arial" w:eastAsia="Arial" w:hAnsi="Arial" w:cs="Arial"/>
+            <w:i/>
+            <w:iCs/>
+            <w:color w:val="595959"/>
+            <w:sz w:val="26"/>
+            <w:szCs w:val="26"/>
+          </w:rPr>
+          <w:delText>(...).”</w:delText>
+        </w:r>
+      </w:del>
+    </w:p>
+    <w:p>
+      <w:pPr>
+        <w:spacing w:after="0" w:line="360" w:lineRule="auto"/>
+        <w:jc w:val="both"/>
+        <w:rPr>
+          <w:del w:id="1036" w:author="Assessor GDSXSR" w:date="2026-10-29T19:18:21Z"/>
+          <w:rFonts w:ascii="Arial" w:eastAsia="Arial" w:hAnsi="Arial" w:cs="Arial"/>
+          <w:color w:val="595959"/>
+          <w:sz w:val="28"/>
+          <w:szCs w:val="28"/>
+        </w:rPr>
+      </w:pPr>
+    </w:p>
+    <w:p>
+      <w:pPr>
+        <w:spacing w:after="0" w:line="360" w:lineRule="auto"/>
+        <w:ind w:firstLine="2268"/>
+        <w:jc w:val="both"/>
+        <w:rPr>
+          <w:rFonts w:ascii="Arial" w:eastAsia="Arial" w:hAnsi="Arial" w:cs="Arial"/>
+          <w:color w:val="595959"/>
+          <w:sz w:val="28"/>
+          <w:szCs w:val="28"/>
+        </w:rPr>
+      </w:pPr>
+      <w:r>
+        <w:rPr>
+          <w:rFonts w:ascii="Arial" w:eastAsia="Arial" w:hAnsi="Arial" w:cs="Arial"/>
+          <w:color w:val="595959"/>
+          <w:sz w:val="28"/>
+          <w:szCs w:val="28"/>
+        </w:rPr>
+        <w:t xml:space="preserve">No caso, </w:t>
+      </w:r>
+      <w:del w:id="1037" w:author="Assessor GDSXSR" w:date="2026-10-29T19:18:21Z">
+        <w:r>
+          <w:rPr>
+            <w:rFonts w:ascii="Arial" w:eastAsia="Arial" w:hAnsi="Arial" w:cs="Arial"/>
+            <w:color w:val="595959"/>
+            <w:sz w:val="28"/>
+            <w:szCs w:val="28"/>
+          </w:rPr>
+          <w:delText xml:space="preserve">as tentativas de</w:delText>
+        </w:r>
+      </w:del>
+      <w:ins w:id="1038" w:author="Assessor GDSXSR" w:date="2026-10-29T19:18:21Z">
+        <w:r>
+          <w:rPr>
+            <w:rFonts w:ascii="Arial" w:eastAsia="Arial" w:hAnsi="Arial" w:cs="Arial"/>
+            <w:color w:val="808080"/>
+            <w:sz w:val="28"/>
+            <w:szCs w:val="28"/>
+          </w:rPr>
+          <w:t xml:space="preserve">a</w:t>
+        </w:r>
+      </w:ins>
+      <w:r>
+        <w:rPr>
+          <w:rFonts w:ascii="Arial" w:eastAsia="Arial" w:hAnsi="Arial" w:cs="Arial"/>
+          <w:color w:val="595959"/>
+          <w:sz w:val="28"/>
+          <w:szCs w:val="28"/>
+        </w:rPr>
+        <w:t xml:space="preserve"> citação</w:t>
+      </w:r>
+      <w:ins w:id="1039" w:author="Assessor GDSXSR" w:date="2026-10-29T19:18:21Z">
+        <w:r>
+          <w:rPr>
+            <w:rFonts w:ascii="Arial" w:eastAsia="Arial" w:hAnsi="Arial" w:cs="Arial"/>
+            <w:color w:val="808080"/>
+            <w:sz w:val="28"/>
+            <w:szCs w:val="28"/>
+          </w:rPr>
+          <w:t xml:space="preserve"> postal</w:t>
+        </w:r>
+      </w:ins>
+      <w:r>
+        <w:rPr>
+          <w:rFonts w:ascii="Arial" w:eastAsia="Arial" w:hAnsi="Arial" w:cs="Arial"/>
+          <w:color w:val="595959"/>
+          <w:sz w:val="28"/>
+          <w:szCs w:val="28"/>
+        </w:rPr>
+        <w:t xml:space="preserve"> das rés </w:t>
+      </w:r>
+      <w:del w:id="1040" w:author="Assessor GDSXSR" w:date="2026-10-29T19:18:21Z">
+        <w:r>
+          <w:rPr>
+            <w:rFonts w:ascii="Arial" w:eastAsia="Arial" w:hAnsi="Arial" w:cs="Arial"/>
+            <w:color w:val="595959"/>
+            <w:sz w:val="28"/>
+            <w:szCs w:val="28"/>
+          </w:rPr>
+          <w:delText xml:space="preserve">pela</w:delText>
+        </w:r>
+      </w:del>
+      <w:ins w:id="1041" w:author="Assessor GDSXSR" w:date="2026-10-29T19:18:21Z">
+        <w:r>
+          <w:rPr>
+            <w:rFonts w:ascii="Arial" w:eastAsia="Arial" w:hAnsi="Arial" w:cs="Arial"/>
+            <w:color w:val="808080"/>
+            <w:sz w:val="28"/>
+            <w:szCs w:val="28"/>
+          </w:rPr>
+          <w:t xml:space="preserve">foi</w:t>
+        </w:r>
+      </w:ins>
+      <w:r>
+        <w:rPr>
+          <w:rFonts w:ascii="Arial" w:eastAsia="Arial" w:hAnsi="Arial" w:cs="Arial"/>
+          <w:color w:val="595959"/>
+          <w:sz w:val="28"/>
+          <w:szCs w:val="28"/>
+        </w:rPr>
+        <w:t xml:space="preserve"> </w:t>
+      </w:r>
+      <w:del w:id="1042" w:author="Assessor GDSXSR" w:date="2026-10-29T19:18:21Z">
+        <w:r>
+          <w:rPr>
+            <w:rFonts w:ascii="Arial" w:eastAsia="Arial" w:hAnsi="Arial" w:cs="Arial"/>
+            <w:color w:val="595959"/>
+            <w:sz w:val="28"/>
+            <w:szCs w:val="28"/>
+          </w:rPr>
+          <w:delText xml:space="preserve">via postal foram frustradas</w:delText>
+        </w:r>
+      </w:del>
+      <w:ins w:id="1043" w:author="Assessor GDSXSR" w:date="2026-10-29T19:18:21Z">
+        <w:r>
+          <w:rPr>
+            <w:rFonts w:ascii="Arial" w:eastAsia="Arial" w:hAnsi="Arial" w:cs="Arial"/>
+            <w:color w:val="808080"/>
+            <w:sz w:val="28"/>
+            <w:szCs w:val="28"/>
+          </w:rPr>
+          <w:t xml:space="preserve">frustrada</w:t>
+        </w:r>
+      </w:ins>
+      <w:r>
+        <w:rPr>
+          <w:rFonts w:ascii="Arial" w:eastAsia="Arial" w:hAnsi="Arial" w:cs="Arial"/>
+          <w:color w:val="595959"/>
+          <w:sz w:val="28"/>
+          <w:szCs w:val="28"/>
+        </w:rPr>
+        <w:t xml:space="preserve">, e os autos subiram</w:t>
+      </w:r>
+      <w:del w:id="1044" w:author="Assessor GDSXSR" w:date="2026-10-29T19:18:21Z">
+        <w:r>
+          <w:rPr>
+            <w:rFonts w:ascii="Arial" w:eastAsia="Arial" w:hAnsi="Arial" w:cs="Arial"/>
+            <w:color w:val="595959"/>
+            <w:sz w:val="28"/>
+            <w:szCs w:val="28"/>
+          </w:rPr>
+          <w:delText xml:space="preserve"> a este Tribunal</w:delText>
+        </w:r>
+      </w:del>
+      <w:r>
+        <w:rPr>
+          <w:rFonts w:ascii="Arial" w:eastAsia="Arial" w:hAnsi="Arial" w:cs="Arial"/>
+          <w:color w:val="595959"/>
+          <w:sz w:val="28"/>
+          <w:szCs w:val="28"/>
+        </w:rPr>
+        <w:t xml:space="preserve"> sem contrarrazões</w:t>
+      </w:r>
+      <w:r>
+        <w:rPr>
+          <w:rFonts w:ascii="Arial" w:eastAsia="Arial" w:hAnsi="Arial" w:cs="Arial"/>
+          <w:color w:val="808080"/>
+          <w:sz w:val="28"/>
+          <w:szCs w:val="28"/>
+        </w:rPr>
+        <w:t xml:space="preserve"> (ID 90441457 e 90442360)</w:t>
+      </w:r>
+      <w:r>
+        <w:rPr>
+          <w:rFonts w:ascii="Arial" w:eastAsia="Arial" w:hAnsi="Arial" w:cs="Arial"/>
+          <w:color w:val="595959"/>
+          <w:sz w:val="28"/>
+          <w:szCs w:val="28"/>
+        </w:rPr>
+        <w:t xml:space="preserve">.</w:t>
+      </w:r>
+    </w:p>
+    <w:p>
+      <w:pPr>
+        <w:spacing w:after="0" w:line="360" w:lineRule="auto"/>
+        <w:jc w:val="both"/>
+        <w:rPr>
+          <w:rFonts w:ascii="Arial" w:eastAsia="Arial" w:hAnsi="Arial" w:cs="Arial"/>
+          <w:color w:val="595959"/>
+          <w:sz w:val="28"/>
+          <w:szCs w:val="28"/>
+        </w:rPr>
+      </w:pPr>
+    </w:p>
+    <w:p>
+      <w:pPr>
+        <w:spacing w:after="0" w:line="360" w:lineRule="auto"/>
+        <w:ind w:firstLine="2268"/>
+        <w:jc w:val="both"/>
+        <w:rPr>
+          <w:rFonts w:ascii="Arial" w:eastAsia="Arial" w:hAnsi="Arial" w:cs="Arial"/>
+          <w:color w:val="595959"/>
+          <w:sz w:val="28"/>
+          <w:szCs w:val="28"/>
+        </w:rPr>
+      </w:pPr>
+      <w:commentRangeStart w:id="22"/>
+      <w:r>
+        <w:rPr>
+          <w:rFonts w:ascii="Arial" w:eastAsia="Arial" w:hAnsi="Arial" w:cs="Arial"/>
+          <w:color w:val="595959"/>
+          <w:sz w:val="28"/>
+          <w:szCs w:val="28"/>
+          <w:highlight w:val="yellow"/>
+        </w:rPr>
+        <w:t xml:space="preserve">A falta de citação</w:t>
+      </w:r>
+      <w:commentRangeEnd w:id="22"/>
+      <w:r>
+        <w:rPr>
+          <w:rStyle w:val="CommentReference"/>
+        </w:rPr>
+        <w:commentReference w:id="22"/>
+      </w:r>
+      <w:del w:id="1045" w:author="Assessor GDSXSR" w:date="2026-10-29T19:18:21Z">
+        <w:r>
+          <w:rPr>
+            <w:rFonts w:ascii="Arial" w:eastAsia="Arial" w:hAnsi="Arial" w:cs="Arial"/>
+            <w:color w:val="595959"/>
+            <w:sz w:val="28"/>
+            <w:szCs w:val="28"/>
+            <w:highlight w:val="yellow"/>
+          </w:rPr>
+          <w:delText xml:space="preserve">, no entanto,</w:delText>
+        </w:r>
+      </w:del>
+      <w:r>
+        <w:rPr>
+          <w:rFonts w:ascii="Arial" w:eastAsia="Arial" w:hAnsi="Arial" w:cs="Arial"/>
+          <w:color w:val="595959"/>
+          <w:sz w:val="28"/>
+          <w:szCs w:val="28"/>
+          <w:highlight w:val="yellow"/>
+        </w:rPr>
+        <w:t xml:space="preserve"> não impede o julgamento do apelo</w:t>
+      </w:r>
+      <w:ins w:id="1046" w:author="Assessor GDSXSR" w:date="2026-10-29T19:18:21Z">
+        <w:r>
+          <w:rPr>
+            <w:rFonts w:ascii="Arial" w:eastAsia="Arial" w:hAnsi="Arial" w:cs="Arial"/>
+            <w:color w:val="808080"/>
+            <w:sz w:val="28"/>
+            <w:szCs w:val="28"/>
+            <w:highlight w:val="yellow"/>
+          </w:rPr>
+          <w:t xml:space="preserve">, pois, cassada a sentença, as rés serão citadas na origem, com plena oportunidade de defesa (CPC 282 § 1º)</w:t>
+        </w:r>
+      </w:ins>
+      <w:r>
+        <w:rPr>
+          <w:rFonts w:ascii="Arial" w:eastAsia="Arial" w:hAnsi="Arial" w:cs="Arial"/>
+          <w:color w:val="595959"/>
+          <w:sz w:val="28"/>
+          <w:szCs w:val="28"/>
+          <w:highlight w:val="yellow"/>
+        </w:rPr>
+        <w:t xml:space="preserve">.</w:t>
+      </w:r>
+    </w:p>
+    <w:p>
+      <w:pPr>
+        <w:spacing w:after="0" w:line="360" w:lineRule="auto"/>
+        <w:jc w:val="both"/>
+        <w:rPr>
+          <w:rFonts w:ascii="Arial" w:eastAsia="Arial" w:hAnsi="Arial" w:cs="Arial"/>
+          <w:color w:val="595959"/>
+          <w:sz w:val="28"/>
+          <w:szCs w:val="28"/>
+        </w:rPr>
+      </w:pPr>
+    </w:p>
+    <w:p>
+      <w:pPr>
+        <w:spacing w:after="0" w:line="360" w:lineRule="auto"/>
+        <w:ind w:firstLine="2268"/>
+        <w:jc w:val="both"/>
+        <w:rPr>
+          <w:del w:id="1048" w:author="Assessor GDSXSR" w:date="2026-10-29T19:18:21Z"/>
+          <w:rFonts w:ascii="Arial" w:eastAsia="Arial" w:hAnsi="Arial" w:cs="Arial"/>
+          <w:color w:val="595959"/>
+          <w:sz w:val="28"/>
+          <w:szCs w:val="28"/>
+        </w:rPr>
+      </w:pPr>
+      <w:del w:id="1047" w:author="Assessor GDSXSR" w:date="2026-10-29T19:18:21Z">
+        <w:r>
+          <w:rPr>
+            <w:rFonts w:ascii="Arial" w:eastAsia="Arial" w:hAnsi="Arial" w:cs="Arial"/>
+            <w:color w:val="595959"/>
+            <w:sz w:val="28"/>
+            <w:szCs w:val="28"/>
+          </w:rPr>
+          <w:delText>Como o recurso será provido para cassar a sentença, o processo retornará à fase postulatória, e as rés serão citadas na origem, com plena oportunidade de defesa. O julgamento, portanto, não lhes causa prejuízo.</w:delText>
+        </w:r>
+      </w:del>
+    </w:p>
+    <w:p>
+      <w:pPr>
+        <w:spacing w:after="0" w:line="360" w:lineRule="auto"/>
+        <w:jc w:val="both"/>
+        <w:rPr>
+          <w:del w:id="1049" w:author="Assessor GDSXSR" w:date="2026-10-29T19:18:21Z"/>
+          <w:rFonts w:ascii="Arial" w:eastAsia="Arial" w:hAnsi="Arial" w:cs="Arial"/>
+          <w:color w:val="595959"/>
+          <w:sz w:val="28"/>
+          <w:szCs w:val="28"/>
+        </w:rPr>
+      </w:pPr>
+    </w:p>
+    <w:p>
+      <w:pPr>
+        <w:spacing w:after="0" w:line="360" w:lineRule="auto"/>
+        <w:ind w:firstLine="2268"/>
+        <w:jc w:val="both"/>
+        <w:rPr>
+          <w:del w:id="1051" w:author="Assessor GDSXSR" w:date="2026-10-29T19:18:21Z"/>
+          <w:rFonts w:ascii="Arial" w:eastAsia="Arial" w:hAnsi="Arial" w:cs="Arial"/>
+          <w:color w:val="595959"/>
+          <w:sz w:val="28"/>
+          <w:szCs w:val="28"/>
+        </w:rPr>
+      </w:pPr>
+      <w:del w:id="1050" w:author="Assessor GDSXSR" w:date="2026-10-29T19:18:21Z">
+        <w:r>
+          <w:rPr>
+            <w:rFonts w:ascii="Arial" w:eastAsia="Arial" w:hAnsi="Arial" w:cs="Arial"/>
+            <w:color w:val="595959"/>
+            <w:sz w:val="28"/>
+            <w:szCs w:val="28"/>
+          </w:rPr>
+          <w:delText>Dispõe o art. 282, §1º, do CPC:</w:delText>
+        </w:r>
+      </w:del>
+    </w:p>
+    <w:p>
+      <w:pPr>
+        <w:spacing w:after="0" w:line="360" w:lineRule="auto"/>
+        <w:jc w:val="both"/>
+        <w:rPr>
+          <w:del w:id="1052" w:author="Assessor GDSXSR" w:date="2026-10-29T19:18:21Z"/>
+          <w:rFonts w:ascii="Arial" w:eastAsia="Arial" w:hAnsi="Arial" w:cs="Arial"/>
+          <w:color w:val="595959"/>
+          <w:sz w:val="28"/>
+          <w:szCs w:val="28"/>
+        </w:rPr>
+      </w:pPr>
+    </w:p>
+    <w:p>
+      <w:pPr>
+        <w:spacing w:after="0" w:line="360" w:lineRule="auto"/>
+        <w:ind w:left="2268"/>
+        <w:jc w:val="both"/>
+        <w:rPr>
+          <w:del w:id="1054" w:author="Assessor GDSXSR" w:date="2026-10-29T19:18:21Z"/>
+          <w:rFonts w:ascii="Arial" w:eastAsia="Arial" w:hAnsi="Arial" w:cs="Arial"/>
+          <w:color w:val="595959"/>
+          <w:sz w:val="26"/>
+          <w:szCs w:val="26"/>
+        </w:rPr>
+      </w:pPr>
+      <w:del w:id="1053" w:author="Assessor GDSXSR" w:date="2026-10-29T19:18:21Z">
+        <w:r>
+          <w:rPr>
+            <w:rFonts w:ascii="Arial" w:eastAsia="Arial" w:hAnsi="Arial" w:cs="Arial"/>
+            <w:i/>
+            <w:iCs/>
+            <w:color w:val="595959"/>
+            <w:sz w:val="26"/>
+            <w:szCs w:val="26"/>
+          </w:rPr>
+          <w:delText>“§ 1º O ato não será repetido nem sua falta será suprida quando não prejudicar a parte.”</w:delText>
+        </w:r>
+      </w:del>
+    </w:p>
+    <w:p>
+      <w:pPr>
+        <w:spacing w:after="0" w:line="360" w:lineRule="auto"/>
+        <w:jc w:val="both"/>
+        <w:rPr>
+          <w:del w:id="1055" w:author="Assessor GDSXSR" w:date="2026-10-29T19:18:21Z"/>
+          <w:rFonts w:ascii="Arial" w:eastAsia="Arial" w:hAnsi="Arial" w:cs="Arial"/>
+          <w:color w:val="595959"/>
+          <w:sz w:val="28"/>
+          <w:szCs w:val="28"/>
+        </w:rPr>
+      </w:pPr>
+    </w:p>
+    <w:p>
+      <w:pPr>
+        <w:spacing w:after="0" w:line="360" w:lineRule="auto"/>
+        <w:ind w:firstLine="2268"/>
+        <w:jc w:val="both"/>
+        <w:rPr>
+          <w:rFonts w:ascii="Arial" w:eastAsia="Arial" w:hAnsi="Arial" w:cs="Arial"/>
+          <w:color w:val="595959"/>
+          <w:sz w:val="28"/>
+          <w:szCs w:val="28"/>
+        </w:rPr>
+      </w:pPr>
+      <w:r>
+        <w:rPr>
+          <w:rFonts w:ascii="Arial" w:eastAsia="Arial" w:hAnsi="Arial" w:cs="Arial"/>
+          <w:color w:val="595959"/>
+          <w:sz w:val="28"/>
+          <w:szCs w:val="28"/>
+          <w:highlight w:val="yellow"/>
+          <w:u w:val="single"/>
+        </w:rPr>
+        <w:t xml:space="preserve">Assim, </w:t>
+      </w:r>
+      <w:del w:id="1056" w:author="Assessor GDSXSR" w:date="2026-10-29T19:18:21Z">
+        <w:r>
+          <w:rPr>
+            <w:rFonts w:ascii="Arial" w:eastAsia="Arial" w:hAnsi="Arial" w:cs="Arial"/>
+            <w:color w:val="595959"/>
+            <w:sz w:val="28"/>
+            <w:szCs w:val="28"/>
+            <w:highlight w:val="yellow"/>
+            <w:u w:val="single"/>
+          </w:rPr>
+          <w:delText xml:space="preserve">presentes os pressupostos de admissibilidade, conheço do</w:delText>
+        </w:r>
+      </w:del>
+      <w:ins w:id="1057" w:author="Assessor GDSXSR" w:date="2026-10-29T19:18:21Z">
+        <w:r>
+          <w:rPr>
+            <w:rFonts w:ascii="Arial" w:eastAsia="Arial" w:hAnsi="Arial" w:cs="Arial"/>
+            <w:color w:val="808080"/>
+            <w:sz w:val="28"/>
+            <w:szCs w:val="28"/>
+            <w:highlight w:val="yellow"/>
+            <w:u w:val="single"/>
+          </w:rPr>
+          <w:t xml:space="preserve">o</w:t>
+        </w:r>
+      </w:ins>
+      <w:r>
+        <w:rPr>
+          <w:rFonts w:ascii="Arial" w:eastAsia="Arial" w:hAnsi="Arial" w:cs="Arial"/>
+          <w:color w:val="595959"/>
+          <w:sz w:val="28"/>
+          <w:szCs w:val="28"/>
+          <w:highlight w:val="yellow"/>
+          <w:u w:val="single"/>
+        </w:rPr>
+        <w:t xml:space="preserve"> apelo</w:t>
+      </w:r>
+      <w:ins w:id="1058" w:author="Assessor GDSXSR" w:date="2026-10-29T19:18:21Z">
+        <w:r>
+          <w:rPr>
+            <w:rFonts w:ascii="Arial" w:eastAsia="Arial" w:hAnsi="Arial" w:cs="Arial"/>
+            <w:color w:val="808080"/>
+            <w:sz w:val="28"/>
+            <w:szCs w:val="28"/>
+            <w:highlight w:val="yellow"/>
+            <w:u w:val="single"/>
+          </w:rPr>
+          <w:t xml:space="preserve"> pode ser julgado sem a citação das rés</w:t>
+        </w:r>
+      </w:ins>
+      <w:r>
+        <w:rPr>
+          <w:rFonts w:ascii="Arial" w:eastAsia="Arial" w:hAnsi="Arial" w:cs="Arial"/>
+          <w:color w:val="595959"/>
+          <w:sz w:val="28"/>
+          <w:szCs w:val="28"/>
+          <w:highlight w:val="yellow"/>
+          <w:u w:val="single"/>
+        </w:rPr>
+        <w:t xml:space="preserve">.</w:t>
+      </w:r>
+    </w:p>
+    <w:p>
+      <w:pPr>
+        <w:spacing w:after="0" w:line="360" w:lineRule="auto"/>
+        <w:jc w:val="both"/>
+        <w:rPr>
+          <w:rFonts w:ascii="Arial" w:eastAsia="Arial" w:hAnsi="Arial" w:cs="Arial"/>
+          <w:color w:val="595959"/>
+          <w:sz w:val="28"/>
+          <w:szCs w:val="28"/>
+        </w:rPr>
+      </w:pPr>
+    </w:p>
+    <w:p>
+      <w:pPr>
+        <w:spacing w:after="0" w:line="360" w:lineRule="auto"/>
+        <w:jc w:val="center"/>
+        <w:rPr>
+          <w:rFonts w:ascii="Arial" w:eastAsia="Arial" w:hAnsi="Arial" w:cs="Arial"/>
+          <w:color w:val="595959"/>
+          <w:sz w:val="28"/>
+          <w:szCs w:val="28"/>
+        </w:rPr>
+      </w:pPr>
+      <w:commentRangeStart w:id="6"/>
+      <w:r>
+        <w:rPr>
+          <w:rFonts w:ascii="Arial" w:eastAsia="Arial" w:hAnsi="Arial" w:cs="Arial"/>
+          <w:color w:val="595959"/>
+          <w:sz w:val="28"/>
+          <w:szCs w:val="28"/>
+          <w:highlight w:val="yellow"/>
+        </w:rPr>
+        <w:t>DA INVIABILIDADE DO INDEFERIMENTO DA PETIÇÃO INICIAL POR FALTA DE DOCUMENTOS NÃO INDISPENSÁVEIS À PROPOSITURA DA AÇÃO</w:t>
+      </w:r>
+      <w:commentRangeEnd w:id="6"/>
+      <w:r>
+        <w:rPr>
+          <w:rStyle w:val="Refdecomentrio"/>
+          <w:rFonts w:ascii="Arial" w:eastAsia="Arial" w:hAnsi="Arial" w:cs="Arial"/>
+          <w:color w:val="595959"/>
+          <w:sz w:val="28"/>
+          <w:szCs w:val="28"/>
+        </w:rPr>
+        <w:commentReference w:id="6"/>
+      </w:r>
+    </w:p>
+    <w:p>
+      <w:pPr>
+        <w:spacing w:after="0" w:line="360" w:lineRule="auto"/>
+        <w:jc w:val="both"/>
+        <w:rPr>
+          <w:rFonts w:ascii="Arial" w:eastAsia="Arial" w:hAnsi="Arial" w:cs="Arial"/>
+          <w:color w:val="595959"/>
+          <w:sz w:val="28"/>
+          <w:szCs w:val="28"/>
+        </w:rPr>
+      </w:pPr>
+    </w:p>
+    <w:p>
+      <w:pPr>
+        <w:spacing w:after="0" w:line="360" w:lineRule="auto"/>
+        <w:ind w:firstLine="2268"/>
+        <w:jc w:val="both"/>
+        <w:rPr>
+          <w:rFonts w:ascii="Arial" w:eastAsia="Arial" w:hAnsi="Arial" w:cs="Arial"/>
+          <w:color w:val="595959"/>
+          <w:sz w:val="28"/>
+          <w:szCs w:val="28"/>
+        </w:rPr>
+      </w:pPr>
+      <w:r>
+        <w:rPr>
+          <w:rFonts w:ascii="Arial" w:eastAsia="Arial" w:hAnsi="Arial" w:cs="Arial"/>
+          <w:color w:val="595959"/>
+          <w:sz w:val="28"/>
+          <w:szCs w:val="28"/>
+        </w:rPr>
+        <w:t xml:space="preserve">O autor/apelante alega que: </w:t>
+      </w:r>
+      <w:r>
+        <w:rPr>
+          <w:b/>
+          <w:rFonts w:ascii="Arial" w:eastAsia="Arial" w:hAnsi="Arial" w:cs="Arial"/>
+          <w:bCs/>
+          <w:color w:val="595959"/>
+          <w:sz w:val="28"/>
+          <w:szCs w:val="28"/>
+        </w:rPr>
+        <w:t xml:space="preserve">1)</w:t>
+      </w:r>
+      <w:r>
+        <w:rPr>
+          <w:rFonts w:ascii="Arial" w:eastAsia="Arial" w:hAnsi="Arial" w:cs="Arial"/>
+          <w:color w:val="595959"/>
+          <w:sz w:val="28"/>
+          <w:szCs w:val="28"/>
+        </w:rPr>
+        <w:t xml:space="preserve"> </w:t>
+      </w:r>
+      <w:del w:id="1059" w:author="Assessor GDSXSR" w:date="2026-10-29T19:18:21Z">
+        <w:r>
+          <w:rPr>
+            <w:rFonts w:ascii="Arial" w:eastAsia="Arial" w:hAnsi="Arial" w:cs="Arial"/>
+            <w:color w:val="595959"/>
+            <w:sz w:val="28"/>
+            <w:szCs w:val="28"/>
+          </w:rPr>
+          <w:delText xml:space="preserve">apresentou</w:delText>
+        </w:r>
+      </w:del>
+      <w:ins w:id="1060" w:author="Assessor GDSXSR" w:date="2026-10-29T19:18:21Z">
+        <w:r>
+          <w:rPr>
+            <w:rFonts w:ascii="Arial" w:eastAsia="Arial" w:hAnsi="Arial" w:cs="Arial"/>
+            <w:color w:val="808080"/>
+            <w:sz w:val="28"/>
+            <w:szCs w:val="28"/>
+          </w:rPr>
+          <w:t xml:space="preserve">cumpriu</w:t>
+        </w:r>
+      </w:ins>
+      <w:r>
+        <w:rPr>
+          <w:rFonts w:ascii="Arial" w:eastAsia="Arial" w:hAnsi="Arial" w:cs="Arial"/>
+          <w:color w:val="595959"/>
+          <w:sz w:val="28"/>
+          <w:szCs w:val="28"/>
+        </w:rPr>
+        <w:t xml:space="preserve"> </w:t>
+      </w:r>
+      <w:del w:id="1061" w:author="Assessor GDSXSR" w:date="2026-10-29T19:18:21Z">
+        <w:r>
+          <w:rPr>
+            <w:rFonts w:ascii="Arial" w:eastAsia="Arial" w:hAnsi="Arial" w:cs="Arial"/>
+            <w:color w:val="595959"/>
+            <w:sz w:val="28"/>
+            <w:szCs w:val="28"/>
+          </w:rPr>
+          <w:delText xml:space="preserve">comprovante</w:delText>
+        </w:r>
+      </w:del>
+      <w:ins w:id="1062" w:author="Assessor GDSXSR" w:date="2026-10-29T19:18:21Z">
+        <w:r>
+          <w:rPr>
+            <w:rFonts w:ascii="Arial" w:eastAsia="Arial" w:hAnsi="Arial" w:cs="Arial"/>
+            <w:color w:val="808080"/>
+            <w:sz w:val="28"/>
+            <w:szCs w:val="28"/>
+          </w:rPr>
+          <w:t xml:space="preserve">as determinações</w:t>
+        </w:r>
+      </w:ins>
+      <w:r>
+        <w:rPr>
+          <w:rFonts w:ascii="Arial" w:eastAsia="Arial" w:hAnsi="Arial" w:cs="Arial"/>
+          <w:color w:val="595959"/>
+          <w:sz w:val="28"/>
+          <w:szCs w:val="28"/>
+        </w:rPr>
+        <w:t xml:space="preserve"> de </w:t>
+      </w:r>
+      <w:del w:id="1063" w:author="Assessor GDSXSR" w:date="2026-10-29T19:18:21Z">
+        <w:r>
+          <w:rPr>
+            <w:rFonts w:ascii="Arial" w:eastAsia="Arial" w:hAnsi="Arial" w:cs="Arial"/>
+            <w:color w:val="595959"/>
+            <w:sz w:val="28"/>
+            <w:szCs w:val="28"/>
+          </w:rPr>
+          <w:delText xml:space="preserve">residência, esclareceu a legitimidade passiva e retificou o polo passivo, complementou a causa de pedir dos danos morais e retificou o valor da restituição</w:delText>
+        </w:r>
+      </w:del>
+      <w:ins w:id="1064" w:author="Assessor GDSXSR" w:date="2026-10-29T19:18:21Z">
+        <w:r>
+          <w:rPr>
+            <w:rFonts w:ascii="Arial" w:eastAsia="Arial" w:hAnsi="Arial" w:cs="Arial"/>
+            <w:color w:val="808080"/>
+            <w:sz w:val="28"/>
+            <w:szCs w:val="28"/>
+          </w:rPr>
+          <w:t xml:space="preserve">emenda</w:t>
+        </w:r>
+      </w:ins>
+      <w:r>
+        <w:rPr>
+          <w:rFonts w:ascii="Arial" w:eastAsia="Arial" w:hAnsi="Arial" w:cs="Arial"/>
+          <w:color w:val="595959"/>
+          <w:sz w:val="28"/>
+          <w:szCs w:val="28"/>
+        </w:rPr>
+        <w:t xml:space="preserve">; </w:t>
+      </w:r>
+      <w:r>
+        <w:rPr>
+          <w:b/>
+          <w:rFonts w:ascii="Arial" w:eastAsia="Arial" w:hAnsi="Arial" w:cs="Arial"/>
+          <w:bCs/>
+          <w:color w:val="595959"/>
+          <w:sz w:val="28"/>
+          <w:szCs w:val="28"/>
+        </w:rPr>
+        <w:t xml:space="preserve">2)</w:t>
+      </w:r>
+      <w:r>
+        <w:rPr>
+          <w:rFonts w:ascii="Arial" w:eastAsia="Arial" w:hAnsi="Arial" w:cs="Arial"/>
+          <w:color w:val="595959"/>
+          <w:sz w:val="28"/>
+          <w:szCs w:val="28"/>
+        </w:rPr>
+        <w:t xml:space="preserve"> os pagamentos estão demonstrados pelo cálculo de atualização do TJDFT</w:t>
+      </w:r>
+      <w:del w:id="1065" w:author="Assessor GDSXSR" w:date="2026-10-29T19:18:21Z">
+        <w:r>
+          <w:rPr>
+            <w:rFonts w:ascii="Arial" w:eastAsia="Arial" w:hAnsi="Arial" w:cs="Arial"/>
+            <w:color w:val="595959"/>
+            <w:sz w:val="28"/>
+            <w:szCs w:val="28"/>
+          </w:rPr>
+          <w:delText xml:space="preserve">, que discrimina </w:delText>
+        </w:r>
+        <w:r>
+          <w:rPr>
+            <w:rFonts w:ascii="Arial" w:eastAsia="Arial" w:hAnsi="Arial" w:cs="Arial"/>
+            <w:color w:val="595959"/>
+            <w:sz w:val="28"/>
+            <w:szCs w:val="28"/>
+          </w:rPr>
+          <w:delText xml:space="preserve">as 48 parcelas pagas,</w:delText>
+        </w:r>
+      </w:del>
+      <w:r>
+        <w:rPr>
+          <w:rFonts w:ascii="Arial" w:eastAsia="Arial" w:hAnsi="Arial" w:cs="Arial"/>
+          <w:color w:val="595959"/>
+          <w:sz w:val="28"/>
+          <w:szCs w:val="28"/>
+        </w:rPr>
+        <w:t xml:space="preserve"> e pelo protocolo de recebimento dos boletos, e parte dos comprovantes</w:t>
+      </w:r>
+      <w:del w:id="1066" w:author="Assessor GDSXSR" w:date="2026-10-29T19:18:21Z">
+        <w:r>
+          <w:rPr>
+            <w:rFonts w:ascii="Arial" w:eastAsia="Arial" w:hAnsi="Arial" w:cs="Arial"/>
+            <w:color w:val="595959"/>
+            <w:sz w:val="28"/>
+            <w:szCs w:val="28"/>
+          </w:rPr>
+          <w:delText xml:space="preserve"> originais</w:delText>
+        </w:r>
+      </w:del>
+      <w:r>
+        <w:rPr>
+          <w:rFonts w:ascii="Arial" w:eastAsia="Arial" w:hAnsi="Arial" w:cs="Arial"/>
+          <w:color w:val="595959"/>
+          <w:sz w:val="28"/>
+          <w:szCs w:val="28"/>
+        </w:rPr>
+        <w:t xml:space="preserve"> pode não ter sido preservada, pelo decurso de mais de dez anos; </w:t>
+      </w:r>
+      <w:r>
+        <w:rPr>
+          <w:b/>
+          <w:rFonts w:ascii="Arial" w:eastAsia="Arial" w:hAnsi="Arial" w:cs="Arial"/>
+          <w:bCs/>
+          <w:color w:val="595959"/>
+          <w:sz w:val="28"/>
+          <w:szCs w:val="28"/>
+        </w:rPr>
+        <w:t xml:space="preserve">3)</w:t>
+      </w:r>
+      <w:r>
+        <w:rPr>
+          <w:rFonts w:ascii="Arial" w:eastAsia="Arial" w:hAnsi="Arial" w:cs="Arial"/>
+          <w:color w:val="595959"/>
+          <w:sz w:val="28"/>
+          <w:szCs w:val="28"/>
+        </w:rPr>
+        <w:t xml:space="preserve"> juntou o contrato em posição vertical</w:t>
+      </w:r>
+      <w:del w:id="1067" w:author="Assessor GDSXSR" w:date="2026-10-29T19:18:21Z">
+        <w:r>
+          <w:rPr>
+            <w:rFonts w:ascii="Arial" w:eastAsia="Arial" w:hAnsi="Arial" w:cs="Arial"/>
+            <w:color w:val="595959"/>
+            <w:sz w:val="28"/>
+            <w:szCs w:val="28"/>
+          </w:rPr>
+          <w:delText xml:space="preserve"> e</w:delText>
+        </w:r>
+      </w:del>
+      <w:ins w:id="1068" w:author="Assessor GDSXSR" w:date="2026-10-29T19:18:21Z">
+        <w:r>
+          <w:rPr>
+            <w:rFonts w:ascii="Arial" w:eastAsia="Arial" w:hAnsi="Arial" w:cs="Arial"/>
+            <w:color w:val="808080"/>
+            <w:sz w:val="28"/>
+            <w:szCs w:val="28"/>
+          </w:rPr>
+          <w:t xml:space="preserve">,</w:t>
+        </w:r>
+      </w:ins>
+      <w:r>
+        <w:rPr>
+          <w:rFonts w:ascii="Arial" w:eastAsia="Arial" w:hAnsi="Arial" w:cs="Arial"/>
+          <w:color w:val="595959"/>
+          <w:sz w:val="28"/>
+          <w:szCs w:val="28"/>
+        </w:rPr>
+        <w:t xml:space="preserve"> os documentos em </w:t>
+      </w:r>
+      <w:del w:id="1069" w:author="Assessor GDSXSR" w:date="2026-10-29T19:18:21Z">
+        <w:r>
+          <w:rPr>
+            <w:rFonts w:ascii="Arial" w:eastAsia="Arial" w:hAnsi="Arial" w:cs="Arial"/>
+            <w:color w:val="595959"/>
+            <w:sz w:val="28"/>
+            <w:szCs w:val="28"/>
+          </w:rPr>
+          <w:delText xml:space="preserve">formato</w:delText>
+        </w:r>
+      </w:del>
+      <w:ins w:id="1070" w:author="Assessor GDSXSR" w:date="2026-10-29T19:18:21Z">
+        <w:r>
+          <w:rPr>
+            <w:rFonts w:ascii="Arial" w:eastAsia="Arial" w:hAnsi="Arial" w:cs="Arial"/>
+            <w:color w:val="808080"/>
+            <w:sz w:val="28"/>
+            <w:szCs w:val="28"/>
+          </w:rPr>
+          <w:t xml:space="preserve">PDF</w:t>
+        </w:r>
+      </w:ins>
+      <w:r>
+        <w:rPr>
+          <w:rFonts w:ascii="Arial" w:eastAsia="Arial" w:hAnsi="Arial" w:cs="Arial"/>
+          <w:color w:val="595959"/>
+          <w:sz w:val="28"/>
+          <w:szCs w:val="28"/>
+        </w:rPr>
+        <w:t xml:space="preserve"> </w:t>
+      </w:r>
+      <w:del w:id="1071" w:author="Assessor GDSXSR" w:date="2026-10-29T19:18:21Z">
+        <w:r>
+          <w:rPr>
+            <w:rFonts w:ascii="Arial" w:eastAsia="Arial" w:hAnsi="Arial" w:cs="Arial"/>
+            <w:color w:val="595959"/>
+            <w:sz w:val="28"/>
+            <w:szCs w:val="28"/>
+          </w:rPr>
+          <w:delText xml:space="preserve">PDF; </w:delText>
+        </w:r>
+        <w:r>
+          <w:rPr>
+            <w:rFonts w:ascii="Arial" w:eastAsia="Arial" w:hAnsi="Arial" w:cs="Arial"/>
+            <w:b/>
+            <w:bCs/>
+            <w:color w:val="595959"/>
+            <w:sz w:val="28"/>
+            <w:szCs w:val="28"/>
+          </w:rPr>
+          <w:delText xml:space="preserve">4)</w:delText>
+        </w:r>
+        <w:r>
+          <w:rPr>
+            <w:rFonts w:ascii="Arial" w:eastAsia="Arial" w:hAnsi="Arial" w:cs="Arial"/>
+            <w:color w:val="595959"/>
+            <w:sz w:val="28"/>
+            <w:szCs w:val="28"/>
+          </w:rPr>
+          <w:delText xml:space="preserve"> apresentou a CTPS digital,</w:delText>
+        </w:r>
+      </w:del>
+      <w:ins w:id="1072" w:author="Assessor GDSXSR" w:date="2026-10-29T19:18:21Z">
+        <w:r>
+          <w:rPr>
+            <w:rFonts w:ascii="Arial" w:eastAsia="Arial" w:hAnsi="Arial" w:cs="Arial"/>
+            <w:color w:val="808080"/>
+            <w:sz w:val="28"/>
+            <w:szCs w:val="28"/>
+          </w:rPr>
+          <w:t xml:space="preserve">e</w:t>
+        </w:r>
+      </w:ins>
+      <w:r>
+        <w:rPr>
+          <w:rFonts w:ascii="Arial" w:eastAsia="Arial" w:hAnsi="Arial" w:cs="Arial"/>
+          <w:color w:val="595959"/>
+          <w:sz w:val="28"/>
+          <w:szCs w:val="28"/>
+        </w:rPr>
+        <w:t xml:space="preserve"> os </w:t>
+      </w:r>
+      <w:del w:id="1073" w:author="Assessor GDSXSR" w:date="2026-10-29T19:18:21Z">
+        <w:r>
+          <w:rPr>
+            <w:rFonts w:ascii="Arial" w:eastAsia="Arial" w:hAnsi="Arial" w:cs="Arial"/>
+            <w:color w:val="595959"/>
+            <w:sz w:val="28"/>
+            <w:szCs w:val="28"/>
+          </w:rPr>
+          <w:delText xml:space="preserve">comprovantes </w:delText>
+        </w:r>
+      </w:del>
+      <w:r>
+        <w:rPr>
+          <w:rFonts w:ascii="Arial" w:eastAsia="Arial" w:hAnsi="Arial" w:cs="Arial"/>
+          <w:color w:val="595959"/>
+          <w:sz w:val="28"/>
+          <w:szCs w:val="28"/>
+        </w:rPr>
+        <w:t xml:space="preserve">de</w:t>
+      </w:r>
+      <w:del w:id="1074" w:author="Assessor GDSXSR" w:date="2026-10-29T19:18:21Z">
+        <w:r>
+          <w:rPr>
+            <w:rFonts w:ascii="Arial" w:eastAsia="Arial" w:hAnsi="Arial" w:cs="Arial"/>
+            <w:color w:val="595959"/>
+            <w:sz w:val="28"/>
+            <w:szCs w:val="28"/>
+          </w:rPr>
+          <w:delText xml:space="preserve"> renda, os extratos bancários e as faturas de cartão de crédito exigidos para a comprovação da</w:delText>
+        </w:r>
+      </w:del>
+      <w:r>
+        <w:rPr>
+          <w:rFonts w:ascii="Arial" w:eastAsia="Arial" w:hAnsi="Arial" w:cs="Arial"/>
+          <w:color w:val="595959"/>
+          <w:sz w:val="28"/>
+          <w:szCs w:val="28"/>
+        </w:rPr>
+        <w:t xml:space="preserve"> hipossuficiência; </w:t>
+      </w:r>
+      <w:del w:id="1075" w:author="Assessor GDSXSR" w:date="2026-10-29T19:18:21Z">
+        <w:r>
+          <w:rPr>
+            <w:rFonts w:ascii="Arial" w:eastAsia="Arial" w:hAnsi="Arial" w:cs="Arial"/>
+            <w:b/>
+            <w:bCs/>
+            <w:color w:val="595959"/>
+            <w:sz w:val="28"/>
+            <w:szCs w:val="28"/>
+          </w:rPr>
+          <w:delText xml:space="preserve">5</w:delText>
+        </w:r>
+      </w:del>
+      <w:ins w:id="1076" w:author="Assessor GDSXSR" w:date="2026-10-29T19:18:21Z">
+        <w:r>
+          <w:rPr>
+            <w:b/>
+            <w:rFonts w:ascii="Arial" w:eastAsia="Arial" w:hAnsi="Arial" w:cs="Arial"/>
+            <w:color w:val="808080"/>
+            <w:sz w:val="28"/>
+            <w:szCs w:val="28"/>
+          </w:rPr>
+          <w:t xml:space="preserve">4)</w:t>
+        </w:r>
+      </w:ins>
+      <w:r>
+        <w:rPr>
+          <w:rFonts w:ascii="Arial" w:eastAsia="Arial" w:hAnsi="Arial" w:cs="Arial"/>
+          <w:b/>
+          <w:bCs/>
+          <w:color w:val="595959"/>
+          <w:sz w:val="28"/>
+          <w:szCs w:val="28"/>
+        </w:rPr>
+        <w:t xml:space="preserve"/>
+      </w:r>
+      <w:r>
+        <w:rPr>
+          <w:rFonts w:ascii="Arial" w:eastAsia="Arial" w:hAnsi="Arial" w:cs="Arial"/>
+          <w:color w:val="595959"/>
+          <w:sz w:val="28"/>
+          <w:szCs w:val="28"/>
+        </w:rPr>
+        <w:t xml:space="preserve"> a sentença </w:t>
+      </w:r>
+      <w:del w:id="1077" w:author="Assessor GDSXSR" w:date="2026-10-29T19:18:21Z">
+        <w:r>
+          <w:rPr>
+            <w:rFonts w:ascii="Arial" w:eastAsia="Arial" w:hAnsi="Arial" w:cs="Arial"/>
+            <w:color w:val="595959"/>
+            <w:sz w:val="28"/>
+            <w:szCs w:val="28"/>
+          </w:rPr>
+          <w:delText xml:space="preserve">limitou-se</w:delText>
+        </w:r>
+      </w:del>
+      <w:ins w:id="1078" w:author="Assessor GDSXSR" w:date="2026-10-29T19:18:21Z">
+        <w:r>
+          <w:rPr>
+            <w:rFonts w:ascii="Arial" w:eastAsia="Arial" w:hAnsi="Arial" w:cs="Arial"/>
+            <w:color w:val="808080"/>
+            <w:sz w:val="28"/>
+            <w:szCs w:val="28"/>
+          </w:rPr>
+          <w:t xml:space="preserve">não</w:t>
+        </w:r>
+      </w:ins>
+      <w:r>
+        <w:rPr>
+          <w:rFonts w:ascii="Arial" w:eastAsia="Arial" w:hAnsi="Arial" w:cs="Arial"/>
+          <w:color w:val="595959"/>
+          <w:sz w:val="28"/>
+          <w:szCs w:val="28"/>
+        </w:rPr>
+        <w:t xml:space="preserve"> </w:t>
+      </w:r>
+      <w:del w:id="1079" w:author="Assessor GDSXSR" w:date="2026-10-29T19:18:21Z">
+        <w:r>
+          <w:rPr>
+            <w:rFonts w:ascii="Arial" w:eastAsia="Arial" w:hAnsi="Arial" w:cs="Arial"/>
+            <w:color w:val="595959"/>
+            <w:sz w:val="28"/>
+            <w:szCs w:val="28"/>
+          </w:rPr>
+          <w:delText xml:space="preserve">a afirmar genericamente o descumprimento, sem indicar</w:delText>
+        </w:r>
+      </w:del>
+      <w:ins w:id="1080" w:author="Assessor GDSXSR" w:date="2026-10-29T19:18:21Z">
+        <w:r>
+          <w:rPr>
+            <w:rFonts w:ascii="Arial" w:eastAsia="Arial" w:hAnsi="Arial" w:cs="Arial"/>
+            <w:color w:val="808080"/>
+            <w:sz w:val="28"/>
+            <w:szCs w:val="28"/>
+          </w:rPr>
+          <w:t xml:space="preserve">indicou</w:t>
+        </w:r>
+      </w:ins>
+      <w:r>
+        <w:rPr>
+          <w:rFonts w:ascii="Arial" w:eastAsia="Arial" w:hAnsi="Arial" w:cs="Arial"/>
+          <w:color w:val="595959"/>
+          <w:sz w:val="28"/>
+          <w:szCs w:val="28"/>
+        </w:rPr>
+        <w:t xml:space="preserve"> os itens pendentes</w:t>
+      </w:r>
+      <w:del w:id="1081" w:author="Assessor GDSXSR" w:date="2026-10-29T19:18:21Z">
+        <w:r>
+          <w:rPr>
+            <w:rFonts w:ascii="Arial" w:eastAsia="Arial" w:hAnsi="Arial" w:cs="Arial"/>
+            <w:color w:val="595959"/>
+            <w:sz w:val="28"/>
+            <w:szCs w:val="28"/>
+          </w:rPr>
+          <w:delText xml:space="preserve">;</w:delText>
+        </w:r>
+      </w:del>
+      <w:r>
+        <w:rPr>
+          <w:rFonts w:ascii="Arial" w:eastAsia="Arial" w:hAnsi="Arial" w:cs="Arial"/>
+          <w:color w:val="595959"/>
+          <w:sz w:val="28"/>
+          <w:szCs w:val="28"/>
+        </w:rPr>
+        <w:t xml:space="preserve"> </w:t>
+      </w:r>
+      <w:del w:id="1082" w:author="Assessor GDSXSR" w:date="2026-10-29T19:18:21Z">
+        <w:r>
+          <w:rPr>
+            <w:rFonts w:ascii="Arial" w:eastAsia="Arial" w:hAnsi="Arial" w:cs="Arial"/>
+            <w:b/>
+            <w:bCs/>
+            <w:color w:val="595959"/>
+            <w:sz w:val="28"/>
+            <w:szCs w:val="28"/>
+          </w:rPr>
+          <w:delText xml:space="preserve">6)</w:delText>
+        </w:r>
+      </w:del>
+      <w:ins w:id="1083" w:author="Assessor GDSXSR" w:date="2026-10-29T19:18:21Z">
+        <w:r>
+          <w:rPr>
+            <w:rFonts w:ascii="Arial" w:eastAsia="Arial" w:hAnsi="Arial" w:cs="Arial"/>
+            <w:color w:val="808080"/>
+            <w:sz w:val="28"/>
+            <w:szCs w:val="28"/>
+          </w:rPr>
+          <w:t xml:space="preserve">e</w:t>
+        </w:r>
+      </w:ins>
+      <w:r>
+        <w:rPr>
+          <w:rFonts w:ascii="Arial" w:eastAsia="Arial" w:hAnsi="Arial" w:cs="Arial"/>
+          <w:color w:val="595959"/>
+          <w:sz w:val="28"/>
+          <w:szCs w:val="28"/>
+        </w:rPr>
+        <w:t xml:space="preserve"> </w:t>
+      </w:r>
+      <w:del w:id="1084" w:author="Assessor GDSXSR" w:date="2026-10-29T19:18:21Z">
+        <w:r>
+          <w:rPr>
+            <w:rFonts w:ascii="Arial" w:eastAsia="Arial" w:hAnsi="Arial" w:cs="Arial"/>
+            <w:color w:val="595959"/>
+            <w:sz w:val="28"/>
+            <w:szCs w:val="28"/>
+          </w:rPr>
+          <w:delText xml:space="preserve">a</w:delText>
+        </w:r>
+      </w:del>
+      <w:ins w:id="1085" w:author="Assessor GDSXSR" w:date="2026-10-29T19:18:21Z">
+        <w:r>
+          <w:rPr>
+            <w:rFonts w:ascii="Arial" w:eastAsia="Arial" w:hAnsi="Arial" w:cs="Arial"/>
+            <w:color w:val="808080"/>
+            <w:sz w:val="28"/>
+            <w:szCs w:val="28"/>
+          </w:rPr>
+          <w:t xml:space="preserve">é</w:t>
+        </w:r>
+      </w:ins>
+      <w:r>
+        <w:rPr>
+          <w:rFonts w:ascii="Arial" w:eastAsia="Arial" w:hAnsi="Arial" w:cs="Arial"/>
+          <w:color w:val="595959"/>
+          <w:sz w:val="28"/>
+          <w:szCs w:val="28"/>
+        </w:rPr>
+        <w:t xml:space="preserve"> </w:t>
+      </w:r>
+      <w:del w:id="1086" w:author="Assessor GDSXSR" w:date="2026-10-29T19:18:21Z">
+        <w:r>
+          <w:rPr>
+            <w:rFonts w:ascii="Arial" w:eastAsia="Arial" w:hAnsi="Arial" w:cs="Arial"/>
+            <w:color w:val="595959"/>
+            <w:sz w:val="28"/>
+            <w:szCs w:val="28"/>
+          </w:rPr>
+          <w:delText xml:space="preserve">sentença</w:delText>
+        </w:r>
+      </w:del>
+      <w:ins w:id="1087" w:author="Assessor GDSXSR" w:date="2026-10-29T19:18:21Z">
+        <w:r>
+          <w:rPr>
+            <w:rFonts w:ascii="Arial" w:eastAsia="Arial" w:hAnsi="Arial" w:cs="Arial"/>
+            <w:color w:val="808080"/>
+            <w:sz w:val="28"/>
+            <w:szCs w:val="28"/>
+          </w:rPr>
+          <w:t xml:space="preserve">contraditória, pois</w:t>
+        </w:r>
+      </w:ins>
+      <w:r>
+        <w:rPr>
+          <w:rFonts w:ascii="Arial" w:eastAsia="Arial" w:hAnsi="Arial" w:cs="Arial"/>
+          <w:color w:val="595959"/>
+          <w:sz w:val="28"/>
+          <w:szCs w:val="28"/>
+        </w:rPr>
+        <w:t xml:space="preserve"> deferiu a gratuidade </w:t>
+      </w:r>
+      <w:del w:id="1088" w:author="Assessor GDSXSR" w:date="2026-10-29T19:18:21Z">
+        <w:r>
+          <w:rPr>
+            <w:rFonts w:ascii="Arial" w:eastAsia="Arial" w:hAnsi="Arial" w:cs="Arial"/>
+            <w:color w:val="595959"/>
+            <w:sz w:val="28"/>
+            <w:szCs w:val="28"/>
+          </w:rPr>
+          <w:delText xml:space="preserve">de justiça </w:delText>
+        </w:r>
+      </w:del>
+      <w:r>
+        <w:rPr>
+          <w:rFonts w:ascii="Arial" w:eastAsia="Arial" w:hAnsi="Arial" w:cs="Arial"/>
+          <w:color w:val="595959"/>
+          <w:sz w:val="28"/>
+          <w:szCs w:val="28"/>
+        </w:rPr>
+        <w:t xml:space="preserve">e</w:t>
+      </w:r>
+      <w:del w:id="1089" w:author="Assessor GDSXSR" w:date="2026-10-29T19:18:21Z">
+        <w:r>
+          <w:rPr>
+            <w:rFonts w:ascii="Arial" w:eastAsia="Arial" w:hAnsi="Arial" w:cs="Arial"/>
+            <w:color w:val="595959"/>
+            <w:sz w:val="28"/>
+            <w:szCs w:val="28"/>
+          </w:rPr>
+          <w:delText xml:space="preserve">, ao mesmo tempo,</w:delText>
+        </w:r>
+      </w:del>
+      <w:r>
+        <w:rPr>
+          <w:rFonts w:ascii="Arial" w:eastAsia="Arial" w:hAnsi="Arial" w:cs="Arial"/>
+          <w:color w:val="595959"/>
+          <w:sz w:val="28"/>
+          <w:szCs w:val="28"/>
+        </w:rPr>
+        <w:t xml:space="preserve"> extinguiu o processo pela</w:t>
+      </w:r>
+      <w:del w:id="1090" w:author="Assessor GDSXSR" w:date="2026-10-29T19:18:21Z">
+        <w:r>
+          <w:rPr>
+            <w:rFonts w:ascii="Arial" w:eastAsia="Arial" w:hAnsi="Arial" w:cs="Arial"/>
+            <w:color w:val="595959"/>
+            <w:sz w:val="28"/>
+            <w:szCs w:val="28"/>
+          </w:rPr>
+          <w:delText xml:space="preserve"> suposta</w:delText>
+        </w:r>
+      </w:del>
+      <w:r>
+        <w:rPr>
+          <w:rFonts w:ascii="Arial" w:eastAsia="Arial" w:hAnsi="Arial" w:cs="Arial"/>
+          <w:color w:val="595959"/>
+          <w:sz w:val="28"/>
+          <w:szCs w:val="28"/>
+        </w:rPr>
+        <w:t xml:space="preserve"> falta dos documentos de hipossuficiência; </w:t>
+      </w:r>
+      <w:del w:id="1091" w:author="Assessor GDSXSR" w:date="2026-10-29T19:18:21Z">
+        <w:r>
+          <w:rPr>
+            <w:rFonts w:ascii="Arial" w:eastAsia="Arial" w:hAnsi="Arial" w:cs="Arial"/>
+            <w:b/>
+            <w:bCs/>
+            <w:color w:val="595959"/>
+            <w:sz w:val="28"/>
+            <w:szCs w:val="28"/>
+          </w:rPr>
+          <w:delText xml:space="preserve">7</w:delText>
+        </w:r>
+      </w:del>
+      <w:ins w:id="1092" w:author="Assessor GDSXSR" w:date="2026-10-29T19:18:21Z">
+        <w:r>
+          <w:rPr>
+            <w:b/>
+            <w:rFonts w:ascii="Arial" w:eastAsia="Arial" w:hAnsi="Arial" w:cs="Arial"/>
+            <w:color w:val="808080"/>
+            <w:sz w:val="28"/>
+            <w:szCs w:val="28"/>
+          </w:rPr>
+          <w:t xml:space="preserve">5)</w:t>
+        </w:r>
+      </w:ins>
+      <w:r>
+        <w:rPr>
+          <w:rFonts w:ascii="Arial" w:eastAsia="Arial" w:hAnsi="Arial" w:cs="Arial"/>
+          <w:b/>
+          <w:bCs/>
+          <w:color w:val="595959"/>
+          <w:sz w:val="28"/>
+          <w:szCs w:val="28"/>
+        </w:rPr>
+        <w:t xml:space="preserve"/>
+      </w:r>
+      <w:r>
+        <w:rPr>
+          <w:rFonts w:ascii="Arial" w:eastAsia="Arial" w:hAnsi="Arial" w:cs="Arial"/>
+          <w:color w:val="595959"/>
+          <w:sz w:val="28"/>
+          <w:szCs w:val="28"/>
+        </w:rPr>
+        <w:t xml:space="preserve"> </w:t>
+      </w:r>
+      <w:del w:id="1093" w:author="Assessor GDSXSR" w:date="2026-10-29T19:18:21Z">
+        <w:r>
+          <w:rPr>
+            <w:rFonts w:ascii="Arial" w:eastAsia="Arial" w:hAnsi="Arial" w:cs="Arial"/>
+            <w:color w:val="595959"/>
+            <w:sz w:val="28"/>
+            <w:szCs w:val="28"/>
+          </w:rPr>
+          <w:delText xml:space="preserve">a demanda é compreensível, os pedidos estão delimitados, e eventual</w:delText>
+        </w:r>
+      </w:del>
+      <w:ins w:id="1094" w:author="Assessor GDSXSR" w:date="2026-10-29T19:18:21Z">
+        <w:r>
+          <w:rPr>
+            <w:rFonts w:ascii="Arial" w:eastAsia="Arial" w:hAnsi="Arial" w:cs="Arial"/>
+            <w:color w:val="808080"/>
+            <w:sz w:val="28"/>
+            <w:szCs w:val="28"/>
+          </w:rPr>
+          <w:t xml:space="preserve">o</w:t>
+        </w:r>
+      </w:ins>
+      <w:r>
+        <w:rPr>
+          <w:rFonts w:ascii="Arial" w:eastAsia="Arial" w:hAnsi="Arial" w:cs="Arial"/>
+          <w:color w:val="595959"/>
+          <w:sz w:val="28"/>
+          <w:szCs w:val="28"/>
+        </w:rPr>
+        <w:t xml:space="preserve"> vício sanável não autoriza a extinção do processo.</w:t>
+      </w:r>
+    </w:p>
+    <w:p>
+      <w:pPr>
+        <w:spacing w:after="0" w:line="360" w:lineRule="auto"/>
+        <w:jc w:val="both"/>
+        <w:rPr>
+          <w:rFonts w:ascii="Arial" w:eastAsia="Arial" w:hAnsi="Arial" w:cs="Arial"/>
+          <w:color w:val="595959"/>
+          <w:sz w:val="28"/>
+          <w:szCs w:val="28"/>
+        </w:rPr>
+      </w:pPr>
+    </w:p>
+    <w:p>
+      <w:pPr>
+        <w:spacing w:after="0" w:line="360" w:lineRule="auto"/>
+        <w:ind w:firstLine="2268"/>
+        <w:jc w:val="both"/>
+        <w:rPr>
+          <w:del w:id="1096" w:author="Assessor GDSXSR" w:date="2026-10-29T19:18:21Z"/>
+          <w:rFonts w:ascii="Arial" w:eastAsia="Arial" w:hAnsi="Arial" w:cs="Arial"/>
+          <w:color w:val="595959"/>
+          <w:sz w:val="28"/>
+          <w:szCs w:val="28"/>
+        </w:rPr>
+      </w:pPr>
+      <w:del w:id="1095" w:author="Assessor GDSXSR" w:date="2026-10-29T19:18:21Z">
+        <w:r>
+          <w:rPr>
+            <w:rFonts w:ascii="Arial" w:eastAsia="Arial" w:hAnsi="Arial" w:cs="Arial"/>
+            <w:color w:val="595959"/>
+            <w:sz w:val="28"/>
+            <w:szCs w:val="28"/>
+          </w:rPr>
+          <w:delText>Requer a cassação da r. sentença e o retorno dos autos à origem para o prosseguimento do feito. Subsidiariamente, requer a especificação do vício remanescente, com nova oportunidade de saneamento.</w:delText>
+        </w:r>
+      </w:del>
+    </w:p>
+    <w:p>
+      <w:pPr>
+        <w:spacing w:after="0" w:line="360" w:lineRule="auto"/>
+        <w:jc w:val="both"/>
+        <w:rPr>
+          <w:del w:id="1097" w:author="Assessor GDSXSR" w:date="2026-10-29T19:18:21Z"/>
+          <w:rFonts w:ascii="Arial" w:eastAsia="Arial" w:hAnsi="Arial" w:cs="Arial"/>
+          <w:color w:val="595959"/>
+          <w:sz w:val="28"/>
+          <w:szCs w:val="28"/>
+        </w:rPr>
+      </w:pPr>
+    </w:p>
+    <w:p>
+      <w:pPr>
+        <w:spacing w:after="0" w:line="360" w:lineRule="auto"/>
+        <w:ind w:firstLine="2268"/>
+        <w:jc w:val="both"/>
+        <w:rPr>
+          <w:rFonts w:ascii="Arial" w:eastAsia="Arial" w:hAnsi="Arial" w:cs="Arial"/>
+          <w:color w:val="595959"/>
+          <w:sz w:val="28"/>
+          <w:szCs w:val="28"/>
+        </w:rPr>
+      </w:pPr>
+      <w:r>
+        <w:rPr>
+          <w:rFonts w:ascii="Arial" w:eastAsia="Arial" w:hAnsi="Arial" w:cs="Arial"/>
+          <w:color w:val="595959"/>
+          <w:sz w:val="28"/>
+          <w:szCs w:val="28"/>
+          <w:highlight w:val="yellow"/>
+        </w:rPr>
+        <w:t>Com razão.</w:t>
+      </w:r>
+    </w:p>
+    <w:p>
+      <w:pPr>
+        <w:spacing w:after="0" w:line="360" w:lineRule="auto"/>
+        <w:jc w:val="both"/>
+        <w:rPr>
+          <w:rFonts w:ascii="Arial" w:eastAsia="Arial" w:hAnsi="Arial" w:cs="Arial"/>
+          <w:color w:val="595959"/>
+          <w:sz w:val="28"/>
+          <w:szCs w:val="28"/>
+        </w:rPr>
+      </w:pPr>
+    </w:p>
+    <w:p>
+      <w:pPr>
+        <w:spacing w:after="0" w:line="360" w:lineRule="auto"/>
+        <w:ind w:firstLine="2268"/>
+        <w:jc w:val="both"/>
+        <w:rPr>
+          <w:rFonts w:ascii="Arial" w:eastAsia="Arial" w:hAnsi="Arial" w:cs="Arial"/>
+          <w:color w:val="595959"/>
+          <w:sz w:val="28"/>
+          <w:szCs w:val="28"/>
+        </w:rPr>
+      </w:pPr>
+      <w:commentRangeStart w:id="23"/>
+      <w:r>
+        <w:rPr>
+          <w:rFonts w:ascii="Arial" w:eastAsia="Arial" w:hAnsi="Arial" w:cs="Arial"/>
+          <w:color w:val="595959"/>
+          <w:sz w:val="28"/>
+          <w:szCs w:val="28"/>
+        </w:rPr>
+        <w:t xml:space="preserve">Deixo de examinar a </w:t>
+      </w:r>
+      <w:commentRangeEnd w:id="23"/>
+      <w:r>
+        <w:rPr>
+          <w:rStyle w:val="CommentReference"/>
+        </w:rPr>
+        <w:commentReference w:id="23"/>
+      </w:r>
+      <w:del w:id="1098" w:author="Assessor GDSXSR" w:date="2026-10-29T19:18:21Z">
+        <w:r>
+          <w:rPr>
+            <w:rFonts w:ascii="Arial" w:eastAsia="Arial" w:hAnsi="Arial" w:cs="Arial"/>
+            <w:color w:val="595959"/>
+            <w:sz w:val="28"/>
+            <w:szCs w:val="28"/>
+          </w:rPr>
+          <w:delText xml:space="preserve">alegada </w:delText>
+        </w:r>
+      </w:del>
+      <w:r>
+        <w:rPr>
+          <w:rFonts w:ascii="Arial" w:eastAsia="Arial" w:hAnsi="Arial" w:cs="Arial"/>
+          <w:color w:val="595959"/>
+          <w:sz w:val="28"/>
+          <w:szCs w:val="28"/>
+        </w:rPr>
+        <w:t xml:space="preserve">nulidade</w:t>
+      </w:r>
+      <w:del w:id="1099" w:author="Assessor GDSXSR" w:date="2026-10-29T19:18:21Z">
+        <w:r>
+          <w:rPr>
+            <w:rFonts w:ascii="Arial" w:eastAsia="Arial" w:hAnsi="Arial" w:cs="Arial"/>
+            <w:color w:val="595959"/>
+            <w:sz w:val="28"/>
+            <w:szCs w:val="28"/>
+          </w:rPr>
+          <w:delText xml:space="preserve"> da sentença</w:delText>
+        </w:r>
+      </w:del>
+      <w:r>
+        <w:rPr>
+          <w:rFonts w:ascii="Arial" w:eastAsia="Arial" w:hAnsi="Arial" w:cs="Arial"/>
+          <w:color w:val="595959"/>
+          <w:sz w:val="28"/>
+          <w:szCs w:val="28"/>
+        </w:rPr>
+        <w:t xml:space="preserve"> por deficiência de fundamentação, pois o mérito</w:t>
+      </w:r>
+      <w:del w:id="1100" w:author="Assessor GDSXSR" w:date="2026-10-29T19:18:21Z">
+        <w:r>
+          <w:rPr>
+            <w:rFonts w:ascii="Arial" w:eastAsia="Arial" w:hAnsi="Arial" w:cs="Arial"/>
+            <w:color w:val="595959"/>
+            <w:sz w:val="28"/>
+            <w:szCs w:val="28"/>
+          </w:rPr>
+          <w:delText xml:space="preserve"> do apelo</w:delText>
+        </w:r>
+      </w:del>
+      <w:r>
+        <w:rPr>
+          <w:rFonts w:ascii="Arial" w:eastAsia="Arial" w:hAnsi="Arial" w:cs="Arial"/>
+          <w:color w:val="595959"/>
+          <w:sz w:val="28"/>
+          <w:szCs w:val="28"/>
+        </w:rPr>
+        <w:t xml:space="preserve"> será decidido a favor do autor/apelante, a quem </w:t>
+      </w:r>
+      <w:del w:id="1101" w:author="Assessor GDSXSR" w:date="2026-10-29T19:18:21Z">
+        <w:r>
+          <w:rPr>
+            <w:rFonts w:ascii="Arial" w:eastAsia="Arial" w:hAnsi="Arial" w:cs="Arial"/>
+            <w:color w:val="595959"/>
+            <w:sz w:val="28"/>
+            <w:szCs w:val="28"/>
+          </w:rPr>
+          <w:delText xml:space="preserve">a declaração de nulidade</w:delText>
+        </w:r>
+      </w:del>
+      <w:ins w:id="1102" w:author="Assessor GDSXSR" w:date="2026-10-29T19:18:21Z">
+        <w:r>
+          <w:rPr>
+            <w:rFonts w:ascii="Arial" w:eastAsia="Arial" w:hAnsi="Arial" w:cs="Arial"/>
+            <w:color w:val="808080"/>
+            <w:sz w:val="28"/>
+            <w:szCs w:val="28"/>
+          </w:rPr>
+          <w:t xml:space="preserve">ela</w:t>
+        </w:r>
+      </w:ins>
+      <w:r>
+        <w:rPr>
+          <w:rFonts w:ascii="Arial" w:eastAsia="Arial" w:hAnsi="Arial" w:cs="Arial"/>
+          <w:color w:val="595959"/>
+          <w:sz w:val="28"/>
+          <w:szCs w:val="28"/>
+        </w:rPr>
+        <w:t xml:space="preserve"> aproveitaria</w:t>
+      </w:r>
+      <w:ins w:id="1103" w:author="Assessor GDSXSR" w:date="2026-10-29T19:18:21Z">
+        <w:r>
+          <w:rPr>
+            <w:rFonts w:ascii="Arial" w:eastAsia="Arial" w:hAnsi="Arial" w:cs="Arial"/>
+            <w:color w:val="808080"/>
+            <w:sz w:val="28"/>
+            <w:szCs w:val="28"/>
+          </w:rPr>
+          <w:t xml:space="preserve"> (CPC 282 § 2º)</w:t>
+        </w:r>
+      </w:ins>
+      <w:r>
+        <w:rPr>
+          <w:rFonts w:ascii="Arial" w:eastAsia="Arial" w:hAnsi="Arial" w:cs="Arial"/>
+          <w:color w:val="595959"/>
+          <w:sz w:val="28"/>
+          <w:szCs w:val="28"/>
+        </w:rPr>
+        <w:t xml:space="preserve">.</w:t>
+      </w:r>
+      <w:del w:id="1104" w:author="Assessor GDSXSR" w:date="2026-10-29T19:18:21Z">
+        <w:r>
+          <w:rPr>
+            <w:rFonts w:ascii="Arial" w:eastAsia="Arial" w:hAnsi="Arial" w:cs="Arial"/>
+            <w:color w:val="595959"/>
+            <w:sz w:val="28"/>
+            <w:szCs w:val="28"/>
+          </w:rPr>
+          <w:delText xml:space="preserve"> </w:delText>
+        </w:r>
+      </w:del>
+    </w:p>
+    <w:p>
+      <w:pPr>
+        <w:spacing w:after="0" w:line="360" w:lineRule="auto"/>
+        <w:ind w:firstLine="2268"/>
+        <w:jc w:val="both"/>
+        <w:rPr>
+          <w:rFonts w:ascii="Arial" w:eastAsia="Arial" w:hAnsi="Arial" w:cs="Arial"/>
+          <w:color w:val="595959"/>
+          <w:sz w:val="28"/>
+          <w:szCs w:val="28"/>
+        </w:rPr>
+      </w:pPr>
+    </w:p>
+    <w:p>
+      <w:pPr>
+        <w:spacing w:after="0" w:line="360" w:lineRule="auto"/>
+        <w:ind w:firstLine="2268"/>
+        <w:jc w:val="both"/>
+        <w:rPr>
+          <w:del w:id="1106" w:author="Assessor GDSXSR" w:date="2026-10-29T19:18:21Z"/>
+          <w:rFonts w:ascii="Arial" w:eastAsia="Arial" w:hAnsi="Arial" w:cs="Arial"/>
+          <w:color w:val="595959"/>
+          <w:sz w:val="28"/>
+          <w:szCs w:val="28"/>
+        </w:rPr>
+      </w:pPr>
+      <w:del w:id="1105" w:author="Assessor GDSXSR" w:date="2026-10-29T19:18:21Z">
+        <w:r>
+          <w:rPr>
+            <w:rFonts w:ascii="Arial" w:eastAsia="Arial" w:hAnsi="Arial" w:cs="Arial"/>
+            <w:color w:val="595959"/>
+            <w:sz w:val="28"/>
+            <w:szCs w:val="28"/>
+          </w:rPr>
+          <w:delText>Dispõe o art. 282, §2º, do CPC:</w:delText>
+        </w:r>
+      </w:del>
+    </w:p>
+    <w:p>
+      <w:pPr>
+        <w:spacing w:after="0" w:line="360" w:lineRule="auto"/>
+        <w:jc w:val="both"/>
+        <w:rPr>
+          <w:del w:id="1107" w:author="Assessor GDSXSR" w:date="2026-10-29T19:18:21Z"/>
+          <w:rFonts w:ascii="Arial" w:eastAsia="Arial" w:hAnsi="Arial" w:cs="Arial"/>
+          <w:color w:val="595959"/>
+          <w:sz w:val="28"/>
+          <w:szCs w:val="28"/>
+        </w:rPr>
+      </w:pPr>
+    </w:p>
+    <w:p>
+      <w:pPr>
+        <w:spacing w:after="0" w:line="360" w:lineRule="auto"/>
+        <w:ind w:left="2268"/>
+        <w:jc w:val="both"/>
+        <w:rPr>
+          <w:del w:id="1110" w:author="Assessor GDSXSR" w:date="2026-10-29T19:18:21Z"/>
+          <w:rFonts w:ascii="Arial" w:eastAsia="Arial" w:hAnsi="Arial" w:cs="Arial"/>
+          <w:color w:val="595959"/>
+          <w:sz w:val="26"/>
+          <w:szCs w:val="26"/>
+        </w:rPr>
+      </w:pPr>
+      <w:del w:id="1108" w:author="Assessor GDSXSR" w:date="2026-10-29T19:18:21Z">
+        <w:r>
+          <w:rPr>
+            <w:rFonts w:ascii="Arial" w:eastAsia="Arial" w:hAnsi="Arial" w:cs="Arial"/>
+            <w:i/>
+            <w:iCs/>
+            <w:color w:val="595959"/>
+            <w:sz w:val="26"/>
+            <w:szCs w:val="26"/>
+          </w:rPr>
+          <w:delText xml:space="preserve">“§ 2º Quando puder decidir o mérito a favor da parte a quem aproveite a decretação da nulidade, o juiz não a </w:delText>
+        </w:r>
+      </w:del>
+      <w:del w:id="1109" w:author="Assessor GDSXSR" w:date="2026-10-29T19:18:21Z">
+        <w:r>
+          <w:rPr>
+            <w:rFonts w:ascii="Arial" w:eastAsia="Arial" w:hAnsi="Arial" w:cs="Arial"/>
+            <w:i/>
+            <w:iCs/>
+            <w:color w:val="595959"/>
+            <w:sz w:val="26"/>
+            <w:szCs w:val="26"/>
+          </w:rPr>
+          <w:lastRenderedPageBreak/>
+          <w:delText>pronunciará nem mandará repetir o ato ou suprir-lhe a falta.”</w:delText>
+        </w:r>
+      </w:del>
+    </w:p>
+    <w:p>
+      <w:pPr>
+        <w:spacing w:after="0" w:line="360" w:lineRule="auto"/>
+        <w:jc w:val="both"/>
+        <w:rPr>
+          <w:del w:id="1111" w:author="Assessor GDSXSR" w:date="2026-10-29T19:18:21Z"/>
+          <w:rFonts w:ascii="Arial" w:eastAsia="Arial" w:hAnsi="Arial" w:cs="Arial"/>
+          <w:color w:val="595959"/>
+          <w:sz w:val="28"/>
+          <w:szCs w:val="28"/>
+        </w:rPr>
+      </w:pPr>
+    </w:p>
+    <w:p>
+      <w:pPr>
+        <w:spacing w:after="0" w:line="360" w:lineRule="auto"/>
+        <w:ind w:firstLine="2268"/>
+        <w:jc w:val="both"/>
+        <w:rPr>
+          <w:del w:id="1113" w:author="Assessor GDSXSR" w:date="2026-10-29T19:18:21Z"/>
+          <w:rFonts w:ascii="Arial" w:eastAsia="Arial" w:hAnsi="Arial" w:cs="Arial"/>
+          <w:color w:val="595959"/>
+          <w:sz w:val="28"/>
+          <w:szCs w:val="28"/>
+        </w:rPr>
+      </w:pPr>
+      <w:del w:id="1112" w:author="Assessor GDSXSR" w:date="2026-10-29T19:18:21Z">
+        <w:r>
+          <w:rPr>
+            <w:rFonts w:ascii="Arial" w:eastAsia="Arial" w:hAnsi="Arial" w:cs="Arial"/>
+            <w:color w:val="595959"/>
+            <w:sz w:val="28"/>
+            <w:szCs w:val="28"/>
+          </w:rPr>
+          <w:delText>A controvérsia recursal cinge-se a saber se o descumprimento parcial das determinações de emenda autorizava o indeferimento da petição inicial.</w:delText>
+        </w:r>
+      </w:del>
+    </w:p>
+    <w:p>
+      <w:pPr>
+        <w:spacing w:after="0" w:line="360" w:lineRule="auto"/>
+        <w:jc w:val="both"/>
+        <w:rPr>
+          <w:del w:id="1114" w:author="Assessor GDSXSR" w:date="2026-10-29T19:18:21Z"/>
+          <w:rFonts w:ascii="Arial" w:eastAsia="Arial" w:hAnsi="Arial" w:cs="Arial"/>
+          <w:color w:val="595959"/>
+          <w:sz w:val="28"/>
+          <w:szCs w:val="28"/>
+        </w:rPr>
+      </w:pPr>
+    </w:p>
+    <w:p>
+      <w:pPr>
+        <w:spacing w:after="0" w:line="360" w:lineRule="auto"/>
+        <w:ind w:firstLine="2268"/>
+        <w:jc w:val="both"/>
+        <w:rPr>
+          <w:del w:id="1116" w:author="Assessor GDSXSR" w:date="2026-10-29T19:18:21Z"/>
+          <w:rFonts w:ascii="Arial" w:eastAsia="Arial" w:hAnsi="Arial" w:cs="Arial"/>
+          <w:color w:val="595959"/>
+          <w:sz w:val="28"/>
+          <w:szCs w:val="28"/>
+        </w:rPr>
+      </w:pPr>
+      <w:del w:id="1115" w:author="Assessor GDSXSR" w:date="2026-10-29T19:18:21Z">
+        <w:r>
+          <w:rPr>
+            <w:rFonts w:ascii="Arial" w:eastAsia="Arial" w:hAnsi="Arial" w:cs="Arial"/>
+            <w:color w:val="595959"/>
+            <w:sz w:val="28"/>
+            <w:szCs w:val="28"/>
+          </w:rPr>
+          <w:delText xml:space="preserve">Registro, de início, que o cumprimento não foi integral, como afirma o autor/apelante. </w:delText>
+        </w:r>
+      </w:del>
+    </w:p>
+    <w:p>
+      <w:pPr>
+        <w:spacing w:after="0" w:line="360" w:lineRule="auto"/>
+        <w:ind w:firstLine="2268"/>
+        <w:jc w:val="both"/>
+        <w:rPr>
+          <w:del w:id="1117" w:author="Assessor GDSXSR" w:date="2026-10-29T19:18:21Z"/>
+          <w:rFonts w:ascii="Arial" w:eastAsia="Arial" w:hAnsi="Arial" w:cs="Arial"/>
+          <w:color w:val="595959"/>
+          <w:sz w:val="28"/>
+          <w:szCs w:val="28"/>
+        </w:rPr>
+      </w:pPr>
+    </w:p>
+    <w:p>
+      <w:pPr>
+        <w:spacing w:after="0" w:line="360" w:lineRule="auto"/>
+        <w:ind w:firstLine="2268"/>
+        <w:jc w:val="both"/>
+      </w:pPr>
+      <w:del w:id="1118" w:author="Assessor GDSXSR" w:date="2026-10-29T19:18:21Z">
+        <w:r>
+          <w:rPr>
+            <w:rFonts w:ascii="Arial" w:eastAsia="Arial" w:hAnsi="Arial" w:cs="Arial"/>
+            <w:color w:val="595959"/>
+            <w:sz w:val="28"/>
+            <w:szCs w:val="28"/>
+          </w:rPr>
+          <w:delText xml:space="preserve">A</w:delText>
+        </w:r>
+      </w:del>
+      <w:ins w:id="1119" w:author="Assessor GDSXSR" w:date="2026-10-29T19:18:21Z">
+        <w:r>
+          <w:rPr>
+            <w:rFonts w:ascii="Arial" w:eastAsia="Arial" w:hAnsi="Arial" w:cs="Arial"/>
+            <w:color w:val="808080"/>
+            <w:sz w:val="28"/>
+            <w:szCs w:val="28"/>
+          </w:rPr>
+          <w:t xml:space="preserve">Ao contrário do que afirma o autor/apelante, o cumprimento não foi integral: a</w:t>
+        </w:r>
+      </w:ins>
+      <w:r>
+        <w:rPr>
+          <w:rFonts w:ascii="Arial" w:eastAsia="Arial" w:hAnsi="Arial" w:cs="Arial"/>
+          <w:color w:val="595959"/>
+          <w:sz w:val="28"/>
+          <w:szCs w:val="28"/>
+        </w:rPr>
+        <w:t xml:space="preserve"> petição complementar anunciou a juntada de comprovante de residência, </w:t>
+      </w:r>
+      <w:del w:id="1120" w:author="Assessor GDSXSR" w:date="2026-10-29T19:18:21Z">
+        <w:r>
+          <w:rPr>
+            <w:rFonts w:ascii="Arial" w:eastAsia="Arial" w:hAnsi="Arial" w:cs="Arial"/>
+            <w:color w:val="595959"/>
+            <w:sz w:val="28"/>
+            <w:szCs w:val="28"/>
+          </w:rPr>
+          <w:delText xml:space="preserve">de </w:delText>
+        </w:r>
+      </w:del>
+      <w:r>
+        <w:rPr>
+          <w:rFonts w:ascii="Arial" w:eastAsia="Arial" w:hAnsi="Arial" w:cs="Arial"/>
+          <w:color w:val="595959"/>
+          <w:sz w:val="28"/>
+          <w:szCs w:val="28"/>
+        </w:rPr>
+        <w:t xml:space="preserve">documentos de renda</w:t>
+      </w:r>
+      <w:del w:id="1121" w:author="Assessor GDSXSR" w:date="2026-10-29T19:18:21Z">
+        <w:r>
+          <w:rPr>
+            <w:rFonts w:ascii="Arial" w:eastAsia="Arial" w:hAnsi="Arial" w:cs="Arial"/>
+            <w:color w:val="595959"/>
+            <w:sz w:val="28"/>
+            <w:szCs w:val="28"/>
+          </w:rPr>
+          <w:delText xml:space="preserve">,</w:delText>
+        </w:r>
+      </w:del>
+      <w:r>
+        <w:rPr>
+          <w:rFonts w:ascii="Arial" w:eastAsia="Arial" w:hAnsi="Arial" w:cs="Arial"/>
+          <w:color w:val="595959"/>
+          <w:sz w:val="28"/>
+          <w:szCs w:val="28"/>
+        </w:rPr>
+        <w:t xml:space="preserve"> </w:t>
+      </w:r>
+      <w:del w:id="1122" w:author="Assessor GDSXSR" w:date="2026-10-29T19:18:21Z">
+        <w:r>
+          <w:rPr>
+            <w:rFonts w:ascii="Arial" w:eastAsia="Arial" w:hAnsi="Arial" w:cs="Arial"/>
+            <w:color w:val="595959"/>
+            <w:sz w:val="28"/>
+            <w:szCs w:val="28"/>
+          </w:rPr>
+          <w:delText xml:space="preserve">de comprovantes</w:delText>
+        </w:r>
+      </w:del>
+      <w:ins w:id="1123" w:author="Assessor GDSXSR" w:date="2026-10-29T19:18:21Z">
+        <w:r>
+          <w:rPr>
+            <w:rFonts w:ascii="Arial" w:eastAsia="Arial" w:hAnsi="Arial" w:cs="Arial"/>
+            <w:color w:val="808080"/>
+            <w:sz w:val="28"/>
+            <w:szCs w:val="28"/>
+          </w:rPr>
+          <w:t xml:space="preserve">e</w:t>
+        </w:r>
+      </w:ins>
+      <w:r>
+        <w:rPr>
+          <w:rFonts w:ascii="Arial" w:eastAsia="Arial" w:hAnsi="Arial" w:cs="Arial"/>
+          <w:color w:val="595959"/>
+          <w:sz w:val="28"/>
+          <w:szCs w:val="28"/>
+        </w:rPr>
+        <w:t xml:space="preserve"> de pagamento,</w:t>
+      </w:r>
+      <w:del w:id="1124" w:author="Assessor GDSXSR" w:date="2026-10-29T19:18:21Z">
+        <w:r>
+          <w:rPr>
+            <w:rFonts w:ascii="Arial" w:eastAsia="Arial" w:hAnsi="Arial" w:cs="Arial"/>
+            <w:color w:val="595959"/>
+            <w:sz w:val="28"/>
+            <w:szCs w:val="28"/>
+          </w:rPr>
+          <w:delText xml:space="preserve"> do</w:delText>
+        </w:r>
+      </w:del>
+      <w:r>
+        <w:rPr>
+          <w:rFonts w:ascii="Arial" w:eastAsia="Arial" w:hAnsi="Arial" w:cs="Arial"/>
+          <w:color w:val="595959"/>
+          <w:sz w:val="28"/>
+          <w:szCs w:val="28"/>
+        </w:rPr>
+        <w:t xml:space="preserve"> contrato em posição vertical e</w:t>
+      </w:r>
+      <w:del w:id="1125" w:author="Assessor GDSXSR" w:date="2026-10-29T19:18:21Z">
+        <w:r>
+          <w:rPr>
+            <w:rFonts w:ascii="Arial" w:eastAsia="Arial" w:hAnsi="Arial" w:cs="Arial"/>
+            <w:color w:val="595959"/>
+            <w:sz w:val="28"/>
+            <w:szCs w:val="28"/>
+          </w:rPr>
+          <w:delText xml:space="preserve"> de</w:delText>
+        </w:r>
+      </w:del>
+      <w:r>
+        <w:rPr>
+          <w:rFonts w:ascii="Arial" w:eastAsia="Arial" w:hAnsi="Arial" w:cs="Arial"/>
+          <w:color w:val="595959"/>
+          <w:sz w:val="28"/>
+          <w:szCs w:val="28"/>
+        </w:rPr>
+        <w:t xml:space="preserve"> documentos em PDF, mas não veio acompanhada </w:t>
+      </w:r>
+      <w:del w:id="1126" w:author="Assessor GDSXSR" w:date="2026-10-29T19:18:21Z">
+        <w:r>
+          <w:rPr>
+            <w:rFonts w:ascii="Arial" w:eastAsia="Arial" w:hAnsi="Arial" w:cs="Arial"/>
+            <w:color w:val="595959"/>
+            <w:sz w:val="28"/>
+            <w:szCs w:val="28"/>
+          </w:rPr>
+          <w:delText xml:space="preserve">de nenhum </w:delText>
+        </w:r>
+      </w:del>
+      <w:r>
+        <w:rPr>
+          <w:rFonts w:ascii="Arial" w:eastAsia="Arial" w:hAnsi="Arial" w:cs="Arial"/>
+          <w:color w:val="595959"/>
+          <w:sz w:val="28"/>
+          <w:szCs w:val="28"/>
+        </w:rPr>
+        <w:t xml:space="preserve">deles</w:t>
+      </w:r>
+      <w:r>
+        <w:rPr>
+          <w:rFonts w:ascii="Arial" w:eastAsia="Arial" w:hAnsi="Arial" w:cs="Arial"/>
+          <w:color w:val="808080"/>
+          <w:sz w:val="28"/>
+          <w:szCs w:val="28"/>
+        </w:rPr>
+        <w:t xml:space="preserve"> (ID 90441447)</w:t>
+      </w:r>
+      <w:ins w:id="1127" w:author="Assessor GDSXSR" w:date="2026-10-29T19:18:21Z">
+        <w:r>
+          <w:rPr>
+            <w:rFonts w:ascii="Arial" w:eastAsia="Arial" w:hAnsi="Arial" w:cs="Arial"/>
+            <w:color w:val="808080"/>
+            <w:sz w:val="28"/>
+            <w:szCs w:val="28"/>
+          </w:rPr>
+          <w:t xml:space="preserve">; constam apenas os extratos bancários de janeiro e fevereiro de 2026 (ID 90441443 e 90441444)</w:t>
+        </w:r>
+      </w:ins>
+      <w:r>
+        <w:rPr>
+          <w:rFonts w:ascii="Arial" w:eastAsia="Arial" w:hAnsi="Arial" w:cs="Arial"/>
+          <w:color w:val="595959"/>
+          <w:sz w:val="28"/>
+          <w:szCs w:val="28"/>
+        </w:rPr>
+        <w:t xml:space="preserve">.</w:t>
+      </w:r>
+    </w:p>
+    <w:p>
+      <w:pPr>
+        <w:spacing w:after="0" w:line="360" w:lineRule="auto"/>
+        <w:ind w:firstLine="2268"/>
+        <w:jc w:val="both"/>
+        <w:rPr>
+          <w:del w:id="1128" w:author="Assessor GDSXSR" w:date="2026-10-29T19:18:21Z"/>
+        </w:rPr>
+      </w:pPr>
+    </w:p>
+    <w:p>
+      <w:pPr>
+        <w:spacing w:after="0" w:line="360" w:lineRule="auto"/>
+        <w:ind w:firstLine="2268"/>
+        <w:jc w:val="both"/>
+        <w:rPr>
+          <w:del w:id="1130" w:author="Assessor GDSXSR" w:date="2026-10-29T19:18:21Z"/>
+          <w:rFonts w:ascii="Arial" w:eastAsia="Arial" w:hAnsi="Arial" w:cs="Arial"/>
+          <w:color w:val="595959"/>
+          <w:sz w:val="28"/>
+          <w:szCs w:val="28"/>
+        </w:rPr>
+      </w:pPr>
+      <w:del w:id="1129" w:author="Assessor GDSXSR" w:date="2026-10-29T19:18:21Z">
+        <w:r>
+          <w:rPr>
+            <w:rFonts w:ascii="Arial" w:eastAsia="Arial" w:hAnsi="Arial" w:cs="Arial"/>
+            <w:color w:val="595959"/>
+            <w:sz w:val="28"/>
+            <w:szCs w:val="28"/>
+          </w:rPr>
+          <w:delText>Constam dos autos, quanto à hipossuficiência, apenas os extratos bancários de janeiro e fevereiro de 2026 (ID 90441443 e 90441444).</w:delText>
+        </w:r>
+      </w:del>
+    </w:p>
+    <w:p>
+      <w:pPr>
+        <w:spacing w:after="0" w:line="360" w:lineRule="auto"/>
+        <w:jc w:val="both"/>
+        <w:rPr>
+          <w:rFonts w:ascii="Arial" w:eastAsia="Arial" w:hAnsi="Arial" w:cs="Arial"/>
+          <w:color w:val="595959"/>
+          <w:sz w:val="28"/>
+          <w:szCs w:val="28"/>
+        </w:rPr>
+      </w:pPr>
+    </w:p>
+    <w:p>
+      <w:pPr>
+        <w:spacing w:after="0" w:line="360" w:lineRule="auto"/>
+        <w:ind w:firstLine="2268"/>
+        <w:jc w:val="both"/>
+      </w:pPr>
+      <w:r>
+        <w:rPr>
+          <w:rFonts w:ascii="Arial" w:eastAsia="Arial" w:hAnsi="Arial" w:cs="Arial"/>
+          <w:color w:val="595959"/>
+          <w:sz w:val="28"/>
+          <w:szCs w:val="28"/>
+        </w:rPr>
+        <w:t xml:space="preserve">As determinações dos itens (ii)</w:t>
+      </w:r>
+      <w:del w:id="1131" w:author="Assessor GDSXSR" w:date="2026-10-29T19:18:21Z">
+        <w:r>
+          <w:rPr>
+            <w:rFonts w:ascii="Arial" w:eastAsia="Arial" w:hAnsi="Arial" w:cs="Arial"/>
+            <w:color w:val="595959"/>
+            <w:sz w:val="28"/>
+            <w:szCs w:val="28"/>
+          </w:rPr>
+          <w:delText xml:space="preserve">,</w:delText>
+        </w:r>
+      </w:del>
+      <w:r>
+        <w:rPr>
+          <w:rFonts w:ascii="Arial" w:eastAsia="Arial" w:hAnsi="Arial" w:cs="Arial"/>
+          <w:color w:val="595959"/>
+          <w:sz w:val="28"/>
+          <w:szCs w:val="28"/>
+        </w:rPr>
+        <w:t xml:space="preserve"> </w:t>
+      </w:r>
+      <w:del w:id="1132" w:author="Assessor GDSXSR" w:date="2026-10-29T19:18:21Z">
+        <w:r>
+          <w:rPr>
+            <w:rFonts w:ascii="Arial" w:eastAsia="Arial" w:hAnsi="Arial" w:cs="Arial"/>
+            <w:color w:val="595959"/>
+            <w:sz w:val="28"/>
+            <w:szCs w:val="28"/>
+          </w:rPr>
+          <w:delText xml:space="preserve">(iii) e</w:delText>
+        </w:r>
+      </w:del>
+      <w:ins w:id="1133" w:author="Assessor GDSXSR" w:date="2026-10-29T19:18:21Z">
+        <w:r>
+          <w:rPr>
+            <w:rFonts w:ascii="Arial" w:eastAsia="Arial" w:hAnsi="Arial" w:cs="Arial"/>
+            <w:color w:val="808080"/>
+            <w:sz w:val="28"/>
+            <w:szCs w:val="28"/>
+          </w:rPr>
+          <w:t xml:space="preserve">a</w:t>
+        </w:r>
+      </w:ins>
+      <w:r>
+        <w:rPr>
+          <w:rFonts w:ascii="Arial" w:eastAsia="Arial" w:hAnsi="Arial" w:cs="Arial"/>
+          <w:color w:val="595959"/>
+          <w:sz w:val="28"/>
+          <w:szCs w:val="28"/>
+        </w:rPr>
+        <w:t xml:space="preserve"> (iv) da decisão de emenda — legitimidade passiva, causa de pedir dos danos morais e valor da restituição — foram atendidas </w:t>
+      </w:r>
+      <w:r>
+        <w:rPr>
+          <w:rFonts w:ascii="Arial" w:eastAsia="Arial" w:hAnsi="Arial" w:cs="Arial"/>
+          <w:color w:val="808080"/>
+          <w:sz w:val="28"/>
+          <w:szCs w:val="28"/>
+        </w:rPr>
+        <w:t xml:space="preserve">(</w:t>
+      </w:r>
+      <w:r>
+        <w:rPr>
+          <w:rFonts w:ascii="Arial" w:eastAsia="Arial" w:hAnsi="Arial" w:cs="Arial"/>
+          <w:color w:val="595959"/>
+          <w:sz w:val="28"/>
+          <w:szCs w:val="28"/>
+        </w:rPr>
+        <w:t xml:space="preserve">ID 90441442 e 90441447</w:t>
+      </w:r>
+      <w:r>
+        <w:rPr>
+          <w:rFonts w:ascii="Arial" w:eastAsia="Arial" w:hAnsi="Arial" w:cs="Arial"/>
+          <w:color w:val="808080"/>
+          <w:sz w:val="28"/>
+          <w:szCs w:val="28"/>
+        </w:rPr>
+        <w:t xml:space="preserve">)</w:t>
+      </w:r>
+      <w:r>
+        <w:rPr>
+          <w:rFonts w:ascii="Arial" w:eastAsia="Arial" w:hAnsi="Arial" w:cs="Arial"/>
+          <w:color w:val="595959"/>
+          <w:sz w:val="28"/>
+          <w:szCs w:val="28"/>
+        </w:rPr>
+        <w:t xml:space="preserve">.</w:t>
+      </w:r>
+    </w:p>
+    <w:p>
+      <w:pPr>
+        <w:spacing w:after="0" w:line="360" w:lineRule="auto"/>
+        <w:ind w:firstLine="2268"/>
+        <w:jc w:val="both"/>
+      </w:pPr>
+    </w:p>
+    <w:p>
+      <w:pPr>
+        <w:spacing w:after="0" w:line="360" w:lineRule="auto"/>
+        <w:ind w:firstLine="2268"/>
+        <w:jc w:val="both"/>
+        <w:rPr>
+          <w:rFonts w:ascii="Arial" w:eastAsia="Arial" w:hAnsi="Arial" w:cs="Arial"/>
+          <w:color w:val="595959"/>
+          <w:sz w:val="28"/>
+          <w:szCs w:val="28"/>
+        </w:rPr>
+      </w:pPr>
+      <w:r>
+        <w:rPr>
+          <w:rFonts w:ascii="Arial" w:eastAsia="Arial" w:hAnsi="Arial" w:cs="Arial"/>
+          <w:color w:val="595959"/>
+          <w:sz w:val="28"/>
+          <w:szCs w:val="28"/>
+          <w:highlight w:val="yellow"/>
+        </w:rPr>
+        <w:t>O descumprimento recaiu sobre os demais itens, que não tratam de documentos indispensáveis à propositura da ação nem de defeitos capazes de dificultar o julgamento de mérito.</w:t>
+      </w:r>
+    </w:p>
+    <w:p>
+      <w:pPr>
+        <w:spacing w:after="0" w:line="360" w:lineRule="auto"/>
+        <w:jc w:val="both"/>
+        <w:rPr>
+          <w:rFonts w:ascii="Arial" w:eastAsia="Arial" w:hAnsi="Arial" w:cs="Arial"/>
+          <w:color w:val="595959"/>
+          <w:sz w:val="28"/>
+          <w:szCs w:val="28"/>
+        </w:rPr>
+      </w:pPr>
+    </w:p>
+    <w:p>
+      <w:pPr>
+        <w:spacing w:after="0" w:line="360" w:lineRule="auto"/>
+        <w:ind w:firstLine="2268"/>
+        <w:jc w:val="both"/>
+        <w:rPr>
+          <w:rFonts w:ascii="Arial" w:eastAsia="Arial" w:hAnsi="Arial" w:cs="Arial"/>
+          <w:color w:val="595959"/>
+          <w:sz w:val="28"/>
+          <w:szCs w:val="28"/>
+        </w:rPr>
+      </w:pPr>
+      <w:r>
+        <w:rPr>
+          <w:rFonts w:ascii="Arial" w:eastAsia="Arial" w:hAnsi="Arial" w:cs="Arial"/>
+          <w:color w:val="595959"/>
+          <w:sz w:val="28"/>
+          <w:szCs w:val="28"/>
+        </w:rPr>
+        <w:lastRenderedPageBreak/>
+        <w:t>Dispõem os arts. 320 e 321 do CPC:</w:t>
+      </w:r>
+    </w:p>
+    <w:p>
+      <w:pPr>
+        <w:spacing w:after="0" w:line="360" w:lineRule="auto"/>
+        <w:jc w:val="both"/>
+        <w:rPr>
+          <w:rFonts w:ascii="Arial" w:eastAsia="Arial" w:hAnsi="Arial" w:cs="Arial"/>
+          <w:color w:val="595959"/>
+          <w:sz w:val="28"/>
+          <w:szCs w:val="28"/>
+        </w:rPr>
+      </w:pPr>
+    </w:p>
+    <w:p>
+      <w:pPr>
+        <w:spacing w:after="0" w:line="360" w:lineRule="auto"/>
+        <w:ind w:left="2268"/>
+        <w:jc w:val="both"/>
+        <w:rPr>
+          <w:rFonts w:ascii="Arial" w:eastAsia="Arial" w:hAnsi="Arial" w:cs="Arial"/>
+          <w:color w:val="595959"/>
+          <w:sz w:val="26"/>
+          <w:szCs w:val="26"/>
+        </w:rPr>
+      </w:pPr>
       <w:r>
         <w:rPr>
           <w:rFonts w:ascii="Arial" w:eastAsia="Arial" w:hAnsi="Arial" w:cs="Arial"/>
@@ -3811,7 +5796,7 @@
           <w:sz w:val="26"/>
           <w:szCs w:val="26"/>
         </w:rPr>
-        <w:t>“Art. 331. Indeferida a petição inicial, o autor poderá apelar, facultado ao juiz, no prazo de 5 (cinco) dias, retratar-se.</w:t>
+        <w:t>“Art. 320. A petição inicial será instruída com os documentos indispensáveis à propositura da ação.</w:t>
       </w:r>
     </w:p>
     <w:p>
@@ -3826,6 +5811,7 @@
           <w:szCs w:val="26"/>
         </w:rPr>
       </w:pPr>
+      <w:commentRangeStart w:id="24"/>
       <w:r>
         <w:rPr>
           <w:rFonts w:ascii="Arial" w:eastAsia="Arial" w:hAnsi="Arial" w:cs="Arial"/>
@@ -3835,1795 +5821,29 @@
           <w:sz w:val="26"/>
           <w:szCs w:val="26"/>
         </w:rPr>
-        <w:t>§ 1º Se não houver retratação, o juiz mandará citar o réu para responder ao recurso.</w:t>
-      </w:r>
-    </w:p>
-    <w:p>
-      <w:pPr>
-        <w:spacing w:after="0" w:line="360" w:lineRule="auto"/>
-        <w:ind w:left="2268"/>
-        <w:jc w:val="both"/>
-        <w:rPr>
-          <w:rFonts w:ascii="Arial" w:eastAsia="Arial" w:hAnsi="Arial" w:cs="Arial"/>
-          <w:color w:val="595959"/>
-          <w:sz w:val="26"/>
-          <w:szCs w:val="26"/>
-        </w:rPr>
-      </w:pPr>
-      <w:r>
-        <w:rPr>
-          <w:rFonts w:ascii="Arial" w:eastAsia="Arial" w:hAnsi="Arial" w:cs="Arial"/>
-          <w:i/>
-          <w:iCs/>
-          <w:color w:val="595959"/>
-          <w:sz w:val="26"/>
-          <w:szCs w:val="26"/>
-        </w:rPr>
-        <w:t>(...).”</w:t>
-      </w:r>
-    </w:p>
-    <w:p>
-      <w:pPr>
-        <w:spacing w:after="0" w:line="360" w:lineRule="auto"/>
-        <w:jc w:val="both"/>
-        <w:rPr>
-          <w:rFonts w:ascii="Arial" w:eastAsia="Arial" w:hAnsi="Arial" w:cs="Arial"/>
-          <w:color w:val="595959"/>
-          <w:sz w:val="28"/>
-          <w:szCs w:val="28"/>
-        </w:rPr>
-      </w:pPr>
-    </w:p>
-    <w:p>
-      <w:pPr>
-        <w:spacing w:after="0" w:line="360" w:lineRule="auto"/>
-        <w:ind w:firstLine="2268"/>
-        <w:jc w:val="both"/>
-        <w:rPr>
-          <w:rFonts w:ascii="Arial" w:eastAsia="Arial" w:hAnsi="Arial" w:cs="Arial"/>
-          <w:color w:val="595959"/>
-          <w:sz w:val="28"/>
-          <w:szCs w:val="28"/>
-        </w:rPr>
-      </w:pPr>
-      <w:r>
-        <w:rPr>
-          <w:rFonts w:ascii="Arial" w:eastAsia="Arial" w:hAnsi="Arial" w:cs="Arial"/>
-          <w:color w:val="595959"/>
-          <w:sz w:val="28"/>
-          <w:szCs w:val="28"/>
-        </w:rPr>
-        <w:t xml:space="preserve">No caso, as tentativas de citação das rés pela via postal foram frustradas</w:t>
-      </w:r>
-      <w:del w:id="1068" w:author="Assessor GDSXSR" w:date="2026-10-29T18:30:42Z">
-        <w:r>
-          <w:rPr>
-            <w:rFonts w:ascii="Arial" w:eastAsia="Arial" w:hAnsi="Arial" w:cs="Arial"/>
+        <w:t xml:space="preserve">Art. 321. </w:t>
+      </w:r>
+      <w:commentRangeEnd w:id="24"/>
+      <w:r>
+        <w:rPr>
+          <w:rStyle w:val="CommentReference"/>
+        </w:rPr>
+        <w:commentReference w:id="24"/>
+      </w:r>
+      <w:del w:id="1142" w:author="Assessor GDSXSR" w:date="2026-10-29T19:18:21Z">
+        <w:r>
+          <w:rPr>
+            <w:rFonts w:ascii="Arial" w:eastAsia="Arial" w:hAnsi="Arial" w:cs="Arial"/>
+            <w:i/>
+            <w:iCs/>
             <w:color w:val="595959"/>
-            <w:sz w:val="28"/>
-            <w:szCs w:val="28"/>
-          </w:rPr>
-          <w:delText xml:space="preserve"> (ID 90441457 e 90442360)</w:delText>
+            <w:sz w:val="26"/>
+            <w:szCs w:val="26"/>
+          </w:rPr>
+          <w:delText xml:space="preserve">O juiz, ao verificar que a petição inicial não preenche os requisitos dos arts</w:delText>
         </w:r>
       </w:del>
-      <w:r>
-        <w:rPr>
-          <w:rFonts w:ascii="Arial" w:eastAsia="Arial" w:hAnsi="Arial" w:cs="Arial"/>
-          <w:color w:val="595959"/>
-          <w:sz w:val="28"/>
-          <w:szCs w:val="28"/>
-        </w:rPr>
-        <w:t xml:space="preserve">, e os autos subiram a este Tribunal sem contrarrazões</w:t>
-      </w:r>
-      <w:ins w:id="1069" w:author="Assessor GDSXSR" w:date="2026-10-29T18:30:42Z">
-        <w:r>
-          <w:rPr>
-            <w:rFonts w:ascii="Arial" w:eastAsia="Arial" w:hAnsi="Arial" w:cs="Arial"/>
-            <w:color w:val="808080"/>
-            <w:sz w:val="28"/>
-            <w:szCs w:val="28"/>
-          </w:rPr>
-          <w:t xml:space="preserve"> (ID 90441457 e 90442360)</w:t>
-        </w:r>
-      </w:ins>
-      <w:r>
-        <w:rPr>
-          <w:rFonts w:ascii="Arial" w:eastAsia="Arial" w:hAnsi="Arial" w:cs="Arial"/>
-          <w:color w:val="595959"/>
-          <w:sz w:val="28"/>
-          <w:szCs w:val="28"/>
-        </w:rPr>
-        <w:t xml:space="preserve">.</w:t>
-      </w:r>
-    </w:p>
-    <w:p>
-      <w:pPr>
-        <w:spacing w:after="0" w:line="360" w:lineRule="auto"/>
-        <w:jc w:val="both"/>
-        <w:rPr>
-          <w:rFonts w:ascii="Arial" w:eastAsia="Arial" w:hAnsi="Arial" w:cs="Arial"/>
-          <w:color w:val="595959"/>
-          <w:sz w:val="28"/>
-          <w:szCs w:val="28"/>
-        </w:rPr>
-      </w:pPr>
-    </w:p>
-    <w:p>
-      <w:pPr>
-        <w:spacing w:after="0" w:line="360" w:lineRule="auto"/>
-        <w:ind w:firstLine="2268"/>
-        <w:jc w:val="both"/>
-        <w:rPr>
-          <w:rFonts w:ascii="Arial" w:eastAsia="Arial" w:hAnsi="Arial" w:cs="Arial"/>
-          <w:color w:val="595959"/>
-          <w:sz w:val="28"/>
-          <w:szCs w:val="28"/>
-        </w:rPr>
-      </w:pPr>
-      <w:r>
-        <w:rPr>
-          <w:rFonts w:ascii="Arial" w:eastAsia="Arial" w:hAnsi="Arial" w:cs="Arial"/>
-          <w:color w:val="595959"/>
-          <w:sz w:val="28"/>
-          <w:szCs w:val="28"/>
-          <w:highlight w:val="yellow"/>
-          <w:rPrChange w:id="1070" w:author="Assessor GDSXSR" w:date="2026-10-29T18:30:42Z">
-            <w:rPr>
-              <w:rFonts w:ascii="Arial" w:eastAsia="Arial" w:hAnsi="Arial" w:cs="Arial"/>
-              <w:color w:val="595959"/>
-              <w:sz w:val="28"/>
-              <w:szCs w:val="28"/>
-            </w:rPr>
-          </w:rPrChange>
-        </w:rPr>
-        <w:t>A falta de citação, no entanto, não impede o julgamento do apelo.</w:t>
-      </w:r>
-    </w:p>
-    <w:p>
-      <w:pPr>
-        <w:spacing w:after="0" w:line="360" w:lineRule="auto"/>
-        <w:jc w:val="both"/>
-        <w:rPr>
-          <w:rFonts w:ascii="Arial" w:eastAsia="Arial" w:hAnsi="Arial" w:cs="Arial"/>
-          <w:color w:val="595959"/>
-          <w:sz w:val="28"/>
-          <w:szCs w:val="28"/>
-        </w:rPr>
-      </w:pPr>
-    </w:p>
-    <w:p>
-      <w:pPr>
-        <w:spacing w:after="0" w:line="360" w:lineRule="auto"/>
-        <w:ind w:firstLine="2268"/>
-        <w:jc w:val="both"/>
-        <w:rPr>
-          <w:rFonts w:ascii="Arial" w:eastAsia="Arial" w:hAnsi="Arial" w:cs="Arial"/>
-          <w:color w:val="595959"/>
-          <w:sz w:val="28"/>
-          <w:szCs w:val="28"/>
-        </w:rPr>
-      </w:pPr>
-      <w:r>
-        <w:rPr>
-          <w:rFonts w:ascii="Arial" w:eastAsia="Arial" w:hAnsi="Arial" w:cs="Arial"/>
-          <w:color w:val="595959"/>
-          <w:sz w:val="28"/>
-          <w:szCs w:val="28"/>
-        </w:rPr>
-        <w:t>Como o recurso será provido para cassar a sentença, o processo retornará à fase postulatória, e as rés serão citadas na origem, com plena oportunidade de defesa. O julgamento, portanto, não lhes causa prejuízo.</w:t>
-      </w:r>
-    </w:p>
-    <w:p>
-      <w:pPr>
-        <w:spacing w:after="0" w:line="360" w:lineRule="auto"/>
-        <w:jc w:val="both"/>
-        <w:rPr>
-          <w:rFonts w:ascii="Arial" w:eastAsia="Arial" w:hAnsi="Arial" w:cs="Arial"/>
-          <w:color w:val="595959"/>
-          <w:sz w:val="28"/>
-          <w:szCs w:val="28"/>
-        </w:rPr>
-      </w:pPr>
-    </w:p>
-    <w:p>
-      <w:pPr>
-        <w:spacing w:after="0" w:line="360" w:lineRule="auto"/>
-        <w:ind w:firstLine="2268"/>
-        <w:jc w:val="both"/>
-        <w:rPr>
-          <w:rFonts w:ascii="Arial" w:eastAsia="Arial" w:hAnsi="Arial" w:cs="Arial"/>
-          <w:color w:val="595959"/>
-          <w:sz w:val="28"/>
-          <w:szCs w:val="28"/>
-        </w:rPr>
-      </w:pPr>
-      <w:r>
-        <w:rPr>
-          <w:rFonts w:ascii="Arial" w:eastAsia="Arial" w:hAnsi="Arial" w:cs="Arial"/>
-          <w:color w:val="595959"/>
-          <w:sz w:val="28"/>
-          <w:szCs w:val="28"/>
-        </w:rPr>
-        <w:t>Dispõe o art. 282, §1º, do CPC:</w:t>
-      </w:r>
-    </w:p>
-    <w:p>
-      <w:pPr>
-        <w:spacing w:after="0" w:line="360" w:lineRule="auto"/>
-        <w:jc w:val="both"/>
-        <w:rPr>
-          <w:rFonts w:ascii="Arial" w:eastAsia="Arial" w:hAnsi="Arial" w:cs="Arial"/>
-          <w:color w:val="595959"/>
-          <w:sz w:val="28"/>
-          <w:szCs w:val="28"/>
-        </w:rPr>
-      </w:pPr>
-    </w:p>
-    <w:p>
-      <w:pPr>
-        <w:spacing w:after="0" w:line="360" w:lineRule="auto"/>
-        <w:ind w:left="2268"/>
-        <w:jc w:val="both"/>
-        <w:rPr>
-          <w:rFonts w:ascii="Arial" w:eastAsia="Arial" w:hAnsi="Arial" w:cs="Arial"/>
-          <w:color w:val="595959"/>
-          <w:sz w:val="26"/>
-          <w:szCs w:val="26"/>
-        </w:rPr>
-      </w:pPr>
-      <w:r>
-        <w:rPr>
-          <w:rFonts w:ascii="Arial" w:eastAsia="Arial" w:hAnsi="Arial" w:cs="Arial"/>
-          <w:i/>
-          <w:iCs/>
-          <w:color w:val="595959"/>
-          <w:sz w:val="26"/>
-          <w:szCs w:val="26"/>
-        </w:rPr>
-        <w:t>“§ 1º O ato não será repetido nem sua falta será suprida quando não prejudicar a parte.”</w:t>
-      </w:r>
-    </w:p>
-    <w:p>
-      <w:pPr>
-        <w:spacing w:after="0" w:line="360" w:lineRule="auto"/>
-        <w:jc w:val="both"/>
-        <w:rPr>
-          <w:rFonts w:ascii="Arial" w:eastAsia="Arial" w:hAnsi="Arial" w:cs="Arial"/>
-          <w:color w:val="595959"/>
-          <w:sz w:val="28"/>
-          <w:szCs w:val="28"/>
-        </w:rPr>
-      </w:pPr>
-    </w:p>
-    <w:p>
-      <w:pPr>
-        <w:spacing w:after="0" w:line="360" w:lineRule="auto"/>
-        <w:ind w:firstLine="2268"/>
-        <w:jc w:val="both"/>
-        <w:rPr>
-          <w:rFonts w:ascii="Arial" w:eastAsia="Arial" w:hAnsi="Arial" w:cs="Arial"/>
-          <w:color w:val="595959"/>
-          <w:sz w:val="28"/>
-          <w:szCs w:val="28"/>
-        </w:rPr>
-      </w:pPr>
-      <w:r>
-        <w:rPr>
-          <w:rFonts w:ascii="Arial" w:eastAsia="Arial" w:hAnsi="Arial" w:cs="Arial"/>
-          <w:color w:val="595959"/>
-          <w:sz w:val="28"/>
-          <w:szCs w:val="28"/>
-          <w:highlight w:val="yellow"/>
-          <w:u w:val="single"/>
-          <w:rPrChange w:id="1071" w:author="Assessor GDSXSR" w:date="2026-10-29T18:30:42Z">
-            <w:rPr>
-              <w:rFonts w:ascii="Arial" w:eastAsia="Arial" w:hAnsi="Arial" w:cs="Arial"/>
-              <w:color w:val="595959"/>
-              <w:sz w:val="28"/>
-              <w:szCs w:val="28"/>
-            </w:rPr>
-          </w:rPrChange>
-        </w:rPr>
-        <w:t>Assim, presentes os pressupostos de admissibilidade, conheço do apelo.</w:t>
-      </w:r>
-    </w:p>
-    <w:p>
-      <w:pPr>
-        <w:spacing w:after="0" w:line="360" w:lineRule="auto"/>
-        <w:jc w:val="both"/>
-        <w:rPr>
-          <w:rFonts w:ascii="Arial" w:eastAsia="Arial" w:hAnsi="Arial" w:cs="Arial"/>
-          <w:color w:val="595959"/>
-          <w:sz w:val="28"/>
-          <w:szCs w:val="28"/>
-        </w:rPr>
-      </w:pPr>
-    </w:p>
-    <w:p>
-      <w:pPr>
-        <w:spacing w:after="0" w:line="360" w:lineRule="auto"/>
-        <w:jc w:val="center"/>
-        <w:rPr>
-          <w:rFonts w:ascii="Arial" w:eastAsia="Arial" w:hAnsi="Arial" w:cs="Arial"/>
-          <w:color w:val="595959"/>
-          <w:sz w:val="28"/>
-          <w:szCs w:val="28"/>
-        </w:rPr>
-      </w:pPr>
-      <w:commentRangeStart w:id="1"/>
-      <w:r>
-        <w:rPr>
-          <w:rFonts w:ascii="Arial" w:eastAsia="Arial" w:hAnsi="Arial" w:cs="Arial"/>
-          <w:color w:val="595959"/>
-          <w:sz w:val="28"/>
-          <w:szCs w:val="28"/>
-          <w:highlight w:val="yellow"/>
-        </w:rPr>
-        <w:lastRenderedPageBreak/>
-        <w:t>DA INVIABILIDADE DO INDEFERIMENTO DA PETIÇÃO INICIAL POR FALTA DE DOCUMENTOS NÃO INDISPENSÁVEIS À PROPOSITURA DA AÇÃO</w:t>
-      </w:r>
-      <w:commentRangeEnd w:id="1"/>
-      <w:r>
-        <w:rPr>
-          <w:rStyle w:val="Refdecomentrio"/>
-          <w:rFonts w:ascii="Arial" w:eastAsia="Arial" w:hAnsi="Arial" w:cs="Arial"/>
-          <w:color w:val="595959"/>
-          <w:sz w:val="28"/>
-          <w:szCs w:val="28"/>
-        </w:rPr>
-        <w:commentReference w:id="1"/>
-      </w:r>
-    </w:p>
-    <w:p>
-      <w:pPr>
-        <w:spacing w:after="0" w:line="360" w:lineRule="auto"/>
-        <w:jc w:val="both"/>
-        <w:rPr>
-          <w:rFonts w:ascii="Arial" w:eastAsia="Arial" w:hAnsi="Arial" w:cs="Arial"/>
-          <w:color w:val="595959"/>
-          <w:sz w:val="28"/>
-          <w:szCs w:val="28"/>
-        </w:rPr>
-      </w:pPr>
-    </w:p>
-    <w:p>
-      <w:pPr>
-        <w:spacing w:after="0" w:line="360" w:lineRule="auto"/>
-        <w:ind w:firstLine="2268"/>
-        <w:jc w:val="both"/>
-        <w:rPr>
-          <w:rFonts w:ascii="Arial" w:eastAsia="Arial" w:hAnsi="Arial" w:cs="Arial"/>
-          <w:color w:val="595959"/>
-          <w:sz w:val="28"/>
-          <w:szCs w:val="28"/>
-        </w:rPr>
-      </w:pPr>
-      <w:r>
-        <w:rPr>
-          <w:rFonts w:ascii="Arial" w:eastAsia="Arial" w:hAnsi="Arial" w:cs="Arial"/>
-          <w:color w:val="595959"/>
-          <w:sz w:val="28"/>
-          <w:szCs w:val="28"/>
-        </w:rPr>
-        <w:t xml:space="preserve">O autor/apelante alega que: </w:t>
-      </w:r>
-      <w:r>
-        <w:rPr>
-          <w:rFonts w:ascii="Arial" w:eastAsia="Arial" w:hAnsi="Arial" w:cs="Arial"/>
-          <w:b/>
-          <w:bCs/>
-          <w:color w:val="595959"/>
-          <w:sz w:val="28"/>
-          <w:szCs w:val="28"/>
-        </w:rPr>
-        <w:t>1)</w:t>
-      </w:r>
-      <w:r>
-        <w:rPr>
-          <w:rFonts w:ascii="Arial" w:eastAsia="Arial" w:hAnsi="Arial" w:cs="Arial"/>
-          <w:color w:val="595959"/>
-          <w:sz w:val="28"/>
-          <w:szCs w:val="28"/>
-        </w:rPr>
-        <w:t xml:space="preserve"> apresentou comprovante de residência, esclareceu a legitimidade passiva e retificou o polo passivo, complementou a causa de pedir dos danos morais e retificou o valor da restituição; </w:t>
-      </w:r>
-      <w:r>
-        <w:rPr>
-          <w:rFonts w:ascii="Arial" w:eastAsia="Arial" w:hAnsi="Arial" w:cs="Arial"/>
-          <w:b/>
-          <w:bCs/>
-          <w:color w:val="595959"/>
-          <w:sz w:val="28"/>
-          <w:szCs w:val="28"/>
-        </w:rPr>
-        <w:t>2)</w:t>
-      </w:r>
-      <w:r>
-        <w:rPr>
-          <w:rFonts w:ascii="Arial" w:eastAsia="Arial" w:hAnsi="Arial" w:cs="Arial"/>
-          <w:color w:val="595959"/>
-          <w:sz w:val="28"/>
-          <w:szCs w:val="28"/>
-        </w:rPr>
-        <w:t xml:space="preserve"> os pagamentos estão demonstrados pelo cálculo de atualização do TJDFT, que discrimina as 48 parcelas pagas, e pelo protocolo de recebimento dos boletos, e parte dos comprovantes originais pode não ter sido preservada, pelo decurso de mais de dez anos; </w:t>
-      </w:r>
-      <w:r>
-        <w:rPr>
-          <w:rFonts w:ascii="Arial" w:eastAsia="Arial" w:hAnsi="Arial" w:cs="Arial"/>
-          <w:b/>
-          <w:bCs/>
-          <w:color w:val="595959"/>
-          <w:sz w:val="28"/>
-          <w:szCs w:val="28"/>
-        </w:rPr>
-        <w:t>3)</w:t>
-      </w:r>
-      <w:r>
-        <w:rPr>
-          <w:rFonts w:ascii="Arial" w:eastAsia="Arial" w:hAnsi="Arial" w:cs="Arial"/>
-          <w:color w:val="595959"/>
-          <w:sz w:val="28"/>
-          <w:szCs w:val="28"/>
-        </w:rPr>
-        <w:t xml:space="preserve"> juntou o contrato em posição vertical e os documentos em formato PDF</w:t>
-      </w:r>
-      <w:r>
-        <w:rPr>
-          <w:rFonts w:ascii="Arial" w:eastAsia="Arial" w:hAnsi="Arial" w:cs="Arial"/>
-          <w:color w:val="595959"/>
-          <w:sz w:val="28"/>
-          <w:szCs w:val="28"/>
-        </w:rPr>
-        <w:t xml:space="preserve">; </w:t>
-      </w:r>
-      <w:r>
-        <w:rPr>
-          <w:rFonts w:ascii="Arial" w:eastAsia="Arial" w:hAnsi="Arial" w:cs="Arial"/>
-          <w:b/>
-          <w:bCs/>
-          <w:color w:val="595959"/>
-          <w:sz w:val="28"/>
-          <w:szCs w:val="28"/>
-        </w:rPr>
-        <w:t>4)</w:t>
-      </w:r>
-      <w:r>
-        <w:rPr>
-          <w:rFonts w:ascii="Arial" w:eastAsia="Arial" w:hAnsi="Arial" w:cs="Arial"/>
-          <w:color w:val="595959"/>
-          <w:sz w:val="28"/>
-          <w:szCs w:val="28"/>
-        </w:rPr>
-        <w:t xml:space="preserve"> apresentou a CTPS digital, os comprovantes de renda, os extratos bancários e as faturas de cartão de crédito exigidos para a comprovação da hipossuficiência; </w:t>
-      </w:r>
-      <w:r>
-        <w:rPr>
-          <w:rFonts w:ascii="Arial" w:eastAsia="Arial" w:hAnsi="Arial" w:cs="Arial"/>
-          <w:b/>
-          <w:bCs/>
-          <w:color w:val="595959"/>
-          <w:sz w:val="28"/>
-          <w:szCs w:val="28"/>
-        </w:rPr>
-        <w:t>5)</w:t>
-      </w:r>
-      <w:r>
-        <w:rPr>
-          <w:rFonts w:ascii="Arial" w:eastAsia="Arial" w:hAnsi="Arial" w:cs="Arial"/>
-          <w:color w:val="595959"/>
-          <w:sz w:val="28"/>
-          <w:szCs w:val="28"/>
-        </w:rPr>
-        <w:t xml:space="preserve"> a sentença limitou-se a afirmar genericamente o descumprimento, sem indicar os itens pendentes; </w:t>
-      </w:r>
-      <w:r>
-        <w:rPr>
-          <w:rFonts w:ascii="Arial" w:eastAsia="Arial" w:hAnsi="Arial" w:cs="Arial"/>
-          <w:b/>
-          <w:bCs/>
-          <w:color w:val="595959"/>
-          <w:sz w:val="28"/>
-          <w:szCs w:val="28"/>
-        </w:rPr>
-        <w:t>6)</w:t>
-      </w:r>
-      <w:r>
-        <w:rPr>
-          <w:rFonts w:ascii="Arial" w:eastAsia="Arial" w:hAnsi="Arial" w:cs="Arial"/>
-          <w:color w:val="595959"/>
-          <w:sz w:val="28"/>
-          <w:szCs w:val="28"/>
-        </w:rPr>
-        <w:t xml:space="preserve"> a sentença deferiu a gratuidade de justiça e, ao mesmo tempo, extinguiu o processo pela suposta falta dos documentos de hipossuficiência; </w:t>
-      </w:r>
-      <w:r>
-        <w:rPr>
-          <w:rFonts w:ascii="Arial" w:eastAsia="Arial" w:hAnsi="Arial" w:cs="Arial"/>
-          <w:b/>
-          <w:bCs/>
-          <w:color w:val="595959"/>
-          <w:sz w:val="28"/>
-          <w:szCs w:val="28"/>
-        </w:rPr>
-        <w:t>7)</w:t>
-      </w:r>
-      <w:r>
-        <w:rPr>
-          <w:rFonts w:ascii="Arial" w:eastAsia="Arial" w:hAnsi="Arial" w:cs="Arial"/>
-          <w:color w:val="595959"/>
-          <w:sz w:val="28"/>
-          <w:szCs w:val="28"/>
-        </w:rPr>
-        <w:t xml:space="preserve"> a demanda é compreensível, os pedidos estão delimitados, e eventual vício sanável não autoriza a extinção </w:t>
-      </w:r>
-      <w:r>
-        <w:rPr>
-          <w:rFonts w:ascii="Arial" w:eastAsia="Arial" w:hAnsi="Arial" w:cs="Arial"/>
-          <w:color w:val="595959"/>
-          <w:sz w:val="28"/>
-          <w:szCs w:val="28"/>
-        </w:rPr>
-        <w:t>do processo.</w:t>
-      </w:r>
-    </w:p>
-    <w:p>
-      <w:pPr>
-        <w:spacing w:after="0" w:line="360" w:lineRule="auto"/>
-        <w:jc w:val="both"/>
-        <w:rPr>
-          <w:rFonts w:ascii="Arial" w:eastAsia="Arial" w:hAnsi="Arial" w:cs="Arial"/>
-          <w:color w:val="595959"/>
-          <w:sz w:val="28"/>
-          <w:szCs w:val="28"/>
-        </w:rPr>
-      </w:pPr>
-    </w:p>
-    <w:p>
-      <w:pPr>
-        <w:spacing w:after="0" w:line="360" w:lineRule="auto"/>
-        <w:ind w:firstLine="2268"/>
-        <w:jc w:val="both"/>
-        <w:rPr>
-          <w:rFonts w:ascii="Arial" w:eastAsia="Arial" w:hAnsi="Arial" w:cs="Arial"/>
-          <w:color w:val="595959"/>
-          <w:sz w:val="28"/>
-          <w:szCs w:val="28"/>
-        </w:rPr>
-      </w:pPr>
-      <w:r>
-        <w:rPr>
-          <w:rFonts w:ascii="Arial" w:eastAsia="Arial" w:hAnsi="Arial" w:cs="Arial"/>
-          <w:color w:val="595959"/>
-          <w:sz w:val="28"/>
-          <w:szCs w:val="28"/>
-        </w:rPr>
-        <w:t>Requer a cassação da r. sentença e o retorno dos autos à origem para o prosseguimento do feito. Subsidiariamente, requer a especificação do vício remanescente, com nova oportunidade de saneamento.</w:t>
-      </w:r>
-    </w:p>
-    <w:p>
-      <w:pPr>
-        <w:spacing w:after="0" w:line="360" w:lineRule="auto"/>
-        <w:jc w:val="both"/>
-        <w:rPr>
-          <w:rFonts w:ascii="Arial" w:eastAsia="Arial" w:hAnsi="Arial" w:cs="Arial"/>
-          <w:color w:val="595959"/>
-          <w:sz w:val="28"/>
-          <w:szCs w:val="28"/>
-        </w:rPr>
-      </w:pPr>
-    </w:p>
-    <w:p>
-      <w:pPr>
-        <w:spacing w:after="0" w:line="360" w:lineRule="auto"/>
-        <w:ind w:firstLine="2268"/>
-        <w:jc w:val="both"/>
-        <w:rPr>
-          <w:rFonts w:ascii="Arial" w:eastAsia="Arial" w:hAnsi="Arial" w:cs="Arial"/>
-          <w:color w:val="595959"/>
-          <w:sz w:val="28"/>
-          <w:szCs w:val="28"/>
-        </w:rPr>
-      </w:pPr>
-      <w:r>
-        <w:rPr>
-          <w:rFonts w:ascii="Arial" w:eastAsia="Arial" w:hAnsi="Arial" w:cs="Arial"/>
-          <w:color w:val="595959"/>
-          <w:sz w:val="28"/>
-          <w:szCs w:val="28"/>
-          <w:highlight w:val="yellow"/>
-        </w:rPr>
-        <w:t>Com razão.</w:t>
-      </w:r>
-    </w:p>
-    <w:p>
-      <w:pPr>
-        <w:spacing w:after="0" w:line="360" w:lineRule="auto"/>
-        <w:jc w:val="both"/>
-        <w:rPr>
-          <w:rFonts w:ascii="Arial" w:eastAsia="Arial" w:hAnsi="Arial" w:cs="Arial"/>
-          <w:color w:val="595959"/>
-          <w:sz w:val="28"/>
-          <w:szCs w:val="28"/>
-        </w:rPr>
-      </w:pPr>
-    </w:p>
-    <w:p>
-      <w:pPr>
-        <w:spacing w:after="0" w:line="360" w:lineRule="auto"/>
-        <w:ind w:firstLine="2268"/>
-        <w:jc w:val="both"/>
-        <w:rPr>
-          <w:rFonts w:ascii="Arial" w:eastAsia="Arial" w:hAnsi="Arial" w:cs="Arial"/>
-          <w:color w:val="595959"/>
-          <w:sz w:val="28"/>
-          <w:szCs w:val="28"/>
-        </w:rPr>
-      </w:pPr>
-      <w:r>
-        <w:rPr>
-          <w:rFonts w:ascii="Arial" w:eastAsia="Arial" w:hAnsi="Arial" w:cs="Arial"/>
-          <w:color w:val="595959"/>
-          <w:sz w:val="28"/>
-          <w:szCs w:val="28"/>
-        </w:rPr>
-        <w:lastRenderedPageBreak/>
-        <w:t xml:space="preserve">Deixo de examinar a alegada nulidade da sentença por deficiência de fundamentação, pois o mérito do apelo será decidido a favor do autor/apelante, a quem a declaração de nulidade aproveitaria. </w:t>
-      </w:r>
-    </w:p>
-    <w:p>
-      <w:pPr>
-        <w:spacing w:after="0" w:line="360" w:lineRule="auto"/>
-        <w:ind w:firstLine="2268"/>
-        <w:jc w:val="both"/>
-        <w:rPr>
-          <w:rFonts w:ascii="Arial" w:eastAsia="Arial" w:hAnsi="Arial" w:cs="Arial"/>
-          <w:color w:val="595959"/>
-          <w:sz w:val="28"/>
-          <w:szCs w:val="28"/>
-        </w:rPr>
-      </w:pPr>
-    </w:p>
-    <w:p>
-      <w:pPr>
-        <w:spacing w:after="0" w:line="360" w:lineRule="auto"/>
-        <w:ind w:firstLine="2268"/>
-        <w:jc w:val="both"/>
-        <w:rPr>
-          <w:rFonts w:ascii="Arial" w:eastAsia="Arial" w:hAnsi="Arial" w:cs="Arial"/>
-          <w:color w:val="595959"/>
-          <w:sz w:val="28"/>
-          <w:szCs w:val="28"/>
-        </w:rPr>
-      </w:pPr>
-      <w:r>
-        <w:rPr>
-          <w:rFonts w:ascii="Arial" w:eastAsia="Arial" w:hAnsi="Arial" w:cs="Arial"/>
-          <w:color w:val="595959"/>
-          <w:sz w:val="28"/>
-          <w:szCs w:val="28"/>
-        </w:rPr>
-        <w:t>Dispõe o art. 282, §2º, do CPC:</w:t>
-      </w:r>
-    </w:p>
-    <w:p>
-      <w:pPr>
-        <w:spacing w:after="0" w:line="360" w:lineRule="auto"/>
-        <w:jc w:val="both"/>
-        <w:rPr>
-          <w:rFonts w:ascii="Arial" w:eastAsia="Arial" w:hAnsi="Arial" w:cs="Arial"/>
-          <w:color w:val="595959"/>
-          <w:sz w:val="28"/>
-          <w:szCs w:val="28"/>
-        </w:rPr>
-      </w:pPr>
-    </w:p>
-    <w:p>
-      <w:pPr>
-        <w:spacing w:after="0" w:line="360" w:lineRule="auto"/>
-        <w:ind w:left="2268"/>
-        <w:jc w:val="both"/>
-        <w:rPr>
-          <w:rFonts w:ascii="Arial" w:eastAsia="Arial" w:hAnsi="Arial" w:cs="Arial"/>
-          <w:color w:val="595959"/>
-          <w:sz w:val="26"/>
-          <w:szCs w:val="26"/>
-        </w:rPr>
-      </w:pPr>
-      <w:r>
-        <w:rPr>
-          <w:rFonts w:ascii="Arial" w:eastAsia="Arial" w:hAnsi="Arial" w:cs="Arial"/>
-          <w:i/>
-          <w:iCs/>
-          <w:color w:val="595959"/>
-          <w:sz w:val="26"/>
-          <w:szCs w:val="26"/>
-        </w:rPr>
-        <w:t>“§ 2º Quando puder decidir o mérito a favor da parte a quem aproveite a decretação da nulidade, o juiz não a pronunciará nem mandará repetir o ato ou suprir-lhe a falta.”</w:t>
-      </w:r>
-    </w:p>
-    <w:p>
-      <w:pPr>
-        <w:spacing w:after="0" w:line="360" w:lineRule="auto"/>
-        <w:jc w:val="both"/>
-        <w:rPr>
-          <w:rFonts w:ascii="Arial" w:eastAsia="Arial" w:hAnsi="Arial" w:cs="Arial"/>
-          <w:color w:val="595959"/>
-          <w:sz w:val="28"/>
-          <w:szCs w:val="28"/>
-        </w:rPr>
-      </w:pPr>
-    </w:p>
-    <w:p>
-      <w:pPr>
-        <w:spacing w:after="0" w:line="360" w:lineRule="auto"/>
-        <w:ind w:firstLine="2268"/>
-        <w:jc w:val="both"/>
-        <w:rPr>
-          <w:rFonts w:ascii="Arial" w:eastAsia="Arial" w:hAnsi="Arial" w:cs="Arial"/>
-          <w:color w:val="595959"/>
-          <w:sz w:val="28"/>
-          <w:szCs w:val="28"/>
-        </w:rPr>
-      </w:pPr>
-      <w:r>
-        <w:rPr>
-          <w:rFonts w:ascii="Arial" w:eastAsia="Arial" w:hAnsi="Arial" w:cs="Arial"/>
-          <w:color w:val="595959"/>
-          <w:sz w:val="28"/>
-          <w:szCs w:val="28"/>
-        </w:rPr>
-        <w:t>A controvérsia recursal cinge-se a saber se o descumprimento parcial das determinações de emenda autorizava o indeferimento da petição inicial.</w:t>
-      </w:r>
-    </w:p>
-    <w:p>
-      <w:pPr>
-        <w:spacing w:after="0" w:line="360" w:lineRule="auto"/>
-        <w:jc w:val="both"/>
-        <w:rPr>
-          <w:rFonts w:ascii="Arial" w:eastAsia="Arial" w:hAnsi="Arial" w:cs="Arial"/>
-          <w:color w:val="595959"/>
-          <w:sz w:val="28"/>
-          <w:szCs w:val="28"/>
-        </w:rPr>
-      </w:pPr>
-    </w:p>
-    <w:p>
-      <w:pPr>
-        <w:spacing w:after="0" w:line="360" w:lineRule="auto"/>
-        <w:ind w:firstLine="2268"/>
-        <w:jc w:val="both"/>
-        <w:rPr>
-          <w:rFonts w:ascii="Arial" w:eastAsia="Arial" w:hAnsi="Arial" w:cs="Arial"/>
-          <w:color w:val="595959"/>
-          <w:sz w:val="28"/>
-          <w:szCs w:val="28"/>
-        </w:rPr>
-      </w:pPr>
-      <w:r>
-        <w:rPr>
-          <w:rFonts w:ascii="Arial" w:eastAsia="Arial" w:hAnsi="Arial" w:cs="Arial"/>
-          <w:color w:val="595959"/>
-          <w:sz w:val="28"/>
-          <w:szCs w:val="28"/>
-        </w:rPr>
-        <w:t xml:space="preserve">Registro, de início, que o cumprimento não foi integral, como afirma o autor/apelante. </w:t>
-      </w:r>
-    </w:p>
-    <w:p>
-      <w:pPr>
-        <w:spacing w:after="0" w:line="360" w:lineRule="auto"/>
-        <w:ind w:firstLine="2268"/>
-        <w:jc w:val="both"/>
-        <w:rPr>
-          <w:rFonts w:ascii="Arial" w:eastAsia="Arial" w:hAnsi="Arial" w:cs="Arial"/>
-          <w:color w:val="595959"/>
-          <w:sz w:val="28"/>
-          <w:szCs w:val="28"/>
-        </w:rPr>
-      </w:pPr>
-    </w:p>
-    <w:p>
-      <w:pPr>
-        <w:spacing w:after="0" w:line="360" w:lineRule="auto"/>
-        <w:ind w:firstLine="2268"/>
-        <w:jc w:val="both"/>
-        <w:rPr>
-          <w:ins w:id="1080" w:author="Assessor GDSXSR" w:date="2026-10-29T18:30:42Z"/>
-        </w:rPr>
-      </w:pPr>
-      <w:r>
-        <w:rPr>
-          <w:rFonts w:ascii="Arial" w:eastAsia="Arial" w:hAnsi="Arial" w:cs="Arial"/>
-          <w:color w:val="595959"/>
-          <w:sz w:val="28"/>
-          <w:szCs w:val="28"/>
-        </w:rPr>
-        <w:t xml:space="preserve">A petição complementar</w:t>
-      </w:r>
-      <w:del w:id="1076" w:author="Assessor GDSXSR" w:date="2026-10-29T18:30:42Z">
-        <w:r>
-          <w:rPr>
-            <w:rFonts w:ascii="Arial" w:eastAsia="Arial" w:hAnsi="Arial" w:cs="Arial"/>
-            <w:color w:val="595959"/>
-            <w:sz w:val="28"/>
-            <w:szCs w:val="28"/>
-          </w:rPr>
-          <w:delText xml:space="preserve"> de ID 90441447</w:delText>
-        </w:r>
-      </w:del>
-      <w:r>
-        <w:rPr>
-          <w:rFonts w:ascii="Arial" w:eastAsia="Arial" w:hAnsi="Arial" w:cs="Arial"/>
-          <w:color w:val="595959"/>
-          <w:sz w:val="28"/>
-          <w:szCs w:val="28"/>
-        </w:rPr>
-        <w:t xml:space="preserve"> anunciou a juntada de comprovante de residência, de documentos de renda, de comprovantes de pagamento, do contrato em posição vertical e de documentos em </w:t>
-      </w:r>
-      <w:del w:id="1077" w:author="Assessor GDSXSR" w:date="2026-10-29T18:30:42Z">
-        <w:r>
-          <w:rPr>
-            <w:rFonts w:ascii="Arial" w:eastAsia="Arial" w:hAnsi="Arial" w:cs="Arial"/>
-            <w:color w:val="595959"/>
-            <w:sz w:val="28"/>
-            <w:szCs w:val="28"/>
-          </w:rPr>
-          <w:delText xml:space="preserve">formato </w:delText>
-        </w:r>
-      </w:del>
-      <w:r>
-        <w:rPr>
-          <w:rFonts w:ascii="Arial" w:eastAsia="Arial" w:hAnsi="Arial" w:cs="Arial"/>
-          <w:color w:val="595959"/>
-          <w:sz w:val="28"/>
-          <w:szCs w:val="28"/>
-        </w:rPr>
-        <w:t xml:space="preserve">PDF, mas não veio acompanhada de nenhum deles</w:t>
-      </w:r>
-      <w:ins w:id="1078" w:author="Assessor GDSXSR" w:date="2026-10-29T18:30:42Z">
-        <w:r>
-          <w:rPr>
-            <w:rFonts w:ascii="Arial" w:eastAsia="Arial" w:hAnsi="Arial" w:cs="Arial"/>
-            <w:color w:val="808080"/>
-            <w:sz w:val="28"/>
-            <w:szCs w:val="28"/>
-          </w:rPr>
-          <w:t xml:space="preserve"> (ID 90441447)</w:t>
-        </w:r>
-      </w:ins>
-      <w:r>
-        <w:rPr>
-          <w:rFonts w:ascii="Arial" w:eastAsia="Arial" w:hAnsi="Arial" w:cs="Arial"/>
-          <w:color w:val="595959"/>
-          <w:sz w:val="28"/>
-          <w:szCs w:val="28"/>
-        </w:rPr>
-        <w:t xml:space="preserve">.</w:t>
-      </w:r>
-      <w:del w:id="1079" w:author="Assessor GDSXSR" w:date="2026-10-29T18:30:42Z">
-        <w:r>
-          <w:rPr>
-            <w:rFonts w:ascii="Arial" w:eastAsia="Arial" w:hAnsi="Arial" w:cs="Arial"/>
-            <w:color w:val="595959"/>
-            <w:sz w:val="28"/>
-            <w:szCs w:val="28"/>
-          </w:rPr>
-          <w:delText xml:space="preserve"> </w:delText>
-        </w:r>
-      </w:del>
-    </w:p>
-    <w:p>
-      <w:pPr>
-        <w:spacing w:after="0" w:line="360" w:lineRule="auto"/>
-        <w:ind w:firstLine="2268"/>
-        <w:jc w:val="both"/>
-        <w:rPr>
-          <w:ins w:id="1081" w:author="Assessor GDSXSR" w:date="2026-10-29T18:30:42Z"/>
-        </w:rPr>
-      </w:pPr>
-    </w:p>
-    <w:p>
-      <w:pPr>
-        <w:spacing w:after="0" w:line="360" w:lineRule="auto"/>
-        <w:ind w:firstLine="2268"/>
-        <w:jc w:val="both"/>
-        <w:rPr>
-          <w:rFonts w:ascii="Arial" w:eastAsia="Arial" w:hAnsi="Arial" w:cs="Arial"/>
-          <w:color w:val="595959"/>
-          <w:sz w:val="28"/>
-          <w:szCs w:val="28"/>
-        </w:rPr>
-      </w:pPr>
-      <w:r>
-        <w:rPr>
-          <w:rFonts w:ascii="Arial" w:eastAsia="Arial" w:hAnsi="Arial" w:cs="Arial"/>
-          <w:color w:val="595959"/>
-          <w:sz w:val="28"/>
-          <w:szCs w:val="28"/>
-        </w:rPr>
-        <w:t xml:space="preserve">Constam dos autos, quanto à hipossuficiência, apenas os extratos bancários de janeiro e fevereiro de 2026 (ID 90441443 e 90441444).</w:t>
-      </w:r>
-    </w:p>
-    <w:p>
-      <w:pPr>
-        <w:spacing w:after="0" w:line="360" w:lineRule="auto"/>
-        <w:jc w:val="both"/>
-        <w:rPr>
-          <w:rFonts w:ascii="Arial" w:eastAsia="Arial" w:hAnsi="Arial" w:cs="Arial"/>
-          <w:color w:val="595959"/>
-          <w:sz w:val="28"/>
-          <w:szCs w:val="28"/>
-        </w:rPr>
-      </w:pPr>
-    </w:p>
-    <w:p>
-      <w:pPr>
-        <w:spacing w:after="0" w:line="360" w:lineRule="auto"/>
-        <w:ind w:firstLine="2268"/>
-        <w:jc w:val="both"/>
-        <w:rPr>
-          <w:ins w:id="1087" w:author="Assessor GDSXSR" w:date="2026-10-29T18:30:42Z"/>
-        </w:rPr>
-      </w:pPr>
-      <w:r>
-        <w:rPr>
-          <w:rFonts w:ascii="Arial" w:eastAsia="Arial" w:hAnsi="Arial" w:cs="Arial"/>
-          <w:color w:val="595959"/>
-          <w:sz w:val="28"/>
-          <w:szCs w:val="28"/>
-        </w:rPr>
-        <w:t xml:space="preserve">As determinações dos itens (ii), (iii) e (iv) da decisão de emenda — legitimidade passiva, causa de pedir dos </w:t>
-      </w:r>
-      <w:r>
-        <w:rPr>
-          <w:rFonts w:ascii="Arial" w:eastAsia="Arial" w:hAnsi="Arial" w:cs="Arial"/>
-          <w:color w:val="595959"/>
-          <w:sz w:val="28"/>
-          <w:szCs w:val="28"/>
-        </w:rPr>
-        <w:t xml:space="preserve">danos morais e valor da restituição — foram atendidas </w:t>
-      </w:r>
-      <w:del w:id="1082" w:author="Assessor GDSXSR" w:date="2026-10-29T18:30:42Z">
-        <w:r>
-          <w:rPr>
-            <w:rFonts w:ascii="Arial" w:eastAsia="Arial" w:hAnsi="Arial" w:cs="Arial"/>
-            <w:color w:val="595959"/>
-            <w:sz w:val="28"/>
-            <w:szCs w:val="28"/>
-          </w:rPr>
-          <w:delText xml:space="preserve">nas petições de </w:delText>
-        </w:r>
-      </w:del>
-      <w:ins w:id="1083" w:author="Assessor GDSXSR" w:date="2026-10-29T18:30:42Z">
-        <w:r>
-          <w:rPr>
-            <w:rFonts w:ascii="Arial" w:eastAsia="Arial" w:hAnsi="Arial" w:cs="Arial"/>
-            <w:color w:val="808080"/>
-            <w:sz w:val="28"/>
-            <w:szCs w:val="28"/>
-          </w:rPr>
-          <w:t xml:space="preserve">(</w:t>
-        </w:r>
-      </w:ins>
-      <w:r>
-        <w:rPr>
-          <w:rFonts w:ascii="Arial" w:eastAsia="Arial" w:hAnsi="Arial" w:cs="Arial"/>
-          <w:color w:val="595959"/>
-          <w:sz w:val="28"/>
-          <w:szCs w:val="28"/>
-        </w:rPr>
-        <w:t xml:space="preserve">ID 90441442 e 90441447</w:t>
-      </w:r>
-      <w:ins w:id="1084" w:author="Assessor GDSXSR" w:date="2026-10-29T18:30:42Z">
-        <w:r>
-          <w:rPr>
-            <w:rFonts w:ascii="Arial" w:eastAsia="Arial" w:hAnsi="Arial" w:cs="Arial"/>
-            <w:color w:val="808080"/>
-            <w:sz w:val="28"/>
-            <w:szCs w:val="28"/>
-          </w:rPr>
-          <w:t xml:space="preserve">)</w:t>
-        </w:r>
-      </w:ins>
-      <w:r>
-        <w:rPr>
-          <w:rFonts w:ascii="Arial" w:eastAsia="Arial" w:hAnsi="Arial" w:cs="Arial"/>
-          <w:color w:val="595959"/>
-          <w:sz w:val="28"/>
-          <w:szCs w:val="28"/>
-        </w:rPr>
-        <w:t xml:space="preserve">.</w:t>
-      </w:r>
-      <w:del w:id="1085" w:author="Assessor GDSXSR" w:date="2026-10-29T18:30:42Z">
-        <w:r>
-          <w:rPr>
-            <w:rFonts w:ascii="Arial" w:eastAsia="Arial" w:hAnsi="Arial" w:cs="Arial"/>
-            <w:color w:val="595959"/>
-            <w:sz w:val="28"/>
-            <w:szCs w:val="28"/>
-          </w:rPr>
-          <w:delText xml:space="preserve"> </w:delText>
-        </w:r>
-      </w:del>
-    </w:p>
-    <w:p>
-      <w:pPr>
-        <w:spacing w:after="0" w:line="360" w:lineRule="auto"/>
-        <w:ind w:firstLine="2268"/>
-        <w:jc w:val="both"/>
-        <w:rPr>
-          <w:ins w:id="1088" w:author="Assessor GDSXSR" w:date="2026-10-29T18:30:42Z"/>
-        </w:rPr>
-      </w:pPr>
-    </w:p>
-    <w:p>
-      <w:pPr>
-        <w:spacing w:after="0" w:line="360" w:lineRule="auto"/>
-        <w:ind w:firstLine="2268"/>
-        <w:jc w:val="both"/>
-        <w:rPr>
-          <w:rFonts w:ascii="Arial" w:eastAsia="Arial" w:hAnsi="Arial" w:cs="Arial"/>
-          <w:color w:val="595959"/>
-          <w:sz w:val="28"/>
-          <w:szCs w:val="28"/>
-        </w:rPr>
-      </w:pPr>
-      <w:r>
-        <w:rPr>
-          <w:rFonts w:ascii="Arial" w:eastAsia="Arial" w:hAnsi="Arial" w:cs="Arial"/>
-          <w:color w:val="595959"/>
-          <w:sz w:val="28"/>
-          <w:szCs w:val="28"/>
-          <w:highlight w:val="yellow"/>
-          <w:rPrChange w:id="1086" w:author="Assessor GDSXSR" w:date="2026-10-29T18:30:42Z">
-            <w:rPr>
-              <w:rFonts w:ascii="Arial" w:eastAsia="Arial" w:hAnsi="Arial" w:cs="Arial"/>
-              <w:color w:val="595959"/>
-              <w:sz w:val="28"/>
-              <w:szCs w:val="28"/>
-            </w:rPr>
-          </w:rPrChange>
-        </w:rPr>
-        <w:t xml:space="preserve">O descumprimento recaiu sobre os demais itens, que não tratam de documentos indispensáveis à propositura da ação nem de defeitos capazes de dificultar o julgamento de mérito.</w:t>
-      </w:r>
-    </w:p>
-    <w:p>
-      <w:pPr>
-        <w:spacing w:after="0" w:line="360" w:lineRule="auto"/>
-        <w:jc w:val="both"/>
-        <w:rPr>
-          <w:rFonts w:ascii="Arial" w:eastAsia="Arial" w:hAnsi="Arial" w:cs="Arial"/>
-          <w:color w:val="595959"/>
-          <w:sz w:val="28"/>
-          <w:szCs w:val="28"/>
-        </w:rPr>
-      </w:pPr>
-    </w:p>
-    <w:p>
-      <w:pPr>
-        <w:spacing w:after="0" w:line="360" w:lineRule="auto"/>
-        <w:ind w:firstLine="2268"/>
-        <w:jc w:val="both"/>
-        <w:rPr>
-          <w:rFonts w:ascii="Arial" w:eastAsia="Arial" w:hAnsi="Arial" w:cs="Arial"/>
-          <w:color w:val="595959"/>
-          <w:sz w:val="28"/>
-          <w:szCs w:val="28"/>
-        </w:rPr>
-      </w:pPr>
-      <w:r>
-        <w:rPr>
-          <w:rFonts w:ascii="Arial" w:eastAsia="Arial" w:hAnsi="Arial" w:cs="Arial"/>
-          <w:color w:val="595959"/>
-          <w:sz w:val="28"/>
-          <w:szCs w:val="28"/>
-        </w:rPr>
-        <w:t>Dispõem os arts. 320 e 321 do CPC:</w:t>
-      </w:r>
-    </w:p>
-    <w:p>
-      <w:pPr>
-        <w:spacing w:after="0" w:line="360" w:lineRule="auto"/>
-        <w:jc w:val="both"/>
-        <w:rPr>
-          <w:rFonts w:ascii="Arial" w:eastAsia="Arial" w:hAnsi="Arial" w:cs="Arial"/>
-          <w:color w:val="595959"/>
-          <w:sz w:val="28"/>
-          <w:szCs w:val="28"/>
-        </w:rPr>
-      </w:pPr>
-    </w:p>
-    <w:p>
-      <w:pPr>
-        <w:spacing w:after="0" w:line="360" w:lineRule="auto"/>
-        <w:ind w:left="2268"/>
-        <w:jc w:val="both"/>
-        <w:rPr>
-          <w:rFonts w:ascii="Arial" w:eastAsia="Arial" w:hAnsi="Arial" w:cs="Arial"/>
-          <w:color w:val="595959"/>
-          <w:sz w:val="26"/>
-          <w:szCs w:val="26"/>
-        </w:rPr>
-      </w:pPr>
-      <w:r>
-        <w:rPr>
-          <w:rFonts w:ascii="Arial" w:eastAsia="Arial" w:hAnsi="Arial" w:cs="Arial"/>
-          <w:i/>
-          <w:iCs/>
-          <w:color w:val="595959"/>
-          <w:sz w:val="26"/>
-          <w:szCs w:val="26"/>
-        </w:rPr>
-        <w:t>“Art. 320. A petição inicial será instruída com os documentos indispensáveis à propositura da ação.</w:t>
-      </w:r>
-    </w:p>
-    <w:p>
-      <w:pPr>
-        <w:spacing w:after="0" w:line="360" w:lineRule="auto"/>
-        <w:ind w:left="2268"/>
-        <w:jc w:val="both"/>
-        <w:rPr>
-          <w:rFonts w:ascii="Arial" w:eastAsia="Arial" w:hAnsi="Arial" w:cs="Arial"/>
-          <w:color w:val="595959"/>
-          <w:sz w:val="26"/>
-          <w:szCs w:val="26"/>
-        </w:rPr>
-      </w:pPr>
-      <w:r>
-        <w:rPr>
-          <w:rFonts w:ascii="Arial" w:eastAsia="Arial" w:hAnsi="Arial" w:cs="Arial"/>
-          <w:i/>
-          <w:iCs/>
-          <w:color w:val="595959"/>
-          <w:sz w:val="26"/>
-          <w:szCs w:val="26"/>
-        </w:rPr>
-        <w:t>Art. 321. O juiz, ao verificar que a petição inicial não preenche os requisitos dos arts. 319 e 320 ou que apresenta defeitos e irregularidades capazes de dificultar o julgamento de mérito, determinará que o autor, no prazo de 15 (quinze) dias, a emende ou a complete, indicando com precisão o que deve ser corrigido ou completado.</w:t>
-      </w:r>
-    </w:p>
-    <w:p>
-      <w:pPr>
-        <w:spacing w:after="0" w:line="360" w:lineRule="auto"/>
-        <w:ind w:left="2268"/>
-        <w:jc w:val="both"/>
-        <w:rPr>
-          <w:rFonts w:ascii="Arial" w:eastAsia="Arial" w:hAnsi="Arial" w:cs="Arial"/>
-          <w:color w:val="595959"/>
-          <w:sz w:val="26"/>
-          <w:szCs w:val="26"/>
-        </w:rPr>
-      </w:pPr>
-      <w:r>
-        <w:rPr>
-          <w:rFonts w:ascii="Arial" w:eastAsia="Arial" w:hAnsi="Arial" w:cs="Arial"/>
-          <w:i/>
-          <w:iCs/>
-          <w:color w:val="595959"/>
-          <w:sz w:val="26"/>
-          <w:szCs w:val="26"/>
-        </w:rPr>
-        <w:t>Parágrafo único. Se o autor não cumprir a diligência, o juiz indeferirá a petição inicial.”</w:t>
-      </w:r>
-    </w:p>
-    <w:p>
-      <w:pPr>
-        <w:spacing w:after="0" w:line="360" w:lineRule="auto"/>
-        <w:jc w:val="both"/>
-        <w:rPr>
-          <w:rFonts w:ascii="Arial" w:eastAsia="Arial" w:hAnsi="Arial" w:cs="Arial"/>
-          <w:color w:val="595959"/>
-          <w:sz w:val="28"/>
-          <w:szCs w:val="28"/>
-        </w:rPr>
-      </w:pPr>
-    </w:p>
-    <w:p>
-      <w:pPr>
-        <w:spacing w:after="0" w:line="360" w:lineRule="auto"/>
-        <w:ind w:firstLine="2268"/>
-        <w:jc w:val="both"/>
-        <w:rPr>
-          <w:ins w:id="1098" w:author="Assessor GDSXSR" w:date="2026-10-29T18:30:42Z"/>
-        </w:rPr>
-      </w:pPr>
-      <w:commentRangeStart w:id="2"/>
-      <w:commentRangeStart w:id="13"/>
-      <w:r>
-        <w:rPr>
-          <w:rFonts w:ascii="Arial" w:eastAsia="Arial" w:hAnsi="Arial" w:cs="Arial"/>
-          <w:color w:val="595959"/>
-          <w:sz w:val="28"/>
-          <w:szCs w:val="28"/>
-          <w:highlight w:val="yellow"/>
-          <w:rPrChange w:id="1089" w:author="Assessor GDSXSR" w:date="2026-10-29T18:30:42Z">
-            <w:rPr>
-              <w:rFonts w:ascii="Arial" w:eastAsia="Arial" w:hAnsi="Arial" w:cs="Arial"/>
-              <w:color w:val="595959"/>
-              <w:sz w:val="28"/>
-              <w:szCs w:val="28"/>
-            </w:rPr>
-          </w:rPrChange>
-        </w:rPr>
-        <w:t xml:space="preserve">O comprovante de residência (item i) não é documento indispensável à propositura da ação.</w:t>
-      </w:r>
-      <w:commentRangeEnd w:id="13"/>
-      <w:r>
-        <w:rPr>
-          <w:rStyle w:val="CommentReference"/>
-        </w:rPr>
-        <w:commentReference w:id="13"/>
-      </w:r>
-      <w:del w:id="1090" w:author="Assessor GDSXSR" w:date="2026-10-29T18:30:42Z">
-        <w:r>
-          <w:rPr>
-            <w:rFonts w:ascii="Arial" w:eastAsia="Arial" w:hAnsi="Arial" w:cs="Arial"/>
-            <w:color w:val="595959"/>
-            <w:sz w:val="28"/>
-            <w:szCs w:val="28"/>
-          </w:rPr>
-          <w:delText xml:space="preserve"> </w:delText>
-        </w:r>
-      </w:del>
-    </w:p>
-    <w:p>
-      <w:pPr>
-        <w:spacing w:after="0" w:line="360" w:lineRule="auto"/>
-        <w:ind w:firstLine="2268"/>
-        <w:jc w:val="both"/>
-        <w:rPr>
-          <w:ins w:id="1099" w:author="Assessor GDSXSR" w:date="2026-10-29T18:30:42Z"/>
-        </w:rPr>
-      </w:pPr>
-    </w:p>
-    <w:p>
-      <w:pPr>
-        <w:spacing w:after="0" w:line="360" w:lineRule="auto"/>
-        <w:ind w:firstLine="2268"/>
-        <w:jc w:val="both"/>
-        <w:rPr>
-          <w:rFonts w:ascii="Arial" w:eastAsia="Arial" w:hAnsi="Arial" w:cs="Arial"/>
-          <w:color w:val="595959"/>
-          <w:sz w:val="28"/>
-          <w:szCs w:val="28"/>
-        </w:rPr>
-      </w:pPr>
-      <w:r>
-        <w:rPr>
-          <w:rFonts w:ascii="Arial" w:eastAsia="Arial" w:hAnsi="Arial" w:cs="Arial"/>
-          <w:color w:val="595959"/>
-          <w:sz w:val="28"/>
-          <w:szCs w:val="28"/>
-        </w:rPr>
-        <w:t xml:space="preserve">A lei exige</w:t>
-      </w:r>
-      <w:ins w:id="1091" w:author="Assessor GDSXSR" w:date="2026-10-29T18:30:42Z">
-        <w:r>
-          <w:rPr>
-            <w:rFonts w:ascii="Arial" w:eastAsia="Arial" w:hAnsi="Arial" w:cs="Arial"/>
-            <w:color w:val="808080"/>
-            <w:sz w:val="28"/>
-            <w:szCs w:val="28"/>
-          </w:rPr>
-          <w:t xml:space="preserve"> apenas</w:t>
-        </w:r>
-      </w:ins>
-      <w:r>
-        <w:rPr>
-          <w:rFonts w:ascii="Arial" w:eastAsia="Arial" w:hAnsi="Arial" w:cs="Arial"/>
-          <w:color w:val="595959"/>
-          <w:sz w:val="28"/>
-          <w:szCs w:val="28"/>
-        </w:rPr>
-        <w:t xml:space="preserve"> que a petição inicial indique o domicílio e a residência do autor</w:t>
-      </w:r>
-      <w:ins w:id="1092" w:author="Assessor GDSXSR" w:date="2026-10-29T18:30:42Z">
-        <w:r>
-          <w:rPr>
-            <w:rFonts w:ascii="Arial" w:eastAsia="Arial" w:hAnsi="Arial" w:cs="Arial"/>
-            <w:color w:val="808080"/>
-            <w:sz w:val="28"/>
-            <w:szCs w:val="28"/>
-          </w:rPr>
-          <w:t xml:space="preserve">,</w:t>
-        </w:r>
-      </w:ins>
-      <w:r>
-        <w:rPr>
-          <w:rFonts w:ascii="Arial" w:eastAsia="Arial" w:hAnsi="Arial" w:cs="Arial"/>
-          <w:color w:val="595959"/>
-          <w:sz w:val="28"/>
-          <w:szCs w:val="28"/>
-        </w:rPr>
-        <w:t xml:space="preserve"> </w:t>
-      </w:r>
-      <w:del w:id="1093" w:author="Assessor GDSXSR" w:date="2026-10-29T18:30:42Z">
-        <w:r>
-          <w:rPr>
-            <w:rFonts w:ascii="Arial" w:eastAsia="Arial" w:hAnsi="Arial" w:cs="Arial"/>
-            <w:color w:val="595959"/>
-            <w:sz w:val="28"/>
-            <w:szCs w:val="28"/>
-          </w:rPr>
-          <w:delText xml:space="preserve">(</w:delText>
-        </w:r>
-        <w:r>
-          <w:rPr>
-            <w:rFonts w:ascii="Arial" w:eastAsia="Arial" w:hAnsi="Arial" w:cs="Arial"/>
-            <w:color w:val="595959"/>
-            <w:sz w:val="28"/>
-            <w:szCs w:val="28"/>
-          </w:rPr>
-          <w:delText xml:space="preserve">CPC 319 II</w:delText>
-        </w:r>
-        <w:r>
-          <w:rPr>
-            <w:rFonts w:ascii="Arial" w:eastAsia="Arial" w:hAnsi="Arial" w:cs="Arial"/>
-            <w:color w:val="595959"/>
-            <w:sz w:val="28"/>
-            <w:szCs w:val="28"/>
-          </w:rPr>
-          <w:delText xml:space="preserve">),</w:delText>
-        </w:r>
-      </w:del>
-      <w:ins w:id="1094" w:author="Assessor GDSXSR" w:date="2026-10-29T18:30:42Z">
-        <w:r>
-          <w:rPr>
-            <w:rFonts w:ascii="Arial" w:eastAsia="Arial" w:hAnsi="Arial" w:cs="Arial"/>
-            <w:color w:val="808080"/>
-            <w:sz w:val="28"/>
-            <w:szCs w:val="28"/>
-          </w:rPr>
-          <w:t xml:space="preserve">e</w:t>
-        </w:r>
-      </w:ins>
-      <w:r>
-        <w:rPr>
-          <w:rFonts w:ascii="Arial" w:eastAsia="Arial" w:hAnsi="Arial" w:cs="Arial"/>
-          <w:color w:val="595959"/>
-          <w:sz w:val="28"/>
-          <w:szCs w:val="28"/>
-        </w:rPr>
-        <w:t xml:space="preserve"> não que</w:t>
-      </w:r>
-      <w:del w:id="1095" w:author="Assessor GDSXSR" w:date="2026-10-29T18:30:42Z">
-        <w:r>
-          <w:rPr>
-            <w:rFonts w:ascii="Arial" w:eastAsia="Arial" w:hAnsi="Arial" w:cs="Arial"/>
-            <w:color w:val="595959"/>
-            <w:sz w:val="28"/>
-            <w:szCs w:val="28"/>
-          </w:rPr>
-          <w:delText xml:space="preserve"> ela</w:delText>
-        </w:r>
-      </w:del>
-      <w:r>
-        <w:rPr>
-          <w:rFonts w:ascii="Arial" w:eastAsia="Arial" w:hAnsi="Arial" w:cs="Arial"/>
-          <w:color w:val="595959"/>
-          <w:sz w:val="28"/>
-          <w:szCs w:val="28"/>
-        </w:rPr>
-        <w:t xml:space="preserve"> venha instruída com comprovante em nome próprio</w:t>
-      </w:r>
-      <w:ins w:id="1096" w:author="Assessor GDSXSR" w:date="2026-10-29T18:30:42Z">
-        <w:r>
-          <w:rPr>
-            <w:rFonts w:ascii="Arial" w:eastAsia="Arial" w:hAnsi="Arial" w:cs="Arial"/>
-            <w:color w:val="808080"/>
-            <w:sz w:val="28"/>
-            <w:szCs w:val="28"/>
-          </w:rPr>
-          <w:t xml:space="preserve"> (CPC 319 II)</w:t>
-        </w:r>
-      </w:ins>
-      <w:r>
-        <w:rPr>
-          <w:rFonts w:ascii="Arial" w:eastAsia="Arial" w:hAnsi="Arial" w:cs="Arial"/>
-          <w:color w:val="595959"/>
-          <w:sz w:val="28"/>
-          <w:szCs w:val="28"/>
-        </w:rPr>
-        <w:t xml:space="preserve">.</w:t>
-      </w:r>
-      <w:del w:id="1097" w:author="Assessor GDSXSR" w:date="2026-10-29T18:30:42Z">
-        <w:r>
-          <w:rPr>
-            <w:rFonts w:ascii="Arial" w:eastAsia="Arial" w:hAnsi="Arial" w:cs="Arial"/>
-            <w:color w:val="595959"/>
-            <w:sz w:val="28"/>
-            <w:szCs w:val="28"/>
-          </w:rPr>
-          <w:delText xml:space="preserve"> </w:delText>
-        </w:r>
-      </w:del>
-      <w:commentRangeEnd w:id="2"/>
-      <w:r>
-        <w:rPr>
-          <w:rStyle w:val="Refdecomentrio"/>
-          <w:rFonts w:ascii="Arial" w:eastAsia="Arial" w:hAnsi="Arial" w:cs="Arial"/>
-          <w:color w:val="595959"/>
-          <w:sz w:val="28"/>
-          <w:szCs w:val="28"/>
-        </w:rPr>
-        <w:commentReference w:id="2"/>
-      </w:r>
-    </w:p>
-    <w:p>
-      <w:pPr>
-        <w:spacing w:after="0" w:line="360" w:lineRule="auto"/>
-        <w:ind w:firstLine="2268"/>
-        <w:jc w:val="both"/>
-        <w:rPr>
-          <w:rFonts w:ascii="Arial" w:eastAsia="Arial" w:hAnsi="Arial" w:cs="Arial"/>
-          <w:color w:val="595959"/>
-          <w:sz w:val="28"/>
-          <w:szCs w:val="28"/>
-        </w:rPr>
-      </w:pPr>
-    </w:p>
-    <w:p>
-      <w:pPr>
-        <w:spacing w:after="0" w:line="360" w:lineRule="auto"/>
-        <w:ind w:firstLine="2268"/>
-        <w:jc w:val="both"/>
-        <w:rPr>
-          <w:rFonts w:ascii="Arial" w:eastAsia="Arial" w:hAnsi="Arial" w:cs="Arial"/>
-          <w:color w:val="595959"/>
-          <w:sz w:val="28"/>
-          <w:szCs w:val="28"/>
-        </w:rPr>
-      </w:pPr>
-      <w:commentRangeStart w:id="3"/>
-      <w:commentRangeStart w:id="14"/>
-      <w:r>
-        <w:rPr>
-          <w:rFonts w:ascii="Arial" w:eastAsia="Arial" w:hAnsi="Arial" w:cs="Arial"/>
-          <w:color w:val="595959"/>
-          <w:sz w:val="28"/>
-          <w:szCs w:val="28"/>
-        </w:rPr>
-        <w:t xml:space="preserve">O endereço do autor/apelante consta da petição inicial e das emendas, e eventual divergência quanto a ele repercutiria, quando muito, na competência territorial, que é relativa e </w:t>
-      </w:r>
-      <w:commentRangeEnd w:id="14"/>
-      <w:r>
-        <w:rPr>
-          <w:rStyle w:val="CommentReference"/>
-        </w:rPr>
-        <w:commentReference w:id="14"/>
-      </w:r>
-      <w:ins w:id="1100" w:author="Assessor GDSXSR" w:date="2026-10-29T18:30:42Z">
-        <w:r>
-          <w:rPr>
-            <w:rFonts w:ascii="Arial" w:eastAsia="Arial" w:hAnsi="Arial" w:cs="Arial"/>
-            <w:color w:val="808080"/>
-            <w:sz w:val="28"/>
-            <w:szCs w:val="28"/>
-          </w:rPr>
-          <w:t xml:space="preserve">se prorroga se o réu </w:t>
-        </w:r>
-      </w:ins>
-      <w:r>
-        <w:rPr>
-          <w:rFonts w:ascii="Arial" w:eastAsia="Arial" w:hAnsi="Arial" w:cs="Arial"/>
-          <w:color w:val="595959"/>
-          <w:sz w:val="28"/>
-          <w:szCs w:val="28"/>
-        </w:rPr>
-        <w:t xml:space="preserve">não </w:t>
-      </w:r>
-      <w:del w:id="1101" w:author="Assessor GDSXSR" w:date="2026-10-29T18:30:42Z">
-        <w:r>
-          <w:rPr>
-            <w:rFonts w:ascii="Arial" w:eastAsia="Arial" w:hAnsi="Arial" w:cs="Arial"/>
-            <w:color w:val="595959"/>
-            <w:sz w:val="28"/>
-            <w:szCs w:val="28"/>
-          </w:rPr>
-          <w:delText xml:space="preserve">pode</w:delText>
-        </w:r>
-      </w:del>
-      <w:ins w:id="1102" w:author="Assessor GDSXSR" w:date="2026-10-29T18:30:42Z">
-        <w:r>
-          <w:rPr>
-            <w:rFonts w:ascii="Arial" w:eastAsia="Arial" w:hAnsi="Arial" w:cs="Arial"/>
-            <w:color w:val="808080"/>
-            <w:sz w:val="28"/>
-            <w:szCs w:val="28"/>
-          </w:rPr>
-          <w:t xml:space="preserve">a</w:t>
-        </w:r>
-      </w:ins>
-      <w:r>
-        <w:rPr>
-          <w:rFonts w:ascii="Arial" w:eastAsia="Arial" w:hAnsi="Arial" w:cs="Arial"/>
-          <w:color w:val="595959"/>
-          <w:sz w:val="28"/>
-          <w:szCs w:val="28"/>
-        </w:rPr>
-        <w:t xml:space="preserve"> </w:t>
-      </w:r>
-      <w:del w:id="1103" w:author="Assessor GDSXSR" w:date="2026-10-29T18:30:42Z">
-        <w:r>
-          <w:rPr>
-            <w:rFonts w:ascii="Arial" w:eastAsia="Arial" w:hAnsi="Arial" w:cs="Arial"/>
-            <w:color w:val="595959"/>
-            <w:sz w:val="28"/>
-            <w:szCs w:val="28"/>
-          </w:rPr>
-          <w:delText xml:space="preserve">ser</w:delText>
-        </w:r>
-      </w:del>
-      <w:ins w:id="1104" w:author="Assessor GDSXSR" w:date="2026-10-29T18:30:42Z">
-        <w:r>
-          <w:rPr>
-            <w:rFonts w:ascii="Arial" w:eastAsia="Arial" w:hAnsi="Arial" w:cs="Arial"/>
-            <w:color w:val="808080"/>
-            <w:sz w:val="28"/>
-            <w:szCs w:val="28"/>
-          </w:rPr>
-          <w:t xml:space="preserve">alegar</w:t>
-        </w:r>
-      </w:ins>
-      <w:r>
-        <w:rPr>
-          <w:rFonts w:ascii="Arial" w:eastAsia="Arial" w:hAnsi="Arial" w:cs="Arial"/>
-          <w:color w:val="595959"/>
-          <w:sz w:val="28"/>
-          <w:szCs w:val="28"/>
-        </w:rPr>
-        <w:t xml:space="preserve"> </w:t>
-      </w:r>
-      <w:del w:id="1105" w:author="Assessor GDSXSR" w:date="2026-10-29T18:30:42Z">
-        <w:r>
-          <w:rPr>
-            <w:rFonts w:ascii="Arial" w:eastAsia="Arial" w:hAnsi="Arial" w:cs="Arial"/>
-            <w:color w:val="595959"/>
-            <w:sz w:val="28"/>
-            <w:szCs w:val="28"/>
-          </w:rPr>
-          <w:delText xml:space="preserve">declarada</w:delText>
-        </w:r>
-      </w:del>
-      <w:ins w:id="1106" w:author="Assessor GDSXSR" w:date="2026-10-29T18:30:42Z">
-        <w:r>
-          <w:rPr>
-            <w:rFonts w:ascii="Arial" w:eastAsia="Arial" w:hAnsi="Arial" w:cs="Arial"/>
-            <w:color w:val="808080"/>
-            <w:sz w:val="28"/>
-            <w:szCs w:val="28"/>
-          </w:rPr>
-          <w:t xml:space="preserve">em preliminar</w:t>
-        </w:r>
-      </w:ins>
-      <w:r>
-        <w:rPr>
-          <w:rFonts w:ascii="Arial" w:eastAsia="Arial" w:hAnsi="Arial" w:cs="Arial"/>
-          <w:color w:val="595959"/>
-          <w:sz w:val="28"/>
-          <w:szCs w:val="28"/>
-        </w:rPr>
-        <w:t xml:space="preserve"> de </w:t>
-      </w:r>
-      <w:del w:id="1107" w:author="Assessor GDSXSR" w:date="2026-10-29T18:30:42Z">
-        <w:r>
-          <w:rPr>
-            <w:rFonts w:ascii="Arial" w:eastAsia="Arial" w:hAnsi="Arial" w:cs="Arial"/>
-            <w:color w:val="595959"/>
-            <w:sz w:val="28"/>
-            <w:szCs w:val="28"/>
-          </w:rPr>
-          <w:delText xml:space="preserve">ofício</w:delText>
-        </w:r>
-      </w:del>
-      <w:ins w:id="1108" w:author="Assessor GDSXSR" w:date="2026-10-29T18:30:42Z">
-        <w:r>
-          <w:rPr>
-            <w:rFonts w:ascii="Arial" w:eastAsia="Arial" w:hAnsi="Arial" w:cs="Arial"/>
-            <w:color w:val="808080"/>
-            <w:sz w:val="28"/>
-            <w:szCs w:val="28"/>
-          </w:rPr>
-          <w:t xml:space="preserve">contestação</w:t>
-        </w:r>
-      </w:ins>
-      <w:r>
-        <w:rPr>
-          <w:rFonts w:ascii="Arial" w:eastAsia="Arial" w:hAnsi="Arial" w:cs="Arial"/>
-          <w:color w:val="595959"/>
-          <w:sz w:val="28"/>
-          <w:szCs w:val="28"/>
-        </w:rPr>
-        <w:t xml:space="preserve"> </w:t>
-      </w:r>
-      <w:r>
-        <w:rPr>
-          <w:rFonts w:ascii="Arial" w:eastAsia="Arial" w:hAnsi="Arial" w:cs="Arial"/>
-          <w:color w:val="595959"/>
-          <w:sz w:val="28"/>
-          <w:szCs w:val="28"/>
-        </w:rPr>
-        <w:t xml:space="preserve">(CPC 65).</w:t>
-      </w:r>
-      <w:commentRangeEnd w:id="3"/>
-      <w:r>
-        <w:rPr>
-          <w:rStyle w:val="Refdecomentrio"/>
-          <w:rFonts w:ascii="Arial" w:eastAsia="Arial" w:hAnsi="Arial" w:cs="Arial"/>
-          <w:color w:val="595959"/>
-          <w:sz w:val="28"/>
-          <w:szCs w:val="28"/>
-        </w:rPr>
-        <w:commentReference w:id="3"/>
-      </w:r>
-    </w:p>
-    <w:p>
-      <w:pPr>
-        <w:spacing w:after="0" w:line="360" w:lineRule="auto"/>
-        <w:jc w:val="both"/>
-        <w:rPr>
-          <w:rFonts w:ascii="Arial" w:eastAsia="Arial" w:hAnsi="Arial" w:cs="Arial"/>
-          <w:color w:val="595959"/>
-          <w:sz w:val="28"/>
-          <w:szCs w:val="28"/>
-        </w:rPr>
-      </w:pPr>
-    </w:p>
-    <w:p>
-      <w:pPr>
-        <w:spacing w:after="0" w:line="360" w:lineRule="auto"/>
-        <w:ind w:firstLine="2268"/>
-        <w:jc w:val="both"/>
-        <w:rPr>
-          <w:rFonts w:ascii="Arial" w:eastAsia="Arial" w:hAnsi="Arial" w:cs="Arial"/>
-          <w:color w:val="595959"/>
-          <w:sz w:val="28"/>
-          <w:szCs w:val="28"/>
-        </w:rPr>
-      </w:pPr>
-      <w:r>
-        <w:rPr>
-          <w:rFonts w:ascii="Arial" w:eastAsia="Arial" w:hAnsi="Arial" w:cs="Arial"/>
-          <w:color w:val="595959"/>
-          <w:sz w:val="28"/>
-          <w:szCs w:val="28"/>
-        </w:rPr>
-        <w:lastRenderedPageBreak/>
-        <w:t>Nesse sentido:</w:t>
-      </w:r>
-    </w:p>
-    <w:p>
-      <w:pPr>
-        <w:spacing w:after="0" w:line="360" w:lineRule="auto"/>
-        <w:jc w:val="both"/>
-        <w:rPr>
-          <w:rFonts w:ascii="Arial" w:eastAsia="Arial" w:hAnsi="Arial" w:cs="Arial"/>
-          <w:color w:val="595959"/>
-          <w:sz w:val="28"/>
-          <w:szCs w:val="28"/>
-        </w:rPr>
-      </w:pPr>
-    </w:p>
-    <w:p>
-      <w:pPr>
-        <w:spacing w:after="0" w:line="360" w:lineRule="auto"/>
-        <w:ind w:left="2268"/>
-        <w:jc w:val="both"/>
-        <w:rPr>
-          <w:rFonts w:ascii="Arial" w:eastAsia="Arial" w:hAnsi="Arial" w:cs="Arial"/>
-          <w:color w:val="595959"/>
-          <w:sz w:val="26"/>
-          <w:szCs w:val="26"/>
-        </w:rPr>
-      </w:pPr>
-      <w:commentRangeStart w:id="4"/>
-      <w:commentRangeStart w:id="15"/>
-      <w:r>
-        <w:rPr>
-          <w:rFonts w:ascii="Arial" w:eastAsia="Arial" w:hAnsi="Arial" w:cs="Arial"/>
-          <w:i/>
-          <w:iCs/>
-          <w:color w:val="595959"/>
-          <w:sz w:val="26"/>
-          <w:szCs w:val="26"/>
-        </w:rPr>
-        <w:t xml:space="preserve">“(...) 1. </w:t>
-      </w:r>
-      <w:commentRangeEnd w:id="15"/>
-      <w:r>
-        <w:rPr>
-          <w:rStyle w:val="CommentReference"/>
-        </w:rPr>
-        <w:commentReference w:id="15"/>
-      </w:r>
-      <w:r>
-        <w:rPr>
-          <w:rFonts w:ascii="Arial" w:eastAsia="Arial" w:hAnsi="Arial" w:cs="Arial"/>
-          <w:i/>
-          <w:iCs/>
-          <w:color w:val="595959"/>
-          <w:sz w:val="26"/>
-          <w:szCs w:val="26"/>
-          <w:u w:val="single"/>
-          <w:rPrChange w:id="1131" w:author="Assessor GDSXSR" w:date="2026-10-29T18:30:42Z">
-            <w:rPr>
-              <w:rFonts w:ascii="Arial" w:eastAsia="Arial" w:hAnsi="Arial" w:cs="Arial"/>
-              <w:i/>
-              <w:iCs/>
-              <w:color w:val="595959"/>
-              <w:sz w:val="26"/>
-              <w:szCs w:val="26"/>
-            </w:rPr>
-          </w:rPrChange>
-        </w:rPr>
-        <w:t xml:space="preserve">Incabível o indeferimento da inicial pela ausência de documento que não se afigura imprescindível ao julgamento da ação.</w:t>
-      </w:r>
-      <w:r>
-        <w:rPr>
-          <w:rFonts w:ascii="Arial" w:eastAsia="Arial" w:hAnsi="Arial" w:cs="Arial"/>
-          <w:i/>
-          <w:iCs/>
-          <w:color w:val="595959"/>
-          <w:sz w:val="26"/>
-          <w:szCs w:val="26"/>
-        </w:rPr>
-        <w:t xml:space="preserve"> 2. A fatura de cartão de crédito traz indubitavelmente o endereço da parte Requerente e satisfaz plenamente os artigos 319, II e 320 do CPC/15, que </w:t>
-      </w:r>
-      <w:r>
-        <w:rPr>
-          <w:rFonts w:ascii="Arial" w:eastAsia="Arial" w:hAnsi="Arial" w:cs="Arial"/>
-          <w:i/>
-          <w:iCs/>
-          <w:color w:val="595959"/>
-          <w:sz w:val="26"/>
-          <w:szCs w:val="26"/>
-          <w:u w:val="single"/>
-          <w:rPrChange w:id="1132" w:author="Assessor GDSXSR" w:date="2026-10-29T18:30:42Z">
-            <w:rPr>
-              <w:rFonts w:ascii="Arial" w:eastAsia="Arial" w:hAnsi="Arial" w:cs="Arial"/>
-              <w:i/>
-              <w:iCs/>
-              <w:color w:val="595959"/>
-              <w:sz w:val="26"/>
-              <w:szCs w:val="26"/>
-            </w:rPr>
-          </w:rPrChange>
-        </w:rPr>
-        <w:t xml:space="preserve">não exigem determinado comprovante, mas tão somente haja indicação de onde as partes residem</w:t>
-      </w:r>
-      <w:r>
-        <w:rPr>
-          <w:rFonts w:ascii="Arial" w:eastAsia="Arial" w:hAnsi="Arial" w:cs="Arial"/>
-          <w:i/>
-          <w:iCs/>
-          <w:color w:val="595959"/>
-          <w:sz w:val="26"/>
-          <w:szCs w:val="26"/>
-        </w:rPr>
-        <w:t xml:space="preserve">. (...)” (Acórdão </w:t>
-      </w:r>
-      <w:r>
-        <w:rPr>
-          <w:rFonts w:ascii="Arial" w:eastAsia="Arial" w:hAnsi="Arial" w:cs="Arial"/>
-          <w:i/>
-          <w:iCs/>
-          <w:color w:val="595959"/>
-          <w:sz w:val="26"/>
-          <w:szCs w:val="26"/>
-        </w:rPr>
-        <w:t xml:space="preserve">1919384</w:t>
-      </w:r>
-      <w:r>
-        <w:rPr>
-          <w:rFonts w:ascii="Arial" w:eastAsia="Arial" w:hAnsi="Arial" w:cs="Arial"/>
-          <w:i/>
-          <w:iCs/>
-          <w:color w:val="595959"/>
-          <w:sz w:val="26"/>
-          <w:szCs w:val="26"/>
-        </w:rPr>
-        <w:t xml:space="preserve">, 0702897-24.2024.8.07.0009, Relator(a): ROBSON TEIXEIRA DE FREITAS, 8ª TURMA CÍVEL, data de julgamento: 10/09/2024, publicado no DJe: 20/09/2024.)</w:t>
-      </w:r>
-      <w:ins w:id="1133" w:author="Assessor GDSXSR" w:date="2026-10-29T18:30:42Z">
+      <w:ins w:id="1143" w:author="Assessor GDSXSR" w:date="2026-10-29T19:18:21Z">
         <w:r>
           <w:rPr>
             <w:rFonts w:ascii="Arial" w:eastAsia="Arial" w:hAnsi="Arial" w:cs="Arial"/>
@@ -5633,13 +5853,11 @@
             <w:sz w:val="26"/>
             <w:szCs w:val="26"/>
           </w:rPr>
-          <w:t xml:space="preserve"> – Grifei</w:t>
+          <w:t xml:space="preserve">(</w:t>
         </w:r>
       </w:ins>
-      <w:commentRangeEnd w:id="4"/>
-      <w:r>
-        <w:rPr>
-          <w:rStyle w:val="Refdecomentrio"/>
+      <w:r>
+        <w:rPr>
           <w:rFonts w:ascii="Arial" w:eastAsia="Arial" w:hAnsi="Arial" w:cs="Arial"/>
           <w:i/>
           <w:iCs/>
@@ -5647,341 +5865,22 @@
           <w:sz w:val="26"/>
           <w:szCs w:val="26"/>
         </w:rPr>
-        <w:commentReference w:id="4"/>
-      </w:r>
-    </w:p>
-    <w:p>
-      <w:pPr>
-        <w:spacing w:after="0" w:line="360" w:lineRule="auto"/>
-        <w:jc w:val="both"/>
-        <w:rPr>
-          <w:rFonts w:ascii="Arial" w:eastAsia="Arial" w:hAnsi="Arial" w:cs="Arial"/>
-          <w:color w:val="595959"/>
-          <w:sz w:val="28"/>
-          <w:szCs w:val="28"/>
-        </w:rPr>
-      </w:pPr>
-    </w:p>
-    <w:p>
-      <w:pPr>
-        <w:spacing w:after="0" w:line="360" w:lineRule="auto"/>
-        <w:ind w:firstLine="2268"/>
-        <w:jc w:val="both"/>
-        <w:rPr>
-          <w:ins w:id="1113" w:author="Assessor GDSXSR" w:date="2026-10-29T18:30:42Z"/>
-        </w:rPr>
-      </w:pPr>
-      <w:r>
-        <w:rPr>
-          <w:rFonts w:ascii="Arial" w:eastAsia="Arial" w:hAnsi="Arial" w:cs="Arial"/>
-          <w:color w:val="595959"/>
-          <w:sz w:val="28"/>
-          <w:szCs w:val="28"/>
-          <w:highlight w:val="yellow"/>
-          <w:rPrChange w:id="1109" w:author="Assessor GDSXSR" w:date="2026-10-29T18:30:42Z">
-            <w:rPr>
-              <w:rFonts w:ascii="Arial" w:eastAsia="Arial" w:hAnsi="Arial" w:cs="Arial"/>
-              <w:color w:val="595959"/>
-              <w:sz w:val="28"/>
-              <w:szCs w:val="28"/>
-            </w:rPr>
-          </w:rPrChange>
-        </w:rPr>
-        <w:t xml:space="preserve">Os comprovantes de pagamento (item v) também não são documentos indispensáveis à propositura da ação.</w:t>
-      </w:r>
-      <w:del w:id="1110" w:author="Assessor GDSXSR" w:date="2026-10-29T18:30:42Z">
-        <w:r>
-          <w:rPr>
-            <w:rFonts w:ascii="Arial" w:eastAsia="Arial" w:hAnsi="Arial" w:cs="Arial"/>
+        <w:t xml:space="preserve">.</w:t>
+      </w:r>
+      <w:del w:id="1144" w:author="Assessor GDSXSR" w:date="2026-10-29T19:18:21Z">
+        <w:r>
+          <w:rPr>
+            <w:rFonts w:ascii="Arial" w:eastAsia="Arial" w:hAnsi="Arial" w:cs="Arial"/>
+            <w:i/>
+            <w:iCs/>
             <w:color w:val="595959"/>
-            <w:sz w:val="28"/>
-            <w:szCs w:val="28"/>
-          </w:rPr>
-          <w:delText xml:space="preserve"> </w:delText>
+            <w:sz w:val="26"/>
+            <w:szCs w:val="26"/>
+          </w:rPr>
+          <w:delText xml:space="preserve"> 319 e 320 ou que apresenta defeitos e irregularidades capazes de dificultar o julgamento de mérito, determinará que o autor, no prazo de 15 (quinze</w:delText>
         </w:r>
       </w:del>
-    </w:p>
-    <w:p>
-      <w:pPr>
-        <w:spacing w:after="0" w:line="360" w:lineRule="auto"/>
-        <w:ind w:firstLine="2268"/>
-        <w:jc w:val="both"/>
-        <w:rPr>
-          <w:ins w:id="1114" w:author="Assessor GDSXSR" w:date="2026-10-29T18:30:42Z"/>
-        </w:rPr>
-      </w:pPr>
-    </w:p>
-    <w:p>
-      <w:pPr>
-        <w:spacing w:after="0" w:line="360" w:lineRule="auto"/>
-        <w:ind w:firstLine="2268"/>
-        <w:jc w:val="both"/>
-        <w:rPr>
-          <w:rFonts w:ascii="Arial" w:eastAsia="Arial" w:hAnsi="Arial" w:cs="Arial"/>
-          <w:color w:val="595959"/>
-          <w:sz w:val="28"/>
-          <w:szCs w:val="28"/>
-        </w:rPr>
-      </w:pPr>
-      <w:r>
-        <w:rPr>
-          <w:rFonts w:ascii="Arial" w:eastAsia="Arial" w:hAnsi="Arial" w:cs="Arial"/>
-          <w:color w:val="595959"/>
-          <w:sz w:val="28"/>
-          <w:szCs w:val="28"/>
-        </w:rPr>
-        <w:t xml:space="preserve">A petição inicial veio instruída com o contrato de promessa de compra e venda que fundamenta a demanda </w:t>
-      </w:r>
-      <w:del w:id="1111" w:author="Assessor GDSXSR" w:date="2026-10-29T18:30:42Z">
-        <w:r>
-          <w:rPr>
-            <w:rFonts w:ascii="Arial" w:eastAsia="Arial" w:hAnsi="Arial" w:cs="Arial"/>
-            <w:color w:val="595959"/>
-            <w:sz w:val="28"/>
-            <w:szCs w:val="28"/>
-          </w:rPr>
-          <w:delText xml:space="preserve">(ID 90441437) </w:delText>
-        </w:r>
-      </w:del>
-      <w:r>
-        <w:rPr>
-          <w:rFonts w:ascii="Arial" w:eastAsia="Arial" w:hAnsi="Arial" w:cs="Arial"/>
-          <w:color w:val="595959"/>
-          <w:sz w:val="28"/>
-          <w:szCs w:val="28"/>
-        </w:rPr>
-        <w:t xml:space="preserve">e com o demonstrativo de atualização das parcelas que o autor afirma ter pago (ID </w:t>
-      </w:r>
-      <w:ins w:id="1112" w:author="Assessor GDSXSR" w:date="2026-10-29T18:30:42Z">
-        <w:r>
-          <w:rPr>
-            <w:rFonts w:ascii="Arial" w:eastAsia="Arial" w:hAnsi="Arial" w:cs="Arial"/>
-            <w:color w:val="808080"/>
-            <w:sz w:val="28"/>
-            <w:szCs w:val="28"/>
-          </w:rPr>
-          <w:t xml:space="preserve">90441437 e </w:t>
-        </w:r>
-      </w:ins>
-      <w:r>
-        <w:rPr>
-          <w:rFonts w:ascii="Arial" w:eastAsia="Arial" w:hAnsi="Arial" w:cs="Arial"/>
-          <w:color w:val="595959"/>
-          <w:sz w:val="28"/>
-          <w:szCs w:val="28"/>
-        </w:rPr>
-        <w:t xml:space="preserve">90441438).</w:t>
-      </w:r>
-    </w:p>
-    <w:p>
-      <w:pPr>
-        <w:spacing w:after="0" w:line="360" w:lineRule="auto"/>
-        <w:jc w:val="both"/>
-        <w:rPr>
-          <w:rFonts w:ascii="Arial" w:eastAsia="Arial" w:hAnsi="Arial" w:cs="Arial"/>
-          <w:color w:val="595959"/>
-          <w:sz w:val="28"/>
-          <w:szCs w:val="28"/>
-        </w:rPr>
-      </w:pPr>
-    </w:p>
-    <w:p>
-      <w:pPr>
-        <w:spacing w:after="0" w:line="360" w:lineRule="auto"/>
-        <w:ind w:firstLine="2268"/>
-        <w:jc w:val="both"/>
-        <w:rPr>
-          <w:rFonts w:ascii="Arial" w:eastAsia="Arial" w:hAnsi="Arial" w:cs="Arial"/>
-          <w:color w:val="595959"/>
-          <w:sz w:val="28"/>
-          <w:szCs w:val="28"/>
-        </w:rPr>
-      </w:pPr>
-      <w:r>
-        <w:rPr>
-          <w:rFonts w:ascii="Arial" w:eastAsia="Arial" w:hAnsi="Arial" w:cs="Arial"/>
-          <w:color w:val="595959"/>
-          <w:sz w:val="28"/>
-          <w:szCs w:val="28"/>
-        </w:rPr>
-        <w:t>A prova dos pagamentos integra o fato constitutivo do direito do autor (</w:t>
-      </w:r>
-      <w:commentRangeStart w:id="5"/>
-      <w:r>
-        <w:rPr>
-          <w:rFonts w:ascii="Arial" w:eastAsia="Arial" w:hAnsi="Arial" w:cs="Arial"/>
-          <w:color w:val="595959"/>
-          <w:sz w:val="28"/>
-          <w:szCs w:val="28"/>
-        </w:rPr>
-        <w:t>CPC 373 I</w:t>
-      </w:r>
-      <w:commentRangeEnd w:id="5"/>
-      <w:r>
-        <w:rPr>
-          <w:rStyle w:val="Refdecomentrio"/>
-          <w:rFonts w:ascii="Arial" w:eastAsia="Arial" w:hAnsi="Arial" w:cs="Arial"/>
-          <w:color w:val="595959"/>
-          <w:sz w:val="28"/>
-          <w:szCs w:val="28"/>
-        </w:rPr>
-        <w:commentReference w:id="5"/>
-      </w:r>
-      <w:r>
-        <w:rPr>
-          <w:rFonts w:ascii="Arial" w:eastAsia="Arial" w:hAnsi="Arial" w:cs="Arial"/>
-          <w:color w:val="595959"/>
-          <w:sz w:val="28"/>
-          <w:szCs w:val="28"/>
-        </w:rPr>
-        <w:t>). Sua eventual insuficiência repercutirá no julgamento do pedido de restituição, mas não impede a formação da relação processual.</w:t>
-      </w:r>
-    </w:p>
-    <w:p>
-      <w:pPr>
-        <w:spacing w:after="0" w:line="360" w:lineRule="auto"/>
-        <w:jc w:val="both"/>
-        <w:rPr>
-          <w:rFonts w:ascii="Arial" w:eastAsia="Arial" w:hAnsi="Arial" w:cs="Arial"/>
-          <w:color w:val="595959"/>
-          <w:sz w:val="28"/>
-          <w:szCs w:val="28"/>
-        </w:rPr>
-      </w:pPr>
-    </w:p>
-    <w:p>
-      <w:pPr>
-        <w:spacing w:after="0" w:line="360" w:lineRule="auto"/>
-        <w:ind w:firstLine="2268"/>
-        <w:jc w:val="both"/>
-        <w:rPr>
-          <w:rFonts w:ascii="Arial" w:eastAsia="Arial" w:hAnsi="Arial" w:cs="Arial"/>
-          <w:color w:val="595959"/>
-          <w:sz w:val="28"/>
-          <w:szCs w:val="28"/>
-        </w:rPr>
-      </w:pPr>
-      <w:r>
-        <w:rPr>
-          <w:rFonts w:ascii="Arial" w:eastAsia="Arial" w:hAnsi="Arial" w:cs="Arial"/>
-          <w:color w:val="595959"/>
-          <w:sz w:val="28"/>
-          <w:szCs w:val="28"/>
-        </w:rPr>
-        <w:t>Nesse sentido:</w:t>
-      </w:r>
-    </w:p>
-    <w:p>
-      <w:pPr>
-        <w:spacing w:after="0" w:line="360" w:lineRule="auto"/>
-        <w:jc w:val="both"/>
-        <w:rPr>
-          <w:rFonts w:ascii="Arial" w:eastAsia="Arial" w:hAnsi="Arial" w:cs="Arial"/>
-          <w:color w:val="595959"/>
-          <w:sz w:val="28"/>
-          <w:szCs w:val="28"/>
-        </w:rPr>
-      </w:pPr>
-    </w:p>
-    <w:p>
-      <w:pPr>
-        <w:spacing w:after="0" w:line="360" w:lineRule="auto"/>
-        <w:ind w:left="2268"/>
-        <w:jc w:val="both"/>
-        <w:rPr>
-          <w:rFonts w:ascii="Arial" w:eastAsia="Arial" w:hAnsi="Arial" w:cs="Arial"/>
-          <w:color w:val="595959"/>
-          <w:sz w:val="26"/>
-          <w:szCs w:val="26"/>
-        </w:rPr>
-      </w:pPr>
-      <w:commentRangeStart w:id="6"/>
-      <w:commentRangeStart w:id="16"/>
-      <w:r>
-        <w:rPr>
-          <w:rFonts w:ascii="Arial" w:eastAsia="Arial" w:hAnsi="Arial" w:cs="Arial"/>
-          <w:i/>
-          <w:iCs/>
-          <w:color w:val="595959"/>
-          <w:sz w:val="26"/>
-          <w:szCs w:val="26"/>
-        </w:rPr>
-        <w:t xml:space="preserve">“(...) 1. O descumprimento da ordem de emenda que implica o indeferimento da inicial, nos termos do parágrafo único do art. 321 do CPC, é aquele que deixa de prover os documentos indispensáveis à propositura da ação ou sanar defeitos e irregularidades que inviabilizem a formação e o desenvolvimento do processo até o julgamento de mérito. 2. </w:t>
-      </w:r>
-      <w:commentRangeEnd w:id="16"/>
-      <w:r>
-        <w:rPr>
-          <w:rStyle w:val="CommentReference"/>
-        </w:rPr>
-        <w:commentReference w:id="16"/>
-      </w:r>
-      <w:r>
-        <w:rPr>
-          <w:rFonts w:ascii="Arial" w:eastAsia="Arial" w:hAnsi="Arial" w:cs="Arial"/>
-          <w:i/>
-          <w:iCs/>
-          <w:color w:val="595959"/>
-          <w:sz w:val="26"/>
-          <w:szCs w:val="26"/>
-          <w:u w:val="single"/>
-          <w:rPrChange w:id="1135" w:author="Assessor GDSXSR" w:date="2026-10-29T18:30:42Z">
-            <w:rPr>
-              <w:rFonts w:ascii="Arial" w:eastAsia="Arial" w:hAnsi="Arial" w:cs="Arial"/>
-              <w:i/>
-              <w:iCs/>
-              <w:color w:val="595959"/>
-              <w:sz w:val="26"/>
-              <w:szCs w:val="26"/>
-            </w:rPr>
-          </w:rPrChange>
-        </w:rPr>
-        <w:t xml:space="preserve">A mera ausência de documentos não é causa de inépcia da petição inicial, como regra</w:t>
-      </w:r>
-      <w:r>
-        <w:rPr>
-          <w:rFonts w:ascii="Arial" w:eastAsia="Arial" w:hAnsi="Arial" w:cs="Arial"/>
-          <w:i/>
-          <w:iCs/>
-          <w:color w:val="595959"/>
-          <w:sz w:val="26"/>
-          <w:szCs w:val="26"/>
-        </w:rPr>
-        <w:t xml:space="preserve">, uma vez que o autor pode requerer ao magistrado a realização de diligências necessár</w:t>
-      </w:r>
-      <w:r>
-        <w:rPr>
-          <w:rFonts w:ascii="Arial" w:eastAsia="Arial" w:hAnsi="Arial" w:cs="Arial"/>
-          <w:i/>
-          <w:iCs/>
-          <w:color w:val="595959"/>
-          <w:sz w:val="26"/>
-          <w:szCs w:val="26"/>
-        </w:rPr>
-        <w:t xml:space="preserve">ias para a sua obtenção, e, se for o caso, pelo rito da exibição de documentos, se estiverem em poder do réu ou de terceiro, conforme preceituam os arts. 319, § 1º, e 396 a 404, todos do CPC. (...)” (Acórdão </w:t>
-      </w:r>
-      <w:r>
-        <w:rPr>
-          <w:rFonts w:ascii="Arial" w:eastAsia="Arial" w:hAnsi="Arial" w:cs="Arial"/>
-          <w:i/>
-          <w:iCs/>
-          <w:color w:val="595959"/>
-          <w:sz w:val="26"/>
-          <w:szCs w:val="26"/>
-        </w:rPr>
-        <w:t xml:space="preserve">1888477</w:t>
-      </w:r>
-      <w:r>
-        <w:rPr>
-          <w:rFonts w:ascii="Arial" w:eastAsia="Arial" w:hAnsi="Arial" w:cs="Arial"/>
-          <w:i/>
-          <w:iCs/>
-          <w:color w:val="595959"/>
-          <w:sz w:val="26"/>
-          <w:szCs w:val="26"/>
-        </w:rPr>
-        <w:t xml:space="preserve">, 0745757-98.2023.8.07.0001, Relator(a): ANA CANTARINO, 5ª TURMA CÍVEL, data de julgamento: 04/07/2024, publicado no DJe: 19/07/2024.)</w:t>
-      </w:r>
-      <w:ins w:id="1136" w:author="Assessor GDSXSR" w:date="2026-10-29T18:30:42Z">
+      <w:ins w:id="1145" w:author="Assessor GDSXSR" w:date="2026-10-29T19:18:21Z">
         <w:r>
           <w:rPr>
             <w:rFonts w:ascii="Arial" w:eastAsia="Arial" w:hAnsi="Arial" w:cs="Arial"/>
@@ -5991,13 +5890,11 @@
             <w:sz w:val="26"/>
             <w:szCs w:val="26"/>
           </w:rPr>
-          <w:t xml:space="preserve"> – Grifei</w:t>
+          <w:t xml:space="preserve">..</w:t>
         </w:r>
       </w:ins>
-      <w:commentRangeEnd w:id="6"/>
-      <w:r>
-        <w:rPr>
-          <w:rStyle w:val="Refdecomentrio"/>
+      <w:r>
+        <w:rPr>
           <w:rFonts w:ascii="Arial" w:eastAsia="Arial" w:hAnsi="Arial" w:cs="Arial"/>
           <w:i/>
           <w:iCs/>
@@ -6005,342 +5902,21 @@
           <w:sz w:val="26"/>
           <w:szCs w:val="26"/>
         </w:rPr>
-        <w:commentReference w:id="6"/>
-      </w:r>
-    </w:p>
-    <w:p>
-      <w:pPr>
-        <w:spacing w:after="0" w:line="360" w:lineRule="auto"/>
-        <w:jc w:val="both"/>
-        <w:rPr>
-          <w:rFonts w:ascii="Arial" w:eastAsia="Arial" w:hAnsi="Arial" w:cs="Arial"/>
-          <w:color w:val="595959"/>
-          <w:sz w:val="28"/>
-          <w:szCs w:val="28"/>
-        </w:rPr>
-      </w:pPr>
-    </w:p>
-    <w:p>
-      <w:pPr>
-        <w:spacing w:after="0" w:line="360" w:lineRule="auto"/>
-        <w:ind w:firstLine="2268"/>
-        <w:jc w:val="both"/>
-        <w:rPr>
-          <w:ins w:id="1118" w:author="Assessor GDSXSR" w:date="2026-10-29T18:30:42Z"/>
-        </w:rPr>
-      </w:pPr>
-      <w:r>
-        <w:rPr>
-          <w:rFonts w:ascii="Arial" w:eastAsia="Arial" w:hAnsi="Arial" w:cs="Arial"/>
-          <w:color w:val="595959"/>
-          <w:sz w:val="28"/>
-          <w:szCs w:val="28"/>
-        </w:rPr>
-        <w:t xml:space="preserve">A apresentação do contrato em posição horizontal e de documentos em formato diverso do determinado (itens vi e vii) configura irregularidade meramente formal.</w:t>
-      </w:r>
-      <w:del w:id="1115" w:author="Assessor GDSXSR" w:date="2026-10-29T18:30:42Z">
-        <w:r>
-          <w:rPr>
-            <w:rFonts w:ascii="Arial" w:eastAsia="Arial" w:hAnsi="Arial" w:cs="Arial"/>
+        <w:t xml:space="preserve">)</w:t>
+      </w:r>
+      <w:del w:id="1146" w:author="Assessor GDSXSR" w:date="2026-10-29T19:18:21Z">
+        <w:r>
+          <w:rPr>
+            <w:rFonts w:ascii="Arial" w:eastAsia="Arial" w:hAnsi="Arial" w:cs="Arial"/>
+            <w:i/>
+            <w:iCs/>
             <w:color w:val="595959"/>
-            <w:sz w:val="28"/>
-            <w:szCs w:val="28"/>
-          </w:rPr>
-          <w:delText xml:space="preserve"> </w:delText>
+            <w:sz w:val="26"/>
+            <w:szCs w:val="26"/>
+          </w:rPr>
+          <w:delText xml:space="preserve"> dias, a emende ou a complete, indicando com precisão o que deve ser corrigido ou completado.</w:delText>
         </w:r>
       </w:del>
-    </w:p>
-    <w:p>
-      <w:pPr>
-        <w:spacing w:after="0" w:line="360" w:lineRule="auto"/>
-        <w:ind w:firstLine="2268"/>
-        <w:jc w:val="both"/>
-        <w:rPr>
-          <w:ins w:id="1119" w:author="Assessor GDSXSR" w:date="2026-10-29T18:30:42Z"/>
-        </w:rPr>
-      </w:pPr>
-    </w:p>
-    <w:p>
-      <w:pPr>
-        <w:spacing w:after="0" w:line="360" w:lineRule="auto"/>
-        <w:ind w:firstLine="2268"/>
-        <w:jc w:val="both"/>
-        <w:rPr>
-          <w:rFonts w:ascii="Arial" w:eastAsia="Arial" w:hAnsi="Arial" w:cs="Arial"/>
-          <w:color w:val="595959"/>
-          <w:sz w:val="28"/>
-          <w:szCs w:val="28"/>
-        </w:rPr>
-      </w:pPr>
-      <w:r>
-        <w:rPr>
-          <w:rFonts w:ascii="Arial" w:eastAsia="Arial" w:hAnsi="Arial" w:cs="Arial"/>
-          <w:color w:val="595959"/>
-          <w:sz w:val="28"/>
-          <w:szCs w:val="28"/>
-        </w:rPr>
-        <w:t xml:space="preserve">O contrato</w:t>
-      </w:r>
-      <w:del w:id="1116" w:author="Assessor GDSXSR" w:date="2026-10-29T18:30:42Z">
-        <w:r>
-          <w:rPr>
-            <w:rFonts w:ascii="Arial" w:eastAsia="Arial" w:hAnsi="Arial" w:cs="Arial"/>
-            <w:color w:val="595959"/>
-            <w:sz w:val="28"/>
-            <w:szCs w:val="28"/>
-          </w:rPr>
-          <w:delText xml:space="preserve"> de ID 90441437</w:delText>
-        </w:r>
-      </w:del>
-      <w:r>
-        <w:rPr>
-          <w:rFonts w:ascii="Arial" w:eastAsia="Arial" w:hAnsi="Arial" w:cs="Arial"/>
-          <w:color w:val="595959"/>
-          <w:sz w:val="28"/>
-          <w:szCs w:val="28"/>
-        </w:rPr>
-        <w:t xml:space="preserve"> está legível e permite a compreensão integral da avença, de modo que não há defeito capaz de dificultar o julgamento de mérito</w:t>
-      </w:r>
-      <w:ins w:id="1117" w:author="Assessor GDSXSR" w:date="2026-10-29T18:30:42Z">
-        <w:r>
-          <w:rPr>
-            <w:rFonts w:ascii="Arial" w:eastAsia="Arial" w:hAnsi="Arial" w:cs="Arial"/>
-            <w:color w:val="808080"/>
-            <w:sz w:val="28"/>
-            <w:szCs w:val="28"/>
-          </w:rPr>
-          <w:t xml:space="preserve"> (ID 90441437)</w:t>
-        </w:r>
-      </w:ins>
-      <w:r>
-        <w:rPr>
-          <w:rFonts w:ascii="Arial" w:eastAsia="Arial" w:hAnsi="Arial" w:cs="Arial"/>
-          <w:color w:val="595959"/>
-          <w:sz w:val="28"/>
-          <w:szCs w:val="28"/>
-        </w:rPr>
-        <w:t xml:space="preserve">.</w:t>
-      </w:r>
-    </w:p>
-    <w:p>
-      <w:pPr>
-        <w:spacing w:after="0" w:line="360" w:lineRule="auto"/>
-        <w:jc w:val="both"/>
-        <w:rPr>
-          <w:rFonts w:ascii="Arial" w:eastAsia="Arial" w:hAnsi="Arial" w:cs="Arial"/>
-          <w:color w:val="595959"/>
-          <w:sz w:val="28"/>
-          <w:szCs w:val="28"/>
-        </w:rPr>
-      </w:pPr>
-    </w:p>
-    <w:p>
-      <w:pPr>
-        <w:spacing w:after="0" w:line="360" w:lineRule="auto"/>
-        <w:ind w:firstLine="2268"/>
-        <w:jc w:val="both"/>
-        <w:rPr>
-          <w:ins w:id="1122" w:author="Assessor GDSXSR" w:date="2026-10-29T18:30:42Z"/>
-        </w:rPr>
-      </w:pPr>
-      <w:r>
-        <w:rPr>
-          <w:rFonts w:ascii="Arial" w:eastAsia="Arial" w:hAnsi="Arial" w:cs="Arial"/>
-          <w:color w:val="595959"/>
-          <w:sz w:val="28"/>
-          <w:szCs w:val="28"/>
-        </w:rPr>
-        <w:t xml:space="preserve">Quanto aos documentos destinados à comprovação da hipossuficiência econômica (item viii), </w:t>
-      </w:r>
-      <w:r>
-        <w:rPr>
-          <w:rFonts w:ascii="Arial" w:eastAsia="Arial" w:hAnsi="Arial" w:cs="Arial"/>
-          <w:color w:val="595959"/>
-          <w:sz w:val="28"/>
-          <w:szCs w:val="28"/>
-          <w:highlight w:val="yellow"/>
-          <w:rPrChange w:id="1120" w:author="Assessor GDSXSR" w:date="2026-10-29T18:30:42Z">
-            <w:rPr>
-              <w:rFonts w:ascii="Arial" w:eastAsia="Arial" w:hAnsi="Arial" w:cs="Arial"/>
-              <w:color w:val="595959"/>
-              <w:sz w:val="28"/>
-              <w:szCs w:val="28"/>
-            </w:rPr>
-          </w:rPrChange>
-        </w:rPr>
-        <w:t xml:space="preserve">a falta deles não conduz à extinção do processo.</w:t>
-      </w:r>
-      <w:del w:id="1121" w:author="Assessor GDSXSR" w:date="2026-10-29T18:30:42Z">
-        <w:r>
-          <w:rPr>
-            <w:rFonts w:ascii="Arial" w:eastAsia="Arial" w:hAnsi="Arial" w:cs="Arial"/>
-            <w:color w:val="595959"/>
-            <w:sz w:val="28"/>
-            <w:szCs w:val="28"/>
-          </w:rPr>
-          <w:delText xml:space="preserve"> </w:delText>
-        </w:r>
-      </w:del>
-    </w:p>
-    <w:p>
-      <w:pPr>
-        <w:spacing w:after="0" w:line="360" w:lineRule="auto"/>
-        <w:ind w:firstLine="2268"/>
-        <w:jc w:val="both"/>
-        <w:rPr>
-          <w:ins w:id="1123" w:author="Assessor GDSXSR" w:date="2026-10-29T18:30:42Z"/>
-        </w:rPr>
-      </w:pPr>
-    </w:p>
-    <w:p>
-      <w:pPr>
-        <w:spacing w:after="0" w:line="360" w:lineRule="auto"/>
-        <w:ind w:firstLine="2268"/>
-        <w:jc w:val="both"/>
-        <w:rPr>
-          <w:rFonts w:ascii="Arial" w:eastAsia="Arial" w:hAnsi="Arial" w:cs="Arial"/>
-          <w:color w:val="595959"/>
-          <w:sz w:val="28"/>
-          <w:szCs w:val="28"/>
-        </w:rPr>
-      </w:pPr>
-      <w:r>
-        <w:rPr>
-          <w:rFonts w:ascii="Arial" w:eastAsia="Arial" w:hAnsi="Arial" w:cs="Arial"/>
-          <w:color w:val="595959"/>
-          <w:sz w:val="28"/>
-          <w:szCs w:val="28"/>
-        </w:rPr>
-        <w:t xml:space="preserve">A gratuidade de justiça é instituto acessório ao direito de ação, e o seu indeferimento leva à intimação </w:t>
-      </w:r>
-      <w:r>
-        <w:rPr>
-          <w:rFonts w:ascii="Arial" w:eastAsia="Arial" w:hAnsi="Arial" w:cs="Arial"/>
-          <w:color w:val="595959"/>
-          <w:sz w:val="28"/>
-          <w:szCs w:val="28"/>
-        </w:rPr>
-        <w:t xml:space="preserve">da parte para o recolhimento das custas, não ao indeferimento da petição inicial.</w:t>
-      </w:r>
-    </w:p>
-    <w:p>
-      <w:pPr>
-        <w:spacing w:after="0" w:line="360" w:lineRule="auto"/>
-        <w:jc w:val="both"/>
-        <w:rPr>
-          <w:rFonts w:ascii="Arial" w:eastAsia="Arial" w:hAnsi="Arial" w:cs="Arial"/>
-          <w:color w:val="595959"/>
-          <w:sz w:val="28"/>
-          <w:szCs w:val="28"/>
-        </w:rPr>
-      </w:pPr>
-    </w:p>
-    <w:p>
-      <w:pPr>
-        <w:spacing w:after="0" w:line="360" w:lineRule="auto"/>
-        <w:ind w:firstLine="2268"/>
-        <w:jc w:val="both"/>
-        <w:rPr>
-          <w:rFonts w:ascii="Arial" w:eastAsia="Arial" w:hAnsi="Arial" w:cs="Arial"/>
-          <w:color w:val="595959"/>
-          <w:sz w:val="28"/>
-          <w:szCs w:val="28"/>
-        </w:rPr>
-      </w:pPr>
-      <w:del w:id="1124" w:author="Assessor GDSXSR" w:date="2026-10-29T18:30:42Z">
-        <w:r>
-          <w:rPr>
-            <w:rFonts w:ascii="Arial" w:eastAsia="Arial" w:hAnsi="Arial" w:cs="Arial"/>
-            <w:color w:val="595959"/>
-            <w:sz w:val="28"/>
-            <w:szCs w:val="28"/>
-          </w:rPr>
-          <w:delText xml:space="preserve">Nos</w:delText>
-        </w:r>
-      </w:del>
-      <w:ins w:id="1125" w:author="Assessor GDSXSR" w:date="2026-10-29T18:30:42Z">
-        <w:r>
-          <w:rPr>
-            <w:rFonts w:ascii="Arial" w:eastAsia="Arial" w:hAnsi="Arial" w:cs="Arial"/>
-            <w:color w:val="808080"/>
-            <w:sz w:val="28"/>
-            <w:szCs w:val="28"/>
-          </w:rPr>
-          <w:t xml:space="preserve">Dispõe</w:t>
-        </w:r>
-      </w:ins>
-      <w:r>
-        <w:rPr>
-          <w:rFonts w:ascii="Arial" w:eastAsia="Arial" w:hAnsi="Arial" w:cs="Arial"/>
-          <w:color w:val="595959"/>
-          <w:sz w:val="28"/>
-          <w:szCs w:val="28"/>
-        </w:rPr>
-        <w:t xml:space="preserve"> </w:t>
-      </w:r>
-      <w:del w:id="1126" w:author="Assessor GDSXSR" w:date="2026-10-29T18:30:42Z">
-        <w:r>
-          <w:rPr>
-            <w:rFonts w:ascii="Arial" w:eastAsia="Arial" w:hAnsi="Arial" w:cs="Arial"/>
-            <w:color w:val="595959"/>
-            <w:sz w:val="28"/>
-            <w:szCs w:val="28"/>
-          </w:rPr>
-          <w:delText xml:space="preserve">termos do</w:delText>
-        </w:r>
-      </w:del>
-      <w:ins w:id="1127" w:author="Assessor GDSXSR" w:date="2026-10-29T18:30:42Z">
-        <w:r>
-          <w:rPr>
-            <w:rFonts w:ascii="Arial" w:eastAsia="Arial" w:hAnsi="Arial" w:cs="Arial"/>
-            <w:color w:val="808080"/>
-            <w:sz w:val="28"/>
-            <w:szCs w:val="28"/>
-          </w:rPr>
-          <w:t xml:space="preserve">o</w:t>
-        </w:r>
-      </w:ins>
-      <w:r>
-        <w:rPr>
-          <w:rFonts w:ascii="Arial" w:eastAsia="Arial" w:hAnsi="Arial" w:cs="Arial"/>
-          <w:color w:val="595959"/>
-          <w:sz w:val="28"/>
-          <w:szCs w:val="28"/>
-        </w:rPr>
-        <w:t xml:space="preserve"> art. 99, §</w:t>
-      </w:r>
-      <w:ins w:id="1128" w:author="Assessor GDSXSR" w:date="2026-10-29T18:30:42Z">
-        <w:r>
-          <w:rPr>
-            <w:rFonts w:ascii="Arial" w:eastAsia="Arial" w:hAnsi="Arial" w:cs="Arial"/>
-            <w:color w:val="808080"/>
-            <w:sz w:val="28"/>
-            <w:szCs w:val="28"/>
-          </w:rPr>
-          <w:t xml:space="preserve"> </w:t>
-        </w:r>
-      </w:ins>
-      <w:r>
-        <w:rPr>
-          <w:rFonts w:ascii="Arial" w:eastAsia="Arial" w:hAnsi="Arial" w:cs="Arial"/>
-          <w:color w:val="595959"/>
-          <w:sz w:val="28"/>
-          <w:szCs w:val="28"/>
-        </w:rPr>
-        <w:t xml:space="preserve">2º, do CPC:</w:t>
-      </w:r>
-    </w:p>
-    <w:p>
-      <w:pPr>
-        <w:spacing w:after="0" w:line="360" w:lineRule="auto"/>
-        <w:jc w:val="both"/>
-        <w:rPr>
-          <w:rFonts w:ascii="Arial" w:eastAsia="Arial" w:hAnsi="Arial" w:cs="Arial"/>
-          <w:color w:val="595959"/>
-          <w:sz w:val="28"/>
-          <w:szCs w:val="28"/>
-        </w:rPr>
-      </w:pPr>
     </w:p>
     <w:p>
       <w:pPr>
@@ -6363,7 +5939,392 @@
           <w:sz w:val="26"/>
           <w:szCs w:val="26"/>
         </w:rPr>
-        <w:t>“§ 2º O juiz somente poderá indeferir o pedido se houver nos autos elementos que evidenciem a falta dos pressupostos legais para a concessão de gratuidade, devendo, antes de indeferir o pedido, determinar à parte a comprovação do preenchimento dos referidos pressupostos.”</w:t>
+        <w:t>Parágrafo único. Se o autor não cumprir a diligência, o juiz indeferirá a petição inicial.”</w:t>
+      </w:r>
+    </w:p>
+    <w:p>
+      <w:pPr>
+        <w:spacing w:after="0" w:line="360" w:lineRule="auto"/>
+        <w:jc w:val="both"/>
+        <w:rPr>
+          <w:rFonts w:ascii="Arial" w:eastAsia="Arial" w:hAnsi="Arial" w:cs="Arial"/>
+          <w:color w:val="595959"/>
+          <w:sz w:val="28"/>
+          <w:szCs w:val="28"/>
+        </w:rPr>
+      </w:pPr>
+    </w:p>
+    <w:p>
+      <w:pPr>
+        <w:spacing w:after="0" w:line="360" w:lineRule="auto"/>
+        <w:ind w:firstLine="2268"/>
+        <w:jc w:val="both"/>
+      </w:pPr>
+      <w:commentRangeStart w:id="7"/>
+      <w:commentRangeStart w:id="8"/>
+      <w:r>
+        <w:rPr>
+          <w:rFonts w:ascii="Arial" w:eastAsia="Arial" w:hAnsi="Arial" w:cs="Arial"/>
+          <w:color w:val="595959"/>
+          <w:sz w:val="28"/>
+          <w:szCs w:val="28"/>
+          <w:highlight w:val="yellow"/>
+        </w:rPr>
+        <w:t>O comprovante de residência (item i) não é documento indispensável à propositura da ação.</w:t>
+      </w:r>
+      <w:commentRangeEnd w:id="8"/>
+      <w:r>
+        <w:rPr>
+          <w:rStyle w:val="Refdecomentrio"/>
+          <w:sz w:val="22"/>
+          <w:szCs w:val="22"/>
+        </w:rPr>
+        <w:commentReference w:id="8"/>
+      </w:r>
+    </w:p>
+    <w:p>
+      <w:pPr>
+        <w:spacing w:after="0" w:line="360" w:lineRule="auto"/>
+        <w:ind w:firstLine="2268"/>
+        <w:jc w:val="both"/>
+      </w:pPr>
+    </w:p>
+    <w:p>
+      <w:pPr>
+        <w:spacing w:after="0" w:line="360" w:lineRule="auto"/>
+        <w:ind w:firstLine="2268"/>
+        <w:jc w:val="both"/>
+        <w:rPr>
+          <w:rFonts w:ascii="Arial" w:eastAsia="Arial" w:hAnsi="Arial" w:cs="Arial"/>
+          <w:color w:val="595959"/>
+          <w:sz w:val="28"/>
+          <w:szCs w:val="28"/>
+        </w:rPr>
+      </w:pPr>
+      <w:r>
+        <w:rPr>
+          <w:rFonts w:ascii="Arial" w:eastAsia="Arial" w:hAnsi="Arial" w:cs="Arial"/>
+          <w:color w:val="595959"/>
+          <w:sz w:val="28"/>
+          <w:szCs w:val="28"/>
+        </w:rPr>
+        <w:t>A lei exige</w:t>
+      </w:r>
+      <w:r>
+        <w:rPr>
+          <w:rFonts w:ascii="Arial" w:eastAsia="Arial" w:hAnsi="Arial" w:cs="Arial"/>
+          <w:color w:val="808080"/>
+          <w:sz w:val="28"/>
+          <w:szCs w:val="28"/>
+        </w:rPr>
+        <w:t xml:space="preserve"> apenas</w:t>
+      </w:r>
+      <w:r>
+        <w:rPr>
+          <w:rFonts w:ascii="Arial" w:eastAsia="Arial" w:hAnsi="Arial" w:cs="Arial"/>
+          <w:color w:val="595959"/>
+          <w:sz w:val="28"/>
+          <w:szCs w:val="28"/>
+        </w:rPr>
+        <w:t xml:space="preserve"> que a petição inicial indique o domicílio e a residência do autor</w:t>
+      </w:r>
+      <w:r>
+        <w:rPr>
+          <w:rFonts w:ascii="Arial" w:eastAsia="Arial" w:hAnsi="Arial" w:cs="Arial"/>
+          <w:color w:val="808080"/>
+          <w:sz w:val="28"/>
+          <w:szCs w:val="28"/>
+        </w:rPr>
+        <w:t>,</w:t>
+      </w:r>
+      <w:r>
+        <w:rPr>
+          <w:rFonts w:ascii="Arial" w:eastAsia="Arial" w:hAnsi="Arial" w:cs="Arial"/>
+          <w:color w:val="595959"/>
+          <w:sz w:val="28"/>
+          <w:szCs w:val="28"/>
+        </w:rPr>
+        <w:t xml:space="preserve"> </w:t>
+      </w:r>
+      <w:r>
+        <w:rPr>
+          <w:rFonts w:ascii="Arial" w:eastAsia="Arial" w:hAnsi="Arial" w:cs="Arial"/>
+          <w:color w:val="808080"/>
+          <w:sz w:val="28"/>
+          <w:szCs w:val="28"/>
+        </w:rPr>
+        <w:t>e</w:t>
+      </w:r>
+      <w:r>
+        <w:rPr>
+          <w:rFonts w:ascii="Arial" w:eastAsia="Arial" w:hAnsi="Arial" w:cs="Arial"/>
+          <w:color w:val="595959"/>
+          <w:sz w:val="28"/>
+          <w:szCs w:val="28"/>
+        </w:rPr>
+        <w:t xml:space="preserve"> não que venha instruída com comprovante em nome próprio</w:t>
+      </w:r>
+      <w:r>
+        <w:rPr>
+          <w:rFonts w:ascii="Arial" w:eastAsia="Arial" w:hAnsi="Arial" w:cs="Arial"/>
+          <w:color w:val="808080"/>
+          <w:sz w:val="28"/>
+          <w:szCs w:val="28"/>
+        </w:rPr>
+        <w:t xml:space="preserve"> (CPC 319 II)</w:t>
+      </w:r>
+      <w:r>
+        <w:rPr>
+          <w:rFonts w:ascii="Arial" w:eastAsia="Arial" w:hAnsi="Arial" w:cs="Arial"/>
+          <w:color w:val="595959"/>
+          <w:sz w:val="28"/>
+          <w:szCs w:val="28"/>
+        </w:rPr>
+        <w:t>.</w:t>
+      </w:r>
+      <w:commentRangeEnd w:id="7"/>
+      <w:r>
+        <w:rPr>
+          <w:rStyle w:val="Refdecomentrio"/>
+          <w:rFonts w:ascii="Arial" w:eastAsia="Arial" w:hAnsi="Arial" w:cs="Arial"/>
+          <w:color w:val="595959"/>
+          <w:sz w:val="28"/>
+          <w:szCs w:val="28"/>
+        </w:rPr>
+        <w:commentReference w:id="7"/>
+      </w:r>
+    </w:p>
+    <w:p>
+      <w:pPr>
+        <w:spacing w:after="0" w:line="360" w:lineRule="auto"/>
+        <w:ind w:firstLine="2268"/>
+        <w:jc w:val="both"/>
+        <w:rPr>
+          <w:rFonts w:ascii="Arial" w:eastAsia="Arial" w:hAnsi="Arial" w:cs="Arial"/>
+          <w:color w:val="595959"/>
+          <w:sz w:val="28"/>
+          <w:szCs w:val="28"/>
+        </w:rPr>
+      </w:pPr>
+    </w:p>
+    <w:p>
+      <w:pPr>
+        <w:spacing w:after="0" w:line="360" w:lineRule="auto"/>
+        <w:ind w:firstLine="2268"/>
+        <w:jc w:val="both"/>
+        <w:rPr>
+          <w:rFonts w:ascii="Arial" w:eastAsia="Arial" w:hAnsi="Arial" w:cs="Arial"/>
+          <w:color w:val="595959"/>
+          <w:sz w:val="28"/>
+          <w:szCs w:val="28"/>
+        </w:rPr>
+      </w:pPr>
+      <w:commentRangeStart w:id="9"/>
+      <w:commentRangeStart w:id="10"/>
+      <w:del w:id="1147" w:author="Assessor GDSXSR" w:date="2026-10-29T19:18:21Z">
+        <w:r>
+          <w:rPr>
+            <w:rFonts w:ascii="Arial" w:eastAsia="Arial" w:hAnsi="Arial" w:cs="Arial"/>
+            <w:color w:val="595959"/>
+            <w:sz w:val="28"/>
+            <w:szCs w:val="28"/>
+          </w:rPr>
+          <w:delText xml:space="preserve">O endereço do autor/apelante consta da petição inicial e das emendas, e eventual</w:delText>
+        </w:r>
+      </w:del>
+      <w:ins w:id="1148" w:author="Assessor GDSXSR" w:date="2026-10-29T19:18:21Z">
+        <w:r>
+          <w:rPr>
+            <w:rFonts w:ascii="Arial" w:eastAsia="Arial" w:hAnsi="Arial" w:cs="Arial"/>
+            <w:color w:val="808080"/>
+            <w:sz w:val="28"/>
+            <w:szCs w:val="28"/>
+          </w:rPr>
+          <w:t xml:space="preserve">Eventual</w:t>
+        </w:r>
+      </w:ins>
+      <w:r>
+        <w:rPr>
+          <w:rFonts w:ascii="Arial" w:eastAsia="Arial" w:hAnsi="Arial" w:cs="Arial"/>
+          <w:color w:val="595959"/>
+          <w:sz w:val="28"/>
+          <w:szCs w:val="28"/>
+        </w:rPr>
+        <w:t xml:space="preserve"> divergência </w:t>
+      </w:r>
+      <w:del w:id="1149" w:author="Assessor GDSXSR" w:date="2026-10-29T19:18:21Z">
+        <w:r>
+          <w:rPr>
+            <w:rFonts w:ascii="Arial" w:eastAsia="Arial" w:hAnsi="Arial" w:cs="Arial"/>
+            <w:color w:val="595959"/>
+            <w:sz w:val="28"/>
+            <w:szCs w:val="28"/>
+          </w:rPr>
+          <w:delText xml:space="preserve">quanto</w:delText>
+        </w:r>
+      </w:del>
+      <w:ins w:id="1150" w:author="Assessor GDSXSR" w:date="2026-10-29T19:18:21Z">
+        <w:r>
+          <w:rPr>
+            <w:rFonts w:ascii="Arial" w:eastAsia="Arial" w:hAnsi="Arial" w:cs="Arial"/>
+            <w:color w:val="808080"/>
+            <w:sz w:val="28"/>
+            <w:szCs w:val="28"/>
+          </w:rPr>
+          <w:t xml:space="preserve">de</w:t>
+        </w:r>
+      </w:ins>
+      <w:r>
+        <w:rPr>
+          <w:rFonts w:ascii="Arial" w:eastAsia="Arial" w:hAnsi="Arial" w:cs="Arial"/>
+          <w:color w:val="595959"/>
+          <w:sz w:val="28"/>
+          <w:szCs w:val="28"/>
+        </w:rPr>
+        <w:t xml:space="preserve"> </w:t>
+      </w:r>
+      <w:del w:id="1151" w:author="Assessor GDSXSR" w:date="2026-10-29T19:18:21Z">
+        <w:r>
+          <w:rPr>
+            <w:rFonts w:ascii="Arial" w:eastAsia="Arial" w:hAnsi="Arial" w:cs="Arial"/>
+            <w:color w:val="595959"/>
+            <w:sz w:val="28"/>
+            <w:szCs w:val="28"/>
+          </w:rPr>
+          <w:delText xml:space="preserve">a ele</w:delText>
+        </w:r>
+      </w:del>
+      <w:ins w:id="1152" w:author="Assessor GDSXSR" w:date="2026-10-29T19:18:21Z">
+        <w:r>
+          <w:rPr>
+            <w:rFonts w:ascii="Arial" w:eastAsia="Arial" w:hAnsi="Arial" w:cs="Arial"/>
+            <w:color w:val="808080"/>
+            <w:sz w:val="28"/>
+            <w:szCs w:val="28"/>
+          </w:rPr>
+          <w:t xml:space="preserve">endereço</w:t>
+        </w:r>
+      </w:ins>
+      <w:r>
+        <w:rPr>
+          <w:rFonts w:ascii="Arial" w:eastAsia="Arial" w:hAnsi="Arial" w:cs="Arial"/>
+          <w:color w:val="595959"/>
+          <w:sz w:val="28"/>
+          <w:szCs w:val="28"/>
+        </w:rPr>
+        <w:t xml:space="preserve"> repercutiria, quando muito, na competência territorial, que é relativa e </w:t>
+      </w:r>
+      <w:r>
+        <w:rPr>
+          <w:rFonts w:ascii="Arial" w:eastAsia="Arial" w:hAnsi="Arial" w:cs="Arial"/>
+          <w:color w:val="808080"/>
+          <w:sz w:val="28"/>
+          <w:szCs w:val="28"/>
+        </w:rPr>
+        <w:t xml:space="preserve">se prorroga se o réu </w:t>
+      </w:r>
+      <w:r>
+        <w:rPr>
+          <w:rFonts w:ascii="Arial" w:eastAsia="Arial" w:hAnsi="Arial" w:cs="Arial"/>
+          <w:color w:val="595959"/>
+          <w:sz w:val="28"/>
+          <w:szCs w:val="28"/>
+        </w:rPr>
+        <w:t xml:space="preserve">não </w:t>
+      </w:r>
+      <w:r>
+        <w:rPr>
+          <w:rFonts w:ascii="Arial" w:eastAsia="Arial" w:hAnsi="Arial" w:cs="Arial"/>
+          <w:color w:val="808080"/>
+          <w:sz w:val="28"/>
+          <w:szCs w:val="28"/>
+        </w:rPr>
+        <w:t xml:space="preserve">a</w:t>
+      </w:r>
+      <w:r>
+        <w:rPr>
+          <w:rFonts w:ascii="Arial" w:eastAsia="Arial" w:hAnsi="Arial" w:cs="Arial"/>
+          <w:color w:val="595959"/>
+          <w:sz w:val="28"/>
+          <w:szCs w:val="28"/>
+        </w:rPr>
+        <w:t xml:space="preserve"> </w:t>
+      </w:r>
+      <w:r>
+        <w:rPr>
+          <w:rFonts w:ascii="Arial" w:eastAsia="Arial" w:hAnsi="Arial" w:cs="Arial"/>
+          <w:color w:val="808080"/>
+          <w:sz w:val="28"/>
+          <w:szCs w:val="28"/>
+        </w:rPr>
+        <w:t xml:space="preserve">alegar</w:t>
+      </w:r>
+      <w:r>
+        <w:rPr>
+          <w:rFonts w:ascii="Arial" w:eastAsia="Arial" w:hAnsi="Arial" w:cs="Arial"/>
+          <w:color w:val="595959"/>
+          <w:sz w:val="28"/>
+          <w:szCs w:val="28"/>
+        </w:rPr>
+        <w:t xml:space="preserve"> </w:t>
+      </w:r>
+      <w:r>
+        <w:rPr>
+          <w:rFonts w:ascii="Arial" w:eastAsia="Arial" w:hAnsi="Arial" w:cs="Arial"/>
+          <w:color w:val="808080"/>
+          <w:sz w:val="28"/>
+          <w:szCs w:val="28"/>
+        </w:rPr>
+        <w:t xml:space="preserve">em preliminar</w:t>
+      </w:r>
+      <w:r>
+        <w:rPr>
+          <w:rFonts w:ascii="Arial" w:eastAsia="Arial" w:hAnsi="Arial" w:cs="Arial"/>
+          <w:color w:val="595959"/>
+          <w:sz w:val="28"/>
+          <w:szCs w:val="28"/>
+        </w:rPr>
+        <w:t xml:space="preserve"> de </w:t>
+      </w:r>
+      <w:r>
+        <w:rPr>
+          <w:rFonts w:ascii="Arial" w:eastAsia="Arial" w:hAnsi="Arial" w:cs="Arial"/>
+          <w:color w:val="808080"/>
+          <w:sz w:val="28"/>
+          <w:szCs w:val="28"/>
+        </w:rPr>
+        <w:t xml:space="preserve">contestação</w:t>
+      </w:r>
+      <w:r>
+        <w:rPr>
+          <w:rFonts w:ascii="Arial" w:eastAsia="Arial" w:hAnsi="Arial" w:cs="Arial"/>
+          <w:color w:val="595959"/>
+          <w:sz w:val="28"/>
+          <w:szCs w:val="28"/>
+        </w:rPr>
+        <w:t xml:space="preserve"> (CPC 65).</w:t>
+      </w:r>
+      <w:commentRangeEnd w:id="10"/>
+      <w:commentRangeEnd w:id="9"/>
+      <w:r>
+        <w:rPr>
+          <w:rStyle w:val="Refdecomentrio"/>
+          <w:rFonts w:ascii="Arial" w:eastAsia="Arial" w:hAnsi="Arial" w:cs="Arial"/>
+          <w:color w:val="808080"/>
+          <w:sz w:val="28"/>
+          <w:szCs w:val="28"/>
+        </w:rPr>
+        <w:commentReference w:id="10"/>
+      </w:r>
+      <w:r>
+        <w:rPr>
+          <w:rStyle w:val="Refdecomentrio"/>
+          <w:rFonts w:ascii="Arial" w:eastAsia="Arial" w:hAnsi="Arial" w:cs="Arial"/>
+          <w:color w:val="595959"/>
+          <w:sz w:val="28"/>
+          <w:szCs w:val="28"/>
+        </w:rPr>
+        <w:commentReference w:id="9"/>
       </w:r>
     </w:p>
     <w:p>
@@ -6424,8 +6385,8 @@
           <w:szCs w:val="26"/>
         </w:rPr>
       </w:pPr>
-      <w:commentRangeStart w:id="7"/>
-      <w:commentRangeStart w:id="17"/>
+      <w:commentRangeStart w:id="11"/>
+      <w:commentRangeStart w:id="12"/>
       <w:r>
         <w:rPr>
           <w:rFonts w:ascii="Arial" w:eastAsia="Arial" w:hAnsi="Arial" w:cs="Arial"/>
@@ -6435,14 +6396,43 @@
           <w:sz w:val="26"/>
           <w:szCs w:val="26"/>
         </w:rPr>
-        <w:t xml:space="preserve">“(...) 3. </w:t>
-      </w:r>
-      <w:commentRangeEnd w:id="17"/>
-      <w:r>
-        <w:rPr>
-          <w:rStyle w:val="CommentReference"/>
-        </w:rPr>
-        <w:commentReference w:id="17"/>
+        <w:t xml:space="preserve">“(...)</w:t>
+      </w:r>
+      <w:del w:id="1153" w:author="Assessor GDSXSR" w:date="2026-10-29T19:18:21Z">
+        <w:r>
+          <w:rPr>
+            <w:rFonts w:ascii="Arial" w:eastAsia="Arial" w:hAnsi="Arial" w:cs="Arial"/>
+            <w:i/>
+            <w:iCs/>
+            <w:color w:val="595959"/>
+            <w:sz w:val="26"/>
+            <w:szCs w:val="26"/>
+          </w:rPr>
+          <w:delText xml:space="preserve"> 1. </w:delText>
+        </w:r>
+        <w:r>
+          <w:rPr>
+            <w:rFonts w:ascii="Arial" w:eastAsia="Arial" w:hAnsi="Arial" w:cs="Arial"/>
+            <w:i/>
+            <w:iCs/>
+            <w:color w:val="595959"/>
+            <w:sz w:val="26"/>
+            <w:szCs w:val="26"/>
+            <w:u w:val="single"/>
+          </w:rPr>
+          <w:delText xml:space="preserve">Incabível o indeferimento da inicial pela ausência de documento que não se afigura imprescindível ao julgamento da ação.</w:delText>
+        </w:r>
+      </w:del>
+      <w:r>
+        <w:rPr>
+          <w:rFonts w:ascii="Arial" w:eastAsia="Arial" w:hAnsi="Arial" w:cs="Arial"/>
+          <w:i/>
+          <w:iCs/>
+          <w:color w:val="595959"/>
+          <w:sz w:val="26"/>
+          <w:szCs w:val="26"/>
+        </w:rPr>
+        <w:t xml:space="preserve"> 2. A fatura de cartão de crédito traz indubitavelmente o endereço da parte Requerente e satisfaz plenamente os artigos 319, II e 320 do CPC/15, que </w:t>
       </w:r>
       <w:r>
         <w:rPr>
@@ -6453,18 +6443,8 @@
           <w:sz w:val="26"/>
           <w:szCs w:val="26"/>
           <w:u w:val="single"/>
-          <w:rPrChange w:id="1139" w:author="Assessor GDSXSR" w:date="2026-10-29T18:30:42Z">
-            <w:rPr>
-              <w:rFonts w:ascii="Arial" w:eastAsia="Arial" w:hAnsi="Arial" w:cs="Arial"/>
-              <w:i/>
-              <w:iCs/>
-              <w:color w:val="595959"/>
-              <w:sz w:val="26"/>
-              <w:szCs w:val="26"/>
-            </w:rPr>
-          </w:rPrChange>
-        </w:rPr>
-        <w:t xml:space="preserve">A extinção prematura do feito caracteriza excessivo rigor formal</w:t>
+        </w:rPr>
+        <w:t xml:space="preserve">não exigem determinado comprovante, mas tão somente haja indicação de onde as partes residem</w:t>
       </w:r>
       <w:r>
         <w:rPr>
@@ -6475,21 +6455,24 @@
           <w:sz w:val="26"/>
           <w:szCs w:val="26"/>
         </w:rPr>
-        <w:t xml:space="preserve">, ao impor consequência processual gravosa antes da estabilização da controvérsia relativa à gratuidade da justiça. 4. O Código de Processo Civil prestigia os princípios da primazia do julgamento do mérito, da razoabilidade, da proporcionalidade e da cooperação processual, devendo ser evitadas soluções que conduzam à inutilidade da atividade jurisdicional. 5. Constatada a insuficiência da prova apresentada para a concessão da justiça </w:t>
+        <w:t xml:space="preserve">. (...)” (Acórdão 1919384, 0702897-24.2024.8.07.0009, Relator(a): ROBSON TEIXEIRA DE FREITAS, 8ª TURMA CÍVEL, data de julgamento: 10/09/2024, publicado no DJe: 20/09/2024.)</w:t>
       </w:r>
       <w:r>
         <w:rPr>
           <w:rFonts w:ascii="Arial" w:eastAsia="Arial" w:hAnsi="Arial" w:cs="Arial"/>
           <w:i/>
           <w:iCs/>
-          <w:color w:val="595959"/>
+          <w:color w:val="808080"/>
           <w:sz w:val="26"/>
           <w:szCs w:val="26"/>
         </w:rPr>
-        <w:t xml:space="preserve">gratuita, </w:t>
-      </w:r>
-      <w:r>
-        <w:rPr>
+        <w:t xml:space="preserve"> – Grifei</w:t>
+      </w:r>
+      <w:commentRangeEnd w:id="12"/>
+      <w:commentRangeEnd w:id="11"/>
+      <w:r>
+        <w:rPr>
+          <w:rStyle w:val="Refdecomentrio"/>
           <w:rFonts w:ascii="Arial" w:eastAsia="Arial" w:hAnsi="Arial" w:cs="Arial"/>
           <w:i/>
           <w:iCs/>
@@ -6497,19 +6480,404 @@
           <w:sz w:val="26"/>
           <w:szCs w:val="26"/>
           <w:u w:val="single"/>
-          <w:rPrChange w:id="1140" w:author="Assessor GDSXSR" w:date="2026-10-29T18:30:42Z">
-            <w:rPr>
-              <w:rFonts w:ascii="Arial" w:eastAsia="Arial" w:hAnsi="Arial" w:cs="Arial"/>
-              <w:i/>
-              <w:iCs/>
-              <w:color w:val="595959"/>
-              <w:sz w:val="26"/>
-              <w:szCs w:val="26"/>
-            </w:rPr>
-          </w:rPrChange>
-        </w:rPr>
-        <w:t xml:space="preserve">o art. 99, § 2º, do CPC impõe ao magistrado o dever de oportunizar à parte a comprovação do preenchimento dos requisitos legais antes do indeferimento definitivo do benefício</w:t>
-      </w:r>
+        </w:rPr>
+        <w:commentReference w:id="12"/>
+      </w:r>
+      <w:r>
+        <w:rPr>
+          <w:rStyle w:val="Refdecomentrio"/>
+          <w:rFonts w:ascii="Arial" w:eastAsia="Arial" w:hAnsi="Arial" w:cs="Arial"/>
+          <w:color w:val="595959"/>
+          <w:sz w:val="26"/>
+          <w:szCs w:val="26"/>
+        </w:rPr>
+        <w:commentReference w:id="11"/>
+      </w:r>
+    </w:p>
+    <w:p>
+      <w:pPr>
+        <w:spacing w:after="0" w:line="360" w:lineRule="auto"/>
+        <w:jc w:val="both"/>
+        <w:rPr>
+          <w:rFonts w:ascii="Arial" w:eastAsia="Arial" w:hAnsi="Arial" w:cs="Arial"/>
+          <w:color w:val="595959"/>
+          <w:sz w:val="28"/>
+          <w:szCs w:val="28"/>
+        </w:rPr>
+      </w:pPr>
+    </w:p>
+    <w:p>
+      <w:pPr>
+        <w:spacing w:after="0" w:line="360" w:lineRule="auto"/>
+        <w:ind w:firstLine="2268"/>
+        <w:jc w:val="both"/>
+      </w:pPr>
+      <w:r>
+        <w:rPr>
+          <w:rFonts w:ascii="Arial" w:eastAsia="Arial" w:hAnsi="Arial" w:cs="Arial"/>
+          <w:color w:val="595959"/>
+          <w:sz w:val="28"/>
+          <w:szCs w:val="28"/>
+          <w:highlight w:val="yellow"/>
+        </w:rPr>
+        <w:t>Os comprovantes de pagamento (item v) também não são documentos indispensáveis à propositura da ação.</w:t>
+      </w:r>
+    </w:p>
+    <w:p>
+      <w:pPr>
+        <w:spacing w:after="0" w:line="360" w:lineRule="auto"/>
+        <w:ind w:firstLine="2268"/>
+        <w:jc w:val="both"/>
+      </w:pPr>
+    </w:p>
+    <w:p>
+      <w:pPr>
+        <w:spacing w:after="0" w:line="360" w:lineRule="auto"/>
+        <w:ind w:firstLine="2268"/>
+        <w:jc w:val="both"/>
+        <w:rPr>
+          <w:rFonts w:ascii="Arial" w:eastAsia="Arial" w:hAnsi="Arial" w:cs="Arial"/>
+          <w:color w:val="595959"/>
+          <w:sz w:val="28"/>
+          <w:szCs w:val="28"/>
+        </w:rPr>
+      </w:pPr>
+      <w:r>
+        <w:rPr>
+          <w:rFonts w:ascii="Arial" w:eastAsia="Arial" w:hAnsi="Arial" w:cs="Arial"/>
+          <w:color w:val="595959"/>
+          <w:sz w:val="28"/>
+          <w:szCs w:val="28"/>
+        </w:rPr>
+        <w:t xml:space="preserve">A petição inicial veio instruída com o contrato</w:t>
+      </w:r>
+      <w:del w:id="1155" w:author="Assessor GDSXSR" w:date="2026-10-29T19:18:21Z">
+        <w:r>
+          <w:rPr>
+            <w:rFonts w:ascii="Arial" w:eastAsia="Arial" w:hAnsi="Arial" w:cs="Arial"/>
+            <w:color w:val="595959"/>
+            <w:sz w:val="28"/>
+            <w:szCs w:val="28"/>
+          </w:rPr>
+          <w:delText xml:space="preserve"> de promessa de compra e venda</w:delText>
+        </w:r>
+      </w:del>
+      <w:r>
+        <w:rPr>
+          <w:rFonts w:ascii="Arial" w:eastAsia="Arial" w:hAnsi="Arial" w:cs="Arial"/>
+          <w:color w:val="595959"/>
+          <w:sz w:val="28"/>
+          <w:szCs w:val="28"/>
+        </w:rPr>
+        <w:t xml:space="preserve"> que fundamenta a demanda e com o demonstrativo de atualização das parcelas </w:t>
+      </w:r>
+      <w:del w:id="1156" w:author="Assessor GDSXSR" w:date="2026-10-29T19:18:21Z">
+        <w:r>
+          <w:rPr>
+            <w:rFonts w:ascii="Arial" w:eastAsia="Arial" w:hAnsi="Arial" w:cs="Arial"/>
+            <w:color w:val="595959"/>
+            <w:sz w:val="28"/>
+            <w:szCs w:val="28"/>
+          </w:rPr>
+          <w:delText xml:space="preserve">que o autor afirma ter pago</w:delText>
+        </w:r>
+      </w:del>
+      <w:ins w:id="1157" w:author="Assessor GDSXSR" w:date="2026-10-29T19:18:21Z">
+        <w:r>
+          <w:rPr>
+            <w:rFonts w:ascii="Arial" w:eastAsia="Arial" w:hAnsi="Arial" w:cs="Arial"/>
+            <w:color w:val="808080"/>
+            <w:sz w:val="28"/>
+            <w:szCs w:val="28"/>
+          </w:rPr>
+          <w:t xml:space="preserve">pagas</w:t>
+        </w:r>
+      </w:ins>
+      <w:r>
+        <w:rPr>
+          <w:rFonts w:ascii="Arial" w:eastAsia="Arial" w:hAnsi="Arial" w:cs="Arial"/>
+          <w:color w:val="595959"/>
+          <w:sz w:val="28"/>
+          <w:szCs w:val="28"/>
+        </w:rPr>
+        <w:t xml:space="preserve"> (ID </w:t>
+      </w:r>
+      <w:r>
+        <w:rPr>
+          <w:rFonts w:ascii="Arial" w:eastAsia="Arial" w:hAnsi="Arial" w:cs="Arial"/>
+          <w:color w:val="808080"/>
+          <w:sz w:val="28"/>
+          <w:szCs w:val="28"/>
+        </w:rPr>
+        <w:t xml:space="preserve">90441437 e </w:t>
+      </w:r>
+      <w:r>
+        <w:rPr>
+          <w:rFonts w:ascii="Arial" w:eastAsia="Arial" w:hAnsi="Arial" w:cs="Arial"/>
+          <w:color w:val="595959"/>
+          <w:sz w:val="28"/>
+          <w:szCs w:val="28"/>
+        </w:rPr>
+        <w:t xml:space="preserve">90441438).</w:t>
+      </w:r>
+    </w:p>
+    <w:p>
+      <w:pPr>
+        <w:spacing w:after="0" w:line="360" w:lineRule="auto"/>
+        <w:jc w:val="both"/>
+        <w:rPr>
+          <w:rFonts w:ascii="Arial" w:eastAsia="Arial" w:hAnsi="Arial" w:cs="Arial"/>
+          <w:color w:val="595959"/>
+          <w:sz w:val="28"/>
+          <w:szCs w:val="28"/>
+        </w:rPr>
+      </w:pPr>
+    </w:p>
+    <w:p>
+      <w:pPr>
+        <w:spacing w:after="0" w:line="360" w:lineRule="auto"/>
+        <w:ind w:firstLine="2268"/>
+        <w:jc w:val="both"/>
+        <w:rPr>
+          <w:rFonts w:ascii="Arial" w:eastAsia="Arial" w:hAnsi="Arial" w:cs="Arial"/>
+          <w:color w:val="595959"/>
+          <w:sz w:val="28"/>
+          <w:szCs w:val="28"/>
+        </w:rPr>
+      </w:pPr>
+      <w:commentRangeStart w:id="13"/>
+      <w:r>
+        <w:rPr>
+          <w:rFonts w:ascii="Arial" w:eastAsia="Arial" w:hAnsi="Arial" w:cs="Arial"/>
+          <w:color w:val="595959"/>
+          <w:sz w:val="28"/>
+          <w:szCs w:val="28"/>
+        </w:rPr>
+        <w:t xml:space="preserve">A prova dos pagamentos integra o fato constitutivo do direito do autor </w:t>
+      </w:r>
+      <w:del w:id="1134" w:author="Assessor GDSXSR" w:date="2026-10-29T19:18:21Z">
+        <w:r>
+          <w:rPr>
+            <w:rFonts w:ascii="Arial" w:eastAsia="Arial" w:hAnsi="Arial" w:cs="Arial"/>
+            <w:color w:val="595959"/>
+            <w:sz w:val="28"/>
+            <w:szCs w:val="28"/>
+          </w:rPr>
+          <w:delText xml:space="preserve">(</w:delText>
+        </w:r>
+        <w:r>
+          <w:rPr>
+            <w:rFonts w:ascii="Arial" w:eastAsia="Arial" w:hAnsi="Arial" w:cs="Arial"/>
+            <w:color w:val="595959"/>
+            <w:sz w:val="28"/>
+            <w:szCs w:val="28"/>
+          </w:rPr>
+          <w:delText xml:space="preserve">CPC</w:delText>
+        </w:r>
+      </w:del>
+      <w:ins w:id="1135" w:author="Assessor GDSXSR" w:date="2026-10-29T19:18:21Z">
+        <w:r>
+          <w:rPr>
+            <w:rFonts w:ascii="Arial" w:eastAsia="Arial" w:hAnsi="Arial" w:cs="Arial"/>
+            <w:color w:val="808080"/>
+            <w:sz w:val="28"/>
+            <w:szCs w:val="28"/>
+          </w:rPr>
+          <w:t xml:space="preserve">e</w:t>
+        </w:r>
+      </w:ins>
+      <w:r>
+        <w:rPr>
+          <w:rFonts w:ascii="Arial" w:eastAsia="Arial" w:hAnsi="Arial" w:cs="Arial"/>
+          <w:color w:val="595959"/>
+          <w:sz w:val="28"/>
+          <w:szCs w:val="28"/>
+        </w:rPr>
+        <w:t xml:space="preserve"> </w:t>
+      </w:r>
+      <w:del w:id="1136" w:author="Assessor GDSXSR" w:date="2026-10-29T19:18:21Z">
+        <w:r>
+          <w:rPr>
+            <w:rFonts w:ascii="Arial" w:eastAsia="Arial" w:hAnsi="Arial" w:cs="Arial"/>
+            <w:color w:val="595959"/>
+            <w:sz w:val="28"/>
+            <w:szCs w:val="28"/>
+          </w:rPr>
+          <w:delText xml:space="preserve">373 I</w:delText>
+        </w:r>
+        <w:r>
+          <w:rPr>
+            <w:rFonts w:ascii="Arial" w:eastAsia="Arial" w:hAnsi="Arial" w:cs="Arial"/>
+            <w:color w:val="595959"/>
+            <w:sz w:val="28"/>
+            <w:szCs w:val="28"/>
+          </w:rPr>
+          <w:delText xml:space="preserve">). Sua eventual insuficiência repercutirá</w:delText>
+        </w:r>
+      </w:del>
+      <w:ins w:id="1137" w:author="Assessor GDSXSR" w:date="2026-10-29T19:18:21Z">
+        <w:r>
+          <w:rPr>
+            <w:rFonts w:ascii="Arial" w:eastAsia="Arial" w:hAnsi="Arial" w:cs="Arial"/>
+            <w:color w:val="808080"/>
+            <w:sz w:val="28"/>
+            <w:szCs w:val="28"/>
+          </w:rPr>
+          <w:t xml:space="preserve">repercute</w:t>
+        </w:r>
+      </w:ins>
+      <w:r>
+        <w:rPr>
+          <w:rFonts w:ascii="Arial" w:eastAsia="Arial" w:hAnsi="Arial" w:cs="Arial"/>
+          <w:color w:val="595959"/>
+          <w:sz w:val="28"/>
+          <w:szCs w:val="28"/>
+        </w:rPr>
+        <w:t xml:space="preserve"> no julgamento do pedido de restituição, </w:t>
+      </w:r>
+      <w:del w:id="1138" w:author="Assessor GDSXSR" w:date="2026-10-29T19:18:21Z">
+        <w:r>
+          <w:rPr>
+            <w:rFonts w:ascii="Arial" w:eastAsia="Arial" w:hAnsi="Arial" w:cs="Arial"/>
+            <w:color w:val="595959"/>
+            <w:sz w:val="28"/>
+            <w:szCs w:val="28"/>
+          </w:rPr>
+          <w:delText xml:space="preserve">mas </w:delText>
+        </w:r>
+      </w:del>
+      <w:r>
+        <w:rPr>
+          <w:rFonts w:ascii="Arial" w:eastAsia="Arial" w:hAnsi="Arial" w:cs="Arial"/>
+          <w:color w:val="595959"/>
+          <w:sz w:val="28"/>
+          <w:szCs w:val="28"/>
+        </w:rPr>
+        <w:t xml:space="preserve">não </w:t>
+      </w:r>
+      <w:del w:id="1139" w:author="Assessor GDSXSR" w:date="2026-10-29T19:18:21Z">
+        <w:r>
+          <w:rPr>
+            <w:rFonts w:ascii="Arial" w:eastAsia="Arial" w:hAnsi="Arial" w:cs="Arial"/>
+            <w:color w:val="595959"/>
+            <w:sz w:val="28"/>
+            <w:szCs w:val="28"/>
+          </w:rPr>
+          <w:delText xml:space="preserve">impede a</w:delText>
+        </w:r>
+      </w:del>
+      <w:ins w:id="1140" w:author="Assessor GDSXSR" w:date="2026-10-29T19:18:21Z">
+        <w:r>
+          <w:rPr>
+            <w:rFonts w:ascii="Arial" w:eastAsia="Arial" w:hAnsi="Arial" w:cs="Arial"/>
+            <w:color w:val="808080"/>
+            <w:sz w:val="28"/>
+            <w:szCs w:val="28"/>
+          </w:rPr>
+          <w:t xml:space="preserve">na</w:t>
+        </w:r>
+      </w:ins>
+      <w:r>
+        <w:rPr>
+          <w:rFonts w:ascii="Arial" w:eastAsia="Arial" w:hAnsi="Arial" w:cs="Arial"/>
+          <w:color w:val="595959"/>
+          <w:sz w:val="28"/>
+          <w:szCs w:val="28"/>
+        </w:rPr>
+        <w:t xml:space="preserve"> formação da relação processual</w:t>
+      </w:r>
+      <w:ins w:id="1141" w:author="Assessor GDSXSR" w:date="2026-10-29T19:18:21Z">
+        <w:r>
+          <w:rPr>
+            <w:rFonts w:ascii="Arial" w:eastAsia="Arial" w:hAnsi="Arial" w:cs="Arial"/>
+            <w:color w:val="808080"/>
+            <w:sz w:val="28"/>
+            <w:szCs w:val="28"/>
+          </w:rPr>
+          <w:t xml:space="preserve"> (CPC 373 I)</w:t>
+        </w:r>
+      </w:ins>
+      <w:r>
+        <w:rPr>
+          <w:rFonts w:ascii="Arial" w:eastAsia="Arial" w:hAnsi="Arial" w:cs="Arial"/>
+          <w:color w:val="595959"/>
+          <w:sz w:val="28"/>
+          <w:szCs w:val="28"/>
+        </w:rPr>
+        <w:t xml:space="preserve">.</w:t>
+      </w:r>
+      <w:commentRangeEnd w:id="13"/>
+      <w:r>
+        <w:rPr>
+          <w:rStyle w:val="Refdecomentrio"/>
+          <w:rFonts w:ascii="Arial" w:eastAsia="Arial" w:hAnsi="Arial" w:cs="Arial"/>
+          <w:color w:val="595959"/>
+          <w:sz w:val="28"/>
+          <w:szCs w:val="28"/>
+        </w:rPr>
+        <w:commentReference w:id="13"/>
+      </w:r>
+    </w:p>
+    <w:p>
+      <w:pPr>
+        <w:spacing w:after="0" w:line="360" w:lineRule="auto"/>
+        <w:jc w:val="both"/>
+        <w:rPr>
+          <w:rFonts w:ascii="Arial" w:eastAsia="Arial" w:hAnsi="Arial" w:cs="Arial"/>
+          <w:color w:val="595959"/>
+          <w:sz w:val="28"/>
+          <w:szCs w:val="28"/>
+        </w:rPr>
+      </w:pPr>
+    </w:p>
+    <w:p>
+      <w:pPr>
+        <w:spacing w:after="0" w:line="360" w:lineRule="auto"/>
+        <w:ind w:firstLine="2268"/>
+        <w:jc w:val="both"/>
+        <w:rPr>
+          <w:rFonts w:ascii="Arial" w:eastAsia="Arial" w:hAnsi="Arial" w:cs="Arial"/>
+          <w:color w:val="595959"/>
+          <w:sz w:val="28"/>
+          <w:szCs w:val="28"/>
+        </w:rPr>
+      </w:pPr>
+      <w:r>
+        <w:rPr>
+          <w:rFonts w:ascii="Arial" w:eastAsia="Arial" w:hAnsi="Arial" w:cs="Arial"/>
+          <w:color w:val="595959"/>
+          <w:sz w:val="28"/>
+          <w:szCs w:val="28"/>
+        </w:rPr>
+        <w:t>Nesse sentido:</w:t>
+      </w:r>
+    </w:p>
+    <w:p>
+      <w:pPr>
+        <w:spacing w:after="0" w:line="360" w:lineRule="auto"/>
+        <w:jc w:val="both"/>
+        <w:rPr>
+          <w:rFonts w:ascii="Arial" w:eastAsia="Arial" w:hAnsi="Arial" w:cs="Arial"/>
+          <w:color w:val="595959"/>
+          <w:sz w:val="28"/>
+          <w:szCs w:val="28"/>
+        </w:rPr>
+      </w:pPr>
+    </w:p>
+    <w:p>
+      <w:pPr>
+        <w:spacing w:after="0" w:line="360" w:lineRule="auto"/>
+        <w:ind w:left="2268"/>
+        <w:jc w:val="both"/>
+        <w:rPr>
+          <w:rFonts w:ascii="Arial" w:eastAsia="Arial" w:hAnsi="Arial" w:cs="Arial"/>
+          <w:color w:val="595959"/>
+          <w:sz w:val="26"/>
+          <w:szCs w:val="26"/>
+        </w:rPr>
+      </w:pPr>
+      <w:commentRangeStart w:id="14"/>
+      <w:commentRangeStart w:id="15"/>
       <w:r>
         <w:rPr>
           <w:rFonts w:ascii="Arial" w:eastAsia="Arial" w:hAnsi="Arial" w:cs="Arial"/>
@@ -6519,8 +6887,32 @@
           <w:sz w:val="26"/>
           <w:szCs w:val="26"/>
         </w:rPr>
-        <w:t xml:space="preserve">. (...)” (Acórdão </w:t>
-      </w:r>
+        <w:t xml:space="preserve">“(...)</w:t>
+      </w:r>
+      <w:del w:id="1154" w:author="Assessor GDSXSR" w:date="2026-10-29T19:18:21Z">
+        <w:r>
+          <w:rPr>
+            <w:rFonts w:ascii="Arial" w:eastAsia="Arial" w:hAnsi="Arial" w:cs="Arial"/>
+            <w:i/>
+            <w:iCs/>
+            <w:color w:val="595959"/>
+            <w:sz w:val="26"/>
+            <w:szCs w:val="26"/>
+          </w:rPr>
+          <w:delText xml:space="preserve"> 1. O descumprimento da ordem de emenda que implica o indeferimento da inicial, nos termos do </w:delText>
+        </w:r>
+        <w:r>
+          <w:rPr>
+            <w:rFonts w:ascii="Arial" w:eastAsia="Arial" w:hAnsi="Arial" w:cs="Arial"/>
+            <w:i/>
+            <w:iCs/>
+            <w:color w:val="595959"/>
+            <w:sz w:val="26"/>
+            <w:szCs w:val="26"/>
+          </w:rPr>
+          <w:delText xml:space="preserve">parágrafo único do art. 321 do CPC, é aquele que deixa de prover os documentos indispensáveis à propositura da ação ou sanar defeitos e irregularidades que inviabilizem a formação e o desenvolvimento do processo até o julgamento de mérito.</w:delText>
+        </w:r>
+      </w:del>
       <w:r>
         <w:rPr>
           <w:rFonts w:ascii="Arial" w:eastAsia="Arial" w:hAnsi="Arial" w:cs="Arial"/>
@@ -6530,7 +6922,7 @@
           <w:sz w:val="26"/>
           <w:szCs w:val="26"/>
         </w:rPr>
-        <w:t xml:space="preserve">2088940</w:t>
+        <w:t xml:space="preserve"> 2. </w:t>
       </w:r>
       <w:r>
         <w:rPr>
@@ -6540,8 +6932,9 @@
           <w:color w:val="595959"/>
           <w:sz w:val="26"/>
           <w:szCs w:val="26"/>
-        </w:rPr>
-        <w:t xml:space="preserve">, 0712518-75.2025.8.07.0020, Relator(a): FABRÍCIO FONTOURA BEZERRA, 1ª </w:t>
+          <w:u w:val="single"/>
+        </w:rPr>
+        <w:t xml:space="preserve">A mera ausência de documentos não é causa de inépcia da petição inicial, como regra</w:t>
       </w:r>
       <w:r>
         <w:rPr>
@@ -6552,25 +6945,502 @@
           <w:sz w:val="26"/>
           <w:szCs w:val="26"/>
         </w:rPr>
-        <w:t xml:space="preserve">TURMA CÍVEL, data de julgamento: 04/02/2026, publicado no DJe: 02/03/2026.)</w:t>
-      </w:r>
-      <w:ins w:id="1141" w:author="Assessor GDSXSR" w:date="2026-10-29T18:30:42Z">
+        <w:t xml:space="preserve">, uma vez que o autor pode requerer ao magistrado a realização de diligências necessárias para a sua obtenção, e, se for o caso, pelo rito da exibição de documentos, se estiverem em poder do réu ou de terceiro, conforme preceituam os arts. 319, § 1º, e 396 a 404, todos do CPC. (...)” (Acórdão 1888477, 0745757-98.2023.8.07.0001, Relator(a): ANA CANTARINO, 5ª TURMA CÍVEL, data de julgamento: 04/07/2024, publicado no DJe: 19/07/2024.)</w:t>
+      </w:r>
+      <w:r>
+        <w:rPr>
+          <w:rFonts w:ascii="Arial" w:eastAsia="Arial" w:hAnsi="Arial" w:cs="Arial"/>
+          <w:i/>
+          <w:iCs/>
+          <w:color w:val="808080"/>
+          <w:sz w:val="26"/>
+          <w:szCs w:val="26"/>
+        </w:rPr>
+        <w:t xml:space="preserve"> – Grifei</w:t>
+      </w:r>
+      <w:commentRangeEnd w:id="15"/>
+      <w:commentRangeEnd w:id="14"/>
+      <w:r>
+        <w:rPr>
+          <w:rStyle w:val="Refdecomentrio"/>
+          <w:rFonts w:ascii="Arial" w:eastAsia="Arial" w:hAnsi="Arial" w:cs="Arial"/>
+          <w:i/>
+          <w:iCs/>
+          <w:color w:val="595959"/>
+          <w:sz w:val="26"/>
+          <w:szCs w:val="26"/>
+          <w:u w:val="single"/>
+        </w:rPr>
+        <w:commentReference w:id="15"/>
+      </w:r>
+      <w:r>
+        <w:rPr>
+          <w:rStyle w:val="Refdecomentrio"/>
+          <w:rFonts w:ascii="Arial" w:eastAsia="Arial" w:hAnsi="Arial" w:cs="Arial"/>
+          <w:color w:val="595959"/>
+          <w:sz w:val="26"/>
+          <w:szCs w:val="26"/>
+        </w:rPr>
+        <w:commentReference w:id="14"/>
+      </w:r>
+    </w:p>
+    <w:p>
+      <w:pPr>
+        <w:spacing w:after="0" w:line="360" w:lineRule="auto"/>
+        <w:jc w:val="both"/>
+        <w:rPr>
+          <w:rFonts w:ascii="Arial" w:eastAsia="Arial" w:hAnsi="Arial" w:cs="Arial"/>
+          <w:color w:val="595959"/>
+          <w:sz w:val="28"/>
+          <w:szCs w:val="28"/>
+        </w:rPr>
+      </w:pPr>
+    </w:p>
+    <w:p>
+      <w:pPr>
+        <w:spacing w:after="0" w:line="360" w:lineRule="auto"/>
+        <w:ind w:firstLine="2268"/>
+        <w:jc w:val="both"/>
+      </w:pPr>
+      <w:r>
+        <w:rPr>
+          <w:rFonts w:ascii="Arial" w:eastAsia="Arial" w:hAnsi="Arial" w:cs="Arial"/>
+          <w:color w:val="595959"/>
+          <w:sz w:val="28"/>
+          <w:szCs w:val="28"/>
+        </w:rPr>
+        <w:t xml:space="preserve">A apresentação do contrato em posição horizontal e de documentos em formato diverso do determinado (itens vi e vii) </w:t>
+      </w:r>
+      <w:del w:id="1158" w:author="Assessor GDSXSR" w:date="2026-10-29T19:18:21Z">
+        <w:r>
+          <w:rPr>
+            <w:rFonts w:ascii="Arial" w:eastAsia="Arial" w:hAnsi="Arial" w:cs="Arial"/>
+            <w:color w:val="595959"/>
+            <w:sz w:val="28"/>
+            <w:szCs w:val="28"/>
+          </w:rPr>
+          <w:delText xml:space="preserve">configura</w:delText>
+        </w:r>
+      </w:del>
+      <w:ins w:id="1159" w:author="Assessor GDSXSR" w:date="2026-10-29T19:18:21Z">
+        <w:r>
+          <w:rPr>
+            <w:rFonts w:ascii="Arial" w:eastAsia="Arial" w:hAnsi="Arial" w:cs="Arial"/>
+            <w:color w:val="808080"/>
+            <w:sz w:val="28"/>
+            <w:szCs w:val="28"/>
+          </w:rPr>
+          <w:t xml:space="preserve">é</w:t>
+        </w:r>
+      </w:ins>
+      <w:r>
+        <w:rPr>
+          <w:rFonts w:ascii="Arial" w:eastAsia="Arial" w:hAnsi="Arial" w:cs="Arial"/>
+          <w:color w:val="595959"/>
+          <w:sz w:val="28"/>
+          <w:szCs w:val="28"/>
+        </w:rPr>
+        <w:t xml:space="preserve"> irregularidade meramente formal</w:t>
+      </w:r>
+      <w:ins w:id="1160" w:author="Assessor GDSXSR" w:date="2026-10-29T19:18:21Z">
+        <w:r>
+          <w:rPr>
+            <w:rFonts w:ascii="Arial" w:eastAsia="Arial" w:hAnsi="Arial" w:cs="Arial"/>
+            <w:color w:val="808080"/>
+            <w:sz w:val="28"/>
+            <w:szCs w:val="28"/>
+          </w:rPr>
+          <w:t xml:space="preserve">, pois o contrato está legível e permite a compreensão integral da avença (ID 90441437)</w:t>
+        </w:r>
+      </w:ins>
+      <w:r>
+        <w:rPr>
+          <w:rFonts w:ascii="Arial" w:eastAsia="Arial" w:hAnsi="Arial" w:cs="Arial"/>
+          <w:color w:val="595959"/>
+          <w:sz w:val="28"/>
+          <w:szCs w:val="28"/>
+        </w:rPr>
+        <w:t xml:space="preserve">.</w:t>
+      </w:r>
+    </w:p>
+    <w:p>
+      <w:pPr>
+        <w:spacing w:after="0" w:line="360" w:lineRule="auto"/>
+        <w:ind w:firstLine="2268"/>
+        <w:jc w:val="both"/>
+        <w:rPr>
+          <w:del w:id="1161" w:author="Assessor GDSXSR" w:date="2026-10-29T19:18:21Z"/>
+        </w:rPr>
+      </w:pPr>
+    </w:p>
+    <w:p>
+      <w:pPr>
+        <w:spacing w:after="0" w:line="360" w:lineRule="auto"/>
+        <w:ind w:firstLine="2268"/>
+        <w:jc w:val="both"/>
+        <w:rPr>
+          <w:del w:id="1165" w:author="Assessor GDSXSR" w:date="2026-10-29T19:18:21Z"/>
+          <w:rFonts w:ascii="Arial" w:eastAsia="Arial" w:hAnsi="Arial" w:cs="Arial"/>
+          <w:color w:val="595959"/>
+          <w:sz w:val="28"/>
+          <w:szCs w:val="28"/>
+        </w:rPr>
+      </w:pPr>
+      <w:del w:id="1162" w:author="Assessor GDSXSR" w:date="2026-10-29T19:18:21Z">
+        <w:r>
+          <w:rPr>
+            <w:rFonts w:ascii="Arial" w:eastAsia="Arial" w:hAnsi="Arial" w:cs="Arial"/>
+            <w:color w:val="595959"/>
+            <w:sz w:val="28"/>
+            <w:szCs w:val="28"/>
+          </w:rPr>
+          <w:delText>O contrato está legível e permite a compreensão integral da avença, de modo que não há defeito capaz de dificultar o julgamento de mérito</w:delText>
+        </w:r>
+      </w:del>
+      <w:del w:id="1163" w:author="Assessor GDSXSR" w:date="2026-10-29T19:18:21Z">
+        <w:r>
+          <w:rPr>
+            <w:rFonts w:ascii="Arial" w:eastAsia="Arial" w:hAnsi="Arial" w:cs="Arial"/>
+            <w:color w:val="808080"/>
+            <w:sz w:val="28"/>
+            <w:szCs w:val="28"/>
+          </w:rPr>
+          <w:delText xml:space="preserve"> (ID 90441437)</w:delText>
+        </w:r>
+      </w:del>
+      <w:del w:id="1164" w:author="Assessor GDSXSR" w:date="2026-10-29T19:18:21Z">
+        <w:r>
+          <w:rPr>
+            <w:rFonts w:ascii="Arial" w:eastAsia="Arial" w:hAnsi="Arial" w:cs="Arial"/>
+            <w:color w:val="595959"/>
+            <w:sz w:val="28"/>
+            <w:szCs w:val="28"/>
+          </w:rPr>
+          <w:delText>.</w:delText>
+        </w:r>
+      </w:del>
+    </w:p>
+    <w:p>
+      <w:pPr>
+        <w:spacing w:after="0" w:line="360" w:lineRule="auto"/>
+        <w:jc w:val="both"/>
+        <w:rPr>
+          <w:rFonts w:ascii="Arial" w:eastAsia="Arial" w:hAnsi="Arial" w:cs="Arial"/>
+          <w:color w:val="595959"/>
+          <w:sz w:val="28"/>
+          <w:szCs w:val="28"/>
+        </w:rPr>
+      </w:pPr>
+    </w:p>
+    <w:p>
+      <w:pPr>
+        <w:spacing w:after="0" w:line="360" w:lineRule="auto"/>
+        <w:ind w:firstLine="2268"/>
+        <w:jc w:val="both"/>
+      </w:pPr>
+      <w:r>
+        <w:rPr>
+          <w:rFonts w:ascii="Arial" w:eastAsia="Arial" w:hAnsi="Arial" w:cs="Arial"/>
+          <w:color w:val="595959"/>
+          <w:sz w:val="28"/>
+          <w:szCs w:val="28"/>
+        </w:rPr>
+        <w:t xml:space="preserve">Quanto aos documentos destinados à comprovação da hipossuficiência econômica (item viii), </w:t>
+      </w:r>
+      <w:r>
+        <w:rPr>
+          <w:rFonts w:ascii="Arial" w:eastAsia="Arial" w:hAnsi="Arial" w:cs="Arial"/>
+          <w:color w:val="595959"/>
+          <w:sz w:val="28"/>
+          <w:szCs w:val="28"/>
+          <w:highlight w:val="yellow"/>
+        </w:rPr>
+        <w:t>a falta deles não conduz à extinção do processo.</w:t>
+      </w:r>
+    </w:p>
+    <w:p>
+      <w:pPr>
+        <w:spacing w:after="0" w:line="360" w:lineRule="auto"/>
+        <w:ind w:firstLine="2268"/>
+        <w:jc w:val="both"/>
+      </w:pPr>
+    </w:p>
+    <w:p>
+      <w:pPr>
+        <w:spacing w:after="0" w:line="360" w:lineRule="auto"/>
+        <w:ind w:firstLine="2268"/>
+        <w:jc w:val="both"/>
+        <w:rPr>
+          <w:rFonts w:ascii="Arial" w:eastAsia="Arial" w:hAnsi="Arial" w:cs="Arial"/>
+          <w:color w:val="595959"/>
+          <w:sz w:val="28"/>
+          <w:szCs w:val="28"/>
+        </w:rPr>
+      </w:pPr>
+      <w:commentRangeStart w:id="25"/>
+      <w:r>
+        <w:rPr>
+          <w:rFonts w:ascii="Arial" w:eastAsia="Arial" w:hAnsi="Arial" w:cs="Arial"/>
+          <w:color w:val="595959"/>
+          <w:sz w:val="28"/>
+          <w:szCs w:val="28"/>
+        </w:rPr>
+        <w:t xml:space="preserve">A gratuidade de justiça é </w:t>
+      </w:r>
+      <w:commentRangeEnd w:id="25"/>
+      <w:r>
+        <w:rPr>
+          <w:rStyle w:val="CommentReference"/>
+        </w:rPr>
+        <w:commentReference w:id="25"/>
+      </w:r>
+      <w:del w:id="1166" w:author="Assessor GDSXSR" w:date="2026-10-29T19:18:21Z">
+        <w:r>
+          <w:rPr>
+            <w:rFonts w:ascii="Arial" w:eastAsia="Arial" w:hAnsi="Arial" w:cs="Arial"/>
+            <w:color w:val="595959"/>
+            <w:sz w:val="28"/>
+            <w:szCs w:val="28"/>
+          </w:rPr>
+          <w:delText xml:space="preserve">instituto acessório</w:delText>
+        </w:r>
+      </w:del>
+      <w:ins w:id="1167" w:author="Assessor GDSXSR" w:date="2026-10-29T19:18:21Z">
+        <w:r>
+          <w:rPr>
+            <w:rFonts w:ascii="Arial" w:eastAsia="Arial" w:hAnsi="Arial" w:cs="Arial"/>
+            <w:color w:val="808080"/>
+            <w:sz w:val="28"/>
+            <w:szCs w:val="28"/>
+          </w:rPr>
+          <w:t xml:space="preserve">acessória</w:t>
+        </w:r>
+      </w:ins>
+      <w:r>
+        <w:rPr>
+          <w:rFonts w:ascii="Arial" w:eastAsia="Arial" w:hAnsi="Arial" w:cs="Arial"/>
+          <w:color w:val="595959"/>
+          <w:sz w:val="28"/>
+          <w:szCs w:val="28"/>
+        </w:rPr>
+        <w:t xml:space="preserve"> ao direito de ação, e o seu indeferimento leva à intimação da parte para o recolhimento das custas, não ao indeferimento da petição inicial</w:t>
+      </w:r>
+      <w:ins w:id="1168" w:author="Assessor GDSXSR" w:date="2026-10-29T19:18:21Z">
+        <w:r>
+          <w:rPr>
+            <w:rFonts w:ascii="Arial" w:eastAsia="Arial" w:hAnsi="Arial" w:cs="Arial"/>
+            <w:color w:val="808080"/>
+            <w:sz w:val="28"/>
+            <w:szCs w:val="28"/>
+          </w:rPr>
+          <w:t xml:space="preserve"> (CPC 99 § 2º)</w:t>
+        </w:r>
+      </w:ins>
+      <w:r>
+        <w:rPr>
+          <w:rFonts w:ascii="Arial" w:eastAsia="Arial" w:hAnsi="Arial" w:cs="Arial"/>
+          <w:color w:val="595959"/>
+          <w:sz w:val="28"/>
+          <w:szCs w:val="28"/>
+        </w:rPr>
+        <w:t xml:space="preserve">.</w:t>
+      </w:r>
+    </w:p>
+    <w:p>
+      <w:pPr>
+        <w:spacing w:after="0" w:line="360" w:lineRule="auto"/>
+        <w:jc w:val="both"/>
+        <w:rPr>
+          <w:rFonts w:ascii="Arial" w:eastAsia="Arial" w:hAnsi="Arial" w:cs="Arial"/>
+          <w:color w:val="595959"/>
+          <w:sz w:val="28"/>
+          <w:szCs w:val="28"/>
+        </w:rPr>
+      </w:pPr>
+    </w:p>
+    <w:p>
+      <w:pPr>
+        <w:spacing w:after="0" w:line="360" w:lineRule="auto"/>
+        <w:ind w:firstLine="2268"/>
+        <w:jc w:val="both"/>
+        <w:rPr>
+          <w:del w:id="1175" w:author="Assessor GDSXSR" w:date="2026-10-29T19:18:21Z"/>
+          <w:rFonts w:ascii="Arial" w:eastAsia="Arial" w:hAnsi="Arial" w:cs="Arial"/>
+          <w:color w:val="595959"/>
+          <w:sz w:val="28"/>
+          <w:szCs w:val="28"/>
+        </w:rPr>
+      </w:pPr>
+      <w:del w:id="1169" w:author="Assessor GDSXSR" w:date="2026-10-29T19:18:21Z">
+        <w:r>
+          <w:rPr>
+            <w:rFonts w:ascii="Arial" w:eastAsia="Arial" w:hAnsi="Arial" w:cs="Arial"/>
+            <w:color w:val="808080"/>
+            <w:sz w:val="28"/>
+            <w:szCs w:val="28"/>
+          </w:rPr>
+          <w:delText>Dispõe</w:delText>
+        </w:r>
+      </w:del>
+      <w:del w:id="1170" w:author="Assessor GDSXSR" w:date="2026-10-29T19:18:21Z">
+        <w:r>
+          <w:rPr>
+            <w:rFonts w:ascii="Arial" w:eastAsia="Arial" w:hAnsi="Arial" w:cs="Arial"/>
+            <w:color w:val="595959"/>
+            <w:sz w:val="28"/>
+            <w:szCs w:val="28"/>
+          </w:rPr>
+          <w:delText xml:space="preserve"> </w:delText>
+        </w:r>
+      </w:del>
+      <w:del w:id="1171" w:author="Assessor GDSXSR" w:date="2026-10-29T19:18:21Z">
+        <w:r>
+          <w:rPr>
+            <w:rFonts w:ascii="Arial" w:eastAsia="Arial" w:hAnsi="Arial" w:cs="Arial"/>
+            <w:color w:val="808080"/>
+            <w:sz w:val="28"/>
+            <w:szCs w:val="28"/>
+          </w:rPr>
+          <w:delText>o</w:delText>
+        </w:r>
+      </w:del>
+      <w:del w:id="1172" w:author="Assessor GDSXSR" w:date="2026-10-29T19:18:21Z">
+        <w:r>
+          <w:rPr>
+            <w:rFonts w:ascii="Arial" w:eastAsia="Arial" w:hAnsi="Arial" w:cs="Arial"/>
+            <w:color w:val="595959"/>
+            <w:sz w:val="28"/>
+            <w:szCs w:val="28"/>
+          </w:rPr>
+          <w:delText xml:space="preserve"> art. 99, §</w:delText>
+        </w:r>
+      </w:del>
+      <w:del w:id="1173" w:author="Assessor GDSXSR" w:date="2026-10-29T19:18:21Z">
+        <w:r>
+          <w:rPr>
+            <w:rFonts w:ascii="Arial" w:eastAsia="Arial" w:hAnsi="Arial" w:cs="Arial"/>
+            <w:color w:val="808080"/>
+            <w:sz w:val="28"/>
+            <w:szCs w:val="28"/>
+          </w:rPr>
+          <w:delText xml:space="preserve"> </w:delText>
+        </w:r>
+      </w:del>
+      <w:del w:id="1174" w:author="Assessor GDSXSR" w:date="2026-10-29T19:18:21Z">
+        <w:r>
+          <w:rPr>
+            <w:rFonts w:ascii="Arial" w:eastAsia="Arial" w:hAnsi="Arial" w:cs="Arial"/>
+            <w:color w:val="595959"/>
+            <w:sz w:val="28"/>
+            <w:szCs w:val="28"/>
+          </w:rPr>
+          <w:delText>2º, do CPC:</w:delText>
+        </w:r>
+      </w:del>
+    </w:p>
+    <w:p>
+      <w:pPr>
+        <w:spacing w:after="0" w:line="360" w:lineRule="auto"/>
+        <w:jc w:val="both"/>
+        <w:rPr>
+          <w:del w:id="1176" w:author="Assessor GDSXSR" w:date="2026-10-29T19:18:21Z"/>
+          <w:rFonts w:ascii="Arial" w:eastAsia="Arial" w:hAnsi="Arial" w:cs="Arial"/>
+          <w:color w:val="595959"/>
+          <w:sz w:val="28"/>
+          <w:szCs w:val="28"/>
+        </w:rPr>
+      </w:pPr>
+    </w:p>
+    <w:p>
+      <w:pPr>
+        <w:spacing w:after="0" w:line="360" w:lineRule="auto"/>
+        <w:ind w:left="2268"/>
+        <w:jc w:val="both"/>
+        <w:rPr>
+          <w:del w:id="1178" w:author="Assessor GDSXSR" w:date="2026-10-29T19:18:21Z"/>
+          <w:rFonts w:ascii="Arial" w:eastAsia="Arial" w:hAnsi="Arial" w:cs="Arial"/>
+          <w:color w:val="595959"/>
+          <w:sz w:val="26"/>
+          <w:szCs w:val="26"/>
+        </w:rPr>
+      </w:pPr>
+      <w:del w:id="1177" w:author="Assessor GDSXSR" w:date="2026-10-29T19:18:21Z">
         <w:r>
           <w:rPr>
             <w:rFonts w:ascii="Arial" w:eastAsia="Arial" w:hAnsi="Arial" w:cs="Arial"/>
             <w:i/>
             <w:iCs/>
-            <w:color w:val="808080"/>
+            <w:color w:val="595959"/>
             <w:sz w:val="26"/>
             <w:szCs w:val="26"/>
           </w:rPr>
-          <w:t xml:space="preserve"> – Grifei</w:t>
-        </w:r>
-      </w:ins>
-      <w:commentRangeEnd w:id="7"/>
-      <w:r>
-        <w:rPr>
-          <w:rStyle w:val="Refdecomentrio"/>
+          <w:delText>“§ 2º O juiz somente poderá indeferir o pedido se houver nos autos elementos que evidenciem a falta dos pressupostos legais para a concessão de gratuidade, devendo, antes de indeferir o pedido, determinar à parte a comprovação do preenchimento dos referidos pressupostos.”</w:delText>
+        </w:r>
+      </w:del>
+    </w:p>
+    <w:p>
+      <w:pPr>
+        <w:spacing w:after="0" w:line="360" w:lineRule="auto"/>
+        <w:jc w:val="both"/>
+        <w:rPr>
+          <w:del w:id="1179" w:author="Assessor GDSXSR" w:date="2026-10-29T19:18:21Z"/>
+          <w:rFonts w:ascii="Arial" w:eastAsia="Arial" w:hAnsi="Arial" w:cs="Arial"/>
+          <w:color w:val="595959"/>
+          <w:sz w:val="28"/>
+          <w:szCs w:val="28"/>
+        </w:rPr>
+      </w:pPr>
+    </w:p>
+    <w:p>
+      <w:pPr>
+        <w:spacing w:after="0" w:line="360" w:lineRule="auto"/>
+        <w:ind w:firstLine="2268"/>
+        <w:jc w:val="both"/>
+        <w:rPr>
+          <w:rFonts w:ascii="Arial" w:eastAsia="Arial" w:hAnsi="Arial" w:cs="Arial"/>
+          <w:color w:val="595959"/>
+          <w:sz w:val="28"/>
+          <w:szCs w:val="28"/>
+        </w:rPr>
+      </w:pPr>
+      <w:r>
+        <w:rPr>
+          <w:rFonts w:ascii="Arial" w:eastAsia="Arial" w:hAnsi="Arial" w:cs="Arial"/>
+          <w:color w:val="595959"/>
+          <w:sz w:val="28"/>
+          <w:szCs w:val="28"/>
+        </w:rPr>
+        <w:t>Nesse sentido:</w:t>
+      </w:r>
+    </w:p>
+    <w:p>
+      <w:pPr>
+        <w:spacing w:after="0" w:line="360" w:lineRule="auto"/>
+        <w:jc w:val="both"/>
+        <w:rPr>
+          <w:rFonts w:ascii="Arial" w:eastAsia="Arial" w:hAnsi="Arial" w:cs="Arial"/>
+          <w:color w:val="595959"/>
+          <w:sz w:val="28"/>
+          <w:szCs w:val="28"/>
+        </w:rPr>
+      </w:pPr>
+    </w:p>
+    <w:p>
+      <w:pPr>
+        <w:spacing w:after="0" w:line="360" w:lineRule="auto"/>
+        <w:ind w:left="2268"/>
+        <w:jc w:val="both"/>
+        <w:rPr>
+          <w:rFonts w:ascii="Arial" w:eastAsia="Arial" w:hAnsi="Arial" w:cs="Arial"/>
+          <w:color w:val="595959"/>
+          <w:sz w:val="26"/>
+          <w:szCs w:val="26"/>
+        </w:rPr>
+      </w:pPr>
+      <w:commentRangeStart w:id="16"/>
+      <w:commentRangeStart w:id="17"/>
+      <w:r>
+        <w:rPr>
           <w:rFonts w:ascii="Arial" w:eastAsia="Arial" w:hAnsi="Arial" w:cs="Arial"/>
           <w:i/>
           <w:iCs/>
@@ -6578,173 +7448,7 @@
           <w:sz w:val="26"/>
           <w:szCs w:val="26"/>
         </w:rPr>
-        <w:commentReference w:id="7"/>
-      </w:r>
-    </w:p>
-    <w:p>
-      <w:pPr>
-        <w:spacing w:after="0" w:line="360" w:lineRule="auto"/>
-        <w:jc w:val="both"/>
-        <w:rPr>
-          <w:rFonts w:ascii="Arial" w:eastAsia="Arial" w:hAnsi="Arial" w:cs="Arial"/>
-          <w:color w:val="595959"/>
-          <w:sz w:val="28"/>
-          <w:szCs w:val="28"/>
-        </w:rPr>
-      </w:pPr>
-    </w:p>
-    <w:p>
-      <w:pPr>
-        <w:spacing w:after="0" w:line="360" w:lineRule="auto"/>
-        <w:ind w:firstLine="2268"/>
-        <w:jc w:val="both"/>
-        <w:rPr>
-          <w:rFonts w:ascii="Arial" w:eastAsia="Arial" w:hAnsi="Arial" w:cs="Arial"/>
-          <w:color w:val="595959"/>
-          <w:sz w:val="28"/>
-          <w:szCs w:val="28"/>
-        </w:rPr>
-      </w:pPr>
-      <w:r>
-        <w:rPr>
-          <w:rFonts w:ascii="Arial" w:eastAsia="Arial" w:hAnsi="Arial" w:cs="Arial"/>
-          <w:color w:val="595959"/>
-          <w:sz w:val="28"/>
-          <w:szCs w:val="28"/>
-        </w:rPr>
-        <w:t>No caso, a questão perdeu relevo, pois a própria sentença deferiu a gratuidade de justiça ao autor/apelante.</w:t>
-      </w:r>
-    </w:p>
-    <w:p>
-      <w:pPr>
-        <w:spacing w:after="0" w:line="360" w:lineRule="auto"/>
-        <w:jc w:val="both"/>
-        <w:rPr>
-          <w:rFonts w:ascii="Arial" w:eastAsia="Arial" w:hAnsi="Arial" w:cs="Arial"/>
-          <w:color w:val="595959"/>
-          <w:sz w:val="28"/>
-          <w:szCs w:val="28"/>
-        </w:rPr>
-      </w:pPr>
-    </w:p>
-    <w:p>
-      <w:pPr>
-        <w:spacing w:after="0" w:line="360" w:lineRule="auto"/>
-        <w:ind w:firstLine="2268"/>
-        <w:jc w:val="both"/>
-        <w:rPr>
-          <w:rFonts w:ascii="Arial" w:eastAsia="Arial" w:hAnsi="Arial" w:cs="Arial"/>
-          <w:color w:val="595959"/>
-          <w:sz w:val="28"/>
-          <w:szCs w:val="28"/>
-        </w:rPr>
-      </w:pPr>
-      <w:r>
-        <w:rPr>
-          <w:rFonts w:ascii="Arial" w:eastAsia="Arial" w:hAnsi="Arial" w:cs="Arial"/>
-          <w:color w:val="595959"/>
-          <w:sz w:val="28"/>
-          <w:szCs w:val="28"/>
-        </w:rPr>
-        <w:t>A extinção do processo, nessas circunstâncias, impõe ao autor/apelante, pedreiro beneficiário da gratuidade de justiça, o ônus de propor nova demanda sobre contrato celebrado em 2014, sem que exista vício capaz de impedir o exame do mérito (</w:t>
-      </w:r>
-      <w:commentRangeStart w:id="8"/>
-      <w:r>
-        <w:rPr>
-          <w:rFonts w:ascii="Arial" w:eastAsia="Arial" w:hAnsi="Arial" w:cs="Arial"/>
-          <w:color w:val="595959"/>
-          <w:sz w:val="28"/>
-          <w:szCs w:val="28"/>
-        </w:rPr>
-        <w:t>CPC 4º</w:t>
-      </w:r>
-      <w:commentRangeEnd w:id="8"/>
-      <w:r>
-        <w:rPr>
-          <w:rStyle w:val="Refdecomentrio"/>
-          <w:rFonts w:ascii="Arial" w:eastAsia="Arial" w:hAnsi="Arial" w:cs="Arial"/>
-          <w:color w:val="595959"/>
-          <w:sz w:val="28"/>
-          <w:szCs w:val="28"/>
-        </w:rPr>
-        <w:commentReference w:id="8"/>
-      </w:r>
-      <w:r>
-        <w:rPr>
-          <w:rFonts w:ascii="Arial" w:eastAsia="Arial" w:hAnsi="Arial" w:cs="Arial"/>
-          <w:color w:val="595959"/>
-          <w:sz w:val="28"/>
-          <w:szCs w:val="28"/>
-        </w:rPr>
-        <w:t>).</w:t>
-      </w:r>
-    </w:p>
-    <w:p>
-      <w:pPr>
-        <w:spacing w:after="0" w:line="360" w:lineRule="auto"/>
-        <w:jc w:val="both"/>
-        <w:rPr>
-          <w:rFonts w:ascii="Arial" w:eastAsia="Arial" w:hAnsi="Arial" w:cs="Arial"/>
-          <w:color w:val="595959"/>
-          <w:sz w:val="28"/>
-          <w:szCs w:val="28"/>
-        </w:rPr>
-      </w:pPr>
-    </w:p>
-    <w:p>
-      <w:pPr>
-        <w:spacing w:after="0" w:line="360" w:lineRule="auto"/>
-        <w:ind w:firstLine="2268"/>
-        <w:jc w:val="both"/>
-        <w:rPr>
-          <w:rFonts w:ascii="Arial" w:eastAsia="Arial" w:hAnsi="Arial" w:cs="Arial"/>
-          <w:color w:val="595959"/>
-          <w:sz w:val="28"/>
-          <w:szCs w:val="28"/>
-        </w:rPr>
-      </w:pPr>
-      <w:r>
-        <w:rPr>
-          <w:rFonts w:ascii="Arial" w:eastAsia="Arial" w:hAnsi="Arial" w:cs="Arial"/>
-          <w:color w:val="595959"/>
-          <w:sz w:val="28"/>
-          <w:szCs w:val="28"/>
-        </w:rPr>
-        <w:t>Registro, por fim, que o pedido de substituição da segunda ré por PINDORAMA PARQUE EMPREENDIMENTOS IMOBILIÁRIOS SPE LTDA, formulado na petição de ID 90441442, não foi apreciado pelo d. Juízo de origem, a quem cabe examiná-lo.</w:t>
-      </w:r>
-    </w:p>
-    <w:p>
-      <w:pPr>
-        <w:spacing w:after="0" w:line="360" w:lineRule="auto"/>
-        <w:jc w:val="both"/>
-        <w:rPr>
-          <w:rFonts w:ascii="Arial" w:eastAsia="Arial" w:hAnsi="Arial" w:cs="Arial"/>
-          <w:color w:val="595959"/>
-          <w:sz w:val="28"/>
-          <w:szCs w:val="28"/>
-        </w:rPr>
-      </w:pPr>
-    </w:p>
-    <w:p>
-      <w:pPr>
-        <w:spacing w:after="0" w:line="360" w:lineRule="auto"/>
-        <w:ind w:firstLine="2268"/>
-        <w:jc w:val="both"/>
-        <w:rPr>
-          <w:rFonts w:ascii="Arial" w:eastAsia="Arial" w:hAnsi="Arial" w:cs="Arial"/>
-          <w:color w:val="595959"/>
-          <w:sz w:val="28"/>
-          <w:szCs w:val="28"/>
-        </w:rPr>
-      </w:pPr>
-      <w:r>
-        <w:rPr>
-          <w:rFonts w:ascii="Arial" w:eastAsia="Arial" w:hAnsi="Arial" w:cs="Arial"/>
-          <w:color w:val="595959"/>
-          <w:sz w:val="28"/>
-          <w:szCs w:val="28"/>
-        </w:rPr>
-        <w:t xml:space="preserve">Assim, com a devida vênia ao d. Juízo </w:t>
+        <w:t xml:space="preserve">“(...) 3. </w:t>
       </w:r>
       <w:r>
         <w:rPr>
@@ -6752,6 +7456,437 @@
           <w:i/>
           <w:iCs/>
           <w:color w:val="595959"/>
+          <w:sz w:val="26"/>
+          <w:szCs w:val="26"/>
+          <w:u w:val="single"/>
+        </w:rPr>
+        <w:t xml:space="preserve">A extinção prematura do feito caracteriza excessivo rigor formal</w:t>
+      </w:r>
+      <w:r>
+        <w:rPr>
+          <w:rFonts w:ascii="Arial" w:eastAsia="Arial" w:hAnsi="Arial" w:cs="Arial"/>
+          <w:i/>
+          <w:iCs/>
+          <w:color w:val="595959"/>
+          <w:sz w:val="26"/>
+          <w:szCs w:val="26"/>
+        </w:rPr>
+        <w:t xml:space="preserve">, ao impor consequência processual gravosa antes da estabilização da controvérsia relativa à gratuidade da justiça</w:t>
+      </w:r>
+      <w:del w:id="1180" w:author="Assessor GDSXSR" w:date="2026-10-29T19:18:21Z">
+        <w:r>
+          <w:rPr>
+            <w:rFonts w:ascii="Arial" w:eastAsia="Arial" w:hAnsi="Arial" w:cs="Arial"/>
+            <w:i/>
+            <w:iCs/>
+            <w:color w:val="595959"/>
+            <w:sz w:val="26"/>
+            <w:szCs w:val="26"/>
+          </w:rPr>
+          <w:delText xml:space="preserve">. 4. O Código de Processo Civil prestigia os princípios da primazia do julgamento do mérito, da razoabilidade, da proporcionalidade e da cooperação processual, devendo ser evitadas soluções que conduzam à inutilidade da atividade jurisdicional</w:delText>
+        </w:r>
+      </w:del>
+      <w:r>
+        <w:rPr>
+          <w:rFonts w:ascii="Arial" w:eastAsia="Arial" w:hAnsi="Arial" w:cs="Arial"/>
+          <w:i/>
+          <w:iCs/>
+          <w:color w:val="595959"/>
+          <w:sz w:val="26"/>
+          <w:szCs w:val="26"/>
+        </w:rPr>
+        <w:t xml:space="preserve">. 5. Constatada a insuficiência da prova apresentada para a concessão da justiça gratuita, </w:t>
+      </w:r>
+      <w:r>
+        <w:rPr>
+          <w:rFonts w:ascii="Arial" w:eastAsia="Arial" w:hAnsi="Arial" w:cs="Arial"/>
+          <w:i/>
+          <w:iCs/>
+          <w:color w:val="595959"/>
+          <w:sz w:val="26"/>
+          <w:szCs w:val="26"/>
+          <w:u w:val="single"/>
+        </w:rPr>
+        <w:t xml:space="preserve">o art. 99, § 2º, do CPC impõe ao magistrado o dever de oportunizar à parte a comprovação do preenchimento dos requisitos legais antes do indeferimento definitivo do benefício</w:t>
+      </w:r>
+      <w:r>
+        <w:rPr>
+          <w:rFonts w:ascii="Arial" w:eastAsia="Arial" w:hAnsi="Arial" w:cs="Arial"/>
+          <w:i/>
+          <w:iCs/>
+          <w:color w:val="595959"/>
+          <w:sz w:val="26"/>
+          <w:szCs w:val="26"/>
+        </w:rPr>
+        <w:t xml:space="preserve">. (...)” (Acórdão 2088940, 0712518-75.2025.8.07.0020, </w:t>
+      </w:r>
+      <w:r>
+        <w:rPr>
+          <w:rFonts w:ascii="Arial" w:eastAsia="Arial" w:hAnsi="Arial" w:cs="Arial"/>
+          <w:i/>
+          <w:iCs/>
+          <w:color w:val="595959"/>
+          <w:sz w:val="26"/>
+          <w:szCs w:val="26"/>
+        </w:rPr>
+        <w:t xml:space="preserve">Relator(a): FABRÍCIO FONTOURA BEZERRA, 1ª TURMA CÍVEL, data de julgamento: 04/02/2026, publicado no DJe: 02/03/2026.)</w:t>
+      </w:r>
+      <w:r>
+        <w:rPr>
+          <w:rFonts w:ascii="Arial" w:eastAsia="Arial" w:hAnsi="Arial" w:cs="Arial"/>
+          <w:i/>
+          <w:iCs/>
+          <w:color w:val="808080"/>
+          <w:sz w:val="26"/>
+          <w:szCs w:val="26"/>
+        </w:rPr>
+        <w:t xml:space="preserve"> – Grifei</w:t>
+      </w:r>
+      <w:commentRangeEnd w:id="17"/>
+      <w:commentRangeEnd w:id="16"/>
+      <w:r>
+        <w:rPr>
+          <w:rStyle w:val="Refdecomentrio"/>
+          <w:rFonts w:ascii="Arial" w:eastAsia="Arial" w:hAnsi="Arial" w:cs="Arial"/>
+          <w:i/>
+          <w:iCs/>
+          <w:color w:val="595959"/>
+          <w:sz w:val="26"/>
+          <w:szCs w:val="26"/>
+          <w:u w:val="single"/>
+        </w:rPr>
+        <w:commentReference w:id="17"/>
+      </w:r>
+      <w:r>
+        <w:rPr>
+          <w:rStyle w:val="Refdecomentrio"/>
+          <w:rFonts w:ascii="Arial" w:eastAsia="Arial" w:hAnsi="Arial" w:cs="Arial"/>
+          <w:color w:val="595959"/>
+          <w:sz w:val="26"/>
+          <w:szCs w:val="26"/>
+        </w:rPr>
+        <w:commentReference w:id="16"/>
+      </w:r>
+    </w:p>
+    <w:p>
+      <w:pPr>
+        <w:spacing w:after="0" w:line="360" w:lineRule="auto"/>
+        <w:jc w:val="both"/>
+        <w:rPr>
+          <w:rFonts w:ascii="Arial" w:eastAsia="Arial" w:hAnsi="Arial" w:cs="Arial"/>
+          <w:color w:val="595959"/>
+          <w:sz w:val="28"/>
+          <w:szCs w:val="28"/>
+        </w:rPr>
+      </w:pPr>
+    </w:p>
+    <w:p>
+      <w:pPr>
+        <w:spacing w:after="0" w:line="360" w:lineRule="auto"/>
+        <w:ind w:firstLine="2268"/>
+        <w:jc w:val="both"/>
+        <w:rPr>
+          <w:del w:id="1182" w:author="Assessor GDSXSR" w:date="2026-10-29T19:18:21Z"/>
+          <w:rFonts w:ascii="Arial" w:eastAsia="Arial" w:hAnsi="Arial" w:cs="Arial"/>
+          <w:color w:val="595959"/>
+          <w:sz w:val="28"/>
+          <w:szCs w:val="28"/>
+        </w:rPr>
+      </w:pPr>
+      <w:del w:id="1181" w:author="Assessor GDSXSR" w:date="2026-10-29T19:18:21Z">
+        <w:r>
+          <w:rPr>
+            <w:rFonts w:ascii="Arial" w:eastAsia="Arial" w:hAnsi="Arial" w:cs="Arial"/>
+            <w:color w:val="595959"/>
+            <w:sz w:val="28"/>
+            <w:szCs w:val="28"/>
+          </w:rPr>
+          <w:delText>No caso, a questão perdeu relevo, pois a própria sentença deferiu a gratuidade de justiça ao autor/apelante.</w:delText>
+        </w:r>
+      </w:del>
+    </w:p>
+    <w:p>
+      <w:pPr>
+        <w:spacing w:after="0" w:line="360" w:lineRule="auto"/>
+        <w:jc w:val="both"/>
+        <w:rPr>
+          <w:del w:id="1183" w:author="Assessor GDSXSR" w:date="2026-10-29T19:18:21Z"/>
+          <w:rFonts w:ascii="Arial" w:eastAsia="Arial" w:hAnsi="Arial" w:cs="Arial"/>
+          <w:color w:val="595959"/>
+          <w:sz w:val="28"/>
+          <w:szCs w:val="28"/>
+        </w:rPr>
+      </w:pPr>
+    </w:p>
+    <w:p>
+      <w:pPr>
+        <w:spacing w:after="0" w:line="360" w:lineRule="auto"/>
+        <w:ind w:firstLine="2268"/>
+        <w:jc w:val="both"/>
+        <w:rPr>
+          <w:rFonts w:ascii="Arial" w:eastAsia="Arial" w:hAnsi="Arial" w:cs="Arial"/>
+          <w:color w:val="595959"/>
+          <w:sz w:val="28"/>
+          <w:szCs w:val="28"/>
+        </w:rPr>
+      </w:pPr>
+      <w:commentRangeStart w:id="18"/>
+      <w:del w:id="1184" w:author="Assessor GDSXSR" w:date="2026-10-29T19:18:21Z">
+        <w:r>
+          <w:rPr>
+            <w:rFonts w:ascii="Arial" w:eastAsia="Arial" w:hAnsi="Arial" w:cs="Arial"/>
+            <w:color w:val="595959"/>
+            <w:sz w:val="28"/>
+            <w:szCs w:val="28"/>
+          </w:rPr>
+          <w:delText xml:space="preserve">A</w:delText>
+        </w:r>
+      </w:del>
+      <w:ins w:id="1185" w:author="Assessor GDSXSR" w:date="2026-10-29T19:18:21Z">
+        <w:r>
+          <w:rPr>
+            <w:rFonts w:ascii="Arial" w:eastAsia="Arial" w:hAnsi="Arial" w:cs="Arial"/>
+            <w:color w:val="808080"/>
+            <w:sz w:val="28"/>
+            <w:szCs w:val="28"/>
+          </w:rPr>
+          <w:t xml:space="preserve">Como a sentença deferiu a gratuidade, a</w:t>
+        </w:r>
+      </w:ins>
+      <w:r>
+        <w:rPr>
+          <w:rFonts w:ascii="Arial" w:eastAsia="Arial" w:hAnsi="Arial" w:cs="Arial"/>
+          <w:color w:val="595959"/>
+          <w:sz w:val="28"/>
+          <w:szCs w:val="28"/>
+        </w:rPr>
+        <w:t xml:space="preserve"> extinção </w:t>
+      </w:r>
+      <w:del w:id="1186" w:author="Assessor GDSXSR" w:date="2026-10-29T19:18:21Z">
+        <w:r>
+          <w:rPr>
+            <w:rFonts w:ascii="Arial" w:eastAsia="Arial" w:hAnsi="Arial" w:cs="Arial"/>
+            <w:color w:val="595959"/>
+            <w:sz w:val="28"/>
+            <w:szCs w:val="28"/>
+          </w:rPr>
+          <w:delText xml:space="preserve">do processo, nessas circunstâncias, impõe</w:delText>
+        </w:r>
+      </w:del>
+      <w:ins w:id="1187" w:author="Assessor GDSXSR" w:date="2026-10-29T19:18:21Z">
+        <w:r>
+          <w:rPr>
+            <w:rFonts w:ascii="Arial" w:eastAsia="Arial" w:hAnsi="Arial" w:cs="Arial"/>
+            <w:color w:val="808080"/>
+            <w:sz w:val="28"/>
+            <w:szCs w:val="28"/>
+          </w:rPr>
+          <w:t xml:space="preserve">imporia</w:t>
+        </w:r>
+      </w:ins>
+      <w:r>
+        <w:rPr>
+          <w:rFonts w:ascii="Arial" w:eastAsia="Arial" w:hAnsi="Arial" w:cs="Arial"/>
+          <w:color w:val="595959"/>
+          <w:sz w:val="28"/>
+          <w:szCs w:val="28"/>
+        </w:rPr>
+        <w:t xml:space="preserve"> ao autor/apelante, pedreiro beneficiário da gratuidade de justiça, o ônus de propor nova demanda sobre contrato celebrado em 2014, sem </w:t>
+      </w:r>
+      <w:ins w:id="1188" w:author="Assessor GDSXSR" w:date="2026-10-29T19:18:21Z">
+        <w:r>
+          <w:rPr>
+            <w:rFonts w:ascii="Arial" w:eastAsia="Arial" w:hAnsi="Arial" w:cs="Arial"/>
+            <w:color w:val="808080"/>
+            <w:sz w:val="28"/>
+            <w:szCs w:val="28"/>
+          </w:rPr>
+          <w:t xml:space="preserve">vício </w:t>
+        </w:r>
+      </w:ins>
+      <w:r>
+        <w:rPr>
+          <w:rFonts w:ascii="Arial" w:eastAsia="Arial" w:hAnsi="Arial" w:cs="Arial"/>
+          <w:color w:val="595959"/>
+          <w:sz w:val="28"/>
+          <w:szCs w:val="28"/>
+        </w:rPr>
+        <w:t xml:space="preserve">que </w:t>
+      </w:r>
+      <w:del w:id="1189" w:author="Assessor GDSXSR" w:date="2026-10-29T19:18:21Z">
+        <w:r>
+          <w:rPr>
+            <w:rFonts w:ascii="Arial" w:eastAsia="Arial" w:hAnsi="Arial" w:cs="Arial"/>
+            <w:color w:val="595959"/>
+            <w:sz w:val="28"/>
+            <w:szCs w:val="28"/>
+          </w:rPr>
+          <w:delText xml:space="preserve">exista vício capaz de impedir</w:delText>
+        </w:r>
+      </w:del>
+      <w:ins w:id="1190" w:author="Assessor GDSXSR" w:date="2026-10-29T19:18:21Z">
+        <w:r>
+          <w:rPr>
+            <w:rFonts w:ascii="Arial" w:eastAsia="Arial" w:hAnsi="Arial" w:cs="Arial"/>
+            <w:color w:val="808080"/>
+            <w:sz w:val="28"/>
+            <w:szCs w:val="28"/>
+          </w:rPr>
+          <w:t xml:space="preserve">impeça</w:t>
+        </w:r>
+      </w:ins>
+      <w:r>
+        <w:rPr>
+          <w:rFonts w:ascii="Arial" w:eastAsia="Arial" w:hAnsi="Arial" w:cs="Arial"/>
+          <w:color w:val="595959"/>
+          <w:sz w:val="28"/>
+          <w:szCs w:val="28"/>
+        </w:rPr>
+        <w:t xml:space="preserve"> o exame do mérito (</w:t>
+      </w:r>
+      <w:r>
+        <w:rPr>
+          <w:rFonts w:ascii="Arial" w:eastAsia="Arial" w:hAnsi="Arial" w:cs="Arial"/>
+          <w:color w:val="595959"/>
+          <w:sz w:val="28"/>
+          <w:szCs w:val="28"/>
+        </w:rPr>
+        <w:t xml:space="preserve">CPC 4º</w:t>
+      </w:r>
+      <w:r>
+        <w:rPr>
+          <w:rFonts w:ascii="Arial" w:eastAsia="Arial" w:hAnsi="Arial" w:cs="Arial"/>
+          <w:color w:val="595959"/>
+          <w:sz w:val="28"/>
+          <w:szCs w:val="28"/>
+        </w:rPr>
+        <w:t xml:space="preserve">).</w:t>
+      </w:r>
+      <w:commentRangeEnd w:id="18"/>
+      <w:r>
+        <w:rPr>
+          <w:rStyle w:val="Refdecomentrio"/>
+          <w:rFonts w:ascii="Arial" w:eastAsia="Arial" w:hAnsi="Arial" w:cs="Arial"/>
+          <w:color w:val="595959"/>
+          <w:sz w:val="28"/>
+          <w:szCs w:val="28"/>
+        </w:rPr>
+        <w:commentReference w:id="18"/>
+      </w:r>
+    </w:p>
+    <w:p>
+      <w:pPr>
+        <w:spacing w:after="0" w:line="360" w:lineRule="auto"/>
+        <w:jc w:val="both"/>
+        <w:rPr>
+          <w:rFonts w:ascii="Arial" w:eastAsia="Arial" w:hAnsi="Arial" w:cs="Arial"/>
+          <w:color w:val="595959"/>
+          <w:sz w:val="28"/>
+          <w:szCs w:val="28"/>
+        </w:rPr>
+      </w:pPr>
+    </w:p>
+    <w:p>
+      <w:pPr>
+        <w:spacing w:after="0" w:line="360" w:lineRule="auto"/>
+        <w:ind w:firstLine="2268"/>
+        <w:jc w:val="both"/>
+        <w:rPr>
+          <w:rFonts w:ascii="Arial" w:eastAsia="Arial" w:hAnsi="Arial" w:cs="Arial"/>
+          <w:color w:val="595959"/>
+          <w:sz w:val="28"/>
+          <w:szCs w:val="28"/>
+        </w:rPr>
+      </w:pPr>
+      <w:r>
+        <w:rPr>
+          <w:rFonts w:ascii="Arial" w:eastAsia="Arial" w:hAnsi="Arial" w:cs="Arial"/>
+          <w:color w:val="595959"/>
+          <w:sz w:val="28"/>
+          <w:szCs w:val="28"/>
+        </w:rPr>
+        <w:t xml:space="preserve">Registro</w:t>
+      </w:r>
+      <w:del w:id="1191" w:author="Assessor GDSXSR" w:date="2026-10-29T19:18:21Z">
+        <w:r>
+          <w:rPr>
+            <w:rFonts w:ascii="Arial" w:eastAsia="Arial" w:hAnsi="Arial" w:cs="Arial"/>
+            <w:color w:val="595959"/>
+            <w:sz w:val="28"/>
+            <w:szCs w:val="28"/>
+          </w:rPr>
+          <w:delText xml:space="preserve">, por fim,</w:delText>
+        </w:r>
+      </w:del>
+      <w:r>
+        <w:rPr>
+          <w:rFonts w:ascii="Arial" w:eastAsia="Arial" w:hAnsi="Arial" w:cs="Arial"/>
+          <w:color w:val="595959"/>
+          <w:sz w:val="28"/>
+          <w:szCs w:val="28"/>
+        </w:rPr>
+        <w:t xml:space="preserve"> que o pedido de substituição da segunda ré</w:t>
+      </w:r>
+      <w:del w:id="1192" w:author="Assessor GDSXSR" w:date="2026-10-29T19:18:21Z">
+        <w:r>
+          <w:rPr>
+            <w:rFonts w:ascii="Arial" w:eastAsia="Arial" w:hAnsi="Arial" w:cs="Arial"/>
+            <w:color w:val="595959"/>
+            <w:sz w:val="28"/>
+            <w:szCs w:val="28"/>
+          </w:rPr>
+          <w:delText xml:space="preserve"> por PINDORAMA PARQUE EMPREENDIMENTOS IMOBILIÁRIOS SPE LTDA</w:delText>
+        </w:r>
+      </w:del>
+      <w:r>
+        <w:rPr>
+          <w:rFonts w:ascii="Arial" w:eastAsia="Arial" w:hAnsi="Arial" w:cs="Arial"/>
+          <w:color w:val="595959"/>
+          <w:sz w:val="28"/>
+          <w:szCs w:val="28"/>
+        </w:rPr>
+        <w:t xml:space="preserve">, formulado na petição de ID 90441442, não foi apreciado pelo d. Juízo de origem, a quem cabe examiná-lo.</w:t>
+      </w:r>
+    </w:p>
+    <w:p>
+      <w:pPr>
+        <w:spacing w:after="0" w:line="360" w:lineRule="auto"/>
+        <w:jc w:val="both"/>
+        <w:rPr>
+          <w:rFonts w:ascii="Arial" w:eastAsia="Arial" w:hAnsi="Arial" w:cs="Arial"/>
+          <w:color w:val="595959"/>
+          <w:sz w:val="28"/>
+          <w:szCs w:val="28"/>
+        </w:rPr>
+      </w:pPr>
+    </w:p>
+    <w:p>
+      <w:pPr>
+        <w:spacing w:after="0" w:line="360" w:lineRule="auto"/>
+        <w:ind w:firstLine="2268"/>
+        <w:jc w:val="both"/>
+        <w:rPr>
+          <w:rFonts w:ascii="Arial" w:eastAsia="Arial" w:hAnsi="Arial" w:cs="Arial"/>
+          <w:color w:val="595959"/>
+          <w:sz w:val="28"/>
+          <w:szCs w:val="28"/>
+        </w:rPr>
+      </w:pPr>
+      <w:r>
+        <w:rPr>
+          <w:rFonts w:ascii="Arial" w:eastAsia="Arial" w:hAnsi="Arial" w:cs="Arial"/>
+          <w:color w:val="595959"/>
+          <w:sz w:val="28"/>
+          <w:szCs w:val="28"/>
+        </w:rPr>
+        <w:t xml:space="preserve">Assim, com a devida vênia ao d. Juízo </w:t>
+      </w:r>
+      <w:r>
+        <w:rPr>
+          <w:rFonts w:ascii="Arial" w:eastAsia="Arial" w:hAnsi="Arial" w:cs="Arial"/>
+          <w:i/>
+          <w:iCs/>
+          <w:color w:val="595959"/>
           <w:sz w:val="28"/>
           <w:szCs w:val="28"/>
         </w:rPr>
@@ -6952,23 +8087,26 @@
           <w:szCs w:val="28"/>
         </w:rPr>
       </w:pPr>
-      <w:commentRangeStart w:id="18"/>
-      <w:r>
-        <w:rPr>
-          <w:rFonts w:ascii="Arial" w:eastAsia="Arial" w:hAnsi="Arial" w:cs="Arial"/>
-          <w:color w:val="595959"/>
-          <w:sz w:val="28"/>
-          <w:szCs w:val="28"/>
-        </w:rPr>
-        <w:lastRenderedPageBreak/>
+      <w:commentRangeStart w:id="19"/>
+      <w:r>
+        <w:rPr>
+          <w:rFonts w:ascii="Arial" w:eastAsia="Arial" w:hAnsi="Arial" w:cs="Arial"/>
+          <w:color w:val="595959"/>
+          <w:sz w:val="28"/>
+          <w:szCs w:val="28"/>
+        </w:rPr>
         <w:t>Sem honorários recursais (CPC 85 § 11).</w:t>
       </w:r>
-      <w:commentRangeEnd w:id="18"/>
-      <w:r>
-        <w:rPr>
-          <w:rStyle w:val="CommentReference"/>
-        </w:rPr>
-        <w:commentReference w:id="18"/>
+      <w:commentRangeEnd w:id="19"/>
+      <w:r>
+        <w:rPr>
+          <w:rStyle w:val="Refdecomentrio"/>
+          <w:rFonts w:ascii="Arial" w:eastAsia="Arial" w:hAnsi="Arial" w:cs="Arial"/>
+          <w:color w:val="595959"/>
+          <w:sz w:val="28"/>
+          <w:szCs w:val="28"/>
+        </w:rPr>
+        <w:commentReference w:id="19"/>
       </w:r>
     </w:p>
     <w:p>
@@ -7546,7 +8684,63 @@
       </w:r>
     </w:p>
   </w:comment>
-  <w:comment w:id="1" w:author="Orana Oliveira Guerra - GDSXSR" w:date="2026-10-23T19:17:00Z" w:initials="OOG">
+  <w:comment w:id="1" w:author="Marcos Dwayne Saraiva Costa - GDSXSR" w:date="2026-10-29T16:14:00Z" w:initials="MD">
+    <w:p>
+      <w:pPr>
+        <w:pStyle w:val="Textodecomentrio"/>
+      </w:pPr>
+      <w:r>
+        <w:rPr>
+          <w:rStyle w:val="Refdecomentrio"/>
+        </w:rPr>
+        <w:annotationRef/>
+      </w:r>
+      <w:r>
+        <w:t>revisado</w:t>
+      </w:r>
+    </w:p>
+  </w:comment>
+  <w:comment w:id="2" w:author="Assessor GDSXSR" w:date="2026-10-29T18:30:00Z" w:initials="AG">
+    <w:p>
+      <w:r>
+        <w:annotationRef/>
+      </w:r>
+      <w:r>
+        <w:t>ASSESSOR GDSXSR — Alterações de mesma natureza, sem comentário individual: títulos da ementa à esquerda (C-42); ID levado ao fim do período no relatório e no voto (C-20, C-25); parágrafos de mais de 4 linhas cindidos (C-11, C-12); RELATÓRIO no topo da página (C-32); realce amarelo nos subtítulos, nos períodos decisivos e nos mini-dispositivos dos capítulos (C-3A, C-42, C-43). Conferência: CPC 282, 331, 99, 320 e 321 conferem com o texto do iajus/Planalto; CPC 4º, 65 e 319 II têm o texto literal nos comentários anteriores.</w:t>
+      </w:r>
+    </w:p>
+  </w:comment>
+  <w:comment w:id="3" w:author="Assessor GDSXSR" w:date="2026-10-29T18:30:00Z" w:initials="AG">
+    <w:p>
+      <w:r>
+        <w:annotationRef/>
+      </w:r>
+      <w:r>
+        <w:t>ASSESSOR GDSXSR — Item 1 ajustado: valor da causa no fim (C-34), nome da pessoa jurídica com a grafia correta e sem caixa alta (C-34A, C-28) e profissão do autor, que o relatório e o voto usam (CPC 4º) (C-34A b). Conferir a grafia da razão social na autuação.</w:t>
+      </w:r>
+    </w:p>
+  </w:comment>
+  <w:comment w:id="4" w:author="Assessor GDSXSR" w:date="2026-10-29T18:30:00Z" w:initials="AG">
+    <w:p>
+      <w:r>
+        <w:annotationRef/>
+      </w:r>
+      <w:r>
+        <w:t>ASSESSOR GDSXSR — Alterei 'ao apelo' para 'ao apelo do autor' e acrescentei a ressalva do exame do pedido de alteração do polo passivo, que consta do dispositivo do voto (C-33, C-3G).</w:t>
+      </w:r>
+    </w:p>
+  </w:comment>
+  <w:comment w:id="5" w:author="Assessor GDSXSR" w:date="2026-10-29T18:30:00Z" w:initials="AG">
+    <w:p>
+      <w:r>
+        <w:annotationRef/>
+      </w:r>
+      <w:r>
+        <w:t>ASSESSOR GDSXSR — Pendência (C-52): o ID do apelo não consta da minuta e os autos não vieram; incluir '(ID …)' depois do nome e ao final da enumeração do capítulo (C-30). O mesmo vale para o ID da petição inicial no parágrafo 'Na petição inicial, o autor, pedreiro, afirma…'. Alterei 'Apelo de' para 'Apelo do autor,' (perfil APC).</w:t>
+      </w:r>
+    </w:p>
+  </w:comment>
+  <w:comment w:id="6" w:author="Orana Oliveira Guerra - GDSXSR" w:date="2026-10-23T19:17:00Z" w:initials="OOG">
     <w:p>
       <w:r>
         <w:annotationRef/>
@@ -7561,7 +8755,17 @@
       </w:r>
     </w:p>
   </w:comment>
-  <w:comment w:id="2" w:author="Orana Oliveira Guerra - GDSXSR" w:date="2026-10-23T17:20:00Z" w:initials="OO">
+  <w:comment w:id="8" w:author="Assessor GDSXSR" w:date="2026-10-29T18:30:00Z" w:initials="AG">
+    <w:p>
+      <w:r>
+        <w:annotationRef/>
+      </w:r>
+      <w:r>
+        <w:t>ASSESSOR GDSXSR — Cindi o parágrafo e levei o CPC 319 II para o fim do período (C-11, C-20). O texto literal do art. 319, II, está no comentário anterior (C-63).</w:t>
+      </w:r>
+    </w:p>
+  </w:comment>
+  <w:comment w:id="7" w:author="Orana Oliveira Guerra - GDSXSR" w:date="2026-10-23T17:20:00Z" w:initials="OO">
     <w:p>
       <w:pPr>
         <w:pStyle w:val="Textodecomentrio"/>
@@ -7593,7 +8797,17 @@
       </w:r>
     </w:p>
   </w:comment>
-  <w:comment w:id="3" w:author="Orana Oliveira Guerra - GDSXSR" w:date="2026-10-23T17:17:00Z" w:initials="OO">
+  <w:comment w:id="10" w:author="Assessor GDSXSR" w:date="2026-10-29T18:30:00Z" w:initials="AG">
+    <w:p>
+      <w:r>
+        <w:annotationRef/>
+      </w:r>
+      <w:r>
+        <w:t>ASSESSOR GDSXSR — Troquei 'não pode ser declarada de ofício' por 'se prorroga se o réu não a alegar em preliminar de contestação', que é o que o art. 65 do CPC literalmente dispõe e o que o comentário anterior transcreve; a tese de que a incompetência relativa não é declarada de ofício exigiria outra fonte (Súmula 33/STJ), não citada na minuta (C-60).</w:t>
+      </w:r>
+    </w:p>
+  </w:comment>
+  <w:comment w:id="9" w:author="Orana Oliveira Guerra - GDSXSR" w:date="2026-10-23T17:17:00Z" w:initials="OO">
     <w:p>
       <w:pPr>
         <w:pStyle w:val="Textodecomentrio"/>
@@ -7612,7 +8826,17 @@
       </w:r>
     </w:p>
   </w:comment>
-  <w:comment w:id="4" w:author="Orana Oliveira Guerra - GDSXSR" w:date="2026-10-23T17:18:00Z" w:initials="OO">
+  <w:comment w:id="12" w:author="Assessor GDSXSR" w:date="2026-10-29T18:30:00Z" w:initials="AG">
+    <w:p>
+      <w:r>
+        <w:annotationRef/>
+      </w:r>
+      <w:r>
+        <w:t>ASSESSOR GDSXSR — Conferido no iajus (C-60): Acórdão 1919384, 0702897-24.2024.8.07.0009 (Rel. Robson Teixeira de Freitas, 8ª Turma Cível, j. 10/09/2024); processo, relator, turma, data e trecho transcrito conferem com a ementa. Pendência (C-52, C-72): o iajus não devolve o número do acórdão nem o DJe, e três buscas na web não os localizaram; completar no JurisDF. Mantido no corpo (C-72, v46). Acrescentei sublinhado nos trechos decisivos e '– Grifei' (C-62).</w:t>
+      </w:r>
+    </w:p>
+  </w:comment>
+  <w:comment w:id="11" w:author="Orana Oliveira Guerra - GDSXSR" w:date="2026-10-23T17:18:00Z" w:initials="OO">
     <w:p>
       <w:pPr>
         <w:pStyle w:val="Textodecomentrio"/>
@@ -7628,7 +8852,7 @@
       </w:r>
     </w:p>
   </w:comment>
-  <w:comment w:id="5" w:author="Orana Oliveira Guerra - GDSXSR" w:date="2026-10-23T17:20:00Z" w:initials="OO">
+  <w:comment w:id="13" w:author="Orana Oliveira Guerra - GDSXSR" w:date="2026-10-23T17:20:00Z" w:initials="OO">
     <w:p>
       <w:pPr>
         <w:pStyle w:val="Textodecomentrio"/>
@@ -7652,7 +8876,17 @@
       </w:r>
     </w:p>
   </w:comment>
-  <w:comment w:id="6" w:author="Orana Oliveira Guerra - GDSXSR" w:date="2026-10-23T17:21:00Z" w:initials="OO">
+  <w:comment w:id="15" w:author="Assessor GDSXSR" w:date="2026-10-29T18:30:00Z" w:initials="AG">
+    <w:p>
+      <w:r>
+        <w:annotationRef/>
+      </w:r>
+      <w:r>
+        <w:t>ASSESSOR GDSXSR — Conferido no iajus (C-60): Acórdão 1888477, 0745757-98.2023.8.07.0001 (Rel. Ana Cantarino, 5ª Turma Cível, j. 04/07/2024); processo, relator, turma, data e trecho transcrito conferem com a ementa. Pendência (C-52, C-72): o iajus não devolve o número do acórdão nem o DJe, e três buscas na web não os localizaram; completar no JurisDF. Mantido no corpo (C-72, v46). Acrescentei sublinhado nos trechos decisivos e '– Grifei' (C-62).</w:t>
+      </w:r>
+    </w:p>
+  </w:comment>
+  <w:comment w:id="14" w:author="Orana Oliveira Guerra - GDSXSR" w:date="2026-10-23T17:21:00Z" w:initials="OO">
     <w:p>
       <w:pPr>
         <w:pStyle w:val="Textodecomentrio"/>
@@ -7668,7 +8902,17 @@
       </w:r>
     </w:p>
   </w:comment>
-  <w:comment w:id="7" w:author="Orana Oliveira Guerra - GDSXSR" w:date="2026-10-23T17:24:00Z" w:initials="OO">
+  <w:comment w:id="17" w:author="Assessor GDSXSR" w:date="2026-10-29T18:30:00Z" w:initials="AG">
+    <w:p>
+      <w:r>
+        <w:annotationRef/>
+      </w:r>
+      <w:r>
+        <w:t>ASSESSOR GDSXSR — Conferido no iajus (C-60): Acórdão 2088940, 0712518-75.2025.8.07.0020 (Rel. Fabrício Fontoura Bezerra, 1ª Turma Cível, j. 04/02/2026); processo, relator, turma, data e trecho transcrito conferem com a ementa. Pendência (C-52, C-72): o iajus não devolve o número do acórdão nem o DJe, e três buscas na web não os localizaram; completar no JurisDF. Mantido no corpo (C-72, v46). Acrescentei sublinhado nos trechos decisivos e '– Grifei' (C-62).</w:t>
+      </w:r>
+    </w:p>
+  </w:comment>
+  <w:comment w:id="16" w:author="Orana Oliveira Guerra - GDSXSR" w:date="2026-10-23T17:24:00Z" w:initials="OO">
     <w:p>
       <w:pPr>
         <w:pStyle w:val="Textodecomentrio"/>
@@ -7684,7 +8928,7 @@
       </w:r>
     </w:p>
   </w:comment>
-  <w:comment w:id="8" w:author="Orana Oliveira Guerra - GDSXSR" w:date="2026-10-23T17:20:00Z" w:initials="OO">
+  <w:comment w:id="18" w:author="Orana Oliveira Guerra - GDSXSR" w:date="2026-10-23T17:20:00Z" w:initials="OO">
     <w:p>
       <w:pPr>
         <w:pStyle w:val="Textodecomentrio"/>
@@ -7700,7 +8944,17 @@
       </w:r>
     </w:p>
   </w:comment>
-  <w:comment w:id="9" w:author="Assessor GDSXSR" w:initials="AG" w:date="2026-10-29T18:30:42Z">
+  <w:comment w:id="19" w:author="Assessor GDSXSR" w:date="2026-10-29T18:30:00Z" w:initials="AG">
+    <w:p>
+      <w:r>
+        <w:annotationRef/>
+      </w:r>
+      <w:r>
+        <w:t>ASSESSOR GDSXSR — Texto literal (C-63): CPC, art. 85, § 11: “O tribunal, ao julgar recurso, majorará os honorários fixados anteriormente levando em conta o trabalho adicional realizado em grau recursal, observando, conforme o caso, o disposto nos §§ 2º a 6º, sendo vedado ao tribunal, no cômputo geral da fixação de honorários devidos ao advogado do vencedor, ultrapassar os respectivos limites estabelecidos nos §§ 2º e 3º para a fase de conhecimento.” (fonte: Planalto, via iajus).</w:t>
+      </w:r>
+    </w:p>
+  </w:comment>
+  <w:comment w:id="20" w:author="Assessor GDSXSR" w:initials="AG" w:date="2026-10-29T19:18:22Z">
     <w:p>
       <w:pPr>
         <w:pStyle w:val="CommentText"/>
@@ -7712,11 +8966,11 @@
         <w:annotationRef/>
       </w:r>
       <w:r>
-        <w:t>ASSESSOR GDSXSR — Alterações de mesma natureza, sem comentário individual: títulos da ementa à esquerda (C-42); ID levado ao fim do período no relatório e no voto (C-20, C-25); parágrafos de mais de 4 linhas cindidos (C-11, C-12); RELATÓRIO no topo da página (C-32); realce amarelo nos subtítulos, nos períodos decisivos e nos mini-dispositivos dos capítulos (C-3A, C-42, C-43). Conferência: CPC 282, 331, 99, 320 e 321 conferem com o texto do iajus/Planalto; CPC 4º, 65 e 319 II têm o texto literal nos comentários anteriores.</w:t>
+        <w:t>ASSESSOR GDSXSR — Enxugamento da fundamentação a pedido de Marcos: de 1.534 para 983 palavras (−35,9%), contadas do título do apelo até o fim da fundamentação, sem a ementa, o relatório e o dispositivo. Mantive resultado, fatos, IDs e os três acórdãos; cortei o que repetia ou apenas confirmava o texto: transcrição dos arts. 331, 282 e 99 § 2º (agora só no comentário, C-63, C-66 ponderação), caput do art. 321, itens dos acórdãos que não sustentam o ponto (C-62, C-65), detalhes das alegações já narrados no relatório e parágrafos de passagem (C-02).</w:t>
       </w:r>
     </w:p>
   </w:comment>
-  <w:comment w:id="10" w:author="Assessor GDSXSR" w:initials="AG" w:date="2026-10-29T18:30:42Z">
+  <w:comment w:id="21" w:author="Assessor GDSXSR" w:initials="AG" w:date="2026-10-29T19:18:22Z">
     <w:p>
       <w:pPr>
         <w:pStyle w:val="CommentText"/>
@@ -7728,11 +8982,11 @@
         <w:annotationRef/>
       </w:r>
       <w:r>
-        <w:t>ASSESSOR GDSXSR — Item 1 ajustado: valor da causa no fim (C-34), nome da pessoa jurídica com a grafia correta e sem caixa alta (C-34A, C-28) e profissão do autor, que o relatório e o voto usam (CPC 4º) (C-34A b). Conferir a grafia da razão social na autuação.</w:t>
+        <w:t>ASSESSOR GDSXSR — Texto literal (C-63): CPC, art. 331: “Art. 331. Indeferida a petição inicial, o autor poderá apelar, facultado ao juiz, no prazo de 5 (cinco) dias, retratar-se. § 1º Se não houver retratação, o juiz mandará citar o réu para responder ao recurso.” (fonte: Planalto, via iajus).</w:t>
       </w:r>
     </w:p>
   </w:comment>
-  <w:comment w:id="11" w:author="Assessor GDSXSR" w:initials="AG" w:date="2026-10-29T18:30:42Z">
+  <w:comment w:id="22" w:author="Assessor GDSXSR" w:initials="AG" w:date="2026-10-29T19:18:22Z">
     <w:p>
       <w:pPr>
         <w:pStyle w:val="CommentText"/>
@@ -7744,11 +8998,11 @@
         <w:annotationRef/>
       </w:r>
       <w:r>
-        <w:t>ASSESSOR GDSXSR — Alterei 'ao apelo' para 'ao apelo do autor' e acrescentei a ressalva do exame do pedido de alteração do polo passivo, que consta do dispositivo do voto (C-33, C-3G).</w:t>
+        <w:t>ASSESSOR GDSXSR — Texto literal (C-63): CPC, art. 282, § 1º: “§ 1º O ato não será repetido nem sua falta será suprida quando não prejudicar a parte.” (fonte: Planalto, via iajus).</w:t>
       </w:r>
     </w:p>
   </w:comment>
-  <w:comment w:id="12" w:author="Assessor GDSXSR" w:initials="AG" w:date="2026-10-29T18:30:42Z">
+  <w:comment w:id="23" w:author="Assessor GDSXSR" w:initials="AG" w:date="2026-10-29T19:18:22Z">
     <w:p>
       <w:pPr>
         <w:pStyle w:val="CommentText"/>
@@ -7760,11 +9014,11 @@
         <w:annotationRef/>
       </w:r>
       <w:r>
-        <w:t>ASSESSOR GDSXSR — Pendência (C-52): o ID do apelo não consta da minuta e os autos não vieram; incluir '(ID …)' depois do nome e ao final da enumeração do capítulo (C-30). O mesmo vale para o ID da petição inicial no parágrafo 'Na petição inicial, o autor, pedreiro, afirma…'. Alterei 'Apelo de' para 'Apelo do autor,' (perfil APC).</w:t>
+        <w:t>ASSESSOR GDSXSR — Texto literal (C-63): CPC, art. 282, § 2º: “§ 2º Quando puder decidir o mérito a favor da parte a quem aproveite a decretação da nulidade, o juiz não a pronunciará nem mandará repetir o ato ou suprir-lhe a falta.” (fonte: Planalto, via iajus).</w:t>
       </w:r>
     </w:p>
   </w:comment>
-  <w:comment w:id="13" w:author="Assessor GDSXSR" w:initials="AG" w:date="2026-10-29T18:30:42Z">
+  <w:comment w:id="24" w:author="Assessor GDSXSR" w:initials="AG" w:date="2026-10-29T19:18:22Z">
     <w:p>
       <w:pPr>
         <w:pStyle w:val="CommentText"/>
@@ -7776,11 +9030,11 @@
         <w:annotationRef/>
       </w:r>
       <w:r>
-        <w:t>ASSESSOR GDSXSR — Cindi o parágrafo e levei o CPC 319 II para o fim do período (C-11, C-20). O texto literal do art. 319, II, está no comentário anterior (C-63).</w:t>
+        <w:t>ASSESSOR GDSXSR — Texto literal (C-63): CPC, art. 321, caput: “Art. 321. O juiz, ao verificar que a petição inicial não preenche os requisitos dos arts. 319 e 320 ou que apresenta defeitos e irregularidades capazes de dificultar o julgamento de mérito, determinará que o autor, no prazo de 15 (quinze) dias, a emende ou a complete, indicando com precisão o que deve ser corrigido ou completado.” (fonte: Planalto, via iajus). Suprimi o caput do bloco por não ser o trecho decisivo.</w:t>
       </w:r>
     </w:p>
   </w:comment>
-  <w:comment w:id="14" w:author="Assessor GDSXSR" w:initials="AG" w:date="2026-10-29T18:30:42Z">
+  <w:comment w:id="25" w:author="Assessor GDSXSR" w:initials="AG" w:date="2026-10-29T19:18:22Z">
     <w:p>
       <w:pPr>
         <w:pStyle w:val="CommentText"/>
@@ -7792,71 +9046,7 @@
         <w:annotationRef/>
       </w:r>
       <w:r>
-        <w:t>ASSESSOR GDSXSR — Troquei 'não pode ser declarada de ofício' por 'se prorroga se o réu não a alegar em preliminar de contestação', que é o que o art. 65 do CPC literalmente dispõe e o que o comentário anterior transcreve; a tese de que a incompetência relativa não é declarada de ofício exigiria outra fonte (Súmula 33/STJ), não citada na minuta (C-60).</w:t>
-      </w:r>
-    </w:p>
-  </w:comment>
-  <w:comment w:id="15" w:author="Assessor GDSXSR" w:initials="AG" w:date="2026-10-29T18:30:42Z">
-    <w:p>
-      <w:pPr>
-        <w:pStyle w:val="CommentText"/>
-      </w:pPr>
-      <w:r>
-        <w:rPr>
-          <w:rStyle w:val="CommentReference"/>
-        </w:rPr>
-        <w:annotationRef/>
-      </w:r>
-      <w:r>
-        <w:t>ASSESSOR GDSXSR — Conferido no iajus (C-60): Acórdão 1919384, 0702897-24.2024.8.07.0009 (Rel. Robson Teixeira de Freitas, 8ª Turma Cível, j. 10/09/2024); processo, relator, turma, data e trecho transcrito conferem com a ementa. Pendência (C-52, C-72): o iajus não devolve o número do acórdão nem o DJe, e três buscas na web não os localizaram; completar no JurisDF. Mantido no corpo (C-72, v46). Acrescentei sublinhado nos trechos decisivos e '– Grifei' (C-62).</w:t>
-      </w:r>
-    </w:p>
-  </w:comment>
-  <w:comment w:id="16" w:author="Assessor GDSXSR" w:initials="AG" w:date="2026-10-29T18:30:42Z">
-    <w:p>
-      <w:pPr>
-        <w:pStyle w:val="CommentText"/>
-      </w:pPr>
-      <w:r>
-        <w:rPr>
-          <w:rStyle w:val="CommentReference"/>
-        </w:rPr>
-        <w:annotationRef/>
-      </w:r>
-      <w:r>
-        <w:t>ASSESSOR GDSXSR — Conferido no iajus (C-60): Acórdão 1888477, 0745757-98.2023.8.07.0001 (Rel. Ana Cantarino, 5ª Turma Cível, j. 04/07/2024); processo, relator, turma, data e trecho transcrito conferem com a ementa. Pendência (C-52, C-72): o iajus não devolve o número do acórdão nem o DJe, e três buscas na web não os localizaram; completar no JurisDF. Mantido no corpo (C-72, v46). Acrescentei sublinhado nos trechos decisivos e '– Grifei' (C-62).</w:t>
-      </w:r>
-    </w:p>
-  </w:comment>
-  <w:comment w:id="17" w:author="Assessor GDSXSR" w:initials="AG" w:date="2026-10-29T18:30:42Z">
-    <w:p>
-      <w:pPr>
-        <w:pStyle w:val="CommentText"/>
-      </w:pPr>
-      <w:r>
-        <w:rPr>
-          <w:rStyle w:val="CommentReference"/>
-        </w:rPr>
-        <w:annotationRef/>
-      </w:r>
-      <w:r>
-        <w:t>ASSESSOR GDSXSR — Conferido no iajus (C-60): Acórdão 2088940, 0712518-75.2025.8.07.0020 (Rel. Fabrício Fontoura Bezerra, 1ª Turma Cível, j. 04/02/2026); processo, relator, turma, data e trecho transcrito conferem com a ementa. Pendência (C-52, C-72): o iajus não devolve o número do acórdão nem o DJe, e três buscas na web não os localizaram; completar no JurisDF. Mantido no corpo (C-72, v46). Acrescentei sublinhado nos trechos decisivos e '– Grifei' (C-62).</w:t>
-      </w:r>
-    </w:p>
-  </w:comment>
-  <w:comment w:id="18" w:author="Assessor GDSXSR" w:initials="AG" w:date="2026-10-29T18:30:42Z">
-    <w:p>
-      <w:pPr>
-        <w:pStyle w:val="CommentText"/>
-      </w:pPr>
-      <w:r>
-        <w:rPr>
-          <w:rStyle w:val="CommentReference"/>
-        </w:rPr>
-        <w:annotationRef/>
-      </w:r>
-      <w:r>
-        <w:t>ASSESSOR GDSXSR — Texto literal (C-63): CPC, art. 85, § 11: “O tribunal, ao julgar recurso, majorará os honorários fixados anteriormente levando em conta o trabalho adicional realizado em grau recursal, observando, conforme o caso, o disposto nos §§ 2º a 6º, sendo vedado ao tribunal, no cômputo geral da fixação de honorários devidos ao advogado do vencedor, ultrapassar os respectivos limites estabelecidos nos §§ 2º e 3º para a fase de conhecimento.” (fonte: Planalto, via iajus).</w:t>
+        <w:t>ASSESSOR GDSXSR — Texto literal (C-63): CPC, art. 99, § 2º: “§ 2º O juiz somente poderá indeferir o pedido se houver nos autos elementos que evidenciem a falta dos pressupostos legais para a concessão de gratuidade, devendo, antes de indeferir o pedido, determinar à parte a comprovação do preenchimento dos referidos pressupostos.” (fonte: Planalto, via iajus).</w:t>
       </w:r>
     </w:p>
   </w:comment>
@@ -7866,20 +9056,58 @@
 <file path=word/commentsExtended.xml><?xml version="1.0" encoding="utf-8"?>
 <w15:commentsEx xmlns:wpc="http://schemas.microsoft.com/office/word/2010/wordprocessingCanvas" xmlns:cx="http://schemas.microsoft.com/office/drawing/2014/chartex" xmlns:cx1="http://schemas.microsoft.com/office/drawing/2015/9/8/chartex" xmlns:cx2="http://schemas.microsoft.com/office/drawing/2015/10/21/chartex" xmlns:cx3="http://schemas.microsoft.com/office/drawing/2016/5/9/chartex" xmlns:cx4="http://schemas.microsoft.com/office/drawing/2016/5/10/chartex" xmlns:cx5="http://schemas.microsoft.com/office/drawing/2016/5/11/chartex" xmlns:cx6="http://schemas.microsoft.com/office/drawing/2016/5/12/chartex" xmlns:cx7="http://schemas.microsoft.com/office/drawing/2016/5/13/chartex" xmlns:cx8="http://schemas.microsoft.com/office/drawing/2016/5/14/chartex" xmlns:mc="http://schemas.openxmlformats.org/markup-compatibility/2006" xmlns:aink="http://schemas.microsoft.com/office/drawing/2016/ink" xmlns:am3d="http://schemas.microsoft.com/office/drawing/2017/model3d" xmlns:o="urn:schemas-microsoft-com:office:office" xmlns:oel="http://schemas.microsoft.com/office/2019/extlst" xmlns:r="http://schemas.openxmlformats.org/officeDocument/2006/relationships" xmlns:m="http://schemas.openxmlformats.org/officeDocument/2006/math" xmlns:v="urn:schemas-microsoft-com:vml" xmlns:wp14="http://schemas.microsoft.com/office/word/2010/wordprocessingDrawing" xmlns:wp="http://schemas.openxmlformats.org/drawingml/2006/wordprocessingDrawing" xmlns:w10="urn:schemas-microsoft-com:office:word" xmlns:w="http://schemas.openxmlformats.org/wordprocessingml/2006/main" xmlns:w14="http://schemas.microsoft.com/office/word/2010/wordml" xmlns:w15="http://schemas.microsoft.com/office/word/2012/wordml" xmlns:w16cex="http://schemas.microsoft.com/office/word/2018/wordml/cex" xmlns:w16cid="http://schemas.microsoft.com/office/word/2016/wordml/cid" xmlns:w16="http://schemas.microsoft.com/office/word/2018/wordml" xmlns:w16du="http://schemas.microsoft.com/office/word/2023/wordml/word16du" xmlns:w16sdtdh="http://schemas.microsoft.com/office/word/2020/wordml/sdtdatahash" xmlns:w16sdtfl="http://schemas.microsoft.com/office/word/2024/wordml/sdtformatlock" xmlns:w16se="http://schemas.microsoft.com/office/word/2015/wordml/symex" xmlns:wpg="http://schemas.microsoft.com/office/word/2010/wordprocessingGroup" xmlns:wpi="http://schemas.microsoft.com/office/word/2010/wordprocessingInk" xmlns:wne="http://schemas.microsoft.com/office/word/2006/wordml" xmlns:wps="http://schemas.microsoft.com/office/word/2010/wordprocessingShape" mc:Ignorable="w14 w15 w16se w16cid w16 w16cex w16sdtdh w16sdtfl w16du wp14">
   <w15:commentEx w15:paraId="1CFD659D" w15:done="0"/>
+  <w15:commentEx w15:paraId="2CC231AE" w15:paraIdParent="1CFD659D" w15:done="0"/>
+  <w15:commentEx w15:paraId="1E140945" w15:done="0"/>
+  <w15:commentEx w15:paraId="01B469B2" w15:done="0"/>
+  <w15:commentEx w15:paraId="01478C0A" w15:done="0"/>
+  <w15:commentEx w15:paraId="30D3FBDB" w15:done="0"/>
   <w15:commentEx w15:paraId="7EACDEDA" w15:done="0"/>
+  <w15:commentEx w15:paraId="4F71CF14" w15:done="0"/>
   <w15:commentEx w15:paraId="76709072" w15:done="0"/>
+  <w15:commentEx w15:paraId="5C2206BF" w15:done="0"/>
   <w15:commentEx w15:paraId="2A4F697D" w15:done="0"/>
+  <w15:commentEx w15:paraId="2069B2B1" w15:done="0"/>
   <w15:commentEx w15:paraId="5B1D77DF" w15:done="0"/>
   <w15:commentEx w15:paraId="7CA926E6" w15:done="0"/>
+  <w15:commentEx w15:paraId="11F8F9F5" w15:done="0"/>
   <w15:commentEx w15:paraId="1A05ABAC" w15:done="0"/>
+  <w15:commentEx w15:paraId="1799F4B0" w15:done="0"/>
   <w15:commentEx w15:paraId="3792884E" w15:done="0"/>
   <w15:commentEx w15:paraId="19ADB907" w15:done="0"/>
+  <w15:commentEx w15:paraId="084CBEC3" w15:done="0"/>
 </w15:commentsEx>
 </file>
 
 <file path=word/commentsExtensible.xml><?xml version="1.0" encoding="utf-8"?>
 <w16cex:commentsExtensible xmlns:wpc="http://schemas.microsoft.com/office/word/2010/wordprocessingCanvas" xmlns:cx="http://schemas.microsoft.com/office/drawing/2014/chartex" xmlns:cx1="http://schemas.microsoft.com/office/drawing/2015/9/8/chartex" xmlns:cx2="http://schemas.microsoft.com/office/drawing/2015/10/21/chartex" xmlns:cx3="http://schemas.microsoft.com/office/drawing/2016/5/9/chartex" xmlns:cx4="http://schemas.microsoft.com/office/drawing/2016/5/10/chartex" xmlns:cx5="http://schemas.microsoft.com/office/drawing/2016/5/11/chartex" xmlns:cx6="http://schemas.microsoft.com/office/drawing/2016/5/12/chartex" xmlns:cx7="http://schemas.microsoft.com/office/drawing/2016/5/13/chartex" xmlns:cx8="http://schemas.microsoft.com/office/drawing/2016/5/14/chartex" xmlns:cr="http://schemas.microsoft.com/office/comments/2020/reactions" xmlns:mc="http://schemas.openxmlformats.org/markup-compatibility/2006" xmlns:aink="http://schemas.microsoft.com/office/drawing/2016/ink" xmlns:am3d="http://schemas.microsoft.com/office/drawing/2017/model3d" xmlns:o="urn:schemas-microsoft-com:office:office" xmlns:oel="http://schemas.microsoft.com/office/2019/extlst" xmlns:r="http://schemas.openxmlformats.org/officeDocument/2006/relationships" xmlns:m="http://schemas.openxmlformats.org/officeDocument/2006/math" xmlns:v="urn:schemas-microsoft-com:vml" xmlns:wp14="http://schemas.microsoft.com/office/word/2010/wordprocessingDrawing" xmlns:wp="http://schemas.openxmlformats.org/drawingml/2006/wordprocessingDrawing" xmlns:w10="urn:schemas-microsoft-com:office:word" xmlns:w="http://schemas.openxmlformats.org/wordprocessingml/2006/main" xmlns:w14="http://schemas.microsoft.com/office/word/2010/wordml" xmlns:w15="http://schemas.microsoft.com/office/word/2012/wordml" xmlns:w16cex="http://schemas.microsoft.com/office/word/2018/wordml/cex" xmlns:w16cid="http://schemas.microsoft.com/office/word/2016/wordml/cid" xmlns:w16="http://schemas.microsoft.com/office/word/2018/wordml" xmlns:w16du="http://schemas.microsoft.com/office/word/2023/wordml/word16du" xmlns:w16sdtdh="http://schemas.microsoft.com/office/word/2020/wordml/sdtdatahash" xmlns:w16sdtfl="http://schemas.microsoft.com/office/word/2024/wordml/sdtformatlock" xmlns:w16se="http://schemas.microsoft.com/office/word/2015/wordml/symex" xmlns:wpg="http://schemas.microsoft.com/office/word/2010/wordprocessingGroup" xmlns:wpi="http://schemas.microsoft.com/office/word/2010/wordprocessingInk" xmlns:wne="http://schemas.microsoft.com/office/word/2006/wordml" xmlns:wps="http://schemas.microsoft.com/office/word/2010/wordprocessingShape" mc:Ignorable="w14 w15 w16se w16cid w16 w16cex w16sdtdh w16sdtfl cr w16du wp14">
   <w16cex:commentExtensible w16cex:durableId="3EB2B1F6" w16cex:dateUtc="2026-10-23T19:17:00Z"/>
+  <w16cex:commentExtensible w16cex:durableId="1AFFA941" w16cex:dateUtc="2026-10-29T19:14:00Z"/>
+  <w16cex:commentExtensible w16cex:durableId="01B469B2">
+    <w16cex:extLst>
+      <w16:ext w16:uri="{CE6994B0-6A32-4C9F-8C6B-6E91EDA988CE}">
+        <cr:reactions xmlns:cr="http://schemas.microsoft.com/office/comments/2020/reactions">
+          <cr:reaction reactionType="1">
+            <cr:reactionInfo dateUtc="2026-10-29T19:11:40Z">
+              <cr:user userId="S::t321760@tjdft.jus.br::71ef89ef-9eb5-4780-8a4d-3f3a792db9c6" userProvider="AD" userName="Marcos Dwayne Saraiva Costa - GDSXSR"/>
+            </cr:reactionInfo>
+          </cr:reaction>
+        </cr:reactions>
+      </w16:ext>
+    </w16cex:extLst>
+  </w16cex:commentExtensible>
+  <w16cex:commentExtensible w16cex:durableId="01478C0A">
+    <w16cex:extLst>
+      <w16:ext w16:uri="{CE6994B0-6A32-4C9F-8C6B-6E91EDA988CE}">
+        <cr:reactions xmlns:cr="http://schemas.microsoft.com/office/comments/2020/reactions">
+          <cr:reaction reactionType="1">
+            <cr:reactionInfo dateUtc="2026-10-29T19:12:26Z">
+              <cr:user userId="S::t321760@tjdft.jus.br::71ef89ef-9eb5-4780-8a4d-3f3a792db9c6" userProvider="AD" userName="Marcos Dwayne Saraiva Costa - GDSXSR"/>
+            </cr:reactionInfo>
+          </cr:reaction>
+        </cr:reactions>
+      </w16:ext>
+    </w16cex:extLst>
+  </w16cex:commentExtensible>
   <w16cex:commentExtensible w16cex:durableId="2536F759" w16cex:dateUtc="2026-10-23T19:17:00Z"/>
   <w16cex:commentExtensible w16cex:durableId="455311A5" w16cex:dateUtc="2026-10-23T20:20:00Z"/>
   <w16cex:commentExtensible w16cex:durableId="4CED214D" w16cex:dateUtc="2026-10-23T20:17:00Z"/>
@@ -7894,14 +9122,25 @@
 <file path=word/commentsIds.xml><?xml version="1.0" encoding="utf-8"?>
 <w16cid:commentsIds xmlns:wpc="http://schemas.microsoft.com/office/word/2010/wordprocessingCanvas" xmlns:cx="http://schemas.microsoft.com/office/drawing/2014/chartex" xmlns:cx1="http://schemas.microsoft.com/office/drawing/2015/9/8/chartex" xmlns:cx2="http://schemas.microsoft.com/office/drawing/2015/10/21/chartex" xmlns:cx3="http://schemas.microsoft.com/office/drawing/2016/5/9/chartex" xmlns:cx4="http://schemas.microsoft.com/office/drawing/2016/5/10/chartex" xmlns:cx5="http://schemas.microsoft.com/office/drawing/2016/5/11/chartex" xmlns:cx6="http://schemas.microsoft.com/office/drawing/2016/5/12/chartex" xmlns:cx7="http://schemas.microsoft.com/office/drawing/2016/5/13/chartex" xmlns:cx8="http://schemas.microsoft.com/office/drawing/2016/5/14/chartex" xmlns:mc="http://schemas.openxmlformats.org/markup-compatibility/2006" xmlns:aink="http://schemas.microsoft.com/office/drawing/2016/ink" xmlns:am3d="http://schemas.microsoft.com/office/drawing/2017/model3d" xmlns:o="urn:schemas-microsoft-com:office:office" xmlns:oel="http://schemas.microsoft.com/office/2019/extlst" xmlns:r="http://schemas.openxmlformats.org/officeDocument/2006/relationships" xmlns:m="http://schemas.openxmlformats.org/officeDocument/2006/math" xmlns:v="urn:schemas-microsoft-com:vml" xmlns:wp14="http://schemas.microsoft.com/office/word/2010/wordprocessingDrawing" xmlns:wp="http://schemas.openxmlformats.org/drawingml/2006/wordprocessingDrawing" xmlns:w10="urn:schemas-microsoft-com:office:word" xmlns:w="http://schemas.openxmlformats.org/wordprocessingml/2006/main" xmlns:w14="http://schemas.microsoft.com/office/word/2010/wordml" xmlns:w15="http://schemas.microsoft.com/office/word/2012/wordml" xmlns:w16cex="http://schemas.microsoft.com/office/word/2018/wordml/cex" xmlns:w16cid="http://schemas.microsoft.com/office/word/2016/wordml/cid" xmlns:w16="http://schemas.microsoft.com/office/word/2018/wordml" xmlns:w16du="http://schemas.microsoft.com/office/word/2023/wordml/word16du" xmlns:w16sdtdh="http://schemas.microsoft.com/office/word/2020/wordml/sdtdatahash" xmlns:w16sdtfl="http://schemas.microsoft.com/office/word/2024/wordml/sdtformatlock" xmlns:w16se="http://schemas.microsoft.com/office/word/2015/wordml/symex" xmlns:wpg="http://schemas.microsoft.com/office/word/2010/wordprocessingGroup" xmlns:wpi="http://schemas.microsoft.com/office/word/2010/wordprocessingInk" xmlns:wne="http://schemas.microsoft.com/office/word/2006/wordml" xmlns:wps="http://schemas.microsoft.com/office/word/2010/wordprocessingShape" mc:Ignorable="w14 w15 w16se w16cid w16 w16cex w16sdtdh w16sdtfl w16du wp14">
   <w16cid:commentId w16cid:paraId="1CFD659D" w16cid:durableId="3EB2B1F6"/>
+  <w16cid:commentId w16cid:paraId="2CC231AE" w16cid:durableId="1AFFA941"/>
+  <w16cid:commentId w16cid:paraId="1E140945" w16cid:durableId="1E140945"/>
+  <w16cid:commentId w16cid:paraId="01B469B2" w16cid:durableId="01B469B2"/>
+  <w16cid:commentId w16cid:paraId="01478C0A" w16cid:durableId="01478C0A"/>
+  <w16cid:commentId w16cid:paraId="30D3FBDB" w16cid:durableId="30D3FBDB"/>
   <w16cid:commentId w16cid:paraId="7EACDEDA" w16cid:durableId="2536F759"/>
+  <w16cid:commentId w16cid:paraId="4F71CF14" w16cid:durableId="4F71CF14"/>
   <w16cid:commentId w16cid:paraId="76709072" w16cid:durableId="455311A5"/>
+  <w16cid:commentId w16cid:paraId="5C2206BF" w16cid:durableId="5C2206BF"/>
   <w16cid:commentId w16cid:paraId="2A4F697D" w16cid:durableId="4CED214D"/>
+  <w16cid:commentId w16cid:paraId="2069B2B1" w16cid:durableId="2069B2B1"/>
   <w16cid:commentId w16cid:paraId="5B1D77DF" w16cid:durableId="085E85DE"/>
   <w16cid:commentId w16cid:paraId="7CA926E6" w16cid:durableId="1AF082EB"/>
+  <w16cid:commentId w16cid:paraId="11F8F9F5" w16cid:durableId="11F8F9F5"/>
   <w16cid:commentId w16cid:paraId="1A05ABAC" w16cid:durableId="697D0DDC"/>
+  <w16cid:commentId w16cid:paraId="1799F4B0" w16cid:durableId="1799F4B0"/>
   <w16cid:commentId w16cid:paraId="3792884E" w16cid:durableId="261B0E99"/>
   <w16cid:commentId w16cid:paraId="19ADB907" w16cid:durableId="3E3D188B"/>
+  <w16cid:commentId w16cid:paraId="084CBEC3" w16cid:durableId="084CBEC3"/>
 </w16cid:commentsIds>
 </file>
 
@@ -7950,7 +9189,6 @@
         <w:docPartUnique/>
       </w:docPartObj>
     </w:sdtPr>
-    <w:sdtEndPr/>
     <w:sdtContent>
       <w:p>
         <w:pPr>
@@ -8505,6 +9743,9 @@
 <w15:people xmlns:wpc="http://schemas.microsoft.com/office/word/2010/wordprocessingCanvas" xmlns:cx="http://schemas.microsoft.com/office/drawing/2014/chartex" xmlns:cx1="http://schemas.microsoft.com/office/drawing/2015/9/8/chartex" xmlns:cx2="http://schemas.microsoft.com/office/drawing/2015/10/21/chartex" xmlns:cx3="http://schemas.microsoft.com/office/drawing/2016/5/9/chartex" xmlns:cx4="http://schemas.microsoft.com/office/drawing/2016/5/10/chartex" xmlns:cx5="http://schemas.microsoft.com/office/drawing/2016/5/11/chartex" xmlns:cx6="http://schemas.microsoft.com/office/drawing/2016/5/12/chartex" xmlns:cx7="http://schemas.microsoft.com/office/drawing/2016/5/13/chartex" xmlns:cx8="http://schemas.microsoft.com/office/drawing/2016/5/14/chartex" xmlns:mc="http://schemas.openxmlformats.org/markup-compatibility/2006" xmlns:aink="http://schemas.microsoft.com/office/drawing/2016/ink" xmlns:am3d="http://schemas.microsoft.com/office/drawing/2017/model3d" xmlns:o="urn:schemas-microsoft-com:office:office" xmlns:oel="http://schemas.microsoft.com/office/2019/extlst" xmlns:r="http://schemas.openxmlformats.org/officeDocument/2006/relationships" xmlns:m="http://schemas.openxmlformats.org/officeDocument/2006/math" xmlns:v="urn:schemas-microsoft-com:vml" xmlns:wp14="http://schemas.microsoft.com/office/word/2010/wordprocessingDrawing" xmlns:wp="http://schemas.openxmlformats.org/drawingml/2006/wordprocessingDrawing" xmlns:w10="urn:schemas-microsoft-com:office:word" xmlns:w="http://schemas.openxmlformats.org/wordprocessingml/2006/main" xmlns:w14="http://schemas.microsoft.com/office/word/2010/wordml" xmlns:w15="http://schemas.microsoft.com/office/word/2012/wordml" xmlns:w16cex="http://schemas.microsoft.com/office/word/2018/wordml/cex" xmlns:w16cid="http://schemas.microsoft.com/office/word/2016/wordml/cid" xmlns:w16="http://schemas.microsoft.com/office/word/2018/wordml" xmlns:w16du="http://schemas.microsoft.com/office/word/2023/wordml/word16du" xmlns:w16sdtdh="http://schemas.microsoft.com/office/word/2020/wordml/sdtdatahash" xmlns:w16sdtfl="http://schemas.microsoft.com/office/word/2024/wordml/sdtformatlock" xmlns:w16se="http://schemas.microsoft.com/office/word/2015/wordml/symex" xmlns:wpg="http://schemas.microsoft.com/office/word/2010/wordprocessingGroup" xmlns:wpi="http://schemas.microsoft.com/office/word/2010/wordprocessingInk" xmlns:wne="http://schemas.microsoft.com/office/word/2006/wordml" xmlns:wps="http://schemas.microsoft.com/office/word/2010/wordprocessingShape" mc:Ignorable="w14 w15 w16se w16cid w16 w16cex w16sdtdh w16sdtfl w16du wp14">
   <w15:person w15:author="Orana Oliveira Guerra - GDSXSR">
     <w15:presenceInfo w15:providerId="AD" w15:userId="S::t313904@tjdft.jus.br::1c50fcbb-d229-49d1-ba31-33ab651e00bf"/>
+  </w15:person>
+  <w15:person w15:author="Marcos Dwayne Saraiva Costa - GDSXSR">
+    <w15:presenceInfo w15:providerId="AD" w15:userId="S::t321760@tjdft.jus.br::71ef89ef-9eb5-4780-8a4d-3f3a792db9c6"/>
   </w15:person>
 </w15:people>
 </file>
@@ -9452,7 +10693,7 @@
     <w:charset w:val="00"/>
     <w:family w:val="swiss"/>
     <w:pitch w:val="variable"/>
-    <w:sig w:usb0="E4002EFF" w:usb1="C200247B" w:usb2="00000009" w:usb3="00000000" w:csb0="000001FF" w:csb1="00000000"/>
+    <w:sig w:usb0="E4002EFF" w:usb1="C000247B" w:usb2="00000009" w:usb3="00000000" w:csb0="000001FF" w:csb1="00000000"/>
   </w:font>
   <w:font w:name="Arial">
     <w:panose1 w:val="020B0604020202020204"/>
@@ -9488,7 +10729,7 @@
     <w:charset w:val="00"/>
     <w:family w:val="swiss"/>
     <w:pitch w:val="variable"/>
-    <w:sig w:usb0="E4002EFF" w:usb1="C200247B" w:usb2="00000009" w:usb3="00000000" w:csb0="000001FF" w:csb1="00000000"/>
+    <w:sig w:usb0="E4002EFF" w:usb1="C000247B" w:usb2="00000009" w:usb3="00000000" w:csb0="000001FF" w:csb1="00000000"/>
   </w:font>
   <w:font w:name="Yu Mincho">
     <w:charset w:val="80"/>
@@ -9550,7 +10791,9 @@
     <w:rsid w:val="008635D2"/>
     <w:rsid w:val="008C4978"/>
     <w:rsid w:val="00962A91"/>
+    <w:rsid w:val="009769D4"/>
     <w:rsid w:val="00BC17BA"/>
+    <w:rsid w:val="00C04C4B"/>
     <w:rsid w:val="00E12EE1"/>
     <w:rsid w:val="00E70501"/>
     <w:rsid w:val="00E83543"/>
@@ -10381,26 +11624,6 @@
 </file>
 
 <file path=customXml/item1.xml><?xml version="1.0" encoding="utf-8"?>
-<p:properties xmlns:p="http://schemas.microsoft.com/office/2006/metadata/properties" xmlns:xsi="http://www.w3.org/2001/XMLSchema-instance" xmlns:pc="http://schemas.microsoft.com/office/infopath/2007/PartnerControls">
-  <documentManagement>
-    <lcf76f155ced4ddcb4097134ff3c332f xmlns="d1930c5e-6cbf-4694-b781-f590bfa80909">
-      <Terms xmlns="http://schemas.microsoft.com/office/infopath/2007/PartnerControls"/>
-    </lcf76f155ced4ddcb4097134ff3c332f>
-    <TaxCatchAll xmlns="2aabb5b7-11a6-4edb-b82f-e91ec49f15ec" xsi:nil="true"/>
-  </documentManagement>
-</p:properties>
-</file>
-
-<file path=customXml/item2.xml><?xml version="1.0" encoding="utf-8"?>
-<?mso-contentType ?>
-<FormTemplates xmlns="http://schemas.microsoft.com/sharepoint/v3/contenttype/forms">
-  <Display>DocumentLibraryForm</Display>
-  <Edit>DocumentLibraryForm</Edit>
-  <New>DocumentLibraryForm</New>
-</FormTemplates>
-</file>
-
-<file path=customXml/item3.xml><?xml version="1.0" encoding="utf-8"?>
 <ct:contentTypeSchema xmlns:ct="http://schemas.microsoft.com/office/2006/metadata/contentType" xmlns:ma="http://schemas.microsoft.com/office/2006/metadata/properties/metaAttributes" ct:_="" ma:_="" ma:contentTypeName="Documento" ma:contentTypeID="0x01010030EFFB71C01CC341AD4918EC9567C969" ma:contentTypeVersion="28" ma:contentTypeDescription="Crie um novo documento." ma:contentTypeScope="" ma:versionID="3cee0f4348c9f87d467916823ae4111d">
   <xsd:schema xmlns:xsd="http://www.w3.org/2001/XMLSchema" xmlns:xs="http://www.w3.org/2001/XMLSchema" xmlns:p="http://schemas.microsoft.com/office/2006/metadata/properties" xmlns:ns2="d1930c5e-6cbf-4694-b781-f590bfa80909" xmlns:ns3="2aabb5b7-11a6-4edb-b82f-e91ec49f15ec" targetNamespace="http://schemas.microsoft.com/office/2006/metadata/properties" ma:root="true" ma:fieldsID="eda96f669a4dc346093512d88a350045" ns2:_="" ns3:_="">
     <xsd:import namespace="d1930c5e-6cbf-4694-b781-f590bfa80909"/>
@@ -10709,26 +11932,27 @@
 </ct:contentTypeSchema>
 </file>
 
-<file path=customXml/itemProps1.xml><?xml version="1.0" encoding="utf-8"?>
-<ds:datastoreItem xmlns:ds="http://schemas.openxmlformats.org/officeDocument/2006/customXml" ds:itemID="{577EA40C-5804-4EEE-9895-1C1C7F48547D}">
-  <ds:schemaRefs>
-    <ds:schemaRef ds:uri="http://schemas.microsoft.com/office/2006/metadata/properties"/>
-    <ds:schemaRef ds:uri="http://schemas.microsoft.com/office/infopath/2007/PartnerControls"/>
-    <ds:schemaRef ds:uri="d1930c5e-6cbf-4694-b781-f590bfa80909"/>
-    <ds:schemaRef ds:uri="2aabb5b7-11a6-4edb-b82f-e91ec49f15ec"/>
-  </ds:schemaRefs>
-</ds:datastoreItem>
+<file path=customXml/item2.xml><?xml version="1.0" encoding="utf-8"?>
+<?mso-contentType ?>
+<FormTemplates xmlns="http://schemas.microsoft.com/sharepoint/v3/contenttype/forms">
+  <Display>DocumentLibraryForm</Display>
+  <Edit>DocumentLibraryForm</Edit>
+  <New>DocumentLibraryForm</New>
+</FormTemplates>
 </file>
 
-<file path=customXml/itemProps2.xml><?xml version="1.0" encoding="utf-8"?>
-<ds:datastoreItem xmlns:ds="http://schemas.openxmlformats.org/officeDocument/2006/customXml" ds:itemID="{8698B7F2-438F-4346-AAA8-B30D71006AEE}">
-  <ds:schemaRefs>
-    <ds:schemaRef ds:uri="http://schemas.microsoft.com/sharepoint/v3/contenttype/forms"/>
-  </ds:schemaRefs>
-</ds:datastoreItem>
+<file path=customXml/item3.xml><?xml version="1.0" encoding="utf-8"?>
+<p:properties xmlns:p="http://schemas.microsoft.com/office/2006/metadata/properties" xmlns:xsi="http://www.w3.org/2001/XMLSchema-instance" xmlns:pc="http://schemas.microsoft.com/office/infopath/2007/PartnerControls">
+  <documentManagement>
+    <lcf76f155ced4ddcb4097134ff3c332f xmlns="d1930c5e-6cbf-4694-b781-f590bfa80909">
+      <Terms xmlns="http://schemas.microsoft.com/office/infopath/2007/PartnerControls"/>
+    </lcf76f155ced4ddcb4097134ff3c332f>
+    <TaxCatchAll xmlns="2aabb5b7-11a6-4edb-b82f-e91ec49f15ec" xsi:nil="true"/>
+  </documentManagement>
+</p:properties>
 </file>
 
-<file path=customXml/itemProps3.xml><?xml version="1.0" encoding="utf-8"?>
+<file path=customXml/itemProps1.xml><?xml version="1.0" encoding="utf-8"?>
 <ds:datastoreItem xmlns:ds="http://schemas.openxmlformats.org/officeDocument/2006/customXml" ds:itemID="{C7ADA436-B5AF-4325-B6E8-1B9A9B6507CC}">
   <ds:schemaRefs>
     <ds:schemaRef ds:uri="http://schemas.microsoft.com/office/2006/metadata/contentType"/>
@@ -10745,4 +11969,23 @@
     <ds:schemaRef ds:uri="http://schemas.microsoft.com/internal/obd"/>
   </ds:schemaRefs>
 </ds:datastoreItem>
+</file>
+
+<file path=customXml/itemProps2.xml><?xml version="1.0" encoding="utf-8"?>
+<ds:datastoreItem xmlns:ds="http://schemas.openxmlformats.org/officeDocument/2006/customXml" ds:itemID="{8698B7F2-438F-4346-AAA8-B30D71006AEE}">
+  <ds:schemaRefs>
+    <ds:schemaRef ds:uri="http://schemas.microsoft.com/sharepoint/v3/contenttype/forms"/>
+  </ds:schemaRefs>
+</ds:datastoreItem>
+</file>
+
+<file path=customXml/itemProps3.xml><?xml version="1.0" encoding="utf-8"?>
+<ds:datastoreItem xmlns:ds="http://schemas.openxmlformats.org/officeDocument/2006/customXml" ds:itemID="{577EA40C-5804-4EEE-9895-1C1C7F48547D}">
+  <ds:schemaRefs>
+    <ds:schemaRef ds:uri="http://schemas.microsoft.com/office/2006/metadata/properties"/>
+    <ds:schemaRef ds:uri="http://schemas.microsoft.com/office/infopath/2007/PartnerControls"/>
+    <ds:schemaRef ds:uri="d1930c5e-6cbf-4694-b781-f590bfa80909"/>
+    <ds:schemaRef ds:uri="2aabb5b7-11a6-4edb-b82f-e91ec49f15ec"/>
+  </ds:schemaRefs>
+</ds:datastoreItem>
 </file>